--- a/quotation-generator/assets/报价单模版-新加坡公司.docx
+++ b/quotation-generator/assets/报价单模版-新加坡公司.docx
@@ -4,121 +4,233 @@
   <w:body>
     <w:p>
       <w:pPr>
-        <w:spacing w:after="0" w:line="280" w:lineRule="auto"/>
+        <w:spacing w:after="0" w:line="240" w:lineRule="auto"/>
+        <w:rPr>
+          <w:rFonts w:hint="default" w:ascii="仿宋" w:hAnsi="仿宋" w:eastAsia="仿宋" w:cs="仿宋"/>
+          <w:sz w:val="24"/>
+          <w:lang w:val="en-US" w:eastAsia="zh-CN"/>
+        </w:rPr>
       </w:pPr>
       <w:r>
         <w:rPr>
-          <w:rFonts w:hint="eastAsia" w:ascii="FangSong" w:hAnsi="FangSong" w:eastAsia="FangSong" w:cs="FangSong"/>
+          <w:rFonts w:hint="eastAsia" w:ascii="仿宋" w:hAnsi="仿宋" w:eastAsia="仿宋" w:cs="仿宋"/>
           <w:sz w:val="24"/>
-          <w:szCs w:val="24"/>
           <w:lang w:val="en-US" w:eastAsia="zh-CN"/>
         </w:rPr>
-        <w:t>公司名称     ：</w:t>
+        <w:t>公司名称    ：SHT INTERNATIONAL PTE</w:t>
+      </w:r>
+      <w:r>
+        <w:rPr>
+          <w:rFonts w:hint="default" w:ascii="仿宋" w:hAnsi="仿宋" w:eastAsia="仿宋" w:cs="仿宋"/>
+          <w:sz w:val="24"/>
+          <w:lang w:val="en-US" w:eastAsia="zh-CN"/>
+        </w:rPr>
+        <w:t>.LTD.</w:t>
       </w:r>
     </w:p>
     <w:p>
       <w:pPr>
-        <w:spacing w:after="0" w:line="280" w:lineRule="auto"/>
+        <w:spacing w:after="0" w:line="240" w:lineRule="auto"/>
+        <w:rPr>
+          <w:rFonts w:hint="default" w:ascii="仿宋" w:hAnsi="仿宋" w:eastAsia="仿宋" w:cs="仿宋"/>
+          <w:sz w:val="24"/>
+          <w:lang w:val="en-US" w:eastAsia="zh-CN"/>
+        </w:rPr>
       </w:pPr>
       <w:r>
         <w:rPr>
-          <w:rFonts w:hint="eastAsia" w:ascii="FangSong" w:hAnsi="FangSong" w:eastAsia="FangSong" w:cs="FangSong"/>
+          <w:rFonts w:hint="eastAsia" w:ascii="仿宋" w:hAnsi="仿宋" w:eastAsia="仿宋" w:cs="仿宋"/>
           <w:sz w:val="24"/>
-          <w:szCs w:val="24"/>
           <w:lang w:val="en-US" w:eastAsia="zh-CN"/>
         </w:rPr>
-        <w:t>联系人      ：</w:t>
+        <w:t>联系人</w:t>
+      </w:r>
+      <w:r>
+        <w:rPr>
+          <w:rFonts w:hint="eastAsia" w:ascii="仿宋" w:hAnsi="仿宋" w:eastAsia="仿宋" w:cs="仿宋"/>
+          <w:sz w:val="24"/>
+          <w:lang w:val="en-US" w:eastAsia="zh-CN"/>
+        </w:rPr>
+        <w:tab/>
+      </w:r>
+      <w:r>
+        <w:rPr>
+          <w:rFonts w:hint="eastAsia" w:ascii="仿宋" w:hAnsi="仿宋" w:eastAsia="仿宋" w:cs="仿宋"/>
+          <w:sz w:val="24"/>
+          <w:lang w:val="en-US" w:eastAsia="zh-CN"/>
+        </w:rPr>
+        <w:t>：Zhang Sansan</w:t>
       </w:r>
     </w:p>
     <w:p>
       <w:pPr>
-        <w:spacing w:after="0" w:line="280" w:lineRule="auto"/>
+        <w:spacing w:after="0" w:line="240" w:lineRule="auto"/>
+        <w:rPr>
+          <w:rFonts w:hint="eastAsia" w:ascii="仿宋" w:hAnsi="仿宋" w:eastAsia="仿宋" w:cs="仿宋"/>
+          <w:sz w:val="24"/>
+          <w:lang w:val="en-US" w:eastAsia="zh-CN"/>
+        </w:rPr>
       </w:pPr>
       <w:r>
         <w:rPr>
-          <w:rFonts w:hint="eastAsia" w:ascii="FangSong" w:hAnsi="FangSong" w:eastAsia="FangSong" w:cs="FangSong"/>
+          <w:rFonts w:hint="eastAsia" w:ascii="仿宋" w:hAnsi="仿宋" w:eastAsia="仿宋" w:cs="仿宋"/>
           <w:sz w:val="24"/>
-          <w:szCs w:val="24"/>
           <w:lang w:val="en-US" w:eastAsia="zh-CN"/>
         </w:rPr>
-        <w:t>联系方式     ：</w:t>
+        <w:t>联系方式    ：13666668888</w:t>
       </w:r>
     </w:p>
     <w:p>
       <w:pPr>
-        <w:spacing w:after="0" w:line="280" w:lineRule="auto"/>
+        <w:spacing w:after="0" w:line="240" w:lineRule="auto"/>
+        <w:rPr>
+          <w:rFonts w:hint="eastAsia" w:ascii="仿宋" w:hAnsi="仿宋" w:eastAsia="仿宋" w:cs="仿宋"/>
+          <w:sz w:val="24"/>
+          <w:lang w:val="en-US" w:eastAsia="zh-CN"/>
+        </w:rPr>
       </w:pPr>
       <w:r>
         <w:rPr>
-          <w:rFonts w:hint="eastAsia" w:ascii="FangSong" w:hAnsi="FangSong" w:eastAsia="FangSong" w:cs="FangSong"/>
+          <w:rFonts w:hint="eastAsia" w:ascii="仿宋" w:hAnsi="仿宋" w:eastAsia="仿宋" w:cs="仿宋"/>
           <w:sz w:val="24"/>
-          <w:szCs w:val="24"/>
+        </w:rPr>
+        <w:t>报价日期</w:t>
+      </w:r>
+      <w:r>
+        <w:rPr>
+          <w:rFonts w:hint="eastAsia" w:ascii="仿宋" w:hAnsi="仿宋" w:eastAsia="仿宋" w:cs="仿宋"/>
+          <w:sz w:val="24"/>
+        </w:rPr>
+        <w:tab/>
+      </w:r>
+      <w:r>
+        <w:rPr>
+          <w:rFonts w:hint="eastAsia" w:ascii="仿宋" w:hAnsi="仿宋" w:eastAsia="仿宋" w:cs="仿宋"/>
+          <w:sz w:val="24"/>
+        </w:rPr>
+        <w:t>：</w:t>
+      </w:r>
+      <w:r>
+        <w:rPr>
+          <w:rFonts w:hint="eastAsia" w:ascii="仿宋" w:hAnsi="仿宋" w:eastAsia="仿宋" w:cs="仿宋"/>
+          <w:sz w:val="24"/>
           <w:lang w:val="en-US" w:eastAsia="zh-CN"/>
         </w:rPr>
-        <w:t>报价日期     ：2026年8月5日</w:t>
+        <w:t>2026.6.6</w:t>
       </w:r>
     </w:p>
     <w:p>
       <w:pPr>
-        <w:spacing w:after="0" w:line="280" w:lineRule="auto"/>
+        <w:spacing w:after="0" w:line="240" w:lineRule="auto"/>
+        <w:rPr>
+          <w:rFonts w:hint="eastAsia" w:ascii="仿宋" w:hAnsi="仿宋" w:eastAsia="仿宋" w:cs="仿宋"/>
+          <w:sz w:val="24"/>
+          <w:lang w:val="en-US" w:eastAsia="zh-CN"/>
+        </w:rPr>
       </w:pPr>
       <w:r>
         <w:rPr>
-          <w:rFonts w:hint="eastAsia" w:ascii="FangSong" w:hAnsi="FangSong" w:eastAsia="FangSong" w:cs="FangSong"/>
+          <w:rFonts w:hint="eastAsia" w:ascii="仿宋" w:hAnsi="仿宋" w:eastAsia="仿宋" w:cs="仿宋"/>
           <w:sz w:val="24"/>
-          <w:szCs w:val="24"/>
           <w:lang w:val="en-US" w:eastAsia="zh-CN"/>
         </w:rPr>
-        <w:t>合同号       ：</w:t>
+        <w:t>合同号      ：SHMSG/V/2026/S999</w:t>
       </w:r>
     </w:p>
     <w:p>
       <w:pPr>
         <w:pBdr>
-          <w:bottom w:val="single" w:color="4472C4" w:sz="4" w:space="1"/>
+          <w:bottom w:val="single" w:color="4472C4" w:themeColor="accent1" w:sz="4" w:space="1"/>
         </w:pBdr>
-        <w:spacing w:before="200" w:after="280" w:line="280" w:lineRule="auto"/>
+        <w:spacing w:before="200" w:after="280"/>
         <w:ind w:left="936" w:right="936"/>
         <w:jc w:val="center"/>
+        <w:rPr>
+          <w:rFonts w:hint="eastAsia" w:ascii="仿宋" w:hAnsi="仿宋" w:eastAsia="仿宋" w:cs="仿宋"/>
+          <w:b/>
+          <w:bCs/>
+          <w:iCs/>
+          <w:color w:val="4472C4" w:themeColor="accent1"/>
+          <w:sz w:val="40"/>
+          <w:szCs w:val="40"/>
+          <w14:textFill>
+            <w14:solidFill>
+              <w14:schemeClr w14:val="accent1"/>
+            </w14:solidFill>
+          </w14:textFill>
+        </w:rPr>
       </w:pPr>
       <w:r>
         <w:rPr>
-          <w:rFonts w:hint="eastAsia" w:ascii="FangSong" w:hAnsi="FangSong" w:eastAsia="FangSong" w:cs="FangSong"/>
+          <w:rFonts w:hint="eastAsia" w:ascii="仿宋" w:hAnsi="仿宋" w:eastAsia="仿宋" w:cs="仿宋"/>
           <w:b/>
           <w:bCs/>
-          <w:color w:val="4472C4"/>
-          <w:sz w:val="38"/>
-          <w:szCs w:val="38"/>
+          <w:iCs/>
+          <w:color w:val="4472C4" w:themeColor="accent1"/>
+          <w:sz w:val="40"/>
+          <w:szCs w:val="40"/>
           <w:lang w:val="en-US" w:eastAsia="zh-CN"/>
+          <w14:textFill>
+            <w14:solidFill>
+              <w14:schemeClr w14:val="accent1"/>
+            </w14:solidFill>
+          </w14:textFill>
         </w:rPr>
         <w:t>新加坡投资</w:t>
       </w:r>
       <w:r>
         <w:rPr>
-          <w:rFonts w:hint="eastAsia" w:ascii="FangSong" w:hAnsi="FangSong" w:eastAsia="FangSong" w:cs="FangSong"/>
+          <w:rFonts w:hint="eastAsia" w:ascii="仿宋" w:hAnsi="仿宋" w:eastAsia="仿宋" w:cs="仿宋"/>
           <w:b/>
           <w:bCs/>
-          <w:color w:val="4472C4"/>
-          <w:sz w:val="36"/>
-          <w:szCs w:val="36"/>
-          <w:lang w:val="en-US" w:eastAsia="zh-CN"/>
-        </w:rPr>
-        <w:t>综合服务方案</w:t>
+          <w:iCs/>
+          <w:color w:val="4472C4" w:themeColor="accent1"/>
+          <w:sz w:val="40"/>
+          <w:szCs w:val="40"/>
+          <w:lang w:val="en-US"/>
+          <w14:textFill>
+            <w14:solidFill>
+              <w14:schemeClr w14:val="accent1"/>
+            </w14:solidFill>
+          </w14:textFill>
+        </w:rPr>
+        <w:t>配套服务方案</w:t>
       </w:r>
     </w:p>
     <w:p>
       <w:pPr>
-        <w:spacing w:after="0" w:line="280" w:lineRule="auto"/>
+        <w:pStyle w:val="25"/>
+        <w:spacing w:after="0" w:line="240" w:lineRule="auto"/>
+        <w:ind w:left="0"/>
+        <w:rPr>
+          <w:rFonts w:hint="eastAsia" w:ascii="仿宋" w:hAnsi="仿宋" w:eastAsia="仿宋" w:cs="仿宋"/>
+          <w:b/>
+          <w:bCs/>
+          <w:color w:val="000000" w:themeColor="text1"/>
+          <w:sz w:val="28"/>
+          <w:szCs w:val="28"/>
+          <w:lang w:val="en-US"/>
+          <w14:textFill>
+            <w14:solidFill>
+              <w14:schemeClr w14:val="tx1"/>
+            </w14:solidFill>
+          </w14:textFill>
+        </w:rPr>
       </w:pPr>
       <w:r>
         <w:rPr>
-          <w:rFonts w:hint="eastAsia" w:ascii="FangSong" w:hAnsi="FangSong" w:eastAsia="FangSong" w:cs="FangSong"/>
+          <w:rFonts w:hint="eastAsia" w:ascii="仿宋" w:hAnsi="仿宋" w:eastAsia="仿宋" w:cs="仿宋"/>
           <w:b/>
           <w:bCs/>
-          <w:color w:val="000000"/>
+          <w:color w:val="000000" w:themeColor="text1"/>
           <w:sz w:val="28"/>
           <w:szCs w:val="28"/>
-          <w:lang w:val="en-US" w:eastAsia="zh-CN"/>
+          <w:lang w:val="en-US"/>
+          <w14:textFill>
+            <w14:solidFill>
+              <w14:schemeClr w14:val="tx1"/>
+            </w14:solidFill>
+          </w14:textFill>
         </w:rPr>
         <w:t>1.服务内容</w:t>
       </w:r>
@@ -126,8 +238,10 @@
     <w:tbl>
       <w:tblPr>
         <w:tblStyle w:val="11"/>
-        <w:tblW w:w="9790" w:type="dxa"/>
-        <w:tblInd w:w="-439" w:type="dxa"/>
+        <w:tblpPr w:leftFromText="180" w:rightFromText="180" w:vertAnchor="text" w:horzAnchor="page" w:tblpX="1121" w:tblpY="374"/>
+        <w:tblOverlap w:val="never"/>
+        <w:tblW w:w="10034" w:type="dxa"/>
+        <w:tblInd w:w="0" w:type="dxa"/>
         <w:tblBorders>
           <w:top w:val="single" w:color="auto" w:sz="4" w:space="0"/>
           <w:left w:val="single" w:color="auto" w:sz="4" w:space="0"/>
@@ -138,42 +252,48 @@
         </w:tblBorders>
         <w:tblLayout w:type="fixed"/>
         <w:tblCellMar>
-          <w:top w:w="60" w:type="dxa"/>
+          <w:top w:w="0" w:type="dxa"/>
           <w:left w:w="108" w:type="dxa"/>
-          <w:bottom w:w="60" w:type="dxa"/>
+          <w:bottom w:w="0" w:type="dxa"/>
           <w:right w:w="108" w:type="dxa"/>
         </w:tblCellMar>
       </w:tblPr>
       <w:tblGrid>
-        <w:gridCol w:w="555"/>
-        <w:gridCol w:w="2514"/>
-        <w:gridCol w:w="1050"/>
-        <w:gridCol w:w="2000"/>
-        <w:gridCol w:w="3671"/>
+        <w:gridCol w:w="431"/>
+        <w:gridCol w:w="2714"/>
+        <w:gridCol w:w="765"/>
+        <w:gridCol w:w="1873"/>
+        <w:gridCol w:w="4251"/>
       </w:tblGrid>
       <w:tr>
         <w:trPr>
-          <w:trHeight w:val="564" w:hRule="atLeast"/>
+          <w:trHeight w:val="622" w:hRule="atLeast"/>
         </w:trPr>
         <w:tc>
           <w:tcPr>
-            <w:tcW w:w="555" w:type="dxa"/>
-            <w:shd w:val="clear" w:color="auto" w:fill="BDD6EE"/>
+            <w:tcW w:w="431" w:type="dxa"/>
+            <w:shd w:val="clear" w:color="auto" w:fill="BDD6EE" w:themeFill="accent5" w:themeFillTint="66"/>
             <w:vAlign w:val="center"/>
           </w:tcPr>
           <w:p>
             <w:pPr>
-              <w:spacing w:after="0" w:line="280" w:lineRule="auto"/>
+              <w:spacing w:line="240" w:lineRule="auto"/>
+              <w:ind w:left="-288" w:right="-288"/>
+              <w:contextualSpacing/>
               <w:jc w:val="center"/>
-            </w:pPr>
-            <w:r>
-              <w:rPr>
-                <w:rFonts w:hint="eastAsia" w:ascii="FangSong" w:hAnsi="FangSong" w:eastAsia="FangSong" w:cs="FangSong"/>
+              <w:rPr>
+                <w:rFonts w:hint="eastAsia" w:ascii="仿宋" w:hAnsi="仿宋" w:eastAsia="仿宋" w:cs="仿宋"/>
                 <w:b/>
-                <w:bCs/>
-                <w:sz w:val="24"/>
-                <w:szCs w:val="24"/>
-                <w:lang w:val="en-US" w:eastAsia="zh-CN"/>
+                <w:sz w:val="20"/>
+                <w:szCs w:val="20"/>
+              </w:rPr>
+            </w:pPr>
+            <w:r>
+              <w:rPr>
+                <w:rFonts w:hint="eastAsia" w:ascii="仿宋" w:hAnsi="仿宋" w:eastAsia="仿宋" w:cs="仿宋"/>
+                <w:b/>
+                <w:sz w:val="20"/>
+                <w:szCs w:val="20"/>
               </w:rPr>
               <w:t>序号</w:t>
             </w:r>
@@ -181,23 +301,28 @@
         </w:tc>
         <w:tc>
           <w:tcPr>
-            <w:tcW w:w="2514" w:type="dxa"/>
-            <w:shd w:val="clear" w:color="auto" w:fill="BDD6EE"/>
+            <w:tcW w:w="2714" w:type="dxa"/>
+            <w:shd w:val="clear" w:color="auto" w:fill="BDD6EE" w:themeFill="accent5" w:themeFillTint="66"/>
             <w:vAlign w:val="center"/>
           </w:tcPr>
           <w:p>
             <w:pPr>
-              <w:spacing w:after="0" w:line="280" w:lineRule="auto"/>
+              <w:spacing w:line="240" w:lineRule="auto"/>
+              <w:contextualSpacing/>
               <w:jc w:val="center"/>
-            </w:pPr>
-            <w:r>
-              <w:rPr>
-                <w:rFonts w:hint="eastAsia" w:ascii="FangSong" w:hAnsi="FangSong" w:eastAsia="FangSong" w:cs="FangSong"/>
+              <w:rPr>
+                <w:rFonts w:hint="eastAsia" w:ascii="仿宋" w:hAnsi="仿宋" w:eastAsia="仿宋" w:cs="仿宋"/>
                 <w:b/>
-                <w:bCs/>
-                <w:sz w:val="24"/>
-                <w:szCs w:val="24"/>
-                <w:lang w:val="en-US" w:eastAsia="zh-CN"/>
+                <w:sz w:val="20"/>
+                <w:szCs w:val="20"/>
+              </w:rPr>
+            </w:pPr>
+            <w:r>
+              <w:rPr>
+                <w:rFonts w:hint="eastAsia" w:ascii="仿宋" w:hAnsi="仿宋" w:eastAsia="仿宋" w:cs="仿宋"/>
+                <w:b/>
+                <w:sz w:val="20"/>
+                <w:szCs w:val="20"/>
               </w:rPr>
               <w:t>服务内容</w:t>
             </w:r>
@@ -205,105 +330,142 @@
         </w:tc>
         <w:tc>
           <w:tcPr>
-            <w:tcW w:w="1050" w:type="dxa"/>
-            <w:shd w:val="clear" w:color="auto" w:fill="BDD6EE"/>
+            <w:tcW w:w="765" w:type="dxa"/>
+            <w:shd w:val="clear" w:color="auto" w:fill="BDD6EE" w:themeFill="accent5" w:themeFillTint="66"/>
             <w:vAlign w:val="center"/>
           </w:tcPr>
           <w:p>
             <w:pPr>
-              <w:spacing w:after="0" w:line="280" w:lineRule="auto"/>
+              <w:spacing w:line="240" w:lineRule="auto"/>
+              <w:contextualSpacing/>
               <w:jc w:val="center"/>
-            </w:pPr>
-            <w:r>
-              <w:rPr>
-                <w:rFonts w:hint="eastAsia" w:ascii="FangSong" w:hAnsi="FangSong" w:eastAsia="FangSong" w:cs="FangSong"/>
+              <w:rPr>
+                <w:rFonts w:hint="eastAsia" w:ascii="仿宋" w:hAnsi="仿宋" w:eastAsia="仿宋" w:cs="仿宋"/>
                 <w:b/>
                 <w:bCs/>
-                <w:sz w:val="24"/>
-                <w:szCs w:val="24"/>
-                <w:lang w:val="en-US" w:eastAsia="zh-CN"/>
-              </w:rPr>
-              <w:t>时间</w:t>
-            </w:r>
-          </w:p>
-          <w:p>
-            <w:pPr>
-              <w:spacing w:after="0" w:line="280" w:lineRule="auto"/>
-              <w:jc w:val="center"/>
-            </w:pPr>
-            <w:r>
-              <w:rPr>
-                <w:rFonts w:hint="eastAsia" w:ascii="FangSong" w:hAnsi="FangSong" w:eastAsia="FangSong" w:cs="FangSong"/>
+                <w:sz w:val="20"/>
+                <w:szCs w:val="20"/>
+                <w:lang w:eastAsia="zh-CN"/>
+              </w:rPr>
+            </w:pPr>
+            <w:r>
+              <w:rPr>
+                <w:rFonts w:hint="eastAsia" w:ascii="仿宋" w:hAnsi="仿宋" w:eastAsia="仿宋" w:cs="仿宋"/>
                 <w:b/>
                 <w:bCs/>
-                <w:sz w:val="24"/>
-                <w:szCs w:val="24"/>
-                <w:lang w:val="en-US" w:eastAsia="zh-CN"/>
-              </w:rPr>
-              <w:t>工作日</w:t>
+                <w:sz w:val="20"/>
+                <w:szCs w:val="20"/>
+                <w:lang w:val="en-US" w:eastAsia="zh-CN"/>
+              </w:rPr>
+              <w:t>数量</w:t>
             </w:r>
           </w:p>
         </w:tc>
         <w:tc>
           <w:tcPr>
-            <w:tcW w:w="2000" w:type="dxa"/>
-            <w:shd w:val="clear" w:color="auto" w:fill="BDD6EE"/>
+            <w:tcW w:w="1873" w:type="dxa"/>
+            <w:shd w:val="clear" w:color="auto" w:fill="BDD6EE" w:themeFill="accent5" w:themeFillTint="66"/>
             <w:vAlign w:val="center"/>
           </w:tcPr>
           <w:p>
             <w:pPr>
-              <w:spacing w:after="0" w:line="280" w:lineRule="auto"/>
+              <w:spacing w:line="240" w:lineRule="auto"/>
+              <w:contextualSpacing/>
               <w:jc w:val="center"/>
-            </w:pPr>
-            <w:r>
-              <w:rPr>
-                <w:rFonts w:hint="eastAsia" w:ascii="FangSong" w:hAnsi="FangSong" w:eastAsia="FangSong" w:cs="FangSong"/>
+              <w:rPr>
+                <w:rFonts w:hint="eastAsia" w:ascii="仿宋" w:hAnsi="仿宋" w:eastAsia="仿宋" w:cs="仿宋"/>
                 <w:b/>
                 <w:bCs/>
-                <w:sz w:val="24"/>
-                <w:szCs w:val="24"/>
-                <w:lang w:val="en-US" w:eastAsia="zh-CN"/>
+                <w:sz w:val="20"/>
+                <w:szCs w:val="20"/>
+              </w:rPr>
+            </w:pPr>
+            <w:r>
+              <w:rPr>
+                <w:rFonts w:hint="eastAsia" w:ascii="仿宋" w:hAnsi="仿宋" w:eastAsia="仿宋" w:cs="仿宋"/>
+                <w:b/>
+                <w:bCs/>
+                <w:sz w:val="20"/>
+                <w:szCs w:val="20"/>
+                <w:lang w:val="en-US"/>
               </w:rPr>
               <w:t>价格</w:t>
             </w:r>
           </w:p>
           <w:p>
             <w:pPr>
-              <w:spacing w:after="0" w:line="280" w:lineRule="auto"/>
+              <w:spacing w:line="240" w:lineRule="auto"/>
+              <w:contextualSpacing/>
               <w:jc w:val="center"/>
-            </w:pPr>
-            <w:r>
-              <w:rPr>
-                <w:rFonts w:hint="eastAsia" w:ascii="FangSong" w:hAnsi="FangSong" w:eastAsia="FangSong" w:cs="FangSong"/>
+              <w:rPr>
+                <w:rFonts w:hint="eastAsia" w:ascii="仿宋" w:hAnsi="仿宋" w:eastAsia="仿宋" w:cs="仿宋"/>
                 <w:b/>
                 <w:bCs/>
-                <w:sz w:val="24"/>
-                <w:szCs w:val="24"/>
-                <w:lang w:val="en-US" w:eastAsia="zh-CN"/>
-              </w:rPr>
-              <w:t>(新币)</w:t>
+                <w:sz w:val="20"/>
+                <w:szCs w:val="20"/>
+              </w:rPr>
+            </w:pPr>
+            <w:r>
+              <w:rPr>
+                <w:rFonts w:hint="eastAsia" w:ascii="仿宋" w:hAnsi="仿宋" w:eastAsia="仿宋" w:cs="仿宋"/>
+                <w:b/>
+                <w:bCs/>
+                <w:sz w:val="20"/>
+                <w:szCs w:val="20"/>
+                <w:lang w:val="en-US"/>
+              </w:rPr>
+              <w:t>(</w:t>
+            </w:r>
+            <w:r>
+              <w:rPr>
+                <w:rFonts w:hint="eastAsia" w:ascii="仿宋" w:hAnsi="仿宋" w:eastAsia="仿宋" w:cs="仿宋"/>
+                <w:b/>
+                <w:bCs/>
+                <w:sz w:val="20"/>
+                <w:szCs w:val="20"/>
+                <w:lang w:val="en-US" w:eastAsia="zh-CN"/>
+              </w:rPr>
+              <w:t>新币</w:t>
+            </w:r>
+            <w:r>
+              <w:rPr>
+                <w:rFonts w:hint="eastAsia" w:ascii="仿宋" w:hAnsi="仿宋" w:eastAsia="仿宋" w:cs="仿宋"/>
+                <w:b/>
+                <w:bCs/>
+                <w:sz w:val="20"/>
+                <w:szCs w:val="20"/>
+                <w:lang w:val="en-US"/>
+              </w:rPr>
+              <w:t>)</w:t>
             </w:r>
           </w:p>
         </w:tc>
         <w:tc>
           <w:tcPr>
-            <w:tcW w:w="3671" w:type="dxa"/>
-            <w:shd w:val="clear" w:color="auto" w:fill="BDD6EE"/>
+            <w:tcW w:w="4251" w:type="dxa"/>
+            <w:shd w:val="clear" w:color="auto" w:fill="BDD6EE" w:themeFill="accent5" w:themeFillTint="66"/>
             <w:vAlign w:val="center"/>
           </w:tcPr>
           <w:p>
             <w:pPr>
-              <w:spacing w:after="0" w:line="280" w:lineRule="auto"/>
+              <w:spacing w:line="240" w:lineRule="auto"/>
+              <w:contextualSpacing/>
               <w:jc w:val="center"/>
-            </w:pPr>
-            <w:r>
-              <w:rPr>
-                <w:rFonts w:hint="eastAsia" w:ascii="FangSong" w:hAnsi="FangSong" w:eastAsia="FangSong" w:cs="FangSong"/>
+              <w:rPr>
+                <w:rFonts w:hint="eastAsia" w:ascii="仿宋" w:hAnsi="仿宋" w:eastAsia="仿宋" w:cs="仿宋"/>
                 <w:b/>
                 <w:bCs/>
-                <w:sz w:val="24"/>
-                <w:szCs w:val="24"/>
-                <w:lang w:val="en-US" w:eastAsia="zh-CN"/>
+                <w:sz w:val="20"/>
+                <w:szCs w:val="20"/>
+              </w:rPr>
+            </w:pPr>
+            <w:r>
+              <w:rPr>
+                <w:rFonts w:hint="eastAsia" w:ascii="仿宋" w:hAnsi="仿宋" w:eastAsia="仿宋" w:cs="仿宋"/>
+                <w:b/>
+                <w:bCs/>
+                <w:sz w:val="20"/>
+                <w:szCs w:val="20"/>
               </w:rPr>
               <w:t>备注</w:t>
             </w:r>
@@ -316,20 +478,28 @@
         </w:trPr>
         <w:tc>
           <w:tcPr>
-            <w:tcW w:w="555" w:type="dxa"/>
-            <w:vAlign w:val="top"/>
+            <w:tcW w:w="431" w:type="dxa"/>
+            <w:vAlign w:val="center"/>
           </w:tcPr>
           <w:p>
             <w:pPr>
-              <w:spacing w:after="0" w:line="280" w:lineRule="auto"/>
+              <w:spacing w:after="0" w:line="240" w:lineRule="auto"/>
               <w:jc w:val="center"/>
-            </w:pPr>
-            <w:r>
-              <w:rPr>
-                <w:rFonts w:hint="eastAsia" w:ascii="FangSong" w:hAnsi="FangSong" w:eastAsia="FangSong" w:cs="FangSong"/>
-                <w:sz w:val="24"/>
-                <w:szCs w:val="24"/>
-                <w:lang w:val="en-US" w:eastAsia="zh-CN"/>
+              <w:rPr>
+                <w:rFonts w:hint="eastAsia" w:ascii="仿宋" w:hAnsi="仿宋" w:eastAsia="仿宋" w:cs="仿宋"/>
+                <w:bCs/>
+                <w:sz w:val="20"/>
+                <w:szCs w:val="20"/>
+                <w:lang w:val="en-US"/>
+              </w:rPr>
+            </w:pPr>
+            <w:r>
+              <w:rPr>
+                <w:rFonts w:hint="eastAsia" w:ascii="仿宋" w:hAnsi="仿宋" w:eastAsia="仿宋" w:cs="仿宋"/>
+                <w:bCs/>
+                <w:sz w:val="20"/>
+                <w:szCs w:val="20"/>
+                <w:lang w:val="en-US"/>
               </w:rPr>
               <w:t>1</w:t>
             </w:r>
@@ -337,20 +507,28 @@
         </w:tc>
         <w:tc>
           <w:tcPr>
-            <w:tcW w:w="2514" w:type="dxa"/>
-            <w:vAlign w:val="top"/>
+            <w:tcW w:w="2714" w:type="dxa"/>
+            <w:vAlign w:val="center"/>
           </w:tcPr>
           <w:p>
             <w:pPr>
-              <w:spacing w:after="0" w:line="280" w:lineRule="auto"/>
-            </w:pPr>
-            <w:r>
-              <w:rPr>
-                <w:rFonts w:hint="eastAsia" w:ascii="FangSong" w:hAnsi="FangSong" w:eastAsia="FangSong" w:cs="FangSong"/>
-                <w:b/>
-                <w:bCs/>
-                <w:sz w:val="24"/>
-                <w:szCs w:val="24"/>
+              <w:spacing w:after="0" w:line="240" w:lineRule="auto"/>
+              <w:jc w:val="center"/>
+              <w:rPr>
+                <w:rFonts w:hint="eastAsia" w:ascii="仿宋" w:hAnsi="仿宋" w:eastAsia="仿宋" w:cs="仿宋"/>
+                <w:bCs/>
+                <w:sz w:val="20"/>
+                <w:szCs w:val="20"/>
+                <w:lang w:val="en-US"/>
+              </w:rPr>
+            </w:pPr>
+            <w:r>
+              <w:rPr>
+                <w:rFonts w:hint="eastAsia" w:ascii="仿宋" w:hAnsi="仿宋" w:eastAsia="仿宋" w:cs="仿宋"/>
+                <w:b w:val="0"/>
+                <w:bCs w:val="0"/>
+                <w:sz w:val="20"/>
+                <w:szCs w:val="20"/>
                 <w:lang w:val="en-US" w:eastAsia="zh-CN"/>
               </w:rPr>
               <w:t>新加坡公司年度企业所得税申报</w:t>
@@ -359,60 +537,87 @@
         </w:tc>
         <w:tc>
           <w:tcPr>
-            <w:tcW w:w="1050" w:type="dxa"/>
-            <w:vAlign w:val="top"/>
+            <w:tcW w:w="765" w:type="dxa"/>
+            <w:vAlign w:val="center"/>
           </w:tcPr>
           <w:p>
             <w:pPr>
-              <w:spacing w:after="0" w:line="280" w:lineRule="auto"/>
+              <w:spacing w:after="0" w:line="240" w:lineRule="auto"/>
               <w:jc w:val="center"/>
-            </w:pPr>
-            <w:r>
-              <w:rPr>
-                <w:rFonts w:hint="eastAsia" w:ascii="FangSong" w:hAnsi="FangSong" w:eastAsia="FangSong" w:cs="FangSong"/>
-                <w:sz w:val="24"/>
-                <w:szCs w:val="24"/>
-                <w:lang w:val="en-US" w:eastAsia="zh-CN"/>
-              </w:rPr>
-              <w:t>15个工作日</w:t>
+              <w:rPr>
+                <w:rFonts w:hint="eastAsia" w:ascii="仿宋" w:hAnsi="仿宋" w:eastAsia="仿宋" w:cs="仿宋"/>
+                <w:bCs/>
+                <w:sz w:val="20"/>
+                <w:szCs w:val="20"/>
+                <w:lang w:val="en-US" w:eastAsia="zh-CN"/>
+              </w:rPr>
+            </w:pPr>
+            <w:r>
+              <w:rPr>
+                <w:rFonts w:hint="eastAsia" w:ascii="仿宋" w:hAnsi="仿宋" w:eastAsia="仿宋" w:cs="仿宋"/>
+                <w:bCs/>
+                <w:sz w:val="20"/>
+                <w:szCs w:val="20"/>
+                <w:lang w:val="en-US" w:eastAsia="zh-CN"/>
+              </w:rPr>
+              <w:t>1</w:t>
             </w:r>
           </w:p>
         </w:tc>
         <w:tc>
           <w:tcPr>
-            <w:tcW w:w="2000" w:type="dxa"/>
-            <w:vAlign w:val="top"/>
+            <w:tcW w:w="1873" w:type="dxa"/>
+            <w:vAlign w:val="center"/>
           </w:tcPr>
           <w:p>
             <w:pPr>
-              <w:spacing w:after="0" w:line="280" w:lineRule="auto"/>
-              <w:jc w:val="right"/>
-            </w:pPr>
-            <w:r>
-              <w:rPr>
-                <w:rFonts w:hint="eastAsia" w:ascii="FangSong" w:hAnsi="FangSong" w:eastAsia="FangSong" w:cs="FangSong"/>
-                <w:sz w:val="20"/>
-                <w:szCs w:val="20"/>
-                <w:lang w:val="en-US" w:eastAsia="zh-CN"/>
-              </w:rPr>
-              <w:t>S$ 1,190</w:t>
+              <w:spacing w:after="0" w:line="240" w:lineRule="auto"/>
+              <w:jc w:val="center"/>
+              <w:rPr>
+                <w:rFonts w:hint="eastAsia" w:ascii="仿宋" w:hAnsi="仿宋" w:eastAsia="仿宋" w:cs="仿宋"/>
+                <w:sz w:val="20"/>
+                <w:szCs w:val="20"/>
+                <w:lang w:val="en-US" w:eastAsia="zh-CN"/>
+              </w:rPr>
+            </w:pPr>
+            <w:r>
+              <w:rPr>
+                <w:rFonts w:hint="eastAsia" w:ascii="仿宋" w:hAnsi="仿宋" w:eastAsia="仿宋" w:cs="仿宋"/>
+                <w:sz w:val="20"/>
+                <w:szCs w:val="20"/>
+                <w:lang w:val="en-US" w:eastAsia="zh-CN"/>
+              </w:rPr>
+              <w:t>1,190</w:t>
             </w:r>
           </w:p>
         </w:tc>
         <w:tc>
           <w:tcPr>
-            <w:tcW w:w="3671" w:type="dxa"/>
-            <w:vAlign w:val="top"/>
+            <w:tcW w:w="4251" w:type="dxa"/>
+            <w:vAlign w:val="center"/>
           </w:tcPr>
           <w:p>
             <w:pPr>
-              <w:spacing w:after="0" w:line="280" w:lineRule="auto"/>
-            </w:pPr>
-            <w:r>
-              <w:rPr>
-                <w:rFonts w:hint="eastAsia" w:ascii="FangSong" w:hAnsi="FangSong" w:eastAsia="FangSong" w:cs="FangSong"/>
-                <w:sz w:val="21"/>
-                <w:szCs w:val="21"/>
+              <w:pStyle w:val="33"/>
+              <w:tabs>
+                <w:tab w:val="left" w:pos="527"/>
+              </w:tabs>
+              <w:spacing w:before="2" w:line="242" w:lineRule="auto"/>
+              <w:ind w:left="0" w:right="94"/>
+              <w:jc w:val="both"/>
+              <w:rPr>
+                <w:rFonts w:hint="eastAsia" w:ascii="仿宋" w:hAnsi="仿宋" w:eastAsia="仿宋" w:cs="仿宋"/>
+                <w:bCs/>
+                <w:sz w:val="20"/>
+                <w:szCs w:val="20"/>
+                <w:lang w:eastAsia="zh-CN"/>
+              </w:rPr>
+            </w:pPr>
+            <w:r>
+              <w:rPr>
+                <w:rFonts w:hint="eastAsia" w:ascii="仿宋" w:hAnsi="仿宋" w:eastAsia="仿宋" w:cs="仿宋"/>
+                <w:sz w:val="20"/>
+                <w:szCs w:val="20"/>
                 <w:lang w:val="en-US" w:eastAsia="zh-CN"/>
               </w:rPr>
               <w:t>新加坡公司成立后需按财政年度向 IRAS 报税，每年 11 月 30 日前完成。满足 ECI 豁免条件（年营业额 &lt;500 万新币且无应税利润）的公司只需一次申报；不满足的需在财年结束三个月内申报预估税。无需审计的公司出具未经审计财务报表即可，需审计的须先完成审计报告。逾期申报可能被罚款，最高可达一万元新币。</w:t>
@@ -426,20 +631,28 @@
         </w:trPr>
         <w:tc>
           <w:tcPr>
-            <w:tcW w:w="555" w:type="dxa"/>
-            <w:vAlign w:val="top"/>
+            <w:tcW w:w="431" w:type="dxa"/>
+            <w:vAlign w:val="center"/>
           </w:tcPr>
           <w:p>
             <w:pPr>
-              <w:spacing w:after="0" w:line="280" w:lineRule="auto"/>
+              <w:spacing w:after="0" w:line="240" w:lineRule="auto"/>
               <w:jc w:val="center"/>
-            </w:pPr>
-            <w:r>
-              <w:rPr>
-                <w:rFonts w:hint="eastAsia" w:ascii="FangSong" w:hAnsi="FangSong" w:eastAsia="FangSong" w:cs="FangSong"/>
-                <w:sz w:val="24"/>
-                <w:szCs w:val="24"/>
-                <w:lang w:val="en-US" w:eastAsia="zh-CN"/>
+              <w:rPr>
+                <w:rFonts w:hint="eastAsia" w:ascii="仿宋" w:hAnsi="仿宋" w:eastAsia="仿宋" w:cs="仿宋"/>
+                <w:bCs/>
+                <w:sz w:val="20"/>
+                <w:szCs w:val="20"/>
+                <w:lang w:val="en-US"/>
+              </w:rPr>
+            </w:pPr>
+            <w:r>
+              <w:rPr>
+                <w:rFonts w:hint="eastAsia" w:ascii="仿宋" w:hAnsi="仿宋" w:eastAsia="仿宋" w:cs="仿宋"/>
+                <w:bCs/>
+                <w:sz w:val="20"/>
+                <w:szCs w:val="20"/>
+                <w:lang w:val="en-US"/>
               </w:rPr>
               <w:t>2</w:t>
             </w:r>
@@ -447,20 +660,30 @@
         </w:tc>
         <w:tc>
           <w:tcPr>
-            <w:tcW w:w="2514" w:type="dxa"/>
-            <w:vAlign w:val="top"/>
+            <w:tcW w:w="2714" w:type="dxa"/>
+            <w:vAlign w:val="center"/>
           </w:tcPr>
           <w:p>
             <w:pPr>
-              <w:spacing w:after="0" w:line="280" w:lineRule="auto"/>
-            </w:pPr>
-            <w:r>
-              <w:rPr>
-                <w:rFonts w:hint="eastAsia" w:ascii="FangSong" w:hAnsi="FangSong" w:eastAsia="FangSong" w:cs="FangSong"/>
-                <w:b/>
-                <w:bCs/>
-                <w:sz w:val="24"/>
-                <w:szCs w:val="24"/>
+              <w:tabs>
+                <w:tab w:val="left" w:pos="3165"/>
+              </w:tabs>
+              <w:spacing w:after="0" w:line="240" w:lineRule="auto"/>
+              <w:jc w:val="center"/>
+              <w:rPr>
+                <w:rFonts w:hint="eastAsia" w:ascii="仿宋" w:hAnsi="仿宋" w:eastAsia="仿宋" w:cs="仿宋"/>
+                <w:sz w:val="20"/>
+                <w:szCs w:val="20"/>
+                <w:lang w:val="en-US"/>
+              </w:rPr>
+            </w:pPr>
+            <w:r>
+              <w:rPr>
+                <w:rFonts w:hint="eastAsia" w:ascii="仿宋" w:hAnsi="仿宋" w:eastAsia="仿宋" w:cs="仿宋"/>
+                <w:b w:val="0"/>
+                <w:bCs w:val="0"/>
+                <w:sz w:val="20"/>
+                <w:szCs w:val="20"/>
                 <w:lang w:val="en-US" w:eastAsia="zh-CN"/>
               </w:rPr>
               <w:t>新加坡公司注册</w:t>
@@ -469,60 +692,86 @@
         </w:tc>
         <w:tc>
           <w:tcPr>
-            <w:tcW w:w="1050" w:type="dxa"/>
-            <w:vAlign w:val="top"/>
+            <w:tcW w:w="765" w:type="dxa"/>
+            <w:vAlign w:val="center"/>
           </w:tcPr>
           <w:p>
             <w:pPr>
-              <w:spacing w:after="0" w:line="280" w:lineRule="auto"/>
+              <w:spacing w:after="0" w:line="240" w:lineRule="auto"/>
               <w:jc w:val="center"/>
-            </w:pPr>
-            <w:r>
-              <w:rPr>
-                <w:rFonts w:hint="eastAsia" w:ascii="FangSong" w:hAnsi="FangSong" w:eastAsia="FangSong" w:cs="FangSong"/>
-                <w:sz w:val="24"/>
-                <w:szCs w:val="24"/>
-                <w:lang w:val="en-US" w:eastAsia="zh-CN"/>
-              </w:rPr>
-              <w:t>18个工作日</w:t>
+              <w:rPr>
+                <w:rFonts w:hint="eastAsia" w:ascii="仿宋" w:hAnsi="仿宋" w:eastAsia="仿宋" w:cs="仿宋"/>
+                <w:bCs/>
+                <w:sz w:val="20"/>
+                <w:szCs w:val="20"/>
+                <w:lang w:val="en-US" w:eastAsia="zh-CN"/>
+              </w:rPr>
+            </w:pPr>
+            <w:r>
+              <w:rPr>
+                <w:rFonts w:hint="eastAsia" w:ascii="仿宋" w:hAnsi="仿宋" w:eastAsia="仿宋" w:cs="仿宋"/>
+                <w:bCs/>
+                <w:sz w:val="20"/>
+                <w:szCs w:val="20"/>
+                <w:lang w:val="en-US" w:eastAsia="zh-CN"/>
+              </w:rPr>
+              <w:t>1</w:t>
             </w:r>
           </w:p>
         </w:tc>
         <w:tc>
           <w:tcPr>
-            <w:tcW w:w="2000" w:type="dxa"/>
-            <w:vAlign w:val="top"/>
+            <w:tcW w:w="1873" w:type="dxa"/>
+            <w:vAlign w:val="center"/>
           </w:tcPr>
           <w:p>
             <w:pPr>
-              <w:spacing w:after="0" w:line="280" w:lineRule="auto"/>
-              <w:jc w:val="right"/>
-            </w:pPr>
-            <w:r>
-              <w:rPr>
-                <w:rFonts w:hint="eastAsia" w:ascii="FangSong" w:hAnsi="FangSong" w:eastAsia="FangSong" w:cs="FangSong"/>
-                <w:sz w:val="20"/>
-                <w:szCs w:val="20"/>
-                <w:lang w:val="en-US" w:eastAsia="zh-CN"/>
-              </w:rPr>
-              <w:t>S$ 2,400</w:t>
+              <w:spacing w:after="0" w:line="240" w:lineRule="auto"/>
+              <w:jc w:val="center"/>
+              <w:rPr>
+                <w:rFonts w:hint="eastAsia" w:ascii="仿宋" w:hAnsi="仿宋" w:eastAsia="仿宋" w:cs="仿宋"/>
+                <w:sz w:val="20"/>
+                <w:szCs w:val="20"/>
+                <w:lang w:val="en-US" w:eastAsia="zh-CN"/>
+              </w:rPr>
+            </w:pPr>
+            <w:r>
+              <w:rPr>
+                <w:rFonts w:hint="eastAsia" w:ascii="仿宋" w:hAnsi="仿宋" w:eastAsia="仿宋" w:cs="仿宋"/>
+                <w:sz w:val="20"/>
+                <w:szCs w:val="20"/>
+                <w:lang w:val="en-US" w:eastAsia="zh-CN"/>
+              </w:rPr>
+              <w:t>2,400</w:t>
             </w:r>
           </w:p>
         </w:tc>
         <w:tc>
           <w:tcPr>
-            <w:tcW w:w="3671" w:type="dxa"/>
-            <w:vAlign w:val="top"/>
+            <w:tcW w:w="4251" w:type="dxa"/>
+            <w:vAlign w:val="center"/>
           </w:tcPr>
           <w:p>
             <w:pPr>
-              <w:spacing w:after="0" w:line="280" w:lineRule="auto"/>
-            </w:pPr>
-            <w:r>
-              <w:rPr>
-                <w:rFonts w:hint="eastAsia" w:ascii="FangSong" w:hAnsi="FangSong" w:eastAsia="FangSong" w:cs="FangSong"/>
-                <w:sz w:val="21"/>
-                <w:szCs w:val="21"/>
+              <w:pStyle w:val="33"/>
+              <w:tabs>
+                <w:tab w:val="left" w:pos="527"/>
+              </w:tabs>
+              <w:spacing w:before="2" w:line="242" w:lineRule="auto"/>
+              <w:ind w:left="0" w:right="94"/>
+              <w:rPr>
+                <w:rFonts w:hint="eastAsia" w:ascii="仿宋" w:hAnsi="仿宋" w:eastAsia="仿宋" w:cs="仿宋"/>
+                <w:bCs/>
+                <w:sz w:val="20"/>
+                <w:szCs w:val="20"/>
+                <w:lang w:eastAsia="zh-CN"/>
+              </w:rPr>
+            </w:pPr>
+            <w:r>
+              <w:rPr>
+                <w:rFonts w:hint="eastAsia" w:ascii="仿宋" w:hAnsi="仿宋" w:eastAsia="仿宋" w:cs="仿宋"/>
+                <w:sz w:val="20"/>
+                <w:szCs w:val="20"/>
                 <w:lang w:val="en-US" w:eastAsia="zh-CN"/>
               </w:rPr>
               <w:t>新加坡私人有限公司要求至少 1 名股东（最多 20 名）、至少 2 名董事（含 1 名新加坡常驻居民）及 1 名法定秘书（新加坡常驻居民）。注册资本最低 1 新币，不验资。公司须指定一名数据保护官（DPO），无国籍限制。办理流程：名称查重 → 背景调查 → 起草法定文件 → 客户签署 → ACRA 提交 → 政府审核 → 颁发文件。</w:t>
@@ -536,20 +785,28 @@
         </w:trPr>
         <w:tc>
           <w:tcPr>
-            <w:tcW w:w="555" w:type="dxa"/>
-            <w:vAlign w:val="top"/>
+            <w:tcW w:w="431" w:type="dxa"/>
+            <w:vAlign w:val="center"/>
           </w:tcPr>
           <w:p>
             <w:pPr>
-              <w:spacing w:after="0" w:line="280" w:lineRule="auto"/>
+              <w:spacing w:after="0" w:line="240" w:lineRule="auto"/>
               <w:jc w:val="center"/>
-            </w:pPr>
-            <w:r>
-              <w:rPr>
-                <w:rFonts w:hint="eastAsia" w:ascii="FangSong" w:hAnsi="FangSong" w:eastAsia="FangSong" w:cs="FangSong"/>
-                <w:sz w:val="24"/>
-                <w:szCs w:val="24"/>
-                <w:lang w:val="en-US" w:eastAsia="zh-CN"/>
+              <w:rPr>
+                <w:rFonts w:hint="eastAsia" w:ascii="仿宋" w:hAnsi="仿宋" w:eastAsia="仿宋" w:cs="仿宋"/>
+                <w:bCs/>
+                <w:sz w:val="20"/>
+                <w:szCs w:val="20"/>
+                <w:lang w:val="en-US"/>
+              </w:rPr>
+            </w:pPr>
+            <w:r>
+              <w:rPr>
+                <w:rFonts w:hint="eastAsia" w:ascii="仿宋" w:hAnsi="仿宋" w:eastAsia="仿宋" w:cs="仿宋"/>
+                <w:bCs/>
+                <w:sz w:val="20"/>
+                <w:szCs w:val="20"/>
+                <w:lang w:val="en-US"/>
               </w:rPr>
               <w:t>3</w:t>
             </w:r>
@@ -557,112 +814,145 @@
         </w:tc>
         <w:tc>
           <w:tcPr>
-            <w:tcW w:w="2514" w:type="dxa"/>
-            <w:vAlign w:val="top"/>
+            <w:tcW w:w="2714" w:type="dxa"/>
+            <w:vAlign w:val="center"/>
           </w:tcPr>
           <w:p>
             <w:pPr>
-              <w:spacing w:after="0" w:line="280" w:lineRule="auto"/>
-            </w:pPr>
-            <w:r>
-              <w:rPr>
-                <w:rFonts w:hint="eastAsia" w:ascii="FangSong" w:hAnsi="FangSong" w:eastAsia="FangSong" w:cs="FangSong"/>
-                <w:b/>
-                <w:bCs/>
-                <w:sz w:val="24"/>
-                <w:szCs w:val="24"/>
-                <w:lang w:val="en-US" w:eastAsia="zh-CN"/>
-              </w:rPr>
-              <w:t>新加坡SFA食品进口商许可证×2</w:t>
+              <w:spacing w:after="0" w:line="240" w:lineRule="auto"/>
+              <w:jc w:val="center"/>
+              <w:rPr>
+                <w:rFonts w:hint="eastAsia" w:ascii="仿宋" w:hAnsi="仿宋" w:eastAsia="仿宋" w:cs="仿宋"/>
+                <w:bCs/>
+                <w:sz w:val="20"/>
+                <w:szCs w:val="20"/>
+                <w:lang w:val="en-US"/>
+              </w:rPr>
+            </w:pPr>
+            <w:r>
+              <w:rPr>
+                <w:rFonts w:hint="eastAsia" w:ascii="仿宋" w:hAnsi="仿宋" w:eastAsia="仿宋" w:cs="仿宋"/>
+                <w:b w:val="0"/>
+                <w:bCs w:val="0"/>
+                <w:sz w:val="20"/>
+                <w:szCs w:val="20"/>
+                <w:lang w:val="en-US" w:eastAsia="zh-CN"/>
+              </w:rPr>
+              <w:t>新加坡SFA食品进口商许可证</w:t>
             </w:r>
           </w:p>
         </w:tc>
         <w:tc>
           <w:tcPr>
-            <w:tcW w:w="1050" w:type="dxa"/>
-            <w:vAlign w:val="top"/>
+            <w:tcW w:w="765" w:type="dxa"/>
+            <w:vAlign w:val="center"/>
           </w:tcPr>
           <w:p>
             <w:pPr>
-              <w:spacing w:after="0" w:line="280" w:lineRule="auto"/>
+              <w:spacing w:after="0" w:line="240" w:lineRule="auto"/>
               <w:jc w:val="center"/>
-            </w:pPr>
-            <w:r>
-              <w:rPr>
-                <w:rFonts w:hint="eastAsia" w:ascii="FangSong" w:hAnsi="FangSong" w:eastAsia="FangSong" w:cs="FangSong"/>
-                <w:sz w:val="24"/>
-                <w:szCs w:val="24"/>
-                <w:lang w:val="en-US" w:eastAsia="zh-CN"/>
-              </w:rPr>
-              <w:t>15个工作日</w:t>
+              <w:rPr>
+                <w:rFonts w:hint="eastAsia" w:ascii="仿宋" w:hAnsi="仿宋" w:eastAsia="仿宋" w:cs="仿宋"/>
+                <w:bCs/>
+                <w:sz w:val="20"/>
+                <w:szCs w:val="20"/>
+                <w:lang w:val="en-US" w:eastAsia="zh-CN"/>
+              </w:rPr>
+            </w:pPr>
+            <w:r>
+              <w:rPr>
+                <w:rFonts w:hint="eastAsia" w:ascii="仿宋" w:hAnsi="仿宋" w:eastAsia="仿宋" w:cs="仿宋"/>
+                <w:bCs/>
+                <w:sz w:val="20"/>
+                <w:szCs w:val="20"/>
+                <w:lang w:val="en-US" w:eastAsia="zh-CN"/>
+              </w:rPr>
+              <w:t>2</w:t>
             </w:r>
           </w:p>
         </w:tc>
         <w:tc>
           <w:tcPr>
-            <w:tcW w:w="2000" w:type="dxa"/>
-            <w:vAlign w:val="top"/>
+            <w:tcW w:w="1873" w:type="dxa"/>
+            <w:vAlign w:val="center"/>
           </w:tcPr>
           <w:p>
             <w:pPr>
-              <w:spacing w:after="0" w:line="280" w:lineRule="auto"/>
-              <w:jc w:val="right"/>
-            </w:pPr>
-            <w:r>
-              <w:rPr>
-                <w:rFonts w:hint="eastAsia" w:ascii="FangSong" w:hAnsi="FangSong" w:eastAsia="FangSong" w:cs="FangSong"/>
-                <w:sz w:val="20"/>
-                <w:szCs w:val="20"/>
-                <w:lang w:val="en-US" w:eastAsia="zh-CN"/>
-              </w:rPr>
-              <w:t>S$ 2,800</w:t>
+              <w:spacing w:after="0" w:line="240" w:lineRule="auto"/>
+              <w:jc w:val="center"/>
+              <w:rPr>
+                <w:rFonts w:hint="eastAsia" w:ascii="仿宋" w:hAnsi="仿宋" w:eastAsia="仿宋" w:cs="仿宋"/>
+                <w:sz w:val="20"/>
+                <w:szCs w:val="20"/>
+                <w:lang w:val="en-US" w:eastAsia="zh-CN"/>
+              </w:rPr>
+            </w:pPr>
+            <w:r>
+              <w:rPr>
+                <w:rFonts w:hint="eastAsia" w:ascii="仿宋" w:hAnsi="仿宋" w:eastAsia="仿宋" w:cs="仿宋"/>
+                <w:sz w:val="20"/>
+                <w:szCs w:val="20"/>
+                <w:lang w:val="en-US" w:eastAsia="zh-CN"/>
+              </w:rPr>
+              <w:t>2,800</w:t>
             </w:r>
           </w:p>
         </w:tc>
         <w:tc>
           <w:tcPr>
-            <w:tcW w:w="3671" w:type="dxa"/>
-            <w:vAlign w:val="top"/>
+            <w:tcW w:w="4251" w:type="dxa"/>
+            <w:vAlign w:val="center"/>
           </w:tcPr>
           <w:p>
             <w:pPr>
-              <w:spacing w:after="0" w:line="280" w:lineRule="auto"/>
-            </w:pPr>
-            <w:r>
-              <w:rPr>
-                <w:rFonts w:hint="eastAsia" w:ascii="FangSong" w:hAnsi="FangSong" w:eastAsia="FangSong" w:cs="FangSong"/>
-                <w:sz w:val="21"/>
-                <w:szCs w:val="21"/>
-                <w:lang w:val="en-US" w:eastAsia="zh-CN"/>
-              </w:rPr>
-              <w:t>根据 SFA 及《食品销售法》，拟在新加坡进口食品的企业须取得合法进口资质，每批货物抵境前须完成通关准证申请。SFA 将进口资质分为注册号（Registration）与许可证（Licence）两类。高风险食品（肉类、海鲜、蛋类、生鲜果蔬等）须申请 Licence 且海外工厂须在 SFA 白名单。许可证有效期 1 年，由银行 GIRO 自动划扣年费，资质绑定公司 UEN 不可转让。</w:t>
+              <w:spacing w:after="0" w:line="240" w:lineRule="auto"/>
+              <w:rPr>
+                <w:rFonts w:hint="eastAsia" w:ascii="仿宋" w:hAnsi="仿宋" w:eastAsia="仿宋" w:cs="仿宋"/>
+                <w:bCs/>
+                <w:sz w:val="20"/>
+                <w:szCs w:val="20"/>
+                <w:lang w:val="en-US"/>
+              </w:rPr>
+            </w:pPr>
+            <w:r>
+              <w:rPr>
+                <w:rFonts w:hint="eastAsia" w:ascii="仿宋" w:hAnsi="仿宋" w:eastAsia="仿宋" w:cs="仿宋"/>
+                <w:sz w:val="20"/>
+                <w:szCs w:val="20"/>
+                <w:lang w:val="en-US" w:eastAsia="zh-CN"/>
+              </w:rPr>
+              <w:t>根据 SFA 及《食品销售法》，拟在新加坡进口食品的企业须取得合法进口资质，每批货物抵境前须完成通关准证申请。SFA 将进口资质分为注册号（Registration）与许可证（Licence）两类。高风险食品（肉类、海鲜、蛋类、生鲜果蔬等）须申请 Licence 且海外工厂须在 SFA 白名单。许可证有效期 1 年，由银行 GIRO 自动划扣年费，资质绑定公司UEN 不可转让。</w:t>
             </w:r>
           </w:p>
         </w:tc>
       </w:tr>
       <w:tr>
         <w:trPr>
-          <w:trHeight w:val="430" w:hRule="atLeast"/>
+          <w:trHeight w:val="389" w:hRule="atLeast"/>
         </w:trPr>
         <w:tc>
           <w:tcPr>
-            <w:tcW w:w="4119" w:type="dxa"/>
+            <w:tcW w:w="3910" w:type="dxa"/>
             <w:gridSpan w:val="3"/>
-            <w:vAlign w:val="top"/>
+            <w:vAlign w:val="center"/>
           </w:tcPr>
           <w:p>
             <w:pPr>
-              <w:spacing w:after="0" w:line="280" w:lineRule="auto"/>
+              <w:spacing w:line="240" w:lineRule="auto"/>
               <w:jc w:val="right"/>
-            </w:pPr>
-            <w:r>
-              <w:rPr>
-                <w:rFonts w:hint="eastAsia" w:ascii="FangSong" w:hAnsi="FangSong" w:eastAsia="FangSong" w:cs="FangSong"/>
-                <w:b/>
-                <w:bCs/>
-                <w:sz w:val="24"/>
-                <w:szCs w:val="24"/>
-                <w:lang w:val="en-US" w:eastAsia="zh-CN"/>
+              <w:rPr>
+                <w:rFonts w:hint="eastAsia" w:ascii="仿宋" w:hAnsi="仿宋" w:eastAsia="仿宋" w:cs="仿宋"/>
+                <w:sz w:val="20"/>
+                <w:szCs w:val="20"/>
+                <w:lang w:val="en-US"/>
+              </w:rPr>
+            </w:pPr>
+            <w:r>
+              <w:rPr>
+                <w:rFonts w:hint="eastAsia" w:ascii="仿宋" w:hAnsi="仿宋" w:eastAsia="仿宋" w:cs="仿宋"/>
+                <w:sz w:val="20"/>
+                <w:szCs w:val="20"/>
+                <w:lang w:val="en-US"/>
               </w:rPr>
               <w:t>小计</w:t>
             </w:r>
@@ -670,129 +960,231 @@
         </w:tc>
         <w:tc>
           <w:tcPr>
-            <w:tcW w:w="5671" w:type="dxa"/>
+            <w:tcW w:w="6124" w:type="dxa"/>
             <w:gridSpan w:val="2"/>
-            <w:vAlign w:val="top"/>
+            <w:vAlign w:val="center"/>
           </w:tcPr>
           <w:p>
             <w:pPr>
-              <w:spacing w:after="0" w:line="280" w:lineRule="auto"/>
-            </w:pPr>
-            <w:r>
-              <w:rPr>
-                <w:rFonts w:hint="eastAsia" w:ascii="FangSong" w:hAnsi="FangSong" w:eastAsia="FangSong" w:cs="FangSong"/>
+              <w:spacing w:line="240" w:lineRule="auto"/>
+              <w:rPr>
+                <w:rFonts w:hint="eastAsia" w:ascii="仿宋" w:hAnsi="仿宋" w:eastAsia="仿宋" w:cs="仿宋"/>
+                <w:sz w:val="20"/>
+                <w:szCs w:val="20"/>
+                <w:lang w:val="en-US" w:eastAsia="zh-CN"/>
+              </w:rPr>
+            </w:pPr>
+            <w:r>
+              <w:rPr>
+                <w:rFonts w:hint="eastAsia" w:ascii="仿宋" w:hAnsi="仿宋" w:eastAsia="仿宋" w:cs="仿宋"/>
                 <w:b/>
                 <w:bCs/>
                 <w:sz w:val="20"/>
                 <w:szCs w:val="20"/>
                 <w:lang w:val="en-US" w:eastAsia="zh-CN"/>
               </w:rPr>
-              <w:t>S$ 6,390</w:t>
+              <w:t>6,390</w:t>
             </w:r>
           </w:p>
         </w:tc>
       </w:tr>
       <w:tr>
         <w:trPr>
-          <w:trHeight w:val="430" w:hRule="atLeast"/>
+          <w:trHeight w:val="389" w:hRule="atLeast"/>
         </w:trPr>
         <w:tc>
           <w:tcPr>
-            <w:tcW w:w="4119" w:type="dxa"/>
+            <w:tcW w:w="3910" w:type="dxa"/>
             <w:gridSpan w:val="3"/>
-            <w:vAlign w:val="top"/>
+            <w:vAlign w:val="center"/>
           </w:tcPr>
           <w:p>
             <w:pPr>
-              <w:spacing w:after="0" w:line="280" w:lineRule="auto"/>
+              <w:spacing w:line="240" w:lineRule="auto"/>
               <w:jc w:val="right"/>
-            </w:pPr>
-            <w:r>
-              <w:rPr>
-                <w:rFonts w:hint="eastAsia" w:ascii="FangSong" w:hAnsi="FangSong" w:eastAsia="FangSong" w:cs="FangSong"/>
-                <w:b/>
-                <w:bCs/>
-                <w:sz w:val="24"/>
-                <w:szCs w:val="24"/>
-                <w:lang w:val="en-US" w:eastAsia="zh-CN"/>
-              </w:rPr>
-              <w:t>增值税 0%</w:t>
+              <w:rPr>
+                <w:rFonts w:hint="default" w:ascii="仿宋" w:hAnsi="仿宋" w:eastAsia="仿宋" w:cs="仿宋"/>
+                <w:sz w:val="20"/>
+                <w:szCs w:val="20"/>
+                <w:lang w:val="en-US" w:eastAsia="zh-CN"/>
+              </w:rPr>
+            </w:pPr>
+            <w:r>
+              <w:rPr>
+                <w:rFonts w:hint="eastAsia" w:ascii="仿宋" w:hAnsi="仿宋" w:eastAsia="仿宋" w:cs="仿宋"/>
+                <w:sz w:val="20"/>
+                <w:szCs w:val="20"/>
+                <w:lang w:val="en-US" w:eastAsia="zh-CN"/>
+              </w:rPr>
+              <w:t>优惠金额</w:t>
             </w:r>
           </w:p>
         </w:tc>
         <w:tc>
           <w:tcPr>
-            <w:tcW w:w="5671" w:type="dxa"/>
+            <w:tcW w:w="6124" w:type="dxa"/>
             <w:gridSpan w:val="2"/>
-            <w:vAlign w:val="top"/>
+            <w:vAlign w:val="center"/>
           </w:tcPr>
           <w:p>
             <w:pPr>
-              <w:spacing w:after="0" w:line="280" w:lineRule="auto"/>
-            </w:pPr>
-            <w:r>
-              <w:rPr>
-                <w:rFonts w:hint="eastAsia" w:ascii="FangSong" w:hAnsi="FangSong" w:eastAsia="FangSong" w:cs="FangSong"/>
-                <w:b/>
-                <w:bCs/>
-                <w:sz w:val="20"/>
-                <w:szCs w:val="20"/>
-                <w:lang w:val="en-US" w:eastAsia="zh-CN"/>
-              </w:rPr>
-              <w:t>S$ 0</w:t>
+              <w:spacing w:line="240" w:lineRule="auto"/>
+              <w:rPr>
+                <w:rFonts w:hint="eastAsia" w:ascii="仿宋" w:hAnsi="仿宋" w:eastAsia="仿宋" w:cs="仿宋"/>
+                <w:sz w:val="20"/>
+                <w:szCs w:val="20"/>
+                <w:lang w:val="en-US" w:eastAsia="zh-CN"/>
+              </w:rPr>
+            </w:pPr>
+            <w:r>
+              <w:rPr>
+                <w:rFonts w:hint="eastAsia" w:ascii="仿宋" w:hAnsi="仿宋" w:eastAsia="仿宋" w:cs="仿宋"/>
+                <w:sz w:val="20"/>
+                <w:szCs w:val="20"/>
+                <w:lang w:val="en-US" w:eastAsia="zh-CN"/>
+              </w:rPr>
+              <w:t>390</w:t>
             </w:r>
           </w:p>
         </w:tc>
       </w:tr>
       <w:tr>
         <w:trPr>
-          <w:trHeight w:val="430" w:hRule="atLeast"/>
+          <w:trHeight w:val="389" w:hRule="atLeast"/>
         </w:trPr>
         <w:tc>
           <w:tcPr>
-            <w:tcW w:w="4119" w:type="dxa"/>
+            <w:tcW w:w="3910" w:type="dxa"/>
             <w:gridSpan w:val="3"/>
-            <w:vAlign w:val="top"/>
+            <w:vAlign w:val="center"/>
           </w:tcPr>
           <w:p>
             <w:pPr>
-              <w:spacing w:after="0" w:line="280" w:lineRule="auto"/>
+              <w:wordWrap w:val="0"/>
+              <w:spacing w:line="240" w:lineRule="auto"/>
               <w:jc w:val="right"/>
-            </w:pPr>
-            <w:r>
-              <w:rPr>
-                <w:rFonts w:hint="eastAsia" w:ascii="FangSong" w:hAnsi="FangSong" w:eastAsia="FangSong" w:cs="FangSong"/>
-                <w:b/>
-                <w:bCs/>
-                <w:sz w:val="24"/>
-                <w:szCs w:val="24"/>
-                <w:lang w:val="en-US" w:eastAsia="zh-CN"/>
-              </w:rPr>
-              <w:t>含税总计</w:t>
+              <w:rPr>
+                <w:rFonts w:hint="eastAsia" w:ascii="仿宋" w:hAnsi="仿宋" w:eastAsia="仿宋" w:cs="仿宋"/>
+                <w:sz w:val="20"/>
+                <w:szCs w:val="20"/>
+                <w:lang w:val="en-US"/>
+              </w:rPr>
+            </w:pPr>
+            <w:r>
+              <w:rPr>
+                <w:rFonts w:hint="eastAsia" w:ascii="仿宋" w:hAnsi="仿宋" w:eastAsia="仿宋" w:cs="仿宋"/>
+                <w:sz w:val="20"/>
+                <w:szCs w:val="20"/>
+                <w:lang w:val="en-US"/>
+              </w:rPr>
+              <w:t xml:space="preserve">增值税 </w:t>
+            </w:r>
+            <w:r>
+              <w:rPr>
+                <w:rFonts w:hint="eastAsia" w:ascii="仿宋" w:hAnsi="仿宋" w:eastAsia="仿宋" w:cs="仿宋"/>
+                <w:sz w:val="20"/>
+                <w:szCs w:val="20"/>
+                <w:lang w:val="en-US" w:eastAsia="zh-CN"/>
+              </w:rPr>
+              <w:t>0</w:t>
+            </w:r>
+            <w:r>
+              <w:rPr>
+                <w:rFonts w:hint="eastAsia" w:ascii="仿宋" w:hAnsi="仿宋" w:eastAsia="仿宋" w:cs="仿宋"/>
+                <w:sz w:val="20"/>
+                <w:szCs w:val="20"/>
+                <w:lang w:val="en-US"/>
+              </w:rPr>
+              <w:t>%</w:t>
             </w:r>
           </w:p>
         </w:tc>
         <w:tc>
           <w:tcPr>
-            <w:tcW w:w="5671" w:type="dxa"/>
+            <w:tcW w:w="6124" w:type="dxa"/>
             <w:gridSpan w:val="2"/>
-            <w:shd w:val="clear" w:color="auto" w:fill="F2F2F2"/>
             <w:vAlign w:val="center"/>
           </w:tcPr>
           <w:p>
             <w:pPr>
-              <w:spacing w:after="0" w:line="280" w:lineRule="auto"/>
-            </w:pPr>
-            <w:r>
-              <w:rPr>
-                <w:rFonts w:hint="eastAsia" w:ascii="FangSong" w:hAnsi="FangSong" w:eastAsia="FangSong" w:cs="FangSong"/>
+              <w:spacing w:line="240" w:lineRule="auto"/>
+              <w:rPr>
+                <w:rFonts w:hint="eastAsia" w:ascii="仿宋" w:hAnsi="仿宋" w:eastAsia="仿宋" w:cs="仿宋"/>
+                <w:sz w:val="20"/>
+                <w:szCs w:val="20"/>
+                <w:lang w:val="en-US" w:eastAsia="zh-CN"/>
+              </w:rPr>
+            </w:pPr>
+            <w:r>
+              <w:rPr>
+                <w:rFonts w:hint="eastAsia" w:ascii="仿宋" w:hAnsi="仿宋" w:eastAsia="仿宋" w:cs="仿宋"/>
+                <w:sz w:val="20"/>
+                <w:szCs w:val="20"/>
+                <w:lang w:val="en-US" w:eastAsia="zh-CN"/>
+              </w:rPr>
+              <w:t>0</w:t>
+            </w:r>
+          </w:p>
+        </w:tc>
+      </w:tr>
+      <w:tr>
+        <w:trPr>
+          <w:trHeight w:val="389" w:hRule="atLeast"/>
+        </w:trPr>
+        <w:tc>
+          <w:tcPr>
+            <w:tcW w:w="3910" w:type="dxa"/>
+            <w:gridSpan w:val="3"/>
+            <w:vAlign w:val="center"/>
+          </w:tcPr>
+          <w:p>
+            <w:pPr>
+              <w:spacing w:line="240" w:lineRule="auto"/>
+              <w:jc w:val="right"/>
+              <w:rPr>
+                <w:rFonts w:hint="eastAsia" w:ascii="仿宋" w:hAnsi="仿宋" w:eastAsia="仿宋" w:cs="仿宋"/>
                 <w:b/>
-                <w:bCs/>
-                <w:sz w:val="20"/>
-                <w:szCs w:val="20"/>
-                <w:lang w:val="en-US" w:eastAsia="zh-CN"/>
-              </w:rPr>
-              <w:t>S$ 6,390</w:t>
+                <w:sz w:val="20"/>
+                <w:szCs w:val="20"/>
+                <w:lang w:val="en-US"/>
+              </w:rPr>
+            </w:pPr>
+            <w:r>
+              <w:rPr>
+                <w:rFonts w:hint="eastAsia" w:ascii="仿宋" w:hAnsi="仿宋" w:eastAsia="仿宋" w:cs="仿宋"/>
+                <w:b/>
+                <w:sz w:val="20"/>
+                <w:szCs w:val="20"/>
+                <w:lang w:val="en-US"/>
+              </w:rPr>
+              <w:t>含税总计</w:t>
+            </w:r>
+          </w:p>
+        </w:tc>
+        <w:tc>
+          <w:tcPr>
+            <w:tcW w:w="6124" w:type="dxa"/>
+            <w:gridSpan w:val="2"/>
+            <w:vAlign w:val="center"/>
+          </w:tcPr>
+          <w:p>
+            <w:pPr>
+              <w:spacing w:line="240" w:lineRule="auto"/>
+              <w:rPr>
+                <w:rFonts w:hint="eastAsia" w:ascii="仿宋" w:hAnsi="仿宋" w:eastAsia="仿宋" w:cs="仿宋"/>
+                <w:sz w:val="20"/>
+                <w:szCs w:val="20"/>
+                <w:lang w:val="en-US" w:eastAsia="zh-CN"/>
+              </w:rPr>
+            </w:pPr>
+            <w:r>
+              <w:rPr>
+                <w:rFonts w:hint="eastAsia" w:ascii="仿宋" w:hAnsi="仿宋" w:eastAsia="仿宋" w:cs="仿宋"/>
+                <w:sz w:val="20"/>
+                <w:szCs w:val="20"/>
+                <w:lang w:val="en-US" w:eastAsia="zh-CN"/>
+              </w:rPr>
+              <w:t>6,000</w:t>
             </w:r>
           </w:p>
         </w:tc>
@@ -800,20 +1192,23 @@
     </w:tbl>
     <w:p>
       <w:pPr>
-        <w:spacing w:after="0" w:line="280" w:lineRule="auto"/>
-      </w:pPr>
-    </w:p>
-    <w:p>
-      <w:pPr>
-        <w:spacing w:after="0" w:line="280" w:lineRule="auto"/>
+        <w:pStyle w:val="4"/>
+        <w:spacing w:before="78" w:line="240" w:lineRule="auto"/>
+        <w:contextualSpacing/>
+        <w:rPr>
+          <w:rFonts w:hint="eastAsia" w:ascii="仿宋" w:hAnsi="仿宋" w:eastAsia="仿宋" w:cs="仿宋"/>
+          <w:b/>
+          <w:bCs/>
+          <w:color w:val="FF0000"/>
+          <w:lang w:eastAsia="zh-CN"/>
+        </w:rPr>
       </w:pPr>
       <w:r>
         <w:rPr>
-          <w:rFonts w:hint="eastAsia" w:ascii="FangSong" w:hAnsi="FangSong" w:eastAsia="FangSong" w:cs="FangSong"/>
+          <w:rFonts w:hint="eastAsia" w:ascii="仿宋" w:hAnsi="仿宋" w:eastAsia="仿宋" w:cs="仿宋"/>
           <w:b/>
           <w:bCs/>
-          <w:sz w:val="24"/>
-          <w:szCs w:val="24"/>
+          <w:color w:val="FF0000"/>
           <w:lang w:val="en-US" w:eastAsia="zh-CN"/>
         </w:rPr>
         <w:t>*备注：</w:t>
@@ -821,169 +1216,2089 @@
     </w:p>
     <w:p>
       <w:pPr>
-        <w:spacing w:after="0" w:line="280" w:lineRule="auto"/>
-        <w:ind w:left="360"/>
+        <w:spacing w:after="0" w:line="240" w:lineRule="auto"/>
+        <w:contextualSpacing/>
+        <w:rPr>
+          <w:rFonts w:hint="eastAsia" w:ascii="仿宋" w:hAnsi="仿宋" w:eastAsia="仿宋" w:cs="仿宋"/>
+          <w:sz w:val="22"/>
+          <w:szCs w:val="22"/>
+          <w:lang w:val="zh-CN"/>
+        </w:rPr>
       </w:pPr>
       <w:r>
         <w:rPr>
-          <w:rFonts w:hint="eastAsia" w:ascii="FangSong" w:hAnsi="FangSong" w:eastAsia="FangSong" w:cs="FangSong"/>
-          <w:sz w:val="21"/>
-          <w:szCs w:val="21"/>
-          <w:lang w:val="en-US" w:eastAsia="zh-CN"/>
-        </w:rPr>
-        <w:t>a. 以上办理时间均为收集齐资料开始的官方办理时间；</w:t>
+          <w:rFonts w:hint="eastAsia" w:ascii="仿宋" w:hAnsi="仿宋" w:eastAsia="仿宋" w:cs="仿宋"/>
+          <w:spacing w:val="-1"/>
+          <w:position w:val="6"/>
+          <w:sz w:val="22"/>
+          <w:szCs w:val="22"/>
+        </w:rPr>
+        <w:t>a</w:t>
       </w:r>
-      <w:bookmarkStart w:id="0" w:name="_GoBack"/>
-      <w:bookmarkEnd w:id="0"/>
-    </w:p>
-    <w:p>
-      <w:pPr>
-        <w:spacing w:after="0" w:line="280" w:lineRule="auto"/>
-        <w:ind w:left="360"/>
-      </w:pPr>
       <w:r>
         <w:rPr>
-          <w:rFonts w:hint="eastAsia" w:ascii="FangSong" w:hAnsi="FangSong" w:eastAsia="FangSong" w:cs="FangSong"/>
-          <w:sz w:val="21"/>
-          <w:szCs w:val="21"/>
-          <w:lang w:val="en-US" w:eastAsia="zh-CN"/>
-        </w:rPr>
-        <w:t>b. 以上服务报价不包括：</w:t>
+          <w:rFonts w:hint="eastAsia" w:ascii="仿宋" w:hAnsi="仿宋" w:eastAsia="仿宋" w:cs="仿宋"/>
+          <w:sz w:val="22"/>
+          <w:szCs w:val="22"/>
+          <w:lang w:val="zh-CN"/>
+        </w:rPr>
+        <w:t>.以上办理时间均为收集齐资料开始的官方办理时间；</w:t>
       </w:r>
     </w:p>
     <w:p>
       <w:pPr>
-        <w:spacing w:after="0" w:line="280" w:lineRule="auto"/>
-        <w:ind w:left="720"/>
+        <w:spacing w:after="0" w:line="240" w:lineRule="auto"/>
+        <w:contextualSpacing/>
+        <w:rPr>
+          <w:rFonts w:hint="eastAsia" w:ascii="仿宋" w:hAnsi="仿宋" w:eastAsia="仿宋" w:cs="仿宋"/>
+          <w:sz w:val="22"/>
+          <w:szCs w:val="22"/>
+          <w:lang w:val="zh-CN"/>
+        </w:rPr>
+      </w:pPr>
+    </w:p>
+    <w:p>
+      <w:pPr>
+        <w:spacing w:after="0" w:line="240" w:lineRule="auto"/>
+        <w:contextualSpacing/>
+        <w:rPr>
+          <w:rFonts w:hint="eastAsia" w:ascii="仿宋" w:hAnsi="仿宋" w:eastAsia="仿宋" w:cs="仿宋"/>
+          <w:sz w:val="22"/>
+          <w:szCs w:val="22"/>
+          <w:lang w:val="zh-CN"/>
+        </w:rPr>
       </w:pPr>
       <w:r>
         <w:rPr>
-          <w:rFonts w:hint="eastAsia" w:ascii="FangSong" w:hAnsi="FangSong" w:eastAsia="FangSong" w:cs="FangSong"/>
-          <w:sz w:val="21"/>
-          <w:szCs w:val="21"/>
-          <w:lang w:val="en-US" w:eastAsia="zh-CN"/>
-        </w:rPr>
-        <w:t>- 资料快递费（国际）；</w:t>
+          <w:rFonts w:hint="eastAsia" w:ascii="仿宋" w:hAnsi="仿宋" w:eastAsia="仿宋" w:cs="仿宋"/>
+          <w:sz w:val="22"/>
+          <w:szCs w:val="22"/>
+          <w:lang w:val="zh-CN"/>
+        </w:rPr>
+        <w:t>b.以上服务报价不包括：</w:t>
       </w:r>
     </w:p>
     <w:p>
       <w:pPr>
-        <w:spacing w:after="0" w:line="280" w:lineRule="auto"/>
-        <w:ind w:left="720"/>
-        <w:rPr>
-          <w:rFonts w:hint="eastAsia" w:ascii="FangSong" w:hAnsi="FangSong" w:eastAsia="FangSong" w:cs="FangSong"/>
-          <w:sz w:val="21"/>
-          <w:szCs w:val="21"/>
-          <w:lang w:val="en-US" w:eastAsia="zh-CN"/>
+        <w:spacing w:after="0" w:line="240" w:lineRule="auto"/>
+        <w:contextualSpacing/>
+        <w:rPr>
+          <w:rFonts w:hint="eastAsia" w:ascii="仿宋" w:hAnsi="仿宋" w:eastAsia="仿宋" w:cs="仿宋"/>
+          <w:sz w:val="22"/>
+          <w:szCs w:val="22"/>
+          <w:lang w:val="zh-CN"/>
         </w:rPr>
       </w:pPr>
       <w:r>
         <w:rPr>
-          <w:rFonts w:hint="eastAsia" w:ascii="FangSong" w:hAnsi="FangSong" w:eastAsia="FangSong" w:cs="FangSong"/>
-          <w:sz w:val="21"/>
-          <w:szCs w:val="21"/>
+          <w:rFonts w:hint="eastAsia" w:ascii="仿宋" w:hAnsi="仿宋" w:eastAsia="仿宋" w:cs="仿宋"/>
+          <w:sz w:val="22"/>
+          <w:szCs w:val="22"/>
+          <w:lang w:val="zh-CN"/>
+        </w:rPr>
+        <w:t>-中</w:t>
+      </w:r>
+      <w:r>
+        <w:rPr>
+          <w:rFonts w:hint="eastAsia" w:ascii="仿宋" w:hAnsi="仿宋" w:eastAsia="仿宋" w:cs="仿宋"/>
+          <w:sz w:val="22"/>
+          <w:szCs w:val="22"/>
           <w:lang w:val="en-US" w:eastAsia="zh-CN"/>
         </w:rPr>
-        <w:t>- 相关政府官费及税费。</w:t>
+        <w:t>新</w:t>
+      </w:r>
+      <w:r>
+        <w:rPr>
+          <w:rFonts w:hint="eastAsia" w:ascii="仿宋" w:hAnsi="仿宋" w:eastAsia="仿宋" w:cs="仿宋"/>
+          <w:sz w:val="22"/>
+          <w:szCs w:val="22"/>
+          <w:lang w:val="zh-CN"/>
+        </w:rPr>
+        <w:t>文件翻译费用（如需）：129 元/页 （普通翻译）或 195元/页 (宣誓翻译)；</w:t>
       </w:r>
     </w:p>
     <w:p>
       <w:pPr>
-        <w:spacing w:after="0" w:line="280" w:lineRule="auto"/>
-        <w:ind w:left="720"/>
-        <w:rPr>
-          <w:rFonts w:hint="eastAsia" w:ascii="FangSong" w:hAnsi="FangSong" w:eastAsia="FangSong" w:cs="FangSong"/>
-          <w:sz w:val="21"/>
-          <w:szCs w:val="21"/>
-          <w:lang w:val="en-US" w:eastAsia="zh-CN"/>
+        <w:spacing w:after="0" w:line="240" w:lineRule="auto"/>
+        <w:contextualSpacing/>
+        <w:rPr>
+          <w:rFonts w:hint="eastAsia" w:ascii="仿宋" w:hAnsi="仿宋" w:eastAsia="仿宋" w:cs="仿宋"/>
+          <w:sz w:val="22"/>
+          <w:szCs w:val="22"/>
+          <w:lang w:val="zh-CN"/>
         </w:rPr>
       </w:pPr>
       <w:r>
         <w:rPr>
-          <w:rFonts w:hint="eastAsia" w:ascii="FangSong" w:hAnsi="FangSong" w:eastAsia="FangSong" w:cs="FangSong"/>
-          <w:sz w:val="21"/>
-          <w:szCs w:val="21"/>
-          <w:lang w:val="en-US" w:eastAsia="zh-CN"/>
-        </w:rPr>
-        <w:t>- 文件翻译费用（如需）</w:t>
+          <w:rFonts w:hint="eastAsia" w:ascii="仿宋" w:hAnsi="仿宋" w:eastAsia="仿宋" w:cs="仿宋"/>
+          <w:sz w:val="22"/>
+          <w:szCs w:val="22"/>
+          <w:lang w:val="zh-CN"/>
+        </w:rPr>
+        <w:t>-国际快递费用；</w:t>
       </w:r>
     </w:p>
     <w:p>
       <w:pPr>
-        <w:spacing w:after="0" w:line="280" w:lineRule="auto"/>
-        <w:ind w:left="720"/>
-        <w:rPr>
-          <w:rFonts w:hint="eastAsia" w:ascii="FangSong" w:hAnsi="FangSong" w:eastAsia="FangSong" w:cs="FangSong"/>
-          <w:sz w:val="21"/>
-          <w:szCs w:val="21"/>
+        <w:spacing w:after="0" w:line="240" w:lineRule="auto"/>
+        <w:contextualSpacing/>
+        <w:rPr>
+          <w:rFonts w:hint="default" w:ascii="仿宋" w:hAnsi="仿宋" w:eastAsia="仿宋" w:cs="仿宋"/>
+          <w:sz w:val="22"/>
+          <w:szCs w:val="22"/>
           <w:lang w:val="en-US" w:eastAsia="zh-CN"/>
+        </w:rPr>
+      </w:pPr>
+      <w:r>
+        <w:rPr>
+          <w:rFonts w:hint="eastAsia" w:ascii="仿宋" w:hAnsi="仿宋" w:eastAsia="仿宋" w:cs="仿宋"/>
+          <w:sz w:val="22"/>
+          <w:szCs w:val="22"/>
+          <w:lang w:val="en-US" w:eastAsia="zh-CN"/>
+        </w:rPr>
+        <w:t>- 官费</w:t>
+      </w:r>
+    </w:p>
+    <w:p>
+      <w:pPr>
+        <w:spacing w:after="0" w:line="240" w:lineRule="auto"/>
+        <w:contextualSpacing/>
+        <w:rPr>
+          <w:rFonts w:ascii="FangSong" w:hAnsi="FangSong" w:eastAsia="FangSong" w:cs="FangSong"/>
+          <w:sz w:val="24"/>
+          <w:szCs w:val="24"/>
+          <w:lang w:val="en-US"/>
         </w:rPr>
       </w:pPr>
     </w:p>
     <w:p>
       <w:pPr>
-        <w:spacing w:after="0" w:line="280" w:lineRule="auto"/>
+        <w:shd w:val="clear" w:color="auto" w:fill="FFFFFF"/>
+        <w:spacing w:after="0" w:line="240" w:lineRule="auto"/>
+        <w:rPr>
+          <w:rFonts w:ascii="FangSong" w:hAnsi="FangSong" w:eastAsia="FangSong"/>
+          <w:spacing w:val="-1"/>
+          <w:sz w:val="28"/>
+          <w:szCs w:val="28"/>
+        </w:rPr>
       </w:pPr>
       <w:r>
         <w:rPr>
-          <w:rFonts w:hint="eastAsia" w:ascii="FangSong" w:hAnsi="FangSong" w:eastAsia="FangSong" w:cs="FangSong"/>
+          <w:rFonts w:hint="eastAsia" w:ascii="仿宋" w:hAnsi="仿宋" w:eastAsia="仿宋" w:cs="仿宋"/>
           <w:b/>
           <w:bCs/>
-          <w:color w:val="000000"/>
+          <w:color w:val="000000" w:themeColor="text1"/>
           <w:sz w:val="28"/>
           <w:szCs w:val="28"/>
-          <w:lang w:val="en-US" w:eastAsia="zh-CN"/>
+          <w:lang w:val="en-US"/>
+          <w14:textFill>
+            <w14:solidFill>
+              <w14:schemeClr w14:val="tx1"/>
+            </w14:solidFill>
+          </w14:textFill>
         </w:rPr>
         <w:t>2.付款条件：</w:t>
       </w:r>
     </w:p>
     <w:p>
       <w:pPr>
-        <w:spacing w:after="0" w:line="280" w:lineRule="auto"/>
-        <w:ind w:left="360"/>
+        <w:spacing w:after="0" w:line="240" w:lineRule="auto"/>
+        <w:rPr>
+          <w:rFonts w:hint="eastAsia" w:ascii="仿宋" w:hAnsi="仿宋" w:eastAsia="仿宋" w:cs="仿宋"/>
+          <w:color w:val="000000"/>
+          <w:sz w:val="22"/>
+          <w:szCs w:val="22"/>
+          <w:lang w:val="en-US"/>
+        </w:rPr>
       </w:pPr>
       <w:r>
         <w:rPr>
-          <w:rFonts w:hint="eastAsia" w:ascii="FangSong" w:hAnsi="FangSong" w:eastAsia="FangSong" w:cs="FangSong"/>
-          <w:sz w:val="21"/>
-          <w:szCs w:val="21"/>
-          <w:lang w:val="en-US" w:eastAsia="zh-CN"/>
-        </w:rPr>
-        <w:t>合同签订后支付合同金额的 70%，剩余 30% 在所有服务完成后 5 个工作日内支付。</w:t>
+          <w:rFonts w:hint="eastAsia" w:ascii="仿宋" w:hAnsi="仿宋" w:eastAsia="仿宋" w:cs="仿宋"/>
+          <w:color w:val="000000"/>
+          <w:sz w:val="22"/>
+          <w:szCs w:val="22"/>
+          <w:lang w:val="en-US"/>
+        </w:rPr>
+        <w:t>1.同意报价确认合同后，甲方支付合同金额70%作为首付款。</w:t>
       </w:r>
     </w:p>
     <w:p>
       <w:pPr>
-        <w:spacing w:after="0" w:line="280" w:lineRule="auto"/>
+        <w:spacing w:after="0" w:line="240" w:lineRule="auto"/>
+        <w:rPr>
+          <w:rFonts w:hint="eastAsia" w:ascii="仿宋" w:hAnsi="仿宋" w:eastAsia="仿宋" w:cs="仿宋"/>
+          <w:color w:val="000000"/>
+          <w:sz w:val="22"/>
+          <w:szCs w:val="22"/>
+          <w:lang w:val="en-US"/>
+        </w:rPr>
+      </w:pPr>
+      <w:r>
+        <w:rPr>
+          <w:rFonts w:hint="eastAsia" w:ascii="仿宋" w:hAnsi="仿宋" w:eastAsia="仿宋" w:cs="仿宋"/>
+          <w:color w:val="000000"/>
+          <w:sz w:val="22"/>
+          <w:szCs w:val="22"/>
+          <w:lang w:val="en-US"/>
+        </w:rPr>
+        <w:t>2.乙方</w:t>
+      </w:r>
+      <w:r>
+        <w:rPr>
+          <w:rFonts w:hint="eastAsia" w:ascii="仿宋" w:hAnsi="仿宋" w:eastAsia="仿宋" w:cs="仿宋"/>
+          <w:color w:val="000000"/>
+          <w:sz w:val="22"/>
+          <w:szCs w:val="22"/>
+          <w:lang w:val="en-US" w:eastAsia="zh-CN"/>
+        </w:rPr>
+        <w:t>完成所有服务</w:t>
+      </w:r>
+      <w:r>
+        <w:rPr>
+          <w:rFonts w:hint="eastAsia" w:ascii="仿宋" w:hAnsi="仿宋" w:eastAsia="仿宋" w:cs="仿宋"/>
+          <w:color w:val="000000"/>
+          <w:sz w:val="22"/>
+          <w:szCs w:val="22"/>
+          <w:lang w:val="en-US"/>
+        </w:rPr>
+        <w:t>后，甲方支付合同金额30%作为尾款。</w:t>
+      </w:r>
+    </w:p>
+    <w:p>
+      <w:pPr>
+        <w:spacing w:after="0" w:line="240" w:lineRule="auto"/>
+        <w:rPr>
+          <w:rFonts w:hint="eastAsia" w:ascii="FangSong" w:hAnsi="FangSong" w:eastAsia="FangSong" w:cs="Times New Roman"/>
+          <w:color w:val="000000"/>
+          <w:sz w:val="24"/>
+          <w:szCs w:val="24"/>
+          <w:lang w:val="en-US"/>
+        </w:rPr>
       </w:pPr>
     </w:p>
     <w:p>
       <w:pPr>
-        <w:spacing w:after="0" w:line="280" w:lineRule="auto"/>
-      </w:pPr>
-      <w:r>
-        <w:rPr>
-          <w:rFonts w:hint="eastAsia" w:ascii="FangSong" w:hAnsi="FangSong" w:eastAsia="FangSong" w:cs="FangSong"/>
-          <w:b/>
-          <w:bCs/>
+        <w:pStyle w:val="25"/>
+        <w:spacing w:after="0" w:line="240" w:lineRule="auto"/>
+        <w:ind w:left="0"/>
+        <w:jc w:val="left"/>
+        <w:rPr>
+          <w:rFonts w:hint="eastAsia" w:ascii="仿宋" w:hAnsi="仿宋" w:eastAsia="仿宋" w:cs="仿宋"/>
           <w:color w:val="000000"/>
           <w:sz w:val="28"/>
           <w:szCs w:val="28"/>
-          <w:lang w:val="en-US" w:eastAsia="zh-CN"/>
-        </w:rPr>
-        <w:t>3.服务流程及交付材料清单</w:t>
+          <w:lang w:val="en-US"/>
+        </w:rPr>
+      </w:pPr>
+      <w:r>
+        <w:rPr>
+          <w:rFonts w:hint="eastAsia" w:ascii="仿宋" w:hAnsi="仿宋" w:eastAsia="仿宋" w:cs="仿宋"/>
+          <w:b/>
+          <w:bCs/>
+          <w:color w:val="000000" w:themeColor="text1"/>
+          <w:sz w:val="28"/>
+          <w:szCs w:val="28"/>
+          <w:lang w:val="en-US"/>
+          <w14:textFill>
+            <w14:solidFill>
+              <w14:schemeClr w14:val="tx1"/>
+            </w14:solidFill>
+          </w14:textFill>
+        </w:rPr>
+        <w:t>3.服务</w:t>
       </w:r>
-    </w:p>
-    <w:p>
-      <w:pPr>
-        <w:spacing w:after="120" w:line="280" w:lineRule="auto"/>
-      </w:pPr>
+      <w:r>
+        <w:rPr>
+          <w:rFonts w:hint="eastAsia" w:ascii="仿宋" w:hAnsi="仿宋" w:eastAsia="仿宋" w:cs="仿宋"/>
+          <w:b/>
+          <w:bCs/>
+          <w:color w:val="000000" w:themeColor="text1"/>
+          <w:sz w:val="28"/>
+          <w:szCs w:val="28"/>
+          <w14:textFill>
+            <w14:solidFill>
+              <w14:schemeClr w14:val="tx1"/>
+            </w14:solidFill>
+          </w14:textFill>
+        </w:rPr>
+        <w:t>流程</w:t>
+      </w:r>
+      <w:r>
+        <w:rPr>
+          <w:rFonts w:hint="eastAsia" w:ascii="仿宋" w:hAnsi="仿宋" w:eastAsia="仿宋" w:cs="仿宋"/>
+          <w:b/>
+          <w:bCs/>
+          <w:color w:val="000000" w:themeColor="text1"/>
+          <w:sz w:val="28"/>
+          <w:szCs w:val="28"/>
+          <w:lang w:val="en-US"/>
+          <w14:textFill>
+            <w14:solidFill>
+              <w14:schemeClr w14:val="tx1"/>
+            </w14:solidFill>
+          </w14:textFill>
+        </w:rPr>
+        <w:t>及</w:t>
+      </w:r>
+      <w:r>
+        <w:rPr>
+          <w:rFonts w:hint="eastAsia" w:ascii="仿宋" w:hAnsi="仿宋" w:eastAsia="仿宋" w:cs="仿宋"/>
+          <w:b/>
+          <w:bCs/>
+          <w:sz w:val="28"/>
+          <w:szCs w:val="28"/>
+          <w:shd w:val="clear" w:color="auto" w:fill="FFFFFF"/>
+        </w:rPr>
+        <w:t>交付材料清单</w:t>
+      </w:r>
     </w:p>
     <w:tbl>
       <w:tblPr>
         <w:tblStyle w:val="11"/>
-        <w:tblW w:w="9790" w:type="dxa"/>
-        <w:tblInd w:w="-439" w:type="dxa"/>
+        <w:tblpPr w:leftFromText="180" w:rightFromText="180" w:vertAnchor="text" w:horzAnchor="page" w:tblpX="1145" w:tblpY="376"/>
+        <w:tblOverlap w:val="never"/>
+        <w:tblW w:w="5271" w:type="pct"/>
+        <w:tblInd w:w="0" w:type="dxa"/>
+        <w:tblBorders>
+          <w:top w:val="single" w:color="auto" w:sz="4" w:space="0"/>
+          <w:left w:val="single" w:color="auto" w:sz="4" w:space="0"/>
+          <w:bottom w:val="single" w:color="auto" w:sz="4" w:space="0"/>
+          <w:right w:val="single" w:color="auto" w:sz="4" w:space="0"/>
+          <w:insideH w:val="single" w:color="auto" w:sz="4" w:space="0"/>
+          <w:insideV w:val="single" w:color="auto" w:sz="4" w:space="0"/>
+        </w:tblBorders>
+        <w:tblLayout w:type="autofit"/>
+        <w:tblCellMar>
+          <w:top w:w="0" w:type="dxa"/>
+          <w:left w:w="108" w:type="dxa"/>
+          <w:bottom w:w="0" w:type="dxa"/>
+          <w:right w:w="108" w:type="dxa"/>
+        </w:tblCellMar>
+      </w:tblPr>
+      <w:tblGrid>
+        <w:gridCol w:w="596"/>
+        <w:gridCol w:w="2249"/>
+        <w:gridCol w:w="872"/>
+        <w:gridCol w:w="3679"/>
+        <w:gridCol w:w="2671"/>
+      </w:tblGrid>
+      <w:tr>
+        <w:trPr>
+          <w:trHeight w:val="381" w:hRule="atLeast"/>
+        </w:trPr>
+        <w:tc>
+          <w:tcPr>
+            <w:tcW w:w="296" w:type="pct"/>
+            <w:vAlign w:val="center"/>
+          </w:tcPr>
+          <w:p>
+            <w:pPr>
+              <w:spacing w:after="0" w:line="240" w:lineRule="auto"/>
+              <w:ind w:left="-110" w:leftChars="-50" w:right="-110" w:rightChars="-50"/>
+              <w:jc w:val="center"/>
+              <w:rPr>
+                <w:rFonts w:hint="eastAsia" w:ascii="仿宋" w:hAnsi="仿宋" w:eastAsia="仿宋" w:cs="仿宋"/>
+                <w:b/>
+                <w:bCs/>
+                <w:sz w:val="20"/>
+                <w:szCs w:val="20"/>
+                <w:shd w:val="clear" w:color="auto" w:fill="FFFFFF"/>
+                <w:lang w:val="en-US"/>
+              </w:rPr>
+            </w:pPr>
+            <w:r>
+              <w:rPr>
+                <w:rFonts w:hint="eastAsia" w:ascii="仿宋" w:hAnsi="仿宋" w:eastAsia="仿宋" w:cs="仿宋"/>
+                <w:b/>
+                <w:bCs/>
+                <w:sz w:val="20"/>
+                <w:szCs w:val="20"/>
+                <w:shd w:val="clear" w:color="auto" w:fill="FFFFFF"/>
+                <w:lang w:val="en-US"/>
+              </w:rPr>
+              <w:t>序号</w:t>
+            </w:r>
+          </w:p>
+        </w:tc>
+        <w:tc>
+          <w:tcPr>
+            <w:tcW w:w="1117" w:type="pct"/>
+            <w:vAlign w:val="center"/>
+          </w:tcPr>
+          <w:p>
+            <w:pPr>
+              <w:spacing w:after="0" w:line="240" w:lineRule="auto"/>
+              <w:jc w:val="center"/>
+              <w:rPr>
+                <w:rFonts w:hint="eastAsia" w:ascii="仿宋" w:hAnsi="仿宋" w:eastAsia="仿宋" w:cs="仿宋"/>
+                <w:b/>
+                <w:bCs/>
+                <w:sz w:val="20"/>
+                <w:szCs w:val="20"/>
+                <w:shd w:val="clear" w:color="auto" w:fill="FFFFFF"/>
+                <w:lang w:val="en-US"/>
+              </w:rPr>
+            </w:pPr>
+            <w:r>
+              <w:rPr>
+                <w:rFonts w:hint="eastAsia" w:ascii="仿宋" w:hAnsi="仿宋" w:eastAsia="仿宋" w:cs="仿宋"/>
+                <w:b/>
+                <w:bCs/>
+                <w:sz w:val="20"/>
+                <w:szCs w:val="20"/>
+                <w:shd w:val="clear" w:color="auto" w:fill="FFFFFF"/>
+                <w:lang w:val="en-US"/>
+              </w:rPr>
+              <w:t>项目</w:t>
+            </w:r>
+          </w:p>
+        </w:tc>
+        <w:tc>
+          <w:tcPr>
+            <w:tcW w:w="433" w:type="pct"/>
+            <w:vAlign w:val="center"/>
+          </w:tcPr>
+          <w:p>
+            <w:pPr>
+              <w:spacing w:after="0" w:line="240" w:lineRule="auto"/>
+              <w:jc w:val="center"/>
+              <w:rPr>
+                <w:rFonts w:hint="eastAsia" w:ascii="仿宋" w:hAnsi="仿宋" w:eastAsia="仿宋" w:cs="仿宋"/>
+                <w:b/>
+                <w:bCs/>
+                <w:sz w:val="20"/>
+                <w:szCs w:val="20"/>
+                <w:shd w:val="clear" w:color="auto" w:fill="FFFFFF"/>
+                <w:lang w:val="en-US" w:eastAsia="zh-CN"/>
+              </w:rPr>
+            </w:pPr>
+            <w:r>
+              <w:rPr>
+                <w:rFonts w:hint="eastAsia" w:ascii="仿宋" w:hAnsi="仿宋" w:eastAsia="仿宋" w:cs="仿宋"/>
+                <w:b/>
+                <w:bCs/>
+                <w:sz w:val="20"/>
+                <w:szCs w:val="20"/>
+                <w:shd w:val="clear" w:color="auto" w:fill="FFFFFF"/>
+                <w:lang w:val="en-US" w:eastAsia="zh-CN"/>
+              </w:rPr>
+              <w:t>时间</w:t>
+            </w:r>
+          </w:p>
+          <w:p>
+            <w:pPr>
+              <w:spacing w:after="0" w:line="240" w:lineRule="auto"/>
+              <w:jc w:val="center"/>
+              <w:rPr>
+                <w:rFonts w:hint="eastAsia" w:ascii="仿宋" w:hAnsi="仿宋" w:eastAsia="仿宋" w:cs="仿宋"/>
+                <w:b/>
+                <w:bCs/>
+                <w:sz w:val="20"/>
+                <w:szCs w:val="20"/>
+                <w:shd w:val="clear" w:color="auto" w:fill="FFFFFF"/>
+                <w:lang w:val="en-US" w:eastAsia="zh-CN"/>
+              </w:rPr>
+            </w:pPr>
+            <w:r>
+              <w:rPr>
+                <w:rFonts w:hint="eastAsia" w:ascii="仿宋" w:hAnsi="仿宋" w:eastAsia="仿宋" w:cs="仿宋"/>
+                <w:b/>
+                <w:bCs/>
+                <w:sz w:val="20"/>
+                <w:szCs w:val="20"/>
+                <w:shd w:val="clear" w:color="auto" w:fill="FFFFFF"/>
+                <w:lang w:val="en-US" w:eastAsia="zh-CN"/>
+              </w:rPr>
+              <w:t>工作日</w:t>
+            </w:r>
+          </w:p>
+        </w:tc>
+        <w:tc>
+          <w:tcPr>
+            <w:tcW w:w="1827" w:type="pct"/>
+            <w:vAlign w:val="center"/>
+          </w:tcPr>
+          <w:p>
+            <w:pPr>
+              <w:spacing w:after="0" w:line="240" w:lineRule="auto"/>
+              <w:jc w:val="center"/>
+              <w:rPr>
+                <w:rFonts w:hint="eastAsia" w:ascii="仿宋" w:hAnsi="仿宋" w:eastAsia="仿宋" w:cs="仿宋"/>
+                <w:b/>
+                <w:bCs/>
+                <w:sz w:val="20"/>
+                <w:szCs w:val="20"/>
+                <w:shd w:val="clear" w:color="auto" w:fill="FFFFFF"/>
+                <w:lang w:val="en-US"/>
+              </w:rPr>
+            </w:pPr>
+            <w:r>
+              <w:rPr>
+                <w:rFonts w:hint="eastAsia" w:ascii="仿宋" w:hAnsi="仿宋" w:eastAsia="仿宋" w:cs="仿宋"/>
+                <w:b/>
+                <w:bCs/>
+                <w:sz w:val="20"/>
+                <w:szCs w:val="20"/>
+                <w:shd w:val="clear" w:color="auto" w:fill="FFFFFF"/>
+                <w:lang w:val="en-US"/>
+              </w:rPr>
+              <w:t>流程</w:t>
+            </w:r>
+          </w:p>
+        </w:tc>
+        <w:tc>
+          <w:tcPr>
+            <w:tcW w:w="1326" w:type="pct"/>
+            <w:vAlign w:val="center"/>
+          </w:tcPr>
+          <w:p>
+            <w:pPr>
+              <w:spacing w:after="0" w:line="240" w:lineRule="auto"/>
+              <w:jc w:val="center"/>
+              <w:rPr>
+                <w:rFonts w:hint="eastAsia" w:ascii="仿宋" w:hAnsi="仿宋" w:eastAsia="仿宋" w:cs="仿宋"/>
+                <w:b/>
+                <w:bCs/>
+                <w:sz w:val="20"/>
+                <w:szCs w:val="20"/>
+                <w:shd w:val="clear" w:color="auto" w:fill="FFFFFF"/>
+              </w:rPr>
+            </w:pPr>
+            <w:r>
+              <w:rPr>
+                <w:rFonts w:hint="eastAsia" w:ascii="仿宋" w:hAnsi="仿宋" w:eastAsia="仿宋" w:cs="仿宋"/>
+                <w:b/>
+                <w:bCs/>
+                <w:sz w:val="20"/>
+                <w:szCs w:val="20"/>
+                <w:shd w:val="clear" w:color="auto" w:fill="FFFFFF"/>
+              </w:rPr>
+              <w:t>服务完成后交付文件</w:t>
+            </w:r>
+          </w:p>
+        </w:tc>
+      </w:tr>
+      <w:tr>
+        <w:trPr>
+          <w:trHeight w:val="1014" w:hRule="atLeast"/>
+        </w:trPr>
+        <w:tc>
+          <w:tcPr>
+            <w:tcW w:w="296" w:type="pct"/>
+            <w:vAlign w:val="center"/>
+          </w:tcPr>
+          <w:p>
+            <w:pPr>
+              <w:spacing w:after="0" w:line="240" w:lineRule="auto"/>
+              <w:jc w:val="center"/>
+              <w:rPr>
+                <w:rFonts w:hint="eastAsia" w:ascii="仿宋" w:hAnsi="仿宋" w:eastAsia="仿宋" w:cs="仿宋"/>
+                <w:bCs/>
+                <w:sz w:val="20"/>
+                <w:szCs w:val="20"/>
+                <w:lang w:val="en-US"/>
+              </w:rPr>
+            </w:pPr>
+            <w:r>
+              <w:rPr>
+                <w:rFonts w:hint="eastAsia" w:ascii="仿宋" w:hAnsi="仿宋" w:eastAsia="仿宋" w:cs="仿宋"/>
+                <w:bCs/>
+                <w:sz w:val="20"/>
+                <w:szCs w:val="20"/>
+                <w:lang w:val="en-US"/>
+              </w:rPr>
+              <w:t>1</w:t>
+            </w:r>
+          </w:p>
+        </w:tc>
+        <w:tc>
+          <w:tcPr>
+            <w:tcW w:w="1117" w:type="pct"/>
+            <w:vAlign w:val="center"/>
+          </w:tcPr>
+          <w:p>
+            <w:pPr>
+              <w:spacing w:after="0" w:line="240" w:lineRule="auto"/>
+              <w:jc w:val="center"/>
+              <w:rPr>
+                <w:rFonts w:hint="eastAsia" w:ascii="仿宋" w:hAnsi="仿宋" w:eastAsia="仿宋" w:cs="仿宋"/>
+                <w:bCs/>
+                <w:sz w:val="20"/>
+                <w:szCs w:val="20"/>
+                <w:lang w:val="en-US"/>
+              </w:rPr>
+            </w:pPr>
+            <w:r>
+              <w:rPr>
+                <w:rFonts w:hint="eastAsia" w:ascii="仿宋" w:hAnsi="仿宋" w:eastAsia="仿宋" w:cs="仿宋"/>
+                <w:b w:val="0"/>
+                <w:bCs w:val="0"/>
+                <w:sz w:val="20"/>
+                <w:szCs w:val="20"/>
+                <w:lang w:val="en-US" w:eastAsia="zh-CN"/>
+              </w:rPr>
+              <w:t>新加坡公司年度企业所得税申报</w:t>
+            </w:r>
+          </w:p>
+        </w:tc>
+        <w:tc>
+          <w:tcPr>
+            <w:tcW w:w="433" w:type="pct"/>
+            <w:vAlign w:val="center"/>
+          </w:tcPr>
+          <w:p>
+            <w:pPr>
+              <w:spacing w:after="0" w:line="240" w:lineRule="auto"/>
+              <w:jc w:val="center"/>
+              <w:rPr>
+                <w:rFonts w:hint="eastAsia" w:ascii="仿宋" w:hAnsi="仿宋" w:eastAsia="仿宋" w:cs="仿宋"/>
+                <w:bCs/>
+                <w:sz w:val="20"/>
+                <w:szCs w:val="20"/>
+                <w:lang w:val="en-US" w:eastAsia="zh-CN"/>
+              </w:rPr>
+            </w:pPr>
+            <w:r>
+              <w:rPr>
+                <w:rFonts w:hint="eastAsia" w:ascii="仿宋" w:hAnsi="仿宋" w:eastAsia="仿宋" w:cs="仿宋"/>
+                <w:bCs/>
+                <w:sz w:val="20"/>
+                <w:szCs w:val="20"/>
+                <w:lang w:val="en-US" w:eastAsia="zh-CN"/>
+              </w:rPr>
+              <w:t>15</w:t>
+            </w:r>
+          </w:p>
+        </w:tc>
+        <w:tc>
+          <w:tcPr>
+            <w:tcW w:w="1827" w:type="pct"/>
+          </w:tcPr>
+          <w:p>
+            <w:pPr>
+              <w:pStyle w:val="9"/>
+              <w:keepNext w:val="0"/>
+              <w:keepLines w:val="0"/>
+              <w:widowControl/>
+              <w:suppressLineNumbers w:val="0"/>
+              <w:pBdr>
+                <w:top w:val="none" w:color="auto" w:sz="0" w:space="0"/>
+                <w:left w:val="none" w:color="auto" w:sz="0" w:space="0"/>
+                <w:bottom w:val="none" w:color="auto" w:sz="0" w:space="0"/>
+                <w:right w:val="none" w:color="auto" w:sz="0" w:space="0"/>
+              </w:pBdr>
+              <w:shd w:val="clear" w:fill="FFFFFF"/>
+              <w:spacing w:before="0" w:beforeAutospacing="0" w:after="0" w:afterAutospacing="0" w:line="240" w:lineRule="auto"/>
+              <w:ind w:right="200"/>
+              <w:rPr>
+                <w:rFonts w:hint="eastAsia" w:ascii="仿宋" w:hAnsi="仿宋" w:eastAsia="仿宋" w:cs="仿宋"/>
+                <w:i w:val="0"/>
+                <w:iCs w:val="0"/>
+                <w:caps w:val="0"/>
+                <w:spacing w:val="0"/>
+                <w:sz w:val="20"/>
+                <w:szCs w:val="20"/>
+              </w:rPr>
+            </w:pPr>
+            <w:r>
+              <w:rPr>
+                <w:rFonts w:hint="eastAsia" w:ascii="仿宋" w:hAnsi="仿宋" w:eastAsia="仿宋" w:cs="仿宋"/>
+                <w:i w:val="0"/>
+                <w:iCs w:val="0"/>
+                <w:caps w:val="0"/>
+                <w:spacing w:val="10"/>
+                <w:sz w:val="20"/>
+                <w:szCs w:val="20"/>
+                <w:shd w:val="clear" w:fill="FFFFFF"/>
+              </w:rPr>
+              <w:t>第一步：收集资料</w:t>
+            </w:r>
+          </w:p>
+          <w:p>
+            <w:pPr>
+              <w:pStyle w:val="9"/>
+              <w:keepNext w:val="0"/>
+              <w:keepLines w:val="0"/>
+              <w:widowControl/>
+              <w:suppressLineNumbers w:val="0"/>
+              <w:pBdr>
+                <w:top w:val="none" w:color="auto" w:sz="0" w:space="0"/>
+                <w:left w:val="none" w:color="auto" w:sz="0" w:space="0"/>
+                <w:bottom w:val="none" w:color="auto" w:sz="0" w:space="0"/>
+                <w:right w:val="none" w:color="auto" w:sz="0" w:space="0"/>
+              </w:pBdr>
+              <w:shd w:val="clear" w:fill="FFFFFF"/>
+              <w:spacing w:before="0" w:beforeAutospacing="0" w:after="0" w:afterAutospacing="0" w:line="240" w:lineRule="auto"/>
+              <w:ind w:right="200"/>
+              <w:rPr>
+                <w:rFonts w:hint="eastAsia" w:ascii="仿宋" w:hAnsi="仿宋" w:eastAsia="仿宋" w:cs="仿宋"/>
+                <w:sz w:val="20"/>
+                <w:szCs w:val="20"/>
+                <w:lang w:val="en-US" w:eastAsia="zh-CN"/>
+              </w:rPr>
+            </w:pPr>
+            <w:r>
+              <w:rPr>
+                <w:rFonts w:hint="eastAsia" w:ascii="仿宋" w:hAnsi="仿宋" w:eastAsia="仿宋" w:cs="仿宋"/>
+                <w:i w:val="0"/>
+                <w:iCs w:val="0"/>
+                <w:caps w:val="0"/>
+                <w:color w:val="000000"/>
+                <w:spacing w:val="10"/>
+                <w:sz w:val="20"/>
+                <w:szCs w:val="20"/>
+                <w:shd w:val="clear" w:fill="FFFFFF"/>
+              </w:rPr>
+              <w:t>第二步：</w:t>
+            </w:r>
+            <w:r>
+              <w:rPr>
+                <w:rFonts w:hint="eastAsia" w:ascii="仿宋" w:hAnsi="仿宋" w:eastAsia="仿宋" w:cs="仿宋"/>
+                <w:sz w:val="20"/>
+                <w:szCs w:val="20"/>
+                <w:lang w:val="en-US" w:eastAsia="zh-CN"/>
+              </w:rPr>
+              <w:t>整理报税表格（4 个工作日）</w:t>
+            </w:r>
+          </w:p>
+          <w:p>
+            <w:pPr>
+              <w:pStyle w:val="9"/>
+              <w:keepNext w:val="0"/>
+              <w:keepLines w:val="0"/>
+              <w:widowControl/>
+              <w:suppressLineNumbers w:val="0"/>
+              <w:pBdr>
+                <w:top w:val="none" w:color="auto" w:sz="0" w:space="0"/>
+                <w:left w:val="none" w:color="auto" w:sz="0" w:space="0"/>
+                <w:bottom w:val="none" w:color="auto" w:sz="0" w:space="0"/>
+                <w:right w:val="none" w:color="auto" w:sz="0" w:space="0"/>
+              </w:pBdr>
+              <w:shd w:val="clear" w:fill="FFFFFF"/>
+              <w:spacing w:before="0" w:beforeAutospacing="0" w:after="0" w:afterAutospacing="0" w:line="240" w:lineRule="auto"/>
+              <w:ind w:right="200"/>
+              <w:rPr>
+                <w:rFonts w:hint="eastAsia" w:ascii="仿宋" w:hAnsi="仿宋" w:eastAsia="仿宋" w:cs="仿宋"/>
+                <w:i w:val="0"/>
+                <w:iCs w:val="0"/>
+                <w:caps w:val="0"/>
+                <w:spacing w:val="0"/>
+                <w:sz w:val="20"/>
+                <w:szCs w:val="20"/>
+              </w:rPr>
+            </w:pPr>
+            <w:r>
+              <w:rPr>
+                <w:rFonts w:hint="eastAsia" w:ascii="仿宋" w:hAnsi="仿宋" w:eastAsia="仿宋" w:cs="仿宋"/>
+                <w:i w:val="0"/>
+                <w:iCs w:val="0"/>
+                <w:caps w:val="0"/>
+                <w:color w:val="000000"/>
+                <w:spacing w:val="10"/>
+                <w:sz w:val="20"/>
+                <w:szCs w:val="20"/>
+                <w:shd w:val="clear" w:fill="FFFFFF"/>
+              </w:rPr>
+              <w:t>第三步：</w:t>
+            </w:r>
+            <w:r>
+              <w:rPr>
+                <w:rFonts w:hint="eastAsia" w:ascii="仿宋" w:hAnsi="仿宋" w:eastAsia="仿宋" w:cs="仿宋"/>
+                <w:sz w:val="20"/>
+                <w:szCs w:val="20"/>
+                <w:lang w:val="en-US" w:eastAsia="zh-CN"/>
+              </w:rPr>
+              <w:t>在税务局提交纳税申请（7 个工作日）</w:t>
+            </w:r>
+          </w:p>
+          <w:p>
+            <w:pPr>
+              <w:pStyle w:val="9"/>
+              <w:keepNext w:val="0"/>
+              <w:keepLines w:val="0"/>
+              <w:widowControl/>
+              <w:suppressLineNumbers w:val="0"/>
+              <w:pBdr>
+                <w:top w:val="none" w:color="auto" w:sz="0" w:space="0"/>
+                <w:left w:val="none" w:color="auto" w:sz="0" w:space="0"/>
+                <w:bottom w:val="none" w:color="auto" w:sz="0" w:space="0"/>
+                <w:right w:val="none" w:color="auto" w:sz="0" w:space="0"/>
+              </w:pBdr>
+              <w:shd w:val="clear" w:fill="FFFFFF"/>
+              <w:spacing w:before="0" w:beforeAutospacing="0" w:after="0" w:afterAutospacing="0" w:line="240" w:lineRule="auto"/>
+              <w:ind w:right="200"/>
+              <w:rPr>
+                <w:rFonts w:hint="eastAsia" w:ascii="仿宋" w:hAnsi="仿宋" w:eastAsia="仿宋" w:cs="仿宋"/>
+                <w:bCs/>
+                <w:sz w:val="20"/>
+                <w:szCs w:val="20"/>
+              </w:rPr>
+            </w:pPr>
+            <w:r>
+              <w:rPr>
+                <w:rFonts w:hint="eastAsia" w:ascii="仿宋" w:hAnsi="仿宋" w:eastAsia="仿宋" w:cs="仿宋"/>
+                <w:i w:val="0"/>
+                <w:iCs w:val="0"/>
+                <w:caps w:val="0"/>
+                <w:color w:val="000000"/>
+                <w:spacing w:val="10"/>
+                <w:sz w:val="20"/>
+                <w:szCs w:val="20"/>
+                <w:shd w:val="clear" w:fill="FFFFFF"/>
+              </w:rPr>
+              <w:t>第四步：</w:t>
+            </w:r>
+            <w:r>
+              <w:rPr>
+                <w:rFonts w:hint="eastAsia" w:ascii="仿宋" w:hAnsi="仿宋" w:eastAsia="仿宋" w:cs="仿宋"/>
+                <w:sz w:val="20"/>
+                <w:szCs w:val="20"/>
+                <w:lang w:val="en-US" w:eastAsia="zh-CN"/>
+              </w:rPr>
+              <w:t>收到企业所得税评估通知（3 个工作日）</w:t>
+            </w:r>
+            <w:r>
+              <w:rPr>
+                <w:rFonts w:hint="eastAsia" w:ascii="仿宋" w:hAnsi="仿宋" w:eastAsia="仿宋" w:cs="仿宋"/>
+                <w:i w:val="0"/>
+                <w:iCs w:val="0"/>
+                <w:caps w:val="0"/>
+                <w:color w:val="000000"/>
+                <w:spacing w:val="10"/>
+                <w:sz w:val="20"/>
+                <w:szCs w:val="20"/>
+                <w:shd w:val="clear" w:fill="FFFFFF"/>
+              </w:rPr>
+              <w:br w:type="textWrapping"/>
+            </w:r>
+            <w:r>
+              <w:rPr>
+                <w:rFonts w:hint="eastAsia" w:ascii="仿宋" w:hAnsi="仿宋" w:eastAsia="仿宋" w:cs="仿宋"/>
+                <w:i w:val="0"/>
+                <w:iCs w:val="0"/>
+                <w:caps w:val="0"/>
+                <w:color w:val="000000"/>
+                <w:spacing w:val="10"/>
+                <w:sz w:val="20"/>
+                <w:szCs w:val="20"/>
+                <w:shd w:val="clear" w:fill="FFFFFF"/>
+              </w:rPr>
+              <w:t>第五步：</w:t>
+            </w:r>
+            <w:r>
+              <w:rPr>
+                <w:rFonts w:hint="eastAsia" w:ascii="仿宋" w:hAnsi="仿宋" w:eastAsia="仿宋" w:cs="仿宋"/>
+                <w:sz w:val="20"/>
+                <w:szCs w:val="20"/>
+                <w:lang w:val="en-US" w:eastAsia="zh-CN"/>
+              </w:rPr>
+              <w:t>缴纳税费（1 个工作日）</w:t>
+            </w:r>
+          </w:p>
+        </w:tc>
+        <w:tc>
+          <w:tcPr>
+            <w:tcW w:w="1326" w:type="pct"/>
+          </w:tcPr>
+          <w:p>
+            <w:pPr>
+              <w:pStyle w:val="9"/>
+              <w:numPr>
+                <w:ilvl w:val="0"/>
+                <w:numId w:val="0"/>
+              </w:numPr>
+              <w:shd w:val="clear" w:color="auto" w:fill="FFFFFF"/>
+              <w:spacing w:line="240" w:lineRule="auto"/>
+              <w:ind w:leftChars="0"/>
+              <w:rPr>
+                <w:rFonts w:hint="eastAsia" w:ascii="仿宋" w:hAnsi="仿宋" w:eastAsia="仿宋" w:cs="仿宋"/>
+                <w:bCs/>
+                <w:sz w:val="20"/>
+                <w:szCs w:val="20"/>
+              </w:rPr>
+            </w:pPr>
+            <w:r>
+              <w:rPr>
+                <w:rFonts w:hint="eastAsia" w:ascii="仿宋" w:hAnsi="仿宋" w:eastAsia="仿宋" w:cs="仿宋"/>
+                <w:sz w:val="20"/>
+                <w:szCs w:val="20"/>
+                <w:lang w:val="en-US" w:eastAsia="zh-CN"/>
+              </w:rPr>
+              <w:t>已缴税完成通知书</w:t>
+            </w:r>
+          </w:p>
+        </w:tc>
+      </w:tr>
+      <w:tr>
+        <w:trPr>
+          <w:trHeight w:val="1014" w:hRule="atLeast"/>
+        </w:trPr>
+        <w:tc>
+          <w:tcPr>
+            <w:tcW w:w="296" w:type="pct"/>
+            <w:vAlign w:val="center"/>
+          </w:tcPr>
+          <w:p>
+            <w:pPr>
+              <w:spacing w:after="0" w:line="240" w:lineRule="auto"/>
+              <w:jc w:val="center"/>
+              <w:rPr>
+                <w:rFonts w:hint="eastAsia" w:ascii="仿宋" w:hAnsi="仿宋" w:eastAsia="仿宋" w:cs="仿宋"/>
+                <w:bCs/>
+                <w:sz w:val="20"/>
+                <w:szCs w:val="20"/>
+                <w:lang w:val="en-US"/>
+              </w:rPr>
+            </w:pPr>
+            <w:r>
+              <w:rPr>
+                <w:rFonts w:hint="eastAsia" w:ascii="仿宋" w:hAnsi="仿宋" w:eastAsia="仿宋" w:cs="仿宋"/>
+                <w:bCs/>
+                <w:sz w:val="20"/>
+                <w:szCs w:val="20"/>
+                <w:lang w:val="en-US"/>
+              </w:rPr>
+              <w:t>2</w:t>
+            </w:r>
+          </w:p>
+        </w:tc>
+        <w:tc>
+          <w:tcPr>
+            <w:tcW w:w="1117" w:type="pct"/>
+            <w:vAlign w:val="center"/>
+          </w:tcPr>
+          <w:p>
+            <w:pPr>
+              <w:spacing w:after="0" w:line="240" w:lineRule="auto"/>
+              <w:jc w:val="center"/>
+              <w:rPr>
+                <w:rFonts w:hint="eastAsia" w:ascii="仿宋" w:hAnsi="仿宋" w:eastAsia="仿宋" w:cs="仿宋"/>
+                <w:bCs/>
+                <w:sz w:val="20"/>
+                <w:szCs w:val="20"/>
+                <w:lang w:val="en-US"/>
+              </w:rPr>
+            </w:pPr>
+            <w:r>
+              <w:rPr>
+                <w:rFonts w:hint="eastAsia" w:ascii="仿宋" w:hAnsi="仿宋" w:eastAsia="仿宋" w:cs="仿宋"/>
+                <w:b w:val="0"/>
+                <w:bCs w:val="0"/>
+                <w:sz w:val="20"/>
+                <w:szCs w:val="20"/>
+                <w:lang w:val="en-US" w:eastAsia="zh-CN"/>
+              </w:rPr>
+              <w:t>新加坡公司注册</w:t>
+            </w:r>
+          </w:p>
+        </w:tc>
+        <w:tc>
+          <w:tcPr>
+            <w:tcW w:w="433" w:type="pct"/>
+            <w:vAlign w:val="center"/>
+          </w:tcPr>
+          <w:p>
+            <w:pPr>
+              <w:pStyle w:val="9"/>
+              <w:numPr>
+                <w:ilvl w:val="0"/>
+                <w:numId w:val="0"/>
+              </w:numPr>
+              <w:spacing w:beforeAutospacing="1" w:after="0" w:afterAutospacing="1" w:line="240" w:lineRule="auto"/>
+              <w:jc w:val="center"/>
+              <w:rPr>
+                <w:rFonts w:hint="eastAsia" w:ascii="仿宋" w:hAnsi="仿宋" w:eastAsia="仿宋" w:cs="仿宋"/>
+                <w:bCs/>
+                <w:sz w:val="20"/>
+                <w:szCs w:val="20"/>
+                <w:lang w:val="en-US" w:eastAsia="zh-CN"/>
+              </w:rPr>
+            </w:pPr>
+            <w:r>
+              <w:rPr>
+                <w:rFonts w:hint="eastAsia" w:ascii="仿宋" w:hAnsi="仿宋" w:eastAsia="仿宋" w:cs="仿宋"/>
+                <w:bCs/>
+                <w:sz w:val="20"/>
+                <w:szCs w:val="20"/>
+                <w:lang w:val="en-US" w:eastAsia="zh-CN"/>
+              </w:rPr>
+              <w:t>18</w:t>
+            </w:r>
+          </w:p>
+        </w:tc>
+        <w:tc>
+          <w:tcPr>
+            <w:tcW w:w="1827" w:type="pct"/>
+            <w:vAlign w:val="top"/>
+          </w:tcPr>
+          <w:p>
+            <w:pPr>
+              <w:pStyle w:val="9"/>
+              <w:keepNext w:val="0"/>
+              <w:keepLines w:val="0"/>
+              <w:widowControl/>
+              <w:suppressLineNumbers w:val="0"/>
+              <w:pBdr>
+                <w:top w:val="none" w:color="auto" w:sz="0" w:space="0"/>
+                <w:left w:val="none" w:color="auto" w:sz="0" w:space="0"/>
+                <w:bottom w:val="none" w:color="auto" w:sz="0" w:space="0"/>
+                <w:right w:val="none" w:color="auto" w:sz="0" w:space="0"/>
+              </w:pBdr>
+              <w:shd w:val="clear" w:fill="FFFFFF"/>
+              <w:spacing w:before="0" w:beforeAutospacing="0" w:after="0" w:afterAutospacing="0" w:line="240" w:lineRule="auto"/>
+              <w:ind w:right="200"/>
+              <w:rPr>
+                <w:rFonts w:hint="eastAsia" w:ascii="仿宋" w:hAnsi="仿宋" w:eastAsia="仿宋" w:cs="仿宋"/>
+                <w:i w:val="0"/>
+                <w:iCs w:val="0"/>
+                <w:caps w:val="0"/>
+                <w:spacing w:val="0"/>
+                <w:sz w:val="20"/>
+                <w:szCs w:val="20"/>
+                <w:lang w:val="en-US" w:eastAsia="zh-CN"/>
+              </w:rPr>
+            </w:pPr>
+            <w:r>
+              <w:rPr>
+                <w:rFonts w:hint="eastAsia" w:ascii="仿宋" w:hAnsi="仿宋" w:eastAsia="仿宋" w:cs="仿宋"/>
+                <w:i w:val="0"/>
+                <w:iCs w:val="0"/>
+                <w:caps w:val="0"/>
+                <w:spacing w:val="10"/>
+                <w:sz w:val="20"/>
+                <w:szCs w:val="20"/>
+                <w:shd w:val="clear" w:fill="FFFFFF"/>
+              </w:rPr>
+              <w:t>第一步：</w:t>
+            </w:r>
+            <w:r>
+              <w:rPr>
+                <w:rFonts w:hint="eastAsia" w:ascii="仿宋" w:hAnsi="仿宋" w:eastAsia="仿宋" w:cs="仿宋"/>
+                <w:i w:val="0"/>
+                <w:iCs w:val="0"/>
+                <w:caps w:val="0"/>
+                <w:spacing w:val="10"/>
+                <w:sz w:val="20"/>
+                <w:szCs w:val="20"/>
+                <w:shd w:val="clear" w:fill="FFFFFF"/>
+                <w:lang w:val="en-US" w:eastAsia="zh-CN"/>
+              </w:rPr>
+              <w:t>收集资料</w:t>
+            </w:r>
+          </w:p>
+          <w:p>
+            <w:pPr>
+              <w:pStyle w:val="9"/>
+              <w:keepNext w:val="0"/>
+              <w:keepLines w:val="0"/>
+              <w:widowControl/>
+              <w:suppressLineNumbers w:val="0"/>
+              <w:pBdr>
+                <w:top w:val="none" w:color="auto" w:sz="0" w:space="0"/>
+                <w:left w:val="none" w:color="auto" w:sz="0" w:space="0"/>
+                <w:bottom w:val="none" w:color="auto" w:sz="0" w:space="0"/>
+                <w:right w:val="none" w:color="auto" w:sz="0" w:space="0"/>
+              </w:pBdr>
+              <w:shd w:val="clear" w:fill="FFFFFF"/>
+              <w:spacing w:before="0" w:beforeAutospacing="0" w:after="0" w:afterAutospacing="0" w:line="240" w:lineRule="auto"/>
+              <w:ind w:right="200"/>
+              <w:rPr>
+                <w:rFonts w:hint="eastAsia" w:ascii="仿宋" w:hAnsi="仿宋" w:eastAsia="仿宋" w:cs="仿宋"/>
+                <w:i w:val="0"/>
+                <w:iCs w:val="0"/>
+                <w:caps w:val="0"/>
+                <w:spacing w:val="0"/>
+                <w:sz w:val="20"/>
+                <w:szCs w:val="20"/>
+              </w:rPr>
+            </w:pPr>
+            <w:r>
+              <w:rPr>
+                <w:rFonts w:hint="eastAsia" w:ascii="仿宋" w:hAnsi="仿宋" w:eastAsia="仿宋" w:cs="仿宋"/>
+                <w:i w:val="0"/>
+                <w:iCs w:val="0"/>
+                <w:caps w:val="0"/>
+                <w:spacing w:val="10"/>
+                <w:sz w:val="20"/>
+                <w:szCs w:val="20"/>
+                <w:shd w:val="clear" w:fill="FFFFFF"/>
+              </w:rPr>
+              <w:t>第二步：</w:t>
+            </w:r>
+            <w:r>
+              <w:rPr>
+                <w:rFonts w:hint="eastAsia" w:ascii="仿宋" w:hAnsi="仿宋" w:eastAsia="仿宋" w:cs="仿宋"/>
+                <w:sz w:val="20"/>
+                <w:szCs w:val="20"/>
+                <w:lang w:val="en-US" w:eastAsia="zh-CN"/>
+              </w:rPr>
+              <w:t>公司名称查重（1 个工作日）</w:t>
+            </w:r>
+          </w:p>
+          <w:p>
+            <w:pPr>
+              <w:pStyle w:val="9"/>
+              <w:keepNext w:val="0"/>
+              <w:keepLines w:val="0"/>
+              <w:widowControl/>
+              <w:suppressLineNumbers w:val="0"/>
+              <w:pBdr>
+                <w:top w:val="none" w:color="auto" w:sz="0" w:space="0"/>
+                <w:left w:val="none" w:color="auto" w:sz="0" w:space="0"/>
+                <w:bottom w:val="none" w:color="auto" w:sz="0" w:space="0"/>
+                <w:right w:val="none" w:color="auto" w:sz="0" w:space="0"/>
+              </w:pBdr>
+              <w:shd w:val="clear" w:fill="FFFFFF"/>
+              <w:spacing w:before="0" w:beforeAutospacing="0" w:after="0" w:afterAutospacing="0" w:line="240" w:lineRule="auto"/>
+              <w:ind w:right="200"/>
+              <w:rPr>
+                <w:rFonts w:hint="eastAsia" w:ascii="仿宋" w:hAnsi="仿宋" w:eastAsia="仿宋" w:cs="仿宋"/>
+                <w:i w:val="0"/>
+                <w:iCs w:val="0"/>
+                <w:caps w:val="0"/>
+                <w:spacing w:val="0"/>
+                <w:sz w:val="20"/>
+                <w:szCs w:val="20"/>
+              </w:rPr>
+            </w:pPr>
+            <w:r>
+              <w:rPr>
+                <w:rFonts w:hint="eastAsia" w:ascii="仿宋" w:hAnsi="仿宋" w:eastAsia="仿宋" w:cs="仿宋"/>
+                <w:i w:val="0"/>
+                <w:iCs w:val="0"/>
+                <w:caps w:val="0"/>
+                <w:spacing w:val="10"/>
+                <w:sz w:val="20"/>
+                <w:szCs w:val="20"/>
+                <w:shd w:val="clear" w:fill="FFFFFF"/>
+              </w:rPr>
+              <w:t>第三步：</w:t>
+            </w:r>
+            <w:r>
+              <w:rPr>
+                <w:rFonts w:hint="eastAsia" w:ascii="仿宋" w:hAnsi="仿宋" w:eastAsia="仿宋" w:cs="仿宋"/>
+                <w:sz w:val="20"/>
+                <w:szCs w:val="20"/>
+                <w:lang w:val="en-US" w:eastAsia="zh-CN"/>
+              </w:rPr>
+              <w:t>客户背景调查（5 个工作日）</w:t>
+            </w:r>
+          </w:p>
+          <w:p>
+            <w:pPr>
+              <w:spacing w:after="0" w:line="280" w:lineRule="auto"/>
+              <w:rPr>
+                <w:rFonts w:hint="eastAsia" w:ascii="仿宋" w:hAnsi="仿宋" w:eastAsia="仿宋" w:cs="仿宋"/>
+                <w:i w:val="0"/>
+                <w:iCs w:val="0"/>
+                <w:caps w:val="0"/>
+                <w:spacing w:val="0"/>
+                <w:sz w:val="20"/>
+                <w:szCs w:val="20"/>
+              </w:rPr>
+            </w:pPr>
+            <w:r>
+              <w:rPr>
+                <w:rFonts w:hint="eastAsia" w:ascii="仿宋" w:hAnsi="仿宋" w:eastAsia="仿宋" w:cs="仿宋"/>
+                <w:i w:val="0"/>
+                <w:iCs w:val="0"/>
+                <w:caps w:val="0"/>
+                <w:spacing w:val="10"/>
+                <w:sz w:val="20"/>
+                <w:szCs w:val="20"/>
+                <w:shd w:val="clear" w:fill="FFFFFF"/>
+              </w:rPr>
+              <w:t>第四步：</w:t>
+            </w:r>
+            <w:r>
+              <w:rPr>
+                <w:rFonts w:hint="eastAsia" w:ascii="仿宋" w:hAnsi="仿宋" w:eastAsia="仿宋" w:cs="仿宋"/>
+                <w:sz w:val="20"/>
+                <w:szCs w:val="20"/>
+                <w:lang w:val="en-US" w:eastAsia="zh-CN"/>
+              </w:rPr>
+              <w:t>起草法定文件（5 个工作日）</w:t>
+            </w:r>
+          </w:p>
+          <w:p>
+            <w:pPr>
+              <w:pStyle w:val="9"/>
+              <w:keepNext w:val="0"/>
+              <w:keepLines w:val="0"/>
+              <w:widowControl/>
+              <w:suppressLineNumbers w:val="0"/>
+              <w:pBdr>
+                <w:top w:val="none" w:color="auto" w:sz="0" w:space="0"/>
+                <w:left w:val="none" w:color="auto" w:sz="0" w:space="0"/>
+                <w:bottom w:val="none" w:color="auto" w:sz="0" w:space="0"/>
+                <w:right w:val="none" w:color="auto" w:sz="0" w:space="0"/>
+              </w:pBdr>
+              <w:shd w:val="clear" w:fill="FFFFFF"/>
+              <w:spacing w:before="0" w:beforeAutospacing="0" w:after="0" w:afterAutospacing="0" w:line="240" w:lineRule="auto"/>
+              <w:ind w:right="200"/>
+              <w:rPr>
+                <w:rFonts w:hint="eastAsia" w:ascii="仿宋" w:hAnsi="仿宋" w:eastAsia="仿宋" w:cs="仿宋"/>
+                <w:sz w:val="20"/>
+                <w:szCs w:val="20"/>
+                <w:lang w:val="en-US" w:eastAsia="zh-CN"/>
+              </w:rPr>
+            </w:pPr>
+            <w:r>
+              <w:rPr>
+                <w:rFonts w:hint="eastAsia" w:ascii="仿宋" w:hAnsi="仿宋" w:eastAsia="仿宋" w:cs="仿宋"/>
+                <w:i w:val="0"/>
+                <w:iCs w:val="0"/>
+                <w:caps w:val="0"/>
+                <w:spacing w:val="10"/>
+                <w:sz w:val="20"/>
+                <w:szCs w:val="20"/>
+                <w:shd w:val="clear" w:fill="FFFFFF"/>
+              </w:rPr>
+              <w:t>第五步：</w:t>
+            </w:r>
+            <w:r>
+              <w:rPr>
+                <w:rFonts w:hint="eastAsia" w:ascii="仿宋" w:hAnsi="仿宋" w:eastAsia="仿宋" w:cs="仿宋"/>
+                <w:sz w:val="20"/>
+                <w:szCs w:val="20"/>
+                <w:lang w:val="en-US" w:eastAsia="zh-CN"/>
+              </w:rPr>
+              <w:t>客户签署文件</w:t>
+            </w:r>
+          </w:p>
+          <w:p>
+            <w:pPr>
+              <w:pStyle w:val="9"/>
+              <w:keepNext w:val="0"/>
+              <w:keepLines w:val="0"/>
+              <w:widowControl/>
+              <w:suppressLineNumbers w:val="0"/>
+              <w:pBdr>
+                <w:top w:val="none" w:color="auto" w:sz="0" w:space="0"/>
+                <w:left w:val="none" w:color="auto" w:sz="0" w:space="0"/>
+                <w:bottom w:val="none" w:color="auto" w:sz="0" w:space="0"/>
+                <w:right w:val="none" w:color="auto" w:sz="0" w:space="0"/>
+              </w:pBdr>
+              <w:shd w:val="clear" w:fill="FFFFFF"/>
+              <w:spacing w:before="0" w:beforeAutospacing="0" w:after="0" w:afterAutospacing="0" w:line="240" w:lineRule="auto"/>
+              <w:ind w:right="200"/>
+              <w:rPr>
+                <w:rFonts w:hint="eastAsia" w:ascii="仿宋" w:hAnsi="仿宋" w:eastAsia="仿宋" w:cs="仿宋"/>
+                <w:sz w:val="20"/>
+                <w:szCs w:val="20"/>
+                <w:lang w:val="en-US" w:eastAsia="zh-CN"/>
+              </w:rPr>
+            </w:pPr>
+            <w:r>
+              <w:rPr>
+                <w:rFonts w:hint="eastAsia" w:ascii="仿宋" w:hAnsi="仿宋" w:eastAsia="仿宋" w:cs="仿宋"/>
+                <w:i w:val="0"/>
+                <w:iCs w:val="0"/>
+                <w:caps w:val="0"/>
+                <w:spacing w:val="10"/>
+                <w:sz w:val="20"/>
+                <w:szCs w:val="20"/>
+                <w:shd w:val="clear" w:fill="FFFFFF"/>
+              </w:rPr>
+              <w:t>第六步：</w:t>
+            </w:r>
+            <w:r>
+              <w:rPr>
+                <w:rFonts w:hint="eastAsia" w:ascii="仿宋" w:hAnsi="仿宋" w:eastAsia="仿宋" w:cs="仿宋"/>
+                <w:sz w:val="20"/>
+                <w:szCs w:val="20"/>
+                <w:lang w:val="en-US" w:eastAsia="zh-CN"/>
+              </w:rPr>
+              <w:t>在新加坡公司注册局（ACRA）提交申请（1 个工作日）</w:t>
+            </w:r>
+          </w:p>
+          <w:p>
+            <w:pPr>
+              <w:pStyle w:val="9"/>
+              <w:keepNext w:val="0"/>
+              <w:keepLines w:val="0"/>
+              <w:widowControl/>
+              <w:suppressLineNumbers w:val="0"/>
+              <w:pBdr>
+                <w:top w:val="none" w:color="auto" w:sz="0" w:space="0"/>
+                <w:left w:val="none" w:color="auto" w:sz="0" w:space="0"/>
+                <w:bottom w:val="none" w:color="auto" w:sz="0" w:space="0"/>
+                <w:right w:val="none" w:color="auto" w:sz="0" w:space="0"/>
+              </w:pBdr>
+              <w:shd w:val="clear" w:fill="FFFFFF"/>
+              <w:spacing w:before="0" w:beforeAutospacing="0" w:after="0" w:afterAutospacing="0" w:line="240" w:lineRule="auto"/>
+              <w:ind w:right="200"/>
+              <w:rPr>
+                <w:rFonts w:hint="eastAsia" w:ascii="仿宋" w:hAnsi="仿宋" w:eastAsia="仿宋" w:cs="仿宋"/>
+                <w:i w:val="0"/>
+                <w:iCs w:val="0"/>
+                <w:caps w:val="0"/>
+                <w:spacing w:val="0"/>
+                <w:sz w:val="20"/>
+                <w:szCs w:val="20"/>
+              </w:rPr>
+            </w:pPr>
+            <w:r>
+              <w:rPr>
+                <w:rFonts w:hint="eastAsia" w:ascii="仿宋" w:hAnsi="仿宋" w:eastAsia="仿宋" w:cs="仿宋"/>
+                <w:i w:val="0"/>
+                <w:iCs w:val="0"/>
+                <w:caps w:val="0"/>
+                <w:spacing w:val="10"/>
+                <w:sz w:val="20"/>
+                <w:szCs w:val="20"/>
+                <w:shd w:val="clear" w:fill="FFFFFF"/>
+              </w:rPr>
+              <w:t>第七步：</w:t>
+            </w:r>
+            <w:r>
+              <w:rPr>
+                <w:rFonts w:hint="eastAsia" w:ascii="仿宋" w:hAnsi="仿宋" w:eastAsia="仿宋" w:cs="仿宋"/>
+                <w:sz w:val="20"/>
+                <w:szCs w:val="20"/>
+                <w:lang w:val="en-US" w:eastAsia="zh-CN"/>
+              </w:rPr>
+              <w:t>政府审核（5 个工作日）</w:t>
+            </w:r>
+          </w:p>
+          <w:p>
+            <w:pPr>
+              <w:pStyle w:val="9"/>
+              <w:keepNext w:val="0"/>
+              <w:keepLines w:val="0"/>
+              <w:widowControl/>
+              <w:suppressLineNumbers w:val="0"/>
+              <w:pBdr>
+                <w:top w:val="none" w:color="auto" w:sz="0" w:space="0"/>
+                <w:left w:val="none" w:color="auto" w:sz="0" w:space="0"/>
+                <w:bottom w:val="none" w:color="auto" w:sz="0" w:space="0"/>
+                <w:right w:val="none" w:color="auto" w:sz="0" w:space="0"/>
+              </w:pBdr>
+              <w:shd w:val="clear" w:fill="FFFFFF"/>
+              <w:spacing w:before="0" w:beforeAutospacing="0" w:after="0" w:afterAutospacing="0" w:line="240" w:lineRule="auto"/>
+              <w:ind w:right="200"/>
+              <w:rPr>
+                <w:rFonts w:hint="eastAsia" w:ascii="仿宋" w:hAnsi="仿宋" w:eastAsia="仿宋" w:cs="仿宋"/>
+                <w:bCs/>
+                <w:sz w:val="20"/>
+                <w:szCs w:val="20"/>
+              </w:rPr>
+            </w:pPr>
+            <w:r>
+              <w:rPr>
+                <w:rFonts w:hint="eastAsia" w:ascii="仿宋" w:hAnsi="仿宋" w:eastAsia="仿宋" w:cs="仿宋"/>
+                <w:i w:val="0"/>
+                <w:iCs w:val="0"/>
+                <w:caps w:val="0"/>
+                <w:spacing w:val="10"/>
+                <w:sz w:val="20"/>
+                <w:szCs w:val="20"/>
+                <w:shd w:val="clear" w:fill="FFFFFF"/>
+              </w:rPr>
+              <w:t>第八步：</w:t>
+            </w:r>
+            <w:r>
+              <w:rPr>
+                <w:rFonts w:hint="eastAsia" w:ascii="仿宋" w:hAnsi="仿宋" w:eastAsia="仿宋" w:cs="仿宋"/>
+                <w:sz w:val="20"/>
+                <w:szCs w:val="20"/>
+                <w:lang w:val="en-US" w:eastAsia="zh-CN"/>
+              </w:rPr>
+              <w:t>颁发交付文件（1 个工作日）</w:t>
+            </w:r>
+          </w:p>
+        </w:tc>
+        <w:tc>
+          <w:tcPr>
+            <w:tcW w:w="1326" w:type="pct"/>
+          </w:tcPr>
+          <w:p>
+            <w:pPr>
+              <w:numPr>
+                <w:ilvl w:val="0"/>
+                <w:numId w:val="1"/>
+              </w:numPr>
+              <w:spacing w:after="0" w:line="280" w:lineRule="auto"/>
+              <w:ind w:leftChars="0"/>
+              <w:rPr>
+                <w:rFonts w:hint="eastAsia" w:ascii="仿宋" w:hAnsi="仿宋" w:eastAsia="仿宋" w:cs="仿宋"/>
+                <w:sz w:val="20"/>
+                <w:szCs w:val="20"/>
+              </w:rPr>
+            </w:pPr>
+            <w:r>
+              <w:rPr>
+                <w:rFonts w:hint="eastAsia" w:ascii="仿宋" w:hAnsi="仿宋" w:eastAsia="仿宋" w:cs="仿宋"/>
+                <w:sz w:val="20"/>
+                <w:szCs w:val="20"/>
+                <w:lang w:val="en-US" w:eastAsia="zh-CN"/>
+              </w:rPr>
+              <w:t>新加坡公司营业执照</w:t>
+            </w:r>
+          </w:p>
+          <w:p>
+            <w:pPr>
+              <w:numPr>
+                <w:ilvl w:val="0"/>
+                <w:numId w:val="1"/>
+              </w:numPr>
+              <w:spacing w:after="0" w:line="280" w:lineRule="auto"/>
+              <w:ind w:left="0" w:leftChars="0" w:firstLine="0" w:firstLineChars="0"/>
+              <w:rPr>
+                <w:rFonts w:hint="eastAsia" w:ascii="仿宋" w:hAnsi="仿宋" w:eastAsia="仿宋" w:cs="仿宋"/>
+                <w:sz w:val="20"/>
+                <w:szCs w:val="20"/>
+              </w:rPr>
+            </w:pPr>
+            <w:r>
+              <w:rPr>
+                <w:rFonts w:hint="eastAsia" w:ascii="仿宋" w:hAnsi="仿宋" w:eastAsia="仿宋" w:cs="仿宋"/>
+                <w:sz w:val="20"/>
+                <w:szCs w:val="20"/>
+                <w:lang w:val="en-US" w:eastAsia="zh-CN"/>
+              </w:rPr>
+              <w:t>成立公告</w:t>
+            </w:r>
+          </w:p>
+          <w:p>
+            <w:pPr>
+              <w:numPr>
+                <w:ilvl w:val="0"/>
+                <w:numId w:val="1"/>
+              </w:numPr>
+              <w:spacing w:after="0" w:line="280" w:lineRule="auto"/>
+              <w:ind w:left="0" w:leftChars="0" w:firstLine="0" w:firstLineChars="0"/>
+              <w:rPr>
+                <w:rFonts w:hint="eastAsia" w:ascii="仿宋" w:hAnsi="仿宋" w:eastAsia="仿宋" w:cs="仿宋"/>
+                <w:sz w:val="20"/>
+                <w:szCs w:val="20"/>
+              </w:rPr>
+            </w:pPr>
+            <w:r>
+              <w:rPr>
+                <w:rFonts w:hint="eastAsia" w:ascii="仿宋" w:hAnsi="仿宋" w:eastAsia="仿宋" w:cs="仿宋"/>
+                <w:sz w:val="20"/>
+                <w:szCs w:val="20"/>
+                <w:lang w:val="en-US" w:eastAsia="zh-CN"/>
+              </w:rPr>
+              <w:t>注册纸</w:t>
+            </w:r>
+          </w:p>
+          <w:p>
+            <w:pPr>
+              <w:numPr>
+                <w:ilvl w:val="0"/>
+                <w:numId w:val="1"/>
+              </w:numPr>
+              <w:spacing w:after="0" w:line="280" w:lineRule="auto"/>
+              <w:ind w:left="0" w:leftChars="0" w:firstLine="0" w:firstLineChars="0"/>
+              <w:rPr>
+                <w:rFonts w:hint="eastAsia" w:ascii="仿宋" w:hAnsi="仿宋" w:eastAsia="仿宋" w:cs="仿宋"/>
+                <w:sz w:val="20"/>
+                <w:szCs w:val="20"/>
+              </w:rPr>
+            </w:pPr>
+            <w:r>
+              <w:rPr>
+                <w:rFonts w:hint="eastAsia" w:ascii="仿宋" w:hAnsi="仿宋" w:eastAsia="仿宋" w:cs="仿宋"/>
+                <w:sz w:val="20"/>
+                <w:szCs w:val="20"/>
+                <w:lang w:val="en-US" w:eastAsia="zh-CN"/>
+              </w:rPr>
+              <w:t>股份登记文件</w:t>
+            </w:r>
+          </w:p>
+          <w:p>
+            <w:pPr>
+              <w:numPr>
+                <w:ilvl w:val="0"/>
+                <w:numId w:val="1"/>
+              </w:numPr>
+              <w:spacing w:after="0" w:line="280" w:lineRule="auto"/>
+              <w:ind w:left="0" w:leftChars="0" w:firstLine="0" w:firstLineChars="0"/>
+              <w:rPr>
+                <w:rFonts w:hint="eastAsia" w:ascii="仿宋" w:hAnsi="仿宋" w:eastAsia="仿宋" w:cs="仿宋"/>
+                <w:sz w:val="20"/>
+                <w:szCs w:val="20"/>
+              </w:rPr>
+            </w:pPr>
+            <w:r>
+              <w:rPr>
+                <w:rFonts w:hint="eastAsia" w:ascii="仿宋" w:hAnsi="仿宋" w:eastAsia="仿宋" w:cs="仿宋"/>
+                <w:sz w:val="20"/>
+                <w:szCs w:val="20"/>
+                <w:lang w:val="en-US" w:eastAsia="zh-CN"/>
+              </w:rPr>
+              <w:t>挂名董事协议</w:t>
+            </w:r>
+          </w:p>
+          <w:p>
+            <w:pPr>
+              <w:numPr>
+                <w:ilvl w:val="0"/>
+                <w:numId w:val="1"/>
+              </w:numPr>
+              <w:spacing w:after="0" w:line="280" w:lineRule="auto"/>
+              <w:ind w:left="0" w:leftChars="0" w:firstLine="0" w:firstLineChars="0"/>
+              <w:rPr>
+                <w:rFonts w:hint="eastAsia" w:ascii="仿宋" w:hAnsi="仿宋" w:eastAsia="仿宋" w:cs="仿宋"/>
+                <w:sz w:val="20"/>
+                <w:szCs w:val="20"/>
+              </w:rPr>
+            </w:pPr>
+            <w:r>
+              <w:rPr>
+                <w:rFonts w:hint="eastAsia" w:ascii="仿宋" w:hAnsi="仿宋" w:eastAsia="仿宋" w:cs="仿宋"/>
+                <w:sz w:val="20"/>
+                <w:szCs w:val="20"/>
+                <w:lang w:val="en-US" w:eastAsia="zh-CN"/>
+              </w:rPr>
+              <w:t>商业秘书授权文件</w:t>
+            </w:r>
+          </w:p>
+          <w:p>
+            <w:pPr>
+              <w:numPr>
+                <w:ilvl w:val="0"/>
+                <w:numId w:val="1"/>
+              </w:numPr>
+              <w:spacing w:after="0" w:line="280" w:lineRule="auto"/>
+              <w:ind w:left="0" w:leftChars="0" w:firstLine="0" w:firstLineChars="0"/>
+              <w:rPr>
+                <w:rFonts w:hint="eastAsia" w:ascii="仿宋" w:hAnsi="仿宋" w:eastAsia="仿宋" w:cs="仿宋"/>
+                <w:sz w:val="20"/>
+                <w:szCs w:val="20"/>
+              </w:rPr>
+            </w:pPr>
+            <w:r>
+              <w:rPr>
+                <w:rFonts w:hint="eastAsia" w:ascii="仿宋" w:hAnsi="仿宋" w:eastAsia="仿宋" w:cs="仿宋"/>
+                <w:sz w:val="20"/>
+                <w:szCs w:val="20"/>
+                <w:lang w:val="en-US" w:eastAsia="zh-CN"/>
+              </w:rPr>
+              <w:t>申请股份表</w:t>
+            </w:r>
+          </w:p>
+          <w:p>
+            <w:pPr>
+              <w:numPr>
+                <w:ilvl w:val="0"/>
+                <w:numId w:val="1"/>
+              </w:numPr>
+              <w:spacing w:after="0" w:line="280" w:lineRule="auto"/>
+              <w:ind w:left="0" w:leftChars="0" w:firstLine="0" w:firstLineChars="0"/>
+              <w:rPr>
+                <w:rFonts w:hint="eastAsia" w:ascii="仿宋" w:hAnsi="仿宋" w:eastAsia="仿宋" w:cs="仿宋"/>
+                <w:bCs/>
+                <w:sz w:val="20"/>
+                <w:szCs w:val="20"/>
+              </w:rPr>
+            </w:pPr>
+            <w:r>
+              <w:rPr>
+                <w:rFonts w:hint="eastAsia" w:ascii="仿宋" w:hAnsi="仿宋" w:eastAsia="仿宋" w:cs="仿宋"/>
+                <w:sz w:val="20"/>
+                <w:szCs w:val="20"/>
+                <w:lang w:val="en-US" w:eastAsia="zh-CN"/>
+              </w:rPr>
+              <w:t>第一次董事会议记录</w:t>
+            </w:r>
+          </w:p>
+          <w:p>
+            <w:pPr>
+              <w:numPr>
+                <w:ilvl w:val="0"/>
+                <w:numId w:val="1"/>
+              </w:numPr>
+              <w:spacing w:after="0" w:line="280" w:lineRule="auto"/>
+              <w:ind w:left="0" w:leftChars="0" w:firstLine="0" w:firstLineChars="0"/>
+              <w:rPr>
+                <w:rFonts w:hint="eastAsia" w:ascii="仿宋" w:hAnsi="仿宋" w:eastAsia="仿宋" w:cs="仿宋"/>
+                <w:bCs/>
+                <w:sz w:val="20"/>
+                <w:szCs w:val="20"/>
+              </w:rPr>
+            </w:pPr>
+            <w:r>
+              <w:rPr>
+                <w:rFonts w:hint="eastAsia" w:ascii="仿宋" w:hAnsi="仿宋" w:eastAsia="仿宋" w:cs="仿宋"/>
+                <w:sz w:val="20"/>
+                <w:szCs w:val="20"/>
+                <w:lang w:val="en-US" w:eastAsia="zh-CN"/>
+              </w:rPr>
+              <w:t>董事通知</w:t>
+            </w:r>
+          </w:p>
+          <w:p>
+            <w:pPr>
+              <w:numPr>
+                <w:ilvl w:val="0"/>
+                <w:numId w:val="1"/>
+              </w:numPr>
+              <w:spacing w:after="0" w:line="280" w:lineRule="auto"/>
+              <w:ind w:left="0" w:leftChars="0" w:firstLine="0" w:firstLineChars="0"/>
+              <w:rPr>
+                <w:rFonts w:hint="eastAsia" w:ascii="仿宋" w:hAnsi="仿宋" w:eastAsia="仿宋" w:cs="仿宋"/>
+                <w:bCs/>
+                <w:sz w:val="20"/>
+                <w:szCs w:val="20"/>
+              </w:rPr>
+            </w:pPr>
+            <w:r>
+              <w:rPr>
+                <w:rFonts w:hint="eastAsia" w:ascii="仿宋" w:hAnsi="仿宋" w:eastAsia="仿宋" w:cs="仿宋"/>
+                <w:sz w:val="20"/>
+                <w:szCs w:val="20"/>
+                <w:lang w:val="en-US" w:eastAsia="zh-CN"/>
+              </w:rPr>
+              <w:t>公司章程</w:t>
+            </w:r>
+          </w:p>
+          <w:p>
+            <w:pPr>
+              <w:numPr>
+                <w:ilvl w:val="0"/>
+                <w:numId w:val="1"/>
+              </w:numPr>
+              <w:spacing w:after="0" w:line="280" w:lineRule="auto"/>
+              <w:ind w:left="0" w:leftChars="0" w:firstLine="0" w:firstLineChars="0"/>
+              <w:rPr>
+                <w:rFonts w:hint="eastAsia" w:ascii="仿宋" w:hAnsi="仿宋" w:eastAsia="仿宋" w:cs="仿宋"/>
+                <w:bCs/>
+                <w:sz w:val="20"/>
+                <w:szCs w:val="20"/>
+              </w:rPr>
+            </w:pPr>
+            <w:r>
+              <w:rPr>
+                <w:rFonts w:hint="eastAsia" w:ascii="仿宋" w:hAnsi="仿宋" w:eastAsia="仿宋" w:cs="仿宋"/>
+                <w:sz w:val="20"/>
+                <w:szCs w:val="20"/>
+                <w:lang w:val="en-US" w:eastAsia="zh-CN"/>
+              </w:rPr>
+              <w:t>公司印章（翻章、钢印）</w:t>
+            </w:r>
+          </w:p>
+        </w:tc>
+      </w:tr>
+      <w:tr>
+        <w:trPr>
+          <w:trHeight w:val="1014" w:hRule="atLeast"/>
+        </w:trPr>
+        <w:tc>
+          <w:tcPr>
+            <w:tcW w:w="296" w:type="pct"/>
+            <w:vAlign w:val="center"/>
+          </w:tcPr>
+          <w:p>
+            <w:pPr>
+              <w:spacing w:after="0" w:line="240" w:lineRule="auto"/>
+              <w:jc w:val="center"/>
+              <w:rPr>
+                <w:rFonts w:hint="eastAsia" w:ascii="仿宋" w:hAnsi="仿宋" w:eastAsia="仿宋" w:cs="仿宋"/>
+                <w:bCs/>
+                <w:sz w:val="20"/>
+                <w:szCs w:val="20"/>
+                <w:lang w:val="en-US"/>
+              </w:rPr>
+            </w:pPr>
+            <w:r>
+              <w:rPr>
+                <w:rFonts w:hint="eastAsia" w:ascii="仿宋" w:hAnsi="仿宋" w:eastAsia="仿宋" w:cs="仿宋"/>
+                <w:bCs/>
+                <w:sz w:val="20"/>
+                <w:szCs w:val="20"/>
+                <w:lang w:val="en-US"/>
+              </w:rPr>
+              <w:t>3</w:t>
+            </w:r>
+          </w:p>
+        </w:tc>
+        <w:tc>
+          <w:tcPr>
+            <w:tcW w:w="1117" w:type="pct"/>
+            <w:vAlign w:val="center"/>
+          </w:tcPr>
+          <w:p>
+            <w:pPr>
+              <w:shd w:val="clear" w:color="auto" w:fill="FFFFFF"/>
+              <w:spacing w:after="0" w:line="240" w:lineRule="auto"/>
+              <w:jc w:val="center"/>
+              <w:rPr>
+                <w:rFonts w:hint="eastAsia" w:ascii="仿宋" w:hAnsi="仿宋" w:eastAsia="仿宋" w:cs="仿宋"/>
+                <w:bCs/>
+                <w:sz w:val="20"/>
+                <w:szCs w:val="20"/>
+                <w:lang w:val="en-US"/>
+              </w:rPr>
+            </w:pPr>
+            <w:r>
+              <w:rPr>
+                <w:rFonts w:hint="eastAsia" w:ascii="仿宋" w:hAnsi="仿宋" w:eastAsia="仿宋" w:cs="仿宋"/>
+                <w:b w:val="0"/>
+                <w:bCs w:val="0"/>
+                <w:sz w:val="20"/>
+                <w:szCs w:val="20"/>
+                <w:lang w:val="en-US" w:eastAsia="zh-CN"/>
+              </w:rPr>
+              <w:t>新加坡SFA食品进口商许可证</w:t>
+            </w:r>
+          </w:p>
+        </w:tc>
+        <w:tc>
+          <w:tcPr>
+            <w:tcW w:w="433" w:type="pct"/>
+            <w:vAlign w:val="center"/>
+          </w:tcPr>
+          <w:p>
+            <w:pPr>
+              <w:tabs>
+                <w:tab w:val="left" w:pos="312"/>
+              </w:tabs>
+              <w:spacing w:after="0" w:line="240" w:lineRule="auto"/>
+              <w:jc w:val="center"/>
+              <w:rPr>
+                <w:rFonts w:hint="eastAsia" w:ascii="仿宋" w:hAnsi="仿宋" w:eastAsia="仿宋" w:cs="仿宋"/>
+                <w:bCs/>
+                <w:sz w:val="20"/>
+                <w:szCs w:val="20"/>
+                <w:lang w:val="en-US" w:eastAsia="zh-CN"/>
+              </w:rPr>
+            </w:pPr>
+            <w:r>
+              <w:rPr>
+                <w:rFonts w:hint="eastAsia" w:ascii="仿宋" w:hAnsi="仿宋" w:eastAsia="仿宋" w:cs="仿宋"/>
+                <w:bCs/>
+                <w:sz w:val="20"/>
+                <w:szCs w:val="20"/>
+                <w:lang w:val="en-US" w:eastAsia="zh-CN"/>
+              </w:rPr>
+              <w:t>15</w:t>
+            </w:r>
+          </w:p>
+        </w:tc>
+        <w:tc>
+          <w:tcPr>
+            <w:tcW w:w="1827" w:type="pct"/>
+          </w:tcPr>
+          <w:p>
+            <w:pPr>
+              <w:numPr>
+                <w:ilvl w:val="0"/>
+                <w:numId w:val="0"/>
+              </w:numPr>
+              <w:spacing w:after="0" w:line="240" w:lineRule="auto"/>
+              <w:ind w:leftChars="0"/>
+              <w:rPr>
+                <w:rFonts w:hint="eastAsia" w:ascii="仿宋" w:hAnsi="仿宋" w:eastAsia="仿宋" w:cs="仿宋"/>
+                <w:bCs/>
+                <w:sz w:val="20"/>
+                <w:szCs w:val="20"/>
+                <w:lang w:val="en-US"/>
+              </w:rPr>
+            </w:pPr>
+            <w:r>
+              <w:rPr>
+                <w:rFonts w:hint="eastAsia" w:ascii="仿宋" w:hAnsi="仿宋" w:eastAsia="仿宋" w:cs="仿宋"/>
+                <w:i w:val="0"/>
+                <w:iCs w:val="0"/>
+                <w:caps w:val="0"/>
+                <w:spacing w:val="10"/>
+                <w:sz w:val="20"/>
+                <w:szCs w:val="20"/>
+                <w:shd w:val="clear" w:fill="FFFFFF"/>
+              </w:rPr>
+              <w:t>第一步：</w:t>
+            </w:r>
+            <w:r>
+              <w:rPr>
+                <w:rFonts w:hint="eastAsia" w:ascii="仿宋" w:hAnsi="仿宋" w:eastAsia="仿宋" w:cs="仿宋"/>
+                <w:bCs/>
+                <w:sz w:val="20"/>
+                <w:szCs w:val="20"/>
+                <w:lang w:val="id-ID"/>
+              </w:rPr>
+              <w:t>收集资料</w:t>
+            </w:r>
+          </w:p>
+          <w:p>
+            <w:pPr>
+              <w:spacing w:after="0" w:line="280" w:lineRule="auto"/>
+              <w:rPr>
+                <w:rFonts w:hint="eastAsia" w:ascii="仿宋" w:hAnsi="仿宋" w:eastAsia="仿宋" w:cs="仿宋"/>
+                <w:bCs/>
+                <w:sz w:val="20"/>
+                <w:szCs w:val="20"/>
+                <w:lang w:val="en-US"/>
+              </w:rPr>
+            </w:pPr>
+            <w:r>
+              <w:rPr>
+                <w:rFonts w:hint="eastAsia" w:ascii="仿宋" w:hAnsi="仿宋" w:eastAsia="仿宋" w:cs="仿宋"/>
+                <w:i w:val="0"/>
+                <w:iCs w:val="0"/>
+                <w:caps w:val="0"/>
+                <w:spacing w:val="10"/>
+                <w:sz w:val="20"/>
+                <w:szCs w:val="20"/>
+                <w:shd w:val="clear" w:fill="FFFFFF"/>
+              </w:rPr>
+              <w:t>第</w:t>
+            </w:r>
+            <w:r>
+              <w:rPr>
+                <w:rFonts w:hint="eastAsia" w:ascii="仿宋" w:hAnsi="仿宋" w:eastAsia="仿宋" w:cs="仿宋"/>
+                <w:i w:val="0"/>
+                <w:iCs w:val="0"/>
+                <w:caps w:val="0"/>
+                <w:spacing w:val="10"/>
+                <w:sz w:val="20"/>
+                <w:szCs w:val="20"/>
+                <w:shd w:val="clear" w:fill="FFFFFF"/>
+                <w:lang w:val="en-US" w:eastAsia="zh-CN"/>
+              </w:rPr>
+              <w:t>二</w:t>
+            </w:r>
+            <w:r>
+              <w:rPr>
+                <w:rFonts w:hint="eastAsia" w:ascii="仿宋" w:hAnsi="仿宋" w:eastAsia="仿宋" w:cs="仿宋"/>
+                <w:i w:val="0"/>
+                <w:iCs w:val="0"/>
+                <w:caps w:val="0"/>
+                <w:spacing w:val="10"/>
+                <w:sz w:val="20"/>
+                <w:szCs w:val="20"/>
+                <w:shd w:val="clear" w:fill="FFFFFF"/>
+              </w:rPr>
+              <w:t>步：</w:t>
+            </w:r>
+            <w:r>
+              <w:rPr>
+                <w:rFonts w:hint="eastAsia" w:ascii="仿宋" w:hAnsi="仿宋" w:eastAsia="仿宋" w:cs="仿宋"/>
+                <w:sz w:val="20"/>
+                <w:szCs w:val="20"/>
+                <w:lang w:val="en-US" w:eastAsia="zh-CN"/>
+              </w:rPr>
+              <w:t>明确食品分类与资质类型</w:t>
+            </w:r>
+          </w:p>
+          <w:p>
+            <w:pPr>
+              <w:spacing w:after="0" w:line="280" w:lineRule="auto"/>
+              <w:rPr>
+                <w:rFonts w:hint="eastAsia" w:ascii="仿宋" w:hAnsi="仿宋" w:eastAsia="仿宋" w:cs="仿宋"/>
+                <w:sz w:val="20"/>
+                <w:szCs w:val="20"/>
+              </w:rPr>
+            </w:pPr>
+            <w:r>
+              <w:rPr>
+                <w:rFonts w:hint="eastAsia" w:ascii="仿宋" w:hAnsi="仿宋" w:eastAsia="仿宋" w:cs="仿宋"/>
+                <w:i w:val="0"/>
+                <w:iCs w:val="0"/>
+                <w:caps w:val="0"/>
+                <w:spacing w:val="10"/>
+                <w:sz w:val="20"/>
+                <w:szCs w:val="20"/>
+                <w:shd w:val="clear" w:fill="FFFFFF"/>
+              </w:rPr>
+              <w:t>第</w:t>
+            </w:r>
+            <w:r>
+              <w:rPr>
+                <w:rFonts w:hint="eastAsia" w:ascii="仿宋" w:hAnsi="仿宋" w:eastAsia="仿宋" w:cs="仿宋"/>
+                <w:i w:val="0"/>
+                <w:iCs w:val="0"/>
+                <w:caps w:val="0"/>
+                <w:spacing w:val="10"/>
+                <w:sz w:val="20"/>
+                <w:szCs w:val="20"/>
+                <w:shd w:val="clear" w:fill="FFFFFF"/>
+                <w:lang w:val="en-US" w:eastAsia="zh-CN"/>
+              </w:rPr>
+              <w:t>三</w:t>
+            </w:r>
+            <w:r>
+              <w:rPr>
+                <w:rFonts w:hint="eastAsia" w:ascii="仿宋" w:hAnsi="仿宋" w:eastAsia="仿宋" w:cs="仿宋"/>
+                <w:i w:val="0"/>
+                <w:iCs w:val="0"/>
+                <w:caps w:val="0"/>
+                <w:spacing w:val="10"/>
+                <w:sz w:val="20"/>
+                <w:szCs w:val="20"/>
+                <w:shd w:val="clear" w:fill="FFFFFF"/>
+              </w:rPr>
+              <w:t>步：</w:t>
+            </w:r>
+            <w:r>
+              <w:rPr>
+                <w:rFonts w:hint="eastAsia" w:ascii="仿宋" w:hAnsi="仿宋" w:eastAsia="仿宋" w:cs="仿宋"/>
+                <w:sz w:val="20"/>
+                <w:szCs w:val="20"/>
+                <w:lang w:val="en-US" w:eastAsia="zh-CN"/>
+              </w:rPr>
+              <w:t>在线申请并缴纳官费（1 个工作日）</w:t>
+            </w:r>
+          </w:p>
+          <w:p>
+            <w:pPr>
+              <w:numPr>
+                <w:ilvl w:val="0"/>
+                <w:numId w:val="0"/>
+              </w:numPr>
+              <w:spacing w:after="0" w:line="240" w:lineRule="auto"/>
+              <w:ind w:leftChars="0"/>
+              <w:rPr>
+                <w:rFonts w:hint="eastAsia" w:ascii="仿宋" w:hAnsi="仿宋" w:eastAsia="仿宋" w:cs="仿宋"/>
+                <w:bCs/>
+                <w:sz w:val="20"/>
+                <w:szCs w:val="20"/>
+                <w:lang w:val="en-US"/>
+              </w:rPr>
+            </w:pPr>
+            <w:r>
+              <w:rPr>
+                <w:rFonts w:hint="eastAsia" w:ascii="仿宋" w:hAnsi="仿宋" w:eastAsia="仿宋" w:cs="仿宋"/>
+                <w:i w:val="0"/>
+                <w:iCs w:val="0"/>
+                <w:caps w:val="0"/>
+                <w:spacing w:val="10"/>
+                <w:sz w:val="20"/>
+                <w:szCs w:val="20"/>
+                <w:shd w:val="clear" w:fill="FFFFFF"/>
+              </w:rPr>
+              <w:t>第</w:t>
+            </w:r>
+            <w:r>
+              <w:rPr>
+                <w:rFonts w:hint="eastAsia" w:ascii="仿宋" w:hAnsi="仿宋" w:eastAsia="仿宋" w:cs="仿宋"/>
+                <w:i w:val="0"/>
+                <w:iCs w:val="0"/>
+                <w:caps w:val="0"/>
+                <w:spacing w:val="10"/>
+                <w:sz w:val="20"/>
+                <w:szCs w:val="20"/>
+                <w:shd w:val="clear" w:fill="FFFFFF"/>
+                <w:lang w:val="en-US" w:eastAsia="zh-CN"/>
+              </w:rPr>
+              <w:t>四</w:t>
+            </w:r>
+            <w:r>
+              <w:rPr>
+                <w:rFonts w:hint="eastAsia" w:ascii="仿宋" w:hAnsi="仿宋" w:eastAsia="仿宋" w:cs="仿宋"/>
+                <w:i w:val="0"/>
+                <w:iCs w:val="0"/>
+                <w:caps w:val="0"/>
+                <w:spacing w:val="10"/>
+                <w:sz w:val="20"/>
+                <w:szCs w:val="20"/>
+                <w:shd w:val="clear" w:fill="FFFFFF"/>
+              </w:rPr>
+              <w:t>步：</w:t>
+            </w:r>
+            <w:r>
+              <w:rPr>
+                <w:rFonts w:hint="eastAsia" w:ascii="仿宋" w:hAnsi="仿宋" w:eastAsia="仿宋" w:cs="仿宋"/>
+                <w:sz w:val="20"/>
+                <w:szCs w:val="20"/>
+                <w:lang w:val="en-US" w:eastAsia="zh-CN"/>
+              </w:rPr>
+              <w:t>取得 SFA 进口资质批文（14 个工作日）</w:t>
+            </w:r>
+          </w:p>
+        </w:tc>
+        <w:tc>
+          <w:tcPr>
+            <w:tcW w:w="1326" w:type="pct"/>
+          </w:tcPr>
+          <w:p>
+            <w:pPr>
+              <w:tabs>
+                <w:tab w:val="left" w:pos="312"/>
+              </w:tabs>
+              <w:spacing w:after="0" w:line="240" w:lineRule="auto"/>
+              <w:rPr>
+                <w:rFonts w:hint="eastAsia" w:ascii="仿宋" w:hAnsi="仿宋" w:eastAsia="仿宋" w:cs="仿宋"/>
+                <w:bCs/>
+                <w:sz w:val="20"/>
+                <w:szCs w:val="20"/>
+                <w:lang w:val="en-US"/>
+              </w:rPr>
+            </w:pPr>
+            <w:r>
+              <w:rPr>
+                <w:rFonts w:hint="eastAsia" w:ascii="FangSong" w:hAnsi="FangSong" w:eastAsia="FangSong" w:cs="FangSong"/>
+                <w:sz w:val="21"/>
+                <w:szCs w:val="21"/>
+                <w:lang w:val="en-US" w:eastAsia="zh-CN"/>
+              </w:rPr>
+              <w:t>新加坡公司食品进口商许可证</w:t>
+            </w:r>
+          </w:p>
+        </w:tc>
+      </w:tr>
+    </w:tbl>
+    <w:p>
+      <w:pPr>
+        <w:spacing w:after="0" w:line="240" w:lineRule="auto"/>
+        <w:rPr>
+          <w:rFonts w:hint="eastAsia" w:ascii="FangSong" w:hAnsi="FangSong" w:eastAsia="FangSong" w:cs="宋体"/>
+          <w:b/>
+          <w:color w:val="000000" w:themeColor="text1"/>
+          <w:sz w:val="28"/>
+          <w:szCs w:val="28"/>
+          <w:lang w:val="en-US"/>
+          <w14:textFill>
+            <w14:solidFill>
+              <w14:schemeClr w14:val="tx1"/>
+            </w14:solidFill>
+          </w14:textFill>
+        </w:rPr>
+      </w:pPr>
+    </w:p>
+    <w:p>
+      <w:pPr>
+        <w:spacing w:after="0" w:line="240" w:lineRule="auto"/>
+        <w:rPr>
+          <w:rFonts w:hint="eastAsia" w:ascii="仿宋" w:hAnsi="仿宋" w:eastAsia="仿宋" w:cs="仿宋"/>
+          <w:b/>
+          <w:color w:val="000000" w:themeColor="text1"/>
+          <w:sz w:val="28"/>
+          <w:szCs w:val="28"/>
+          <w:lang w:val="en-US"/>
+          <w14:textFill>
+            <w14:solidFill>
+              <w14:schemeClr w14:val="tx1"/>
+            </w14:solidFill>
+          </w14:textFill>
+        </w:rPr>
+      </w:pPr>
+      <w:r>
+        <w:rPr>
+          <w:rFonts w:hint="eastAsia" w:ascii="仿宋" w:hAnsi="仿宋" w:eastAsia="仿宋" w:cs="仿宋"/>
+          <w:b/>
+          <w:color w:val="000000" w:themeColor="text1"/>
+          <w:sz w:val="28"/>
+          <w:szCs w:val="28"/>
+          <w:lang w:val="en-US"/>
+          <w14:textFill>
+            <w14:solidFill>
+              <w14:schemeClr w14:val="tx1"/>
+            </w14:solidFill>
+          </w14:textFill>
+        </w:rPr>
+        <w:t>4.所需材料清单</w:t>
+      </w:r>
+    </w:p>
+    <w:tbl>
+      <w:tblPr>
+        <w:tblStyle w:val="11"/>
+        <w:tblpPr w:leftFromText="180" w:rightFromText="180" w:vertAnchor="text" w:horzAnchor="page" w:tblpX="1145" w:tblpY="422"/>
+        <w:tblOverlap w:val="never"/>
+        <w:tblW w:w="10102" w:type="dxa"/>
+        <w:tblInd w:w="0" w:type="dxa"/>
         <w:tblBorders>
           <w:top w:val="single" w:color="auto" w:sz="4" w:space="0"/>
           <w:left w:val="single" w:color="auto" w:sz="4" w:space="0"/>
@@ -994,41 +3309,43 @@
         </w:tblBorders>
         <w:tblLayout w:type="fixed"/>
         <w:tblCellMar>
-          <w:top w:w="60" w:type="dxa"/>
+          <w:top w:w="0" w:type="dxa"/>
           <w:left w:w="108" w:type="dxa"/>
-          <w:bottom w:w="60" w:type="dxa"/>
+          <w:bottom w:w="0" w:type="dxa"/>
           <w:right w:w="108" w:type="dxa"/>
         </w:tblCellMar>
       </w:tblPr>
       <w:tblGrid>
-        <w:gridCol w:w="555"/>
-        <w:gridCol w:w="2100"/>
-        <w:gridCol w:w="3635"/>
-        <w:gridCol w:w="3500"/>
+        <w:gridCol w:w="654"/>
+        <w:gridCol w:w="2219"/>
+        <w:gridCol w:w="7229"/>
       </w:tblGrid>
       <w:tr>
-        <w:trPr>
-          <w:trHeight w:val="564" w:hRule="atLeast"/>
-        </w:trPr>
         <w:tc>
           <w:tcPr>
-            <w:tcW w:w="555" w:type="dxa"/>
-            <w:shd w:val="clear" w:color="auto" w:fill="BDD6EE"/>
+            <w:tcW w:w="654" w:type="dxa"/>
             <w:vAlign w:val="center"/>
           </w:tcPr>
           <w:p>
             <w:pPr>
-              <w:spacing w:after="0" w:line="280" w:lineRule="auto"/>
+              <w:spacing w:after="0" w:line="240" w:lineRule="auto"/>
+              <w:ind w:left="-110" w:leftChars="-50" w:right="-110" w:rightChars="-50"/>
               <w:jc w:val="center"/>
-            </w:pPr>
-            <w:r>
-              <w:rPr>
-                <w:rFonts w:hint="eastAsia" w:ascii="FangSong" w:hAnsi="FangSong" w:eastAsia="FangSong" w:cs="FangSong"/>
+              <w:rPr>
+                <w:rFonts w:hint="eastAsia" w:ascii="仿宋" w:hAnsi="仿宋" w:eastAsia="仿宋" w:cs="仿宋"/>
                 <w:b/>
-                <w:bCs/>
-                <w:sz w:val="24"/>
-                <w:szCs w:val="24"/>
-                <w:lang w:val="en-US" w:eastAsia="zh-CN"/>
+                <w:sz w:val="20"/>
+                <w:szCs w:val="20"/>
+                <w:lang w:val="en-US"/>
+              </w:rPr>
+            </w:pPr>
+            <w:r>
+              <w:rPr>
+                <w:rFonts w:hint="eastAsia" w:ascii="仿宋" w:hAnsi="仿宋" w:eastAsia="仿宋" w:cs="仿宋"/>
+                <w:b/>
+                <w:sz w:val="20"/>
+                <w:szCs w:val="20"/>
+                <w:lang w:val="en-US"/>
               </w:rPr>
               <w:t>序号</w:t>
             </w:r>
@@ -1036,23 +3353,28 @@
         </w:tc>
         <w:tc>
           <w:tcPr>
-            <w:tcW w:w="2100" w:type="dxa"/>
-            <w:shd w:val="clear" w:color="auto" w:fill="BDD6EE"/>
+            <w:tcW w:w="2219" w:type="dxa"/>
             <w:vAlign w:val="center"/>
           </w:tcPr>
           <w:p>
             <w:pPr>
-              <w:spacing w:after="0" w:line="280" w:lineRule="auto"/>
+              <w:spacing w:after="0" w:line="240" w:lineRule="auto"/>
               <w:jc w:val="center"/>
-            </w:pPr>
-            <w:r>
-              <w:rPr>
-                <w:rFonts w:hint="eastAsia" w:ascii="FangSong" w:hAnsi="FangSong" w:eastAsia="FangSong" w:cs="FangSong"/>
+              <w:rPr>
+                <w:rFonts w:hint="eastAsia" w:ascii="仿宋" w:hAnsi="仿宋" w:eastAsia="仿宋" w:cs="仿宋"/>
                 <w:b/>
-                <w:bCs/>
-                <w:sz w:val="24"/>
-                <w:szCs w:val="24"/>
-                <w:lang w:val="en-US" w:eastAsia="zh-CN"/>
+                <w:sz w:val="20"/>
+                <w:szCs w:val="20"/>
+                <w:lang w:val="en-US"/>
+              </w:rPr>
+            </w:pPr>
+            <w:r>
+              <w:rPr>
+                <w:rFonts w:hint="eastAsia" w:ascii="仿宋" w:hAnsi="仿宋" w:eastAsia="仿宋" w:cs="仿宋"/>
+                <w:b/>
+                <w:sz w:val="20"/>
+                <w:szCs w:val="20"/>
+                <w:lang w:val="en-US"/>
               </w:rPr>
               <w:t>项目</w:t>
             </w:r>
@@ -1060,689 +3382,920 @@
         </w:tc>
         <w:tc>
           <w:tcPr>
-            <w:tcW w:w="3635" w:type="dxa"/>
-            <w:shd w:val="clear" w:color="auto" w:fill="BDD6EE"/>
+            <w:tcW w:w="7229" w:type="dxa"/>
             <w:vAlign w:val="center"/>
           </w:tcPr>
           <w:p>
             <w:pPr>
-              <w:spacing w:after="0" w:line="280" w:lineRule="auto"/>
+              <w:snapToGrid w:val="0"/>
+              <w:spacing w:after="0" w:line="240" w:lineRule="auto"/>
+              <w:ind w:left="-76"/>
               <w:jc w:val="center"/>
-            </w:pPr>
-            <w:r>
-              <w:rPr>
-                <w:rFonts w:hint="eastAsia" w:ascii="FangSong" w:hAnsi="FangSong" w:eastAsia="FangSong" w:cs="FangSong"/>
+              <w:rPr>
+                <w:rFonts w:hint="eastAsia" w:ascii="仿宋" w:hAnsi="仿宋" w:eastAsia="仿宋" w:cs="仿宋"/>
                 <w:b/>
-                <w:bCs/>
-                <w:sz w:val="24"/>
-                <w:szCs w:val="24"/>
-                <w:lang w:val="en-US" w:eastAsia="zh-CN"/>
-              </w:rPr>
-              <w:t>流程</w:t>
+                <w:color w:val="000000" w:themeColor="text1"/>
+                <w:sz w:val="20"/>
+                <w:szCs w:val="20"/>
+                <w:lang w:val="en-US"/>
+                <w14:textFill>
+                  <w14:solidFill>
+                    <w14:schemeClr w14:val="tx1"/>
+                  </w14:solidFill>
+                </w14:textFill>
+              </w:rPr>
+            </w:pPr>
+            <w:r>
+              <w:rPr>
+                <w:rFonts w:hint="eastAsia" w:ascii="仿宋" w:hAnsi="仿宋" w:eastAsia="仿宋" w:cs="仿宋"/>
+                <w:b/>
+                <w:color w:val="000000" w:themeColor="text1"/>
+                <w:sz w:val="20"/>
+                <w:szCs w:val="20"/>
+                <w:lang w:val="en-US"/>
+                <w14:textFill>
+                  <w14:solidFill>
+                    <w14:schemeClr w14:val="tx1"/>
+                  </w14:solidFill>
+                </w14:textFill>
+              </w:rPr>
+              <w:t>所需材料</w:t>
+            </w:r>
+          </w:p>
+        </w:tc>
+      </w:tr>
+      <w:tr>
+        <w:tc>
+          <w:tcPr>
+            <w:tcW w:w="654" w:type="dxa"/>
+            <w:vAlign w:val="center"/>
+          </w:tcPr>
+          <w:p>
+            <w:pPr>
+              <w:pStyle w:val="9"/>
+              <w:shd w:val="clear" w:color="auto" w:fill="FFFFFF"/>
+              <w:spacing w:beforeAutospacing="0" w:afterAutospacing="0" w:line="240" w:lineRule="auto"/>
+              <w:contextualSpacing/>
+              <w:jc w:val="center"/>
+              <w:rPr>
+                <w:rFonts w:hint="eastAsia" w:ascii="仿宋" w:hAnsi="仿宋" w:eastAsia="仿宋" w:cs="仿宋"/>
+                <w:b w:val="0"/>
+                <w:bCs/>
+                <w:sz w:val="20"/>
+                <w:szCs w:val="20"/>
+              </w:rPr>
+            </w:pPr>
+            <w:r>
+              <w:rPr>
+                <w:rFonts w:hint="eastAsia" w:ascii="仿宋" w:hAnsi="仿宋" w:eastAsia="仿宋" w:cs="仿宋"/>
+                <w:b w:val="0"/>
+                <w:bCs/>
+                <w:sz w:val="20"/>
+                <w:szCs w:val="20"/>
+              </w:rPr>
+              <w:t>1</w:t>
             </w:r>
           </w:p>
         </w:tc>
         <w:tc>
           <w:tcPr>
-            <w:tcW w:w="3500" w:type="dxa"/>
-            <w:shd w:val="clear" w:color="auto" w:fill="BDD6EE"/>
+            <w:tcW w:w="2219" w:type="dxa"/>
             <w:vAlign w:val="center"/>
           </w:tcPr>
           <w:p>
             <w:pPr>
+              <w:tabs>
+                <w:tab w:val="left" w:pos="3165"/>
+              </w:tabs>
+              <w:spacing w:after="0" w:line="240" w:lineRule="auto"/>
+              <w:jc w:val="center"/>
+              <w:rPr>
+                <w:rFonts w:hint="eastAsia" w:ascii="仿宋" w:hAnsi="仿宋" w:eastAsia="仿宋" w:cs="仿宋"/>
+                <w:b w:val="0"/>
+                <w:bCs/>
+                <w:sz w:val="20"/>
+                <w:szCs w:val="20"/>
+                <w:lang w:val="en-US"/>
+              </w:rPr>
+            </w:pPr>
+          </w:p>
+          <w:p>
+            <w:pPr>
+              <w:spacing w:after="0" w:line="240" w:lineRule="auto"/>
+              <w:jc w:val="center"/>
+              <w:rPr>
+                <w:rFonts w:hint="eastAsia" w:ascii="仿宋" w:hAnsi="仿宋" w:eastAsia="仿宋" w:cs="仿宋"/>
+                <w:b w:val="0"/>
+                <w:bCs/>
+                <w:sz w:val="20"/>
+                <w:szCs w:val="20"/>
+                <w:lang w:val="en-US" w:eastAsia="zh-CN"/>
+              </w:rPr>
+            </w:pPr>
+            <w:r>
+              <w:rPr>
+                <w:rFonts w:hint="eastAsia" w:ascii="仿宋" w:hAnsi="仿宋" w:eastAsia="仿宋" w:cs="仿宋"/>
+                <w:b w:val="0"/>
+                <w:bCs/>
+                <w:sz w:val="20"/>
+                <w:szCs w:val="20"/>
+                <w:lang w:val="en-US" w:eastAsia="zh-CN"/>
+              </w:rPr>
+              <w:t>新加坡公司年度企业所得税申报</w:t>
+            </w:r>
+          </w:p>
+        </w:tc>
+        <w:tc>
+          <w:tcPr>
+            <w:tcW w:w="7229" w:type="dxa"/>
+          </w:tcPr>
+          <w:p>
+            <w:pPr>
               <w:spacing w:after="0" w:line="280" w:lineRule="auto"/>
-              <w:jc w:val="center"/>
-            </w:pPr>
-            <w:r>
-              <w:rPr>
-                <w:rFonts w:hint="eastAsia" w:ascii="FangSong" w:hAnsi="FangSong" w:eastAsia="FangSong" w:cs="FangSong"/>
-                <w:b/>
-                <w:bCs/>
-                <w:sz w:val="24"/>
-                <w:szCs w:val="24"/>
-                <w:lang w:val="en-US" w:eastAsia="zh-CN"/>
-              </w:rPr>
-              <w:t>服务完成后交付文件</w:t>
+              <w:rPr>
+                <w:rFonts w:hint="eastAsia" w:ascii="仿宋" w:hAnsi="仿宋" w:eastAsia="仿宋" w:cs="仿宋"/>
+                <w:b w:val="0"/>
+                <w:bCs/>
+                <w:sz w:val="20"/>
+                <w:szCs w:val="20"/>
+              </w:rPr>
+            </w:pPr>
+            <w:r>
+              <w:rPr>
+                <w:rFonts w:hint="eastAsia" w:ascii="仿宋" w:hAnsi="仿宋" w:eastAsia="仿宋" w:cs="仿宋"/>
+                <w:b w:val="0"/>
+                <w:bCs/>
+                <w:sz w:val="20"/>
+                <w:szCs w:val="20"/>
+                <w:lang w:val="en-US" w:eastAsia="zh-CN"/>
+              </w:rPr>
+              <w:t>1. 公司基本资料：</w:t>
+            </w:r>
+          </w:p>
+          <w:p>
+            <w:pPr>
+              <w:spacing w:after="0" w:line="280" w:lineRule="auto"/>
+              <w:rPr>
+                <w:rFonts w:hint="eastAsia" w:ascii="仿宋" w:hAnsi="仿宋" w:eastAsia="仿宋" w:cs="仿宋"/>
+                <w:b w:val="0"/>
+                <w:bCs/>
+                <w:sz w:val="20"/>
+                <w:szCs w:val="20"/>
+              </w:rPr>
+            </w:pPr>
+            <w:r>
+              <w:rPr>
+                <w:rFonts w:hint="eastAsia" w:ascii="仿宋" w:hAnsi="仿宋" w:eastAsia="仿宋" w:cs="仿宋"/>
+                <w:b w:val="0"/>
+                <w:bCs/>
+                <w:sz w:val="20"/>
+                <w:szCs w:val="20"/>
+                <w:lang w:val="en-US" w:eastAsia="zh-CN"/>
+              </w:rPr>
+              <w:t>(1) 公司章程</w:t>
+            </w:r>
+          </w:p>
+          <w:p>
+            <w:pPr>
+              <w:spacing w:after="0" w:line="280" w:lineRule="auto"/>
+              <w:rPr>
+                <w:rFonts w:hint="eastAsia" w:ascii="仿宋" w:hAnsi="仿宋" w:eastAsia="仿宋" w:cs="仿宋"/>
+                <w:b w:val="0"/>
+                <w:bCs/>
+                <w:sz w:val="20"/>
+                <w:szCs w:val="20"/>
+              </w:rPr>
+            </w:pPr>
+            <w:r>
+              <w:rPr>
+                <w:rFonts w:hint="eastAsia" w:ascii="仿宋" w:hAnsi="仿宋" w:eastAsia="仿宋" w:cs="仿宋"/>
+                <w:b w:val="0"/>
+                <w:bCs/>
+                <w:sz w:val="20"/>
+                <w:szCs w:val="20"/>
+                <w:lang w:val="en-US" w:eastAsia="zh-CN"/>
+              </w:rPr>
+              <w:t>(2) 最新注册纸</w:t>
+            </w:r>
+          </w:p>
+          <w:p>
+            <w:pPr>
+              <w:spacing w:after="0" w:line="280" w:lineRule="auto"/>
+              <w:rPr>
+                <w:rFonts w:hint="eastAsia" w:ascii="仿宋" w:hAnsi="仿宋" w:eastAsia="仿宋" w:cs="仿宋"/>
+                <w:b w:val="0"/>
+                <w:bCs/>
+                <w:sz w:val="20"/>
+                <w:szCs w:val="20"/>
+              </w:rPr>
+            </w:pPr>
+            <w:r>
+              <w:rPr>
+                <w:rFonts w:hint="eastAsia" w:ascii="仿宋" w:hAnsi="仿宋" w:eastAsia="仿宋" w:cs="仿宋"/>
+                <w:b w:val="0"/>
+                <w:bCs/>
+                <w:sz w:val="20"/>
+                <w:szCs w:val="20"/>
+                <w:lang w:val="en-US" w:eastAsia="zh-CN"/>
+              </w:rPr>
+              <w:t>(3) 注册证书</w:t>
+            </w:r>
+          </w:p>
+          <w:p>
+            <w:pPr>
+              <w:spacing w:after="0" w:line="280" w:lineRule="auto"/>
+              <w:rPr>
+                <w:rFonts w:hint="eastAsia" w:ascii="仿宋" w:hAnsi="仿宋" w:eastAsia="仿宋" w:cs="仿宋"/>
+                <w:b w:val="0"/>
+                <w:bCs/>
+                <w:sz w:val="20"/>
+                <w:szCs w:val="20"/>
+              </w:rPr>
+            </w:pPr>
+            <w:r>
+              <w:rPr>
+                <w:rFonts w:hint="eastAsia" w:ascii="仿宋" w:hAnsi="仿宋" w:eastAsia="仿宋" w:cs="仿宋"/>
+                <w:b w:val="0"/>
+                <w:bCs/>
+                <w:sz w:val="20"/>
+                <w:szCs w:val="20"/>
+                <w:lang w:val="en-US" w:eastAsia="zh-CN"/>
+              </w:rPr>
+              <w:t>(4) 周年申报表</w:t>
+            </w:r>
+          </w:p>
+          <w:p>
+            <w:pPr>
+              <w:spacing w:after="0" w:line="280" w:lineRule="auto"/>
+              <w:rPr>
+                <w:rFonts w:hint="eastAsia" w:ascii="仿宋" w:hAnsi="仿宋" w:eastAsia="仿宋" w:cs="仿宋"/>
+                <w:b w:val="0"/>
+                <w:bCs/>
+                <w:sz w:val="20"/>
+                <w:szCs w:val="20"/>
+              </w:rPr>
+            </w:pPr>
+            <w:r>
+              <w:rPr>
+                <w:rFonts w:hint="eastAsia" w:ascii="仿宋" w:hAnsi="仿宋" w:eastAsia="仿宋" w:cs="仿宋"/>
+                <w:b w:val="0"/>
+                <w:bCs/>
+                <w:sz w:val="20"/>
+                <w:szCs w:val="20"/>
+                <w:lang w:val="en-US" w:eastAsia="zh-CN"/>
+              </w:rPr>
+              <w:t>2. 财务单据：</w:t>
+            </w:r>
+          </w:p>
+          <w:p>
+            <w:pPr>
+              <w:spacing w:after="0" w:line="280" w:lineRule="auto"/>
+              <w:rPr>
+                <w:rFonts w:hint="eastAsia" w:ascii="仿宋" w:hAnsi="仿宋" w:eastAsia="仿宋" w:cs="仿宋"/>
+                <w:b w:val="0"/>
+                <w:bCs/>
+                <w:sz w:val="20"/>
+                <w:szCs w:val="20"/>
+              </w:rPr>
+            </w:pPr>
+            <w:r>
+              <w:rPr>
+                <w:rFonts w:hint="eastAsia" w:ascii="仿宋" w:hAnsi="仿宋" w:eastAsia="仿宋" w:cs="仿宋"/>
+                <w:b w:val="0"/>
+                <w:bCs/>
+                <w:sz w:val="20"/>
+                <w:szCs w:val="20"/>
+                <w:lang w:val="en-US" w:eastAsia="zh-CN"/>
+              </w:rPr>
+              <w:t>(1) 财务账目（损益表、资产负债表、明细账、流水账）</w:t>
+            </w:r>
+          </w:p>
+          <w:p>
+            <w:pPr>
+              <w:spacing w:after="0" w:line="280" w:lineRule="auto"/>
+              <w:rPr>
+                <w:rFonts w:hint="eastAsia" w:ascii="仿宋" w:hAnsi="仿宋" w:eastAsia="仿宋" w:cs="仿宋"/>
+                <w:b w:val="0"/>
+                <w:bCs/>
+                <w:sz w:val="20"/>
+                <w:szCs w:val="20"/>
+              </w:rPr>
+            </w:pPr>
+            <w:r>
+              <w:rPr>
+                <w:rFonts w:hint="eastAsia" w:ascii="仿宋" w:hAnsi="仿宋" w:eastAsia="仿宋" w:cs="仿宋"/>
+                <w:b w:val="0"/>
+                <w:bCs/>
+                <w:sz w:val="20"/>
+                <w:szCs w:val="20"/>
+                <w:lang w:val="en-US" w:eastAsia="zh-CN"/>
+              </w:rPr>
+              <w:t>(2) 公司银行月结单（首年还需开户通知书）</w:t>
+            </w:r>
+          </w:p>
+          <w:p>
+            <w:pPr>
+              <w:spacing w:after="0" w:line="280" w:lineRule="auto"/>
+              <w:rPr>
+                <w:rFonts w:hint="eastAsia" w:ascii="仿宋" w:hAnsi="仿宋" w:eastAsia="仿宋" w:cs="仿宋"/>
+                <w:b w:val="0"/>
+                <w:bCs/>
+                <w:sz w:val="20"/>
+                <w:szCs w:val="20"/>
+              </w:rPr>
+            </w:pPr>
+            <w:r>
+              <w:rPr>
+                <w:rFonts w:hint="eastAsia" w:ascii="仿宋" w:hAnsi="仿宋" w:eastAsia="仿宋" w:cs="仿宋"/>
+                <w:b w:val="0"/>
+                <w:bCs/>
+                <w:sz w:val="20"/>
+                <w:szCs w:val="20"/>
+                <w:lang w:val="en-US" w:eastAsia="zh-CN"/>
+              </w:rPr>
+              <w:t>(3) 收入记录（发票、合同、税票）</w:t>
+            </w:r>
+          </w:p>
+          <w:p>
+            <w:pPr>
+              <w:spacing w:after="0" w:line="280" w:lineRule="auto"/>
+              <w:rPr>
+                <w:rFonts w:hint="eastAsia" w:ascii="仿宋" w:hAnsi="仿宋" w:eastAsia="仿宋" w:cs="仿宋"/>
+                <w:b w:val="0"/>
+                <w:bCs/>
+                <w:sz w:val="20"/>
+                <w:szCs w:val="20"/>
+              </w:rPr>
+            </w:pPr>
+            <w:r>
+              <w:rPr>
+                <w:rFonts w:hint="eastAsia" w:ascii="仿宋" w:hAnsi="仿宋" w:eastAsia="仿宋" w:cs="仿宋"/>
+                <w:b w:val="0"/>
+                <w:bCs/>
+                <w:sz w:val="20"/>
+                <w:szCs w:val="20"/>
+                <w:lang w:val="en-US" w:eastAsia="zh-CN"/>
+              </w:rPr>
+              <w:t>(4) 支出记录（工资、租金、运费等）</w:t>
+            </w:r>
+          </w:p>
+          <w:p>
+            <w:pPr>
+              <w:spacing w:after="0" w:line="280" w:lineRule="auto"/>
+              <w:rPr>
+                <w:rFonts w:hint="eastAsia" w:ascii="仿宋" w:hAnsi="仿宋" w:eastAsia="仿宋" w:cs="仿宋"/>
+                <w:b w:val="0"/>
+                <w:bCs/>
+                <w:sz w:val="20"/>
+                <w:szCs w:val="20"/>
+                <w:lang w:val="en-US" w:eastAsia="zh-CN"/>
+              </w:rPr>
+            </w:pPr>
+            <w:r>
+              <w:rPr>
+                <w:rFonts w:hint="eastAsia" w:ascii="仿宋" w:hAnsi="仿宋" w:eastAsia="仿宋" w:cs="仿宋"/>
+                <w:b w:val="0"/>
+                <w:bCs/>
+                <w:sz w:val="20"/>
+                <w:szCs w:val="20"/>
+                <w:lang w:val="en-US" w:eastAsia="zh-CN"/>
+              </w:rPr>
+              <w:t>(5) 资产清单</w:t>
+            </w:r>
+          </w:p>
+          <w:p>
+            <w:pPr>
+              <w:spacing w:after="0" w:line="280" w:lineRule="auto"/>
+              <w:rPr>
+                <w:rFonts w:hint="eastAsia" w:ascii="仿宋" w:hAnsi="仿宋" w:eastAsia="仿宋" w:cs="仿宋"/>
+                <w:b w:val="0"/>
+                <w:bCs/>
+                <w:sz w:val="20"/>
+                <w:szCs w:val="20"/>
+              </w:rPr>
+            </w:pPr>
+            <w:r>
+              <w:rPr>
+                <w:rFonts w:hint="eastAsia" w:ascii="仿宋" w:hAnsi="仿宋" w:eastAsia="仿宋" w:cs="仿宋"/>
+                <w:b w:val="0"/>
+                <w:bCs/>
+                <w:sz w:val="20"/>
+                <w:szCs w:val="20"/>
+                <w:lang w:val="en-US" w:eastAsia="zh-CN"/>
+              </w:rPr>
+              <w:t>(6) 年度最终版财务报表、财务报告、审计报告（如有）</w:t>
             </w:r>
           </w:p>
         </w:tc>
       </w:tr>
       <w:tr>
-        <w:trPr>
-          <w:trHeight w:val="430" w:hRule="atLeast"/>
-        </w:trPr>
         <w:tc>
           <w:tcPr>
-            <w:tcW w:w="555" w:type="dxa"/>
-            <w:vAlign w:val="top"/>
+            <w:tcW w:w="654" w:type="dxa"/>
+            <w:vAlign w:val="center"/>
           </w:tcPr>
           <w:p>
             <w:pPr>
-              <w:spacing w:after="0" w:line="280" w:lineRule="auto"/>
+              <w:pStyle w:val="9"/>
+              <w:shd w:val="clear" w:color="auto" w:fill="FFFFFF"/>
+              <w:spacing w:beforeAutospacing="0" w:afterAutospacing="0" w:line="240" w:lineRule="auto"/>
+              <w:contextualSpacing/>
               <w:jc w:val="center"/>
-            </w:pPr>
-            <w:r>
-              <w:rPr>
-                <w:rFonts w:hint="eastAsia" w:ascii="FangSong" w:hAnsi="FangSong" w:eastAsia="FangSong" w:cs="FangSong"/>
-                <w:sz w:val="24"/>
-                <w:szCs w:val="24"/>
-                <w:lang w:val="en-US" w:eastAsia="zh-CN"/>
-              </w:rPr>
-              <w:t>1</w:t>
+              <w:rPr>
+                <w:rFonts w:hint="eastAsia" w:ascii="仿宋" w:hAnsi="仿宋" w:eastAsia="仿宋" w:cs="仿宋"/>
+                <w:b w:val="0"/>
+                <w:bCs/>
+                <w:sz w:val="20"/>
+                <w:szCs w:val="20"/>
+              </w:rPr>
+            </w:pPr>
+            <w:r>
+              <w:rPr>
+                <w:rFonts w:hint="eastAsia" w:ascii="仿宋" w:hAnsi="仿宋" w:eastAsia="仿宋" w:cs="仿宋"/>
+                <w:b w:val="0"/>
+                <w:bCs/>
+                <w:sz w:val="20"/>
+                <w:szCs w:val="20"/>
+              </w:rPr>
+              <w:t>2</w:t>
             </w:r>
           </w:p>
         </w:tc>
         <w:tc>
           <w:tcPr>
-            <w:tcW w:w="2100" w:type="dxa"/>
-            <w:vAlign w:val="top"/>
+            <w:tcW w:w="2219" w:type="dxa"/>
+            <w:vAlign w:val="center"/>
           </w:tcPr>
           <w:p>
             <w:pPr>
-              <w:spacing w:after="0" w:line="280" w:lineRule="auto"/>
-            </w:pPr>
-            <w:r>
-              <w:rPr>
-                <w:rFonts w:hint="eastAsia" w:ascii="FangSong" w:hAnsi="FangSong" w:eastAsia="FangSong" w:cs="FangSong"/>
-                <w:b/>
-                <w:bCs/>
-                <w:sz w:val="24"/>
-                <w:szCs w:val="24"/>
-                <w:lang w:val="en-US" w:eastAsia="zh-CN"/>
-              </w:rPr>
-              <w:t>新加坡公司年度企业所得税申报</w:t>
+              <w:spacing w:after="0" w:line="240" w:lineRule="auto"/>
+              <w:jc w:val="center"/>
+              <w:rPr>
+                <w:rFonts w:hint="eastAsia" w:ascii="仿宋" w:hAnsi="仿宋" w:eastAsia="仿宋" w:cs="仿宋"/>
+                <w:b w:val="0"/>
+                <w:bCs/>
+                <w:sz w:val="20"/>
+                <w:szCs w:val="20"/>
+                <w:lang w:val="en-US"/>
+              </w:rPr>
+            </w:pPr>
+            <w:r>
+              <w:rPr>
+                <w:rFonts w:hint="eastAsia" w:ascii="仿宋" w:hAnsi="仿宋" w:eastAsia="仿宋" w:cs="仿宋"/>
+                <w:b w:val="0"/>
+                <w:bCs/>
+                <w:sz w:val="20"/>
+                <w:szCs w:val="20"/>
+                <w:lang w:val="en-US" w:eastAsia="zh-CN"/>
+              </w:rPr>
+              <w:t>新加坡公司注册</w:t>
             </w:r>
           </w:p>
         </w:tc>
         <w:tc>
           <w:tcPr>
-            <w:tcW w:w="3635" w:type="dxa"/>
-            <w:vAlign w:val="top"/>
+            <w:tcW w:w="7229" w:type="dxa"/>
           </w:tcPr>
           <w:p>
             <w:pPr>
               <w:spacing w:after="0" w:line="280" w:lineRule="auto"/>
-            </w:pPr>
-            <w:r>
-              <w:rPr>
-                <w:rFonts w:hint="eastAsia" w:ascii="FangSong" w:hAnsi="FangSong" w:eastAsia="FangSong" w:cs="FangSong"/>
-                <w:sz w:val="21"/>
-                <w:szCs w:val="21"/>
-                <w:lang w:val="en-US" w:eastAsia="zh-CN"/>
-              </w:rPr>
-              <w:t>1. 收集资料</w:t>
+              <w:rPr>
+                <w:rFonts w:hint="eastAsia" w:ascii="仿宋" w:hAnsi="仿宋" w:eastAsia="仿宋" w:cs="仿宋"/>
+                <w:b w:val="0"/>
+                <w:bCs/>
+                <w:sz w:val="20"/>
+                <w:szCs w:val="20"/>
+              </w:rPr>
+            </w:pPr>
+            <w:r>
+              <w:rPr>
+                <w:rFonts w:hint="eastAsia" w:ascii="仿宋" w:hAnsi="仿宋" w:eastAsia="仿宋" w:cs="仿宋"/>
+                <w:b w:val="0"/>
+                <w:bCs/>
+                <w:sz w:val="20"/>
+                <w:szCs w:val="20"/>
+                <w:lang w:val="en-US" w:eastAsia="zh-CN"/>
+              </w:rPr>
+              <w:t>1. 新加坡公司注册信息收集表</w:t>
             </w:r>
           </w:p>
           <w:p>
             <w:pPr>
               <w:spacing w:after="0" w:line="280" w:lineRule="auto"/>
-            </w:pPr>
-            <w:r>
-              <w:rPr>
-                <w:rFonts w:hint="eastAsia" w:ascii="FangSong" w:hAnsi="FangSong" w:eastAsia="FangSong" w:cs="FangSong"/>
-                <w:sz w:val="21"/>
-                <w:szCs w:val="21"/>
-                <w:lang w:val="en-US" w:eastAsia="zh-CN"/>
-              </w:rPr>
-              <w:t>2. 整理报税表格（4 个工作日）</w:t>
+              <w:rPr>
+                <w:rFonts w:hint="eastAsia" w:ascii="仿宋" w:hAnsi="仿宋" w:eastAsia="仿宋" w:cs="仿宋"/>
+                <w:b w:val="0"/>
+                <w:bCs/>
+                <w:sz w:val="20"/>
+                <w:szCs w:val="20"/>
+              </w:rPr>
+            </w:pPr>
+            <w:r>
+              <w:rPr>
+                <w:rFonts w:hint="eastAsia" w:ascii="仿宋" w:hAnsi="仿宋" w:eastAsia="仿宋" w:cs="仿宋"/>
+                <w:b w:val="0"/>
+                <w:bCs/>
+                <w:sz w:val="20"/>
+                <w:szCs w:val="20"/>
+                <w:lang w:val="en-US" w:eastAsia="zh-CN"/>
+              </w:rPr>
+              <w:t>2. 股东为公司时：</w:t>
             </w:r>
           </w:p>
           <w:p>
             <w:pPr>
               <w:spacing w:after="0" w:line="280" w:lineRule="auto"/>
-            </w:pPr>
-            <w:r>
-              <w:rPr>
-                <w:rFonts w:hint="eastAsia" w:ascii="FangSong" w:hAnsi="FangSong" w:eastAsia="FangSong" w:cs="FangSong"/>
-                <w:sz w:val="21"/>
-                <w:szCs w:val="21"/>
-                <w:lang w:val="en-US" w:eastAsia="zh-CN"/>
-              </w:rPr>
-              <w:t>3. 在税务局提交纳税申请（7 个工作日）</w:t>
+              <w:rPr>
+                <w:rFonts w:hint="eastAsia" w:ascii="仿宋" w:hAnsi="仿宋" w:eastAsia="仿宋" w:cs="仿宋"/>
+                <w:b w:val="0"/>
+                <w:bCs/>
+                <w:sz w:val="20"/>
+                <w:szCs w:val="20"/>
+              </w:rPr>
+            </w:pPr>
+            <w:r>
+              <w:rPr>
+                <w:rFonts w:hint="eastAsia" w:ascii="仿宋" w:hAnsi="仿宋" w:eastAsia="仿宋" w:cs="仿宋"/>
+                <w:b w:val="0"/>
+                <w:bCs/>
+                <w:sz w:val="20"/>
+                <w:szCs w:val="20"/>
+                <w:lang w:val="en-US" w:eastAsia="zh-CN"/>
+              </w:rPr>
+              <w:t>(1) 中国公司中英文版本营业执照、中文章程</w:t>
             </w:r>
           </w:p>
           <w:p>
             <w:pPr>
               <w:spacing w:after="0" w:line="280" w:lineRule="auto"/>
-            </w:pPr>
-            <w:r>
-              <w:rPr>
-                <w:rFonts w:hint="eastAsia" w:ascii="FangSong" w:hAnsi="FangSong" w:eastAsia="FangSong" w:cs="FangSong"/>
-                <w:sz w:val="21"/>
-                <w:szCs w:val="21"/>
-                <w:lang w:val="en-US" w:eastAsia="zh-CN"/>
-              </w:rPr>
-              <w:t>4. 收到企业所得税评估通知（3 个工作日）</w:t>
+              <w:rPr>
+                <w:rFonts w:hint="eastAsia" w:ascii="仿宋" w:hAnsi="仿宋" w:eastAsia="仿宋" w:cs="仿宋"/>
+                <w:b w:val="0"/>
+                <w:bCs/>
+                <w:sz w:val="20"/>
+                <w:szCs w:val="20"/>
+              </w:rPr>
+            </w:pPr>
+            <w:r>
+              <w:rPr>
+                <w:rFonts w:hint="eastAsia" w:ascii="仿宋" w:hAnsi="仿宋" w:eastAsia="仿宋" w:cs="仿宋"/>
+                <w:b w:val="0"/>
+                <w:bCs/>
+                <w:sz w:val="20"/>
+                <w:szCs w:val="20"/>
+                <w:lang w:val="en-US" w:eastAsia="zh-CN"/>
+              </w:rPr>
+              <w:t>(2) 法人身份证（正反面）、护照首页（需 CTC）</w:t>
             </w:r>
           </w:p>
           <w:p>
             <w:pPr>
               <w:spacing w:after="0" w:line="280" w:lineRule="auto"/>
-            </w:pPr>
-            <w:r>
-              <w:rPr>
-                <w:rFonts w:hint="eastAsia" w:ascii="FangSong" w:hAnsi="FangSong" w:eastAsia="FangSong" w:cs="FangSong"/>
-                <w:sz w:val="21"/>
-                <w:szCs w:val="21"/>
-                <w:lang w:val="en-US" w:eastAsia="zh-CN"/>
-              </w:rPr>
-              <w:t>5. 缴纳税费（1 个工作日）</w:t>
+              <w:rPr>
+                <w:rFonts w:hint="eastAsia" w:ascii="仿宋" w:hAnsi="仿宋" w:eastAsia="仿宋" w:cs="仿宋"/>
+                <w:b w:val="0"/>
+                <w:bCs/>
+                <w:sz w:val="20"/>
+                <w:szCs w:val="20"/>
+              </w:rPr>
+            </w:pPr>
+            <w:r>
+              <w:rPr>
+                <w:rFonts w:hint="eastAsia" w:ascii="仿宋" w:hAnsi="仿宋" w:eastAsia="仿宋" w:cs="仿宋"/>
+                <w:b w:val="0"/>
+                <w:bCs/>
+                <w:sz w:val="20"/>
+                <w:szCs w:val="20"/>
+                <w:lang w:val="en-US" w:eastAsia="zh-CN"/>
+              </w:rPr>
+              <w:t>(3) 董事身份证、护照首页（需 CTC）、电邮</w:t>
+            </w:r>
+          </w:p>
+          <w:p>
+            <w:pPr>
+              <w:spacing w:after="0" w:line="280" w:lineRule="auto"/>
+              <w:rPr>
+                <w:rFonts w:hint="eastAsia" w:ascii="仿宋" w:hAnsi="仿宋" w:eastAsia="仿宋" w:cs="仿宋"/>
+                <w:b w:val="0"/>
+                <w:bCs/>
+                <w:sz w:val="20"/>
+                <w:szCs w:val="20"/>
+              </w:rPr>
+            </w:pPr>
+            <w:r>
+              <w:rPr>
+                <w:rFonts w:hint="eastAsia" w:ascii="仿宋" w:hAnsi="仿宋" w:eastAsia="仿宋" w:cs="仿宋"/>
+                <w:b w:val="0"/>
+                <w:bCs/>
+                <w:sz w:val="20"/>
+                <w:szCs w:val="20"/>
+                <w:lang w:val="en-US" w:eastAsia="zh-CN"/>
+              </w:rPr>
+              <w:t>(4) 英文版董事名册（需签字）</w:t>
+            </w:r>
+          </w:p>
+          <w:p>
+            <w:pPr>
+              <w:spacing w:after="0" w:line="280" w:lineRule="auto"/>
+              <w:rPr>
+                <w:rFonts w:hint="eastAsia" w:ascii="仿宋" w:hAnsi="仿宋" w:eastAsia="仿宋" w:cs="仿宋"/>
+                <w:b w:val="0"/>
+                <w:bCs/>
+                <w:sz w:val="20"/>
+                <w:szCs w:val="20"/>
+              </w:rPr>
+            </w:pPr>
+            <w:r>
+              <w:rPr>
+                <w:rFonts w:hint="eastAsia" w:ascii="仿宋" w:hAnsi="仿宋" w:eastAsia="仿宋" w:cs="仿宋"/>
+                <w:b w:val="0"/>
+                <w:bCs/>
+                <w:sz w:val="20"/>
+                <w:szCs w:val="20"/>
+                <w:lang w:val="en-US" w:eastAsia="zh-CN"/>
+              </w:rPr>
+              <w:t>(5) 英文架构图（需签字）</w:t>
+            </w:r>
+          </w:p>
+          <w:p>
+            <w:pPr>
+              <w:spacing w:after="0" w:line="280" w:lineRule="auto"/>
+              <w:rPr>
+                <w:rFonts w:hint="eastAsia" w:ascii="仿宋" w:hAnsi="仿宋" w:eastAsia="仿宋" w:cs="仿宋"/>
+                <w:b w:val="0"/>
+                <w:bCs/>
+                <w:sz w:val="20"/>
+                <w:szCs w:val="20"/>
+              </w:rPr>
+            </w:pPr>
+            <w:r>
+              <w:rPr>
+                <w:rFonts w:hint="eastAsia" w:ascii="仿宋" w:hAnsi="仿宋" w:eastAsia="仿宋" w:cs="仿宋"/>
+                <w:b w:val="0"/>
+                <w:bCs/>
+                <w:sz w:val="20"/>
+                <w:szCs w:val="20"/>
+                <w:lang w:val="en-US" w:eastAsia="zh-CN"/>
+              </w:rPr>
+              <w:t>(6) 最终受益人清晰版证件（身份证、护照需 CTC、电邮）</w:t>
+            </w:r>
+          </w:p>
+          <w:p>
+            <w:pPr>
+              <w:spacing w:after="0" w:line="280" w:lineRule="auto"/>
+              <w:rPr>
+                <w:rFonts w:hint="eastAsia" w:ascii="仿宋" w:hAnsi="仿宋" w:eastAsia="仿宋" w:cs="仿宋"/>
+                <w:b w:val="0"/>
+                <w:bCs/>
+                <w:sz w:val="20"/>
+                <w:szCs w:val="20"/>
+              </w:rPr>
+            </w:pPr>
+            <w:r>
+              <w:rPr>
+                <w:rFonts w:hint="eastAsia" w:ascii="仿宋" w:hAnsi="仿宋" w:eastAsia="仿宋" w:cs="仿宋"/>
+                <w:b w:val="0"/>
+                <w:bCs/>
+                <w:sz w:val="20"/>
+                <w:szCs w:val="20"/>
+                <w:lang w:val="en-US" w:eastAsia="zh-CN"/>
+              </w:rPr>
+              <w:t>(7) 最终受益人持股比例须超过 25%</w:t>
+            </w:r>
+          </w:p>
+          <w:p>
+            <w:pPr>
+              <w:spacing w:after="0" w:line="280" w:lineRule="auto"/>
+              <w:rPr>
+                <w:rFonts w:hint="eastAsia" w:ascii="仿宋" w:hAnsi="仿宋" w:eastAsia="仿宋" w:cs="仿宋"/>
+                <w:b w:val="0"/>
+                <w:bCs/>
+                <w:sz w:val="20"/>
+                <w:szCs w:val="20"/>
+              </w:rPr>
+            </w:pPr>
+            <w:r>
+              <w:rPr>
+                <w:rFonts w:hint="eastAsia" w:ascii="仿宋" w:hAnsi="仿宋" w:eastAsia="仿宋" w:cs="仿宋"/>
+                <w:b w:val="0"/>
+                <w:bCs/>
+                <w:sz w:val="20"/>
+                <w:szCs w:val="20"/>
+                <w:lang w:val="en-US" w:eastAsia="zh-CN"/>
+              </w:rPr>
+              <w:t>(8) 所有持股超 25% 关联公司的中英文营业执照、章程、英文董事名册</w:t>
+            </w:r>
+          </w:p>
+          <w:p>
+            <w:pPr>
+              <w:spacing w:after="0" w:line="280" w:lineRule="auto"/>
+              <w:rPr>
+                <w:rFonts w:hint="eastAsia" w:ascii="仿宋" w:hAnsi="仿宋" w:eastAsia="仿宋" w:cs="仿宋"/>
+                <w:b w:val="0"/>
+                <w:bCs/>
+                <w:sz w:val="20"/>
+                <w:szCs w:val="20"/>
+                <w:lang w:val="en-US" w:eastAsia="zh-CN"/>
+              </w:rPr>
+            </w:pPr>
+            <w:r>
+              <w:rPr>
+                <w:rFonts w:hint="eastAsia" w:ascii="仿宋" w:hAnsi="仿宋" w:eastAsia="仿宋" w:cs="仿宋"/>
+                <w:b w:val="0"/>
+                <w:bCs/>
+                <w:sz w:val="20"/>
+                <w:szCs w:val="20"/>
+                <w:lang w:val="en-US" w:eastAsia="zh-CN"/>
+              </w:rPr>
+              <w:t>3. 股东为个人时：所有股东和董事的身份证、护照首页（需 CTC）、电邮</w:t>
+            </w:r>
+          </w:p>
+          <w:p>
+            <w:pPr>
+              <w:spacing w:after="0" w:line="280" w:lineRule="auto"/>
+              <w:rPr>
+                <w:rFonts w:hint="eastAsia" w:ascii="仿宋" w:hAnsi="仿宋" w:eastAsia="仿宋" w:cs="仿宋"/>
+                <w:b w:val="0"/>
+                <w:bCs/>
+                <w:sz w:val="20"/>
+                <w:szCs w:val="20"/>
+              </w:rPr>
+            </w:pPr>
+            <w:r>
+              <w:rPr>
+                <w:rFonts w:hint="eastAsia" w:ascii="仿宋" w:hAnsi="仿宋" w:eastAsia="仿宋" w:cs="仿宋"/>
+                <w:b w:val="0"/>
+                <w:bCs/>
+                <w:sz w:val="20"/>
+                <w:szCs w:val="20"/>
+                <w:lang w:val="en-US" w:eastAsia="zh-CN"/>
+              </w:rPr>
+              <w:t>* 所有证件有效期须大于 6 个月</w:t>
+            </w:r>
+          </w:p>
+        </w:tc>
+      </w:tr>
+      <w:tr>
+        <w:tc>
+          <w:tcPr>
+            <w:tcW w:w="654" w:type="dxa"/>
+            <w:vAlign w:val="center"/>
+          </w:tcPr>
+          <w:p>
+            <w:pPr>
+              <w:pStyle w:val="9"/>
+              <w:shd w:val="clear" w:color="auto" w:fill="FFFFFF"/>
+              <w:spacing w:beforeAutospacing="0" w:afterAutospacing="0" w:line="240" w:lineRule="auto"/>
+              <w:contextualSpacing/>
+              <w:jc w:val="center"/>
+              <w:rPr>
+                <w:rFonts w:hint="eastAsia" w:ascii="仿宋" w:hAnsi="仿宋" w:eastAsia="仿宋" w:cs="仿宋"/>
+                <w:b w:val="0"/>
+                <w:bCs/>
+                <w:sz w:val="20"/>
+                <w:szCs w:val="20"/>
+              </w:rPr>
+            </w:pPr>
+            <w:r>
+              <w:rPr>
+                <w:rFonts w:hint="eastAsia" w:ascii="仿宋" w:hAnsi="仿宋" w:eastAsia="仿宋" w:cs="仿宋"/>
+                <w:b w:val="0"/>
+                <w:bCs/>
+                <w:sz w:val="20"/>
+                <w:szCs w:val="20"/>
+              </w:rPr>
+              <w:t>3</w:t>
             </w:r>
           </w:p>
         </w:tc>
         <w:tc>
           <w:tcPr>
-            <w:tcW w:w="3500" w:type="dxa"/>
-            <w:vAlign w:val="top"/>
+            <w:tcW w:w="2219" w:type="dxa"/>
+            <w:vAlign w:val="center"/>
           </w:tcPr>
           <w:p>
             <w:pPr>
-              <w:spacing w:after="0" w:line="280" w:lineRule="auto"/>
-            </w:pPr>
-            <w:r>
-              <w:rPr>
-                <w:rFonts w:hint="eastAsia" w:ascii="FangSong" w:hAnsi="FangSong" w:eastAsia="FangSong" w:cs="FangSong"/>
-                <w:sz w:val="21"/>
-                <w:szCs w:val="21"/>
-                <w:lang w:val="en-US" w:eastAsia="zh-CN"/>
-              </w:rPr>
-              <w:t>已缴税完成通知书</w:t>
-            </w:r>
-          </w:p>
-        </w:tc>
-      </w:tr>
-      <w:tr>
-        <w:trPr>
-          <w:trHeight w:val="430" w:hRule="atLeast"/>
-        </w:trPr>
-        <w:tc>
-          <w:tcPr>
-            <w:tcW w:w="555" w:type="dxa"/>
-            <w:vAlign w:val="top"/>
-          </w:tcPr>
-          <w:p>
-            <w:pPr>
-              <w:spacing w:after="0" w:line="280" w:lineRule="auto"/>
+              <w:pStyle w:val="9"/>
+              <w:shd w:val="clear" w:color="auto" w:fill="FFFFFF"/>
+              <w:spacing w:beforeAutospacing="0" w:afterAutospacing="0" w:line="240" w:lineRule="auto"/>
+              <w:contextualSpacing/>
               <w:jc w:val="center"/>
-            </w:pPr>
-            <w:r>
-              <w:rPr>
-                <w:rFonts w:hint="eastAsia" w:ascii="FangSong" w:hAnsi="FangSong" w:eastAsia="FangSong" w:cs="FangSong"/>
-                <w:sz w:val="24"/>
-                <w:szCs w:val="24"/>
-                <w:lang w:val="en-US" w:eastAsia="zh-CN"/>
-              </w:rPr>
-              <w:t>2</w:t>
+              <w:rPr>
+                <w:rFonts w:hint="eastAsia" w:ascii="仿宋" w:hAnsi="仿宋" w:eastAsia="仿宋" w:cs="仿宋"/>
+                <w:b w:val="0"/>
+                <w:bCs/>
+                <w:sz w:val="20"/>
+                <w:szCs w:val="20"/>
+              </w:rPr>
+            </w:pPr>
+            <w:r>
+              <w:rPr>
+                <w:rFonts w:hint="eastAsia" w:ascii="仿宋" w:hAnsi="仿宋" w:eastAsia="仿宋" w:cs="仿宋"/>
+                <w:b w:val="0"/>
+                <w:bCs/>
+                <w:sz w:val="20"/>
+                <w:szCs w:val="20"/>
+                <w:lang w:val="en-US" w:eastAsia="zh-CN"/>
+              </w:rPr>
+              <w:t>新加坡SFA食品进口商许可证</w:t>
             </w:r>
           </w:p>
         </w:tc>
         <w:tc>
           <w:tcPr>
-            <w:tcW w:w="2100" w:type="dxa"/>
-            <w:vAlign w:val="top"/>
+            <w:tcW w:w="7229" w:type="dxa"/>
           </w:tcPr>
           <w:p>
             <w:pPr>
               <w:spacing w:after="0" w:line="280" w:lineRule="auto"/>
-            </w:pPr>
-            <w:r>
-              <w:rPr>
-                <w:rFonts w:hint="eastAsia" w:ascii="FangSong" w:hAnsi="FangSong" w:eastAsia="FangSong" w:cs="FangSong"/>
-                <w:b/>
-                <w:bCs/>
-                <w:sz w:val="24"/>
-                <w:szCs w:val="24"/>
-                <w:lang w:val="en-US" w:eastAsia="zh-CN"/>
-              </w:rPr>
-              <w:t>新加坡公司注册</w:t>
-            </w:r>
-          </w:p>
-        </w:tc>
-        <w:tc>
-          <w:tcPr>
-            <w:tcW w:w="3635" w:type="dxa"/>
-            <w:vAlign w:val="top"/>
-          </w:tcPr>
+              <w:rPr>
+                <w:rFonts w:hint="eastAsia" w:ascii="仿宋" w:hAnsi="仿宋" w:eastAsia="仿宋" w:cs="仿宋"/>
+                <w:b w:val="0"/>
+                <w:bCs/>
+                <w:sz w:val="20"/>
+                <w:szCs w:val="20"/>
+              </w:rPr>
+            </w:pPr>
+            <w:r>
+              <w:rPr>
+                <w:rFonts w:hint="eastAsia" w:ascii="仿宋" w:hAnsi="仿宋" w:eastAsia="仿宋" w:cs="仿宋"/>
+                <w:b w:val="0"/>
+                <w:bCs/>
+                <w:sz w:val="20"/>
+                <w:szCs w:val="20"/>
+                <w:lang w:val="en-US" w:eastAsia="zh-CN"/>
+              </w:rPr>
+              <w:t>1. 公司注册证书/信息摘要（ACRA BizFile）</w:t>
+            </w:r>
+          </w:p>
           <w:p>
             <w:pPr>
               <w:spacing w:after="0" w:line="280" w:lineRule="auto"/>
-            </w:pPr>
-            <w:r>
-              <w:rPr>
-                <w:rFonts w:hint="eastAsia" w:ascii="FangSong" w:hAnsi="FangSong" w:eastAsia="FangSong" w:cs="FangSong"/>
-                <w:sz w:val="21"/>
-                <w:szCs w:val="21"/>
-                <w:lang w:val="en-US" w:eastAsia="zh-CN"/>
-              </w:rPr>
-              <w:t>1. 收集资料</w:t>
+              <w:rPr>
+                <w:rFonts w:hint="eastAsia" w:ascii="仿宋" w:hAnsi="仿宋" w:eastAsia="仿宋" w:cs="仿宋"/>
+                <w:b w:val="0"/>
+                <w:bCs/>
+                <w:sz w:val="20"/>
+                <w:szCs w:val="20"/>
+              </w:rPr>
+            </w:pPr>
+            <w:r>
+              <w:rPr>
+                <w:rFonts w:hint="eastAsia" w:ascii="仿宋" w:hAnsi="仿宋" w:eastAsia="仿宋" w:cs="仿宋"/>
+                <w:b w:val="0"/>
+                <w:bCs/>
+                <w:sz w:val="20"/>
+                <w:szCs w:val="20"/>
+                <w:lang w:val="en-US" w:eastAsia="zh-CN"/>
+              </w:rPr>
+              <w:t>2. 董事及 CorpPass 授权人员信息（身份证/护照/FIN 卡）</w:t>
             </w:r>
           </w:p>
           <w:p>
             <w:pPr>
               <w:spacing w:after="0" w:line="280" w:lineRule="auto"/>
-            </w:pPr>
-            <w:r>
-              <w:rPr>
-                <w:rFonts w:hint="eastAsia" w:ascii="FangSong" w:hAnsi="FangSong" w:eastAsia="FangSong" w:cs="FangSong"/>
-                <w:sz w:val="21"/>
-                <w:szCs w:val="21"/>
-                <w:lang w:val="en-US" w:eastAsia="zh-CN"/>
-              </w:rPr>
-              <w:t>2. 公司名称查重（1 个工作日）</w:t>
+              <w:rPr>
+                <w:rFonts w:hint="eastAsia" w:ascii="仿宋" w:hAnsi="仿宋" w:eastAsia="仿宋" w:cs="仿宋"/>
+                <w:b w:val="0"/>
+                <w:bCs/>
+                <w:sz w:val="20"/>
+                <w:szCs w:val="20"/>
+                <w:lang w:val="en-US" w:eastAsia="zh-CN"/>
+              </w:rPr>
+            </w:pPr>
+            <w:r>
+              <w:rPr>
+                <w:rFonts w:hint="eastAsia" w:ascii="仿宋" w:hAnsi="仿宋" w:eastAsia="仿宋" w:cs="仿宋"/>
+                <w:b w:val="0"/>
+                <w:bCs/>
+                <w:sz w:val="20"/>
+                <w:szCs w:val="20"/>
+                <w:lang w:val="en-US" w:eastAsia="zh-CN"/>
+              </w:rPr>
+              <w:t>3. 海关账户激活证明（Customs Registration Letter）</w:t>
             </w:r>
           </w:p>
           <w:p>
             <w:pPr>
               <w:spacing w:after="0" w:line="280" w:lineRule="auto"/>
-            </w:pPr>
-            <w:r>
-              <w:rPr>
-                <w:rFonts w:hint="eastAsia" w:ascii="FangSong" w:hAnsi="FangSong" w:eastAsia="FangSong" w:cs="FangSong"/>
-                <w:sz w:val="21"/>
-                <w:szCs w:val="21"/>
-                <w:lang w:val="en-US" w:eastAsia="zh-CN"/>
-              </w:rPr>
-              <w:t>3. 客户背景调查（5 个工作日）</w:t>
-            </w:r>
-          </w:p>
-          <w:p>
-            <w:pPr>
-              <w:spacing w:after="0" w:line="280" w:lineRule="auto"/>
-            </w:pPr>
-            <w:r>
-              <w:rPr>
-                <w:rFonts w:hint="eastAsia" w:ascii="FangSong" w:hAnsi="FangSong" w:eastAsia="FangSong" w:cs="FangSong"/>
-                <w:sz w:val="21"/>
-                <w:szCs w:val="21"/>
-                <w:lang w:val="en-US" w:eastAsia="zh-CN"/>
-              </w:rPr>
-              <w:t>4. 起草法定文件（5 个工作日）</w:t>
-            </w:r>
-          </w:p>
-          <w:p>
-            <w:pPr>
-              <w:spacing w:after="0" w:line="280" w:lineRule="auto"/>
-            </w:pPr>
-            <w:r>
-              <w:rPr>
-                <w:rFonts w:hint="eastAsia" w:ascii="FangSong" w:hAnsi="FangSong" w:eastAsia="FangSong" w:cs="FangSong"/>
-                <w:sz w:val="21"/>
-                <w:szCs w:val="21"/>
-                <w:lang w:val="en-US" w:eastAsia="zh-CN"/>
-              </w:rPr>
-              <w:t>5. 客户签署文件</w:t>
-            </w:r>
-          </w:p>
-          <w:p>
-            <w:pPr>
-              <w:spacing w:after="0" w:line="280" w:lineRule="auto"/>
-            </w:pPr>
-            <w:r>
-              <w:rPr>
-                <w:rFonts w:hint="eastAsia" w:ascii="FangSong" w:hAnsi="FangSong" w:eastAsia="FangSong" w:cs="FangSong"/>
-                <w:sz w:val="21"/>
-                <w:szCs w:val="21"/>
-                <w:lang w:val="en-US" w:eastAsia="zh-CN"/>
-              </w:rPr>
-              <w:t>6. 在新加坡公司注册局（ACRA）提交申请（1 个工作日）</w:t>
-            </w:r>
-          </w:p>
-          <w:p>
-            <w:pPr>
-              <w:spacing w:after="0" w:line="280" w:lineRule="auto"/>
-            </w:pPr>
-            <w:r>
-              <w:rPr>
-                <w:rFonts w:hint="eastAsia" w:ascii="FangSong" w:hAnsi="FangSong" w:eastAsia="FangSong" w:cs="FangSong"/>
-                <w:sz w:val="21"/>
-                <w:szCs w:val="21"/>
-                <w:lang w:val="en-US" w:eastAsia="zh-CN"/>
-              </w:rPr>
-              <w:t>7. 政府审核（5 个工作日）</w:t>
-            </w:r>
-          </w:p>
-          <w:p>
-            <w:pPr>
-              <w:spacing w:after="0" w:line="280" w:lineRule="auto"/>
-            </w:pPr>
-            <w:r>
-              <w:rPr>
-                <w:rFonts w:hint="eastAsia" w:ascii="FangSong" w:hAnsi="FangSong" w:eastAsia="FangSong" w:cs="FangSong"/>
-                <w:sz w:val="21"/>
-                <w:szCs w:val="21"/>
-                <w:lang w:val="en-US" w:eastAsia="zh-CN"/>
-              </w:rPr>
-              <w:t>8. 颁发交付文件（1 个工作日）</w:t>
-            </w:r>
-          </w:p>
-        </w:tc>
-        <w:tc>
-          <w:tcPr>
-            <w:tcW w:w="3500" w:type="dxa"/>
-            <w:vAlign w:val="top"/>
-          </w:tcPr>
-          <w:p>
-            <w:pPr>
-              <w:numPr>
-                <w:ilvl w:val="0"/>
-                <w:numId w:val="0"/>
-              </w:numPr>
-              <w:spacing w:after="0" w:line="280" w:lineRule="auto"/>
-              <w:ind w:leftChars="0"/>
-            </w:pPr>
-            <w:r>
-              <w:rPr>
-                <w:rFonts w:hint="eastAsia" w:ascii="FangSong" w:hAnsi="FangSong" w:eastAsia="FangSong" w:cs="FangSong"/>
-                <w:sz w:val="21"/>
-                <w:szCs w:val="21"/>
-                <w:lang w:val="en-US" w:eastAsia="zh-CN"/>
-              </w:rPr>
-              <w:t>• 新加坡公司营业执照</w:t>
-            </w:r>
-          </w:p>
-          <w:p>
-            <w:pPr>
-              <w:numPr>
-                <w:ilvl w:val="0"/>
-                <w:numId w:val="0"/>
-              </w:numPr>
-              <w:spacing w:after="0" w:line="280" w:lineRule="auto"/>
-              <w:ind w:leftChars="0"/>
-            </w:pPr>
-            <w:r>
-              <w:rPr>
-                <w:rFonts w:hint="eastAsia" w:ascii="FangSong" w:hAnsi="FangSong" w:eastAsia="FangSong" w:cs="FangSong"/>
-                <w:sz w:val="21"/>
-                <w:szCs w:val="21"/>
-                <w:lang w:val="en-US" w:eastAsia="zh-CN"/>
-              </w:rPr>
-              <w:t>• 成立公告</w:t>
-            </w:r>
-          </w:p>
-          <w:p>
-            <w:pPr>
-              <w:numPr>
-                <w:ilvl w:val="0"/>
-                <w:numId w:val="0"/>
-              </w:numPr>
-              <w:spacing w:after="0" w:line="280" w:lineRule="auto"/>
-              <w:ind w:leftChars="0"/>
-            </w:pPr>
-            <w:r>
-              <w:rPr>
-                <w:rFonts w:hint="eastAsia" w:ascii="FangSong" w:hAnsi="FangSong" w:eastAsia="FangSong" w:cs="FangSong"/>
-                <w:sz w:val="21"/>
-                <w:szCs w:val="21"/>
-                <w:lang w:val="en-US" w:eastAsia="zh-CN"/>
-              </w:rPr>
-              <w:t>• 注册纸</w:t>
-            </w:r>
-          </w:p>
-          <w:p>
-            <w:pPr>
-              <w:numPr>
-                <w:ilvl w:val="0"/>
-                <w:numId w:val="0"/>
-              </w:numPr>
-              <w:spacing w:after="0" w:line="280" w:lineRule="auto"/>
-              <w:ind w:leftChars="0"/>
-            </w:pPr>
-            <w:r>
-              <w:rPr>
-                <w:rFonts w:hint="eastAsia" w:ascii="FangSong" w:hAnsi="FangSong" w:eastAsia="FangSong" w:cs="FangSong"/>
-                <w:sz w:val="21"/>
-                <w:szCs w:val="21"/>
-                <w:lang w:val="en-US" w:eastAsia="zh-CN"/>
-              </w:rPr>
-              <w:t>• 股份登记文件</w:t>
-            </w:r>
-          </w:p>
-          <w:p>
-            <w:pPr>
-              <w:numPr>
-                <w:ilvl w:val="0"/>
-                <w:numId w:val="0"/>
-              </w:numPr>
-              <w:spacing w:after="0" w:line="280" w:lineRule="auto"/>
-              <w:ind w:leftChars="0"/>
-            </w:pPr>
-            <w:r>
-              <w:rPr>
-                <w:rFonts w:hint="eastAsia" w:ascii="FangSong" w:hAnsi="FangSong" w:eastAsia="FangSong" w:cs="FangSong"/>
-                <w:sz w:val="21"/>
-                <w:szCs w:val="21"/>
-                <w:lang w:val="en-US" w:eastAsia="zh-CN"/>
-              </w:rPr>
-              <w:t>• 挂名董事协议</w:t>
-            </w:r>
-          </w:p>
-          <w:p>
-            <w:pPr>
-              <w:numPr>
-                <w:ilvl w:val="0"/>
-                <w:numId w:val="0"/>
-              </w:numPr>
-              <w:spacing w:after="0" w:line="280" w:lineRule="auto"/>
-              <w:ind w:leftChars="0"/>
-            </w:pPr>
-            <w:r>
-              <w:rPr>
-                <w:rFonts w:hint="eastAsia" w:ascii="FangSong" w:hAnsi="FangSong" w:eastAsia="FangSong" w:cs="FangSong"/>
-                <w:sz w:val="21"/>
-                <w:szCs w:val="21"/>
-                <w:lang w:val="en-US" w:eastAsia="zh-CN"/>
-              </w:rPr>
-              <w:t>• 商业秘书授权文件</w:t>
-            </w:r>
-          </w:p>
-          <w:p>
-            <w:pPr>
-              <w:numPr>
-                <w:ilvl w:val="0"/>
-                <w:numId w:val="0"/>
-              </w:numPr>
-              <w:spacing w:after="0" w:line="280" w:lineRule="auto"/>
-              <w:ind w:leftChars="0"/>
-            </w:pPr>
-            <w:r>
-              <w:rPr>
-                <w:rFonts w:hint="eastAsia" w:ascii="FangSong" w:hAnsi="FangSong" w:eastAsia="FangSong" w:cs="FangSong"/>
-                <w:sz w:val="21"/>
-                <w:szCs w:val="21"/>
-                <w:lang w:val="en-US" w:eastAsia="zh-CN"/>
-              </w:rPr>
-              <w:t>• 申请股份表</w:t>
-            </w:r>
-          </w:p>
-          <w:p>
-            <w:pPr>
-              <w:numPr>
-                <w:ilvl w:val="0"/>
-                <w:numId w:val="0"/>
-              </w:numPr>
-              <w:spacing w:after="0" w:line="280" w:lineRule="auto"/>
-              <w:ind w:leftChars="0"/>
-            </w:pPr>
-            <w:r>
-              <w:rPr>
-                <w:rFonts w:hint="eastAsia" w:ascii="FangSong" w:hAnsi="FangSong" w:eastAsia="FangSong" w:cs="FangSong"/>
-                <w:sz w:val="21"/>
-                <w:szCs w:val="21"/>
-                <w:lang w:val="en-US" w:eastAsia="zh-CN"/>
-              </w:rPr>
-              <w:t>• 第一次董事会议记录</w:t>
-            </w:r>
-          </w:p>
-          <w:p>
-            <w:pPr>
-              <w:spacing w:after="0" w:line="280" w:lineRule="auto"/>
-            </w:pPr>
-            <w:r>
-              <w:rPr>
-                <w:rFonts w:hint="eastAsia" w:ascii="FangSong" w:hAnsi="FangSong" w:eastAsia="FangSong" w:cs="FangSong"/>
-                <w:sz w:val="21"/>
-                <w:szCs w:val="21"/>
-                <w:lang w:val="en-US" w:eastAsia="zh-CN"/>
-              </w:rPr>
-              <w:t>• 董事通知</w:t>
-            </w:r>
-          </w:p>
-          <w:p>
-            <w:pPr>
-              <w:spacing w:after="0" w:line="280" w:lineRule="auto"/>
-            </w:pPr>
-            <w:r>
-              <w:rPr>
-                <w:rFonts w:hint="eastAsia" w:ascii="FangSong" w:hAnsi="FangSong" w:eastAsia="FangSong" w:cs="FangSong"/>
-                <w:sz w:val="21"/>
-                <w:szCs w:val="21"/>
-                <w:lang w:val="en-US" w:eastAsia="zh-CN"/>
-              </w:rPr>
-              <w:t>• 公司章程</w:t>
-            </w:r>
-          </w:p>
-          <w:p>
-            <w:pPr>
-              <w:spacing w:after="0" w:line="280" w:lineRule="auto"/>
-            </w:pPr>
-            <w:r>
-              <w:rPr>
-                <w:rFonts w:hint="eastAsia" w:ascii="FangSong" w:hAnsi="FangSong" w:eastAsia="FangSong" w:cs="FangSong"/>
-                <w:sz w:val="21"/>
-                <w:szCs w:val="21"/>
-                <w:lang w:val="en-US" w:eastAsia="zh-CN"/>
-              </w:rPr>
-              <w:t>• 公司印章（翻章、钢印）</w:t>
-            </w:r>
-          </w:p>
-        </w:tc>
-      </w:tr>
-      <w:tr>
-        <w:trPr>
-          <w:trHeight w:val="430" w:hRule="atLeast"/>
-        </w:trPr>
-        <w:tc>
-          <w:tcPr>
-            <w:tcW w:w="555" w:type="dxa"/>
-            <w:vAlign w:val="top"/>
-          </w:tcPr>
-          <w:p>
-            <w:pPr>
-              <w:spacing w:after="0" w:line="280" w:lineRule="auto"/>
-              <w:jc w:val="center"/>
-            </w:pPr>
-            <w:r>
-              <w:rPr>
-                <w:rFonts w:hint="eastAsia" w:ascii="FangSong" w:hAnsi="FangSong" w:eastAsia="FangSong" w:cs="FangSong"/>
-                <w:sz w:val="24"/>
-                <w:szCs w:val="24"/>
-                <w:lang w:val="en-US" w:eastAsia="zh-CN"/>
-              </w:rPr>
-              <w:t>3</w:t>
-            </w:r>
-          </w:p>
-        </w:tc>
-        <w:tc>
-          <w:tcPr>
-            <w:tcW w:w="2100" w:type="dxa"/>
-            <w:vAlign w:val="top"/>
-          </w:tcPr>
-          <w:p>
-            <w:pPr>
-              <w:spacing w:after="0" w:line="280" w:lineRule="auto"/>
-            </w:pPr>
-            <w:r>
-              <w:rPr>
-                <w:rFonts w:hint="eastAsia" w:ascii="FangSong" w:hAnsi="FangSong" w:eastAsia="FangSong" w:cs="FangSong"/>
-                <w:b/>
-                <w:bCs/>
-                <w:sz w:val="24"/>
-                <w:szCs w:val="24"/>
-                <w:lang w:val="en-US" w:eastAsia="zh-CN"/>
-              </w:rPr>
-              <w:t>新加坡SFA食品进口商许可证</w:t>
-            </w:r>
-          </w:p>
-        </w:tc>
-        <w:tc>
-          <w:tcPr>
-            <w:tcW w:w="3635" w:type="dxa"/>
-            <w:vAlign w:val="top"/>
-          </w:tcPr>
-          <w:p>
-            <w:pPr>
-              <w:spacing w:after="0" w:line="280" w:lineRule="auto"/>
-            </w:pPr>
-            <w:r>
-              <w:rPr>
-                <w:rFonts w:hint="eastAsia" w:ascii="FangSong" w:hAnsi="FangSong" w:eastAsia="FangSong" w:cs="FangSong"/>
-                <w:sz w:val="21"/>
-                <w:szCs w:val="21"/>
-                <w:lang w:val="en-US" w:eastAsia="zh-CN"/>
-              </w:rPr>
-              <w:t>1. 收集资料</w:t>
-            </w:r>
-          </w:p>
-          <w:p>
-            <w:pPr>
-              <w:spacing w:after="0" w:line="280" w:lineRule="auto"/>
-            </w:pPr>
-            <w:r>
-              <w:rPr>
-                <w:rFonts w:hint="eastAsia" w:ascii="FangSong" w:hAnsi="FangSong" w:eastAsia="FangSong" w:cs="FangSong"/>
-                <w:sz w:val="21"/>
-                <w:szCs w:val="21"/>
-                <w:lang w:val="en-US" w:eastAsia="zh-CN"/>
-              </w:rPr>
-              <w:t>2. 明确食品分类与资质类型</w:t>
-            </w:r>
-          </w:p>
-          <w:p>
-            <w:pPr>
-              <w:spacing w:after="0" w:line="280" w:lineRule="auto"/>
-            </w:pPr>
-            <w:r>
-              <w:rPr>
-                <w:rFonts w:hint="eastAsia" w:ascii="FangSong" w:hAnsi="FangSong" w:eastAsia="FangSong" w:cs="FangSong"/>
-                <w:sz w:val="21"/>
-                <w:szCs w:val="21"/>
-                <w:lang w:val="en-US" w:eastAsia="zh-CN"/>
-              </w:rPr>
-              <w:t>3. 在线申请并缴纳官费（1 个工作日）</w:t>
-            </w:r>
-          </w:p>
-          <w:p>
-            <w:pPr>
-              <w:spacing w:after="0" w:line="280" w:lineRule="auto"/>
-            </w:pPr>
-            <w:r>
-              <w:rPr>
-                <w:rFonts w:hint="eastAsia" w:ascii="FangSong" w:hAnsi="FangSong" w:eastAsia="FangSong" w:cs="FangSong"/>
-                <w:sz w:val="21"/>
-                <w:szCs w:val="21"/>
-                <w:lang w:val="en-US" w:eastAsia="zh-CN"/>
-              </w:rPr>
-              <w:t>4. 取得 SFA 进口资质批文（14 个工作日）</w:t>
-            </w:r>
-          </w:p>
-        </w:tc>
-        <w:tc>
-          <w:tcPr>
-            <w:tcW w:w="3500" w:type="dxa"/>
-            <w:vAlign w:val="top"/>
-          </w:tcPr>
-          <w:p>
-            <w:pPr>
-              <w:spacing w:after="0" w:line="280" w:lineRule="auto"/>
-            </w:pPr>
-            <w:r>
-              <w:rPr>
-                <w:rFonts w:hint="eastAsia" w:ascii="FangSong" w:hAnsi="FangSong" w:eastAsia="FangSong" w:cs="FangSong"/>
-                <w:sz w:val="21"/>
-                <w:szCs w:val="21"/>
-                <w:lang w:val="en-US" w:eastAsia="zh-CN"/>
-              </w:rPr>
-              <w:t>新加坡公司食品进口商许可证</w:t>
+              <w:rPr>
+                <w:rFonts w:hint="eastAsia" w:ascii="仿宋" w:hAnsi="仿宋" w:eastAsia="仿宋" w:cs="仿宋"/>
+                <w:b w:val="0"/>
+                <w:bCs/>
+                <w:sz w:val="20"/>
+                <w:szCs w:val="20"/>
+              </w:rPr>
+            </w:pPr>
+            <w:r>
+              <w:rPr>
+                <w:rFonts w:hint="eastAsia" w:ascii="仿宋" w:hAnsi="仿宋" w:eastAsia="仿宋" w:cs="仿宋"/>
+                <w:b w:val="0"/>
+                <w:bCs/>
+                <w:sz w:val="20"/>
+                <w:szCs w:val="20"/>
+                <w:lang w:val="en-US" w:eastAsia="zh-CN"/>
+              </w:rPr>
+              <w:t>4. SFA GIRO 银行自动扣款申请表</w:t>
             </w:r>
           </w:p>
         </w:tc>
@@ -1750,758 +4303,144 @@
     </w:tbl>
     <w:p>
       <w:pPr>
-        <w:spacing w:after="0" w:line="280" w:lineRule="auto"/>
+        <w:rPr>
+          <w:rFonts w:hint="eastAsia" w:ascii="仿宋" w:hAnsi="仿宋" w:eastAsia="仿宋" w:cs="仿宋"/>
+          <w:b/>
+          <w:color w:val="000000"/>
+          <w:sz w:val="20"/>
+          <w:szCs w:val="20"/>
+          <w:lang w:val="en-US"/>
+        </w:rPr>
       </w:pPr>
     </w:p>
     <w:p>
       <w:pPr>
-        <w:spacing w:after="0" w:line="280" w:lineRule="auto"/>
+        <w:rPr>
+          <w:rFonts w:hint="eastAsia" w:ascii="仿宋" w:hAnsi="仿宋" w:eastAsia="仿宋" w:cs="仿宋"/>
+          <w:b/>
+          <w:color w:val="000000"/>
+          <w:sz w:val="20"/>
+          <w:szCs w:val="20"/>
+          <w:lang w:val="en-US"/>
+        </w:rPr>
       </w:pPr>
       <w:r>
         <w:rPr>
-          <w:rFonts w:hint="eastAsia" w:ascii="FangSong" w:hAnsi="FangSong" w:eastAsia="FangSong" w:cs="FangSong"/>
+          <w:rFonts w:hint="eastAsia" w:ascii="仿宋" w:hAnsi="仿宋" w:eastAsia="仿宋" w:cs="仿宋"/>
           <w:b/>
-          <w:bCs/>
           <w:color w:val="000000"/>
-          <w:sz w:val="28"/>
-          <w:szCs w:val="28"/>
-          <w:lang w:val="en-US" w:eastAsia="zh-CN"/>
-        </w:rPr>
-        <w:t>4.所需材料清单</w:t>
+          <w:sz w:val="20"/>
+          <w:szCs w:val="20"/>
+          <w:lang w:val="en-US"/>
+        </w:rPr>
+        <w:t>备注：</w:t>
       </w:r>
     </w:p>
     <w:p>
       <w:pPr>
-        <w:spacing w:after="120" w:line="280" w:lineRule="auto"/>
-      </w:pPr>
-    </w:p>
-    <w:tbl>
-      <w:tblPr>
-        <w:tblStyle w:val="11"/>
-        <w:tblW w:w="9790" w:type="dxa"/>
-        <w:tblInd w:w="-439" w:type="dxa"/>
-        <w:tblBorders>
-          <w:top w:val="single" w:color="auto" w:sz="4" w:space="0"/>
-          <w:left w:val="single" w:color="auto" w:sz="4" w:space="0"/>
-          <w:bottom w:val="single" w:color="auto" w:sz="4" w:space="0"/>
-          <w:right w:val="single" w:color="auto" w:sz="4" w:space="0"/>
-          <w:insideH w:val="single" w:color="auto" w:sz="4" w:space="0"/>
-          <w:insideV w:val="single" w:color="auto" w:sz="4" w:space="0"/>
-        </w:tblBorders>
-        <w:tblLayout w:type="fixed"/>
-        <w:tblCellMar>
-          <w:top w:w="60" w:type="dxa"/>
-          <w:left w:w="108" w:type="dxa"/>
-          <w:bottom w:w="60" w:type="dxa"/>
-          <w:right w:w="108" w:type="dxa"/>
-        </w:tblCellMar>
-      </w:tblPr>
-      <w:tblGrid>
-        <w:gridCol w:w="555"/>
-        <w:gridCol w:w="2400"/>
-        <w:gridCol w:w="6835"/>
-      </w:tblGrid>
-      <w:tr>
-        <w:trPr>
-          <w:trHeight w:val="564" w:hRule="atLeast"/>
-        </w:trPr>
-        <w:tc>
-          <w:tcPr>
-            <w:tcW w:w="555" w:type="dxa"/>
-            <w:shd w:val="clear" w:color="auto" w:fill="BDD6EE"/>
-            <w:vAlign w:val="center"/>
-          </w:tcPr>
-          <w:p>
-            <w:pPr>
-              <w:spacing w:after="0" w:line="280" w:lineRule="auto"/>
-              <w:jc w:val="center"/>
-            </w:pPr>
-            <w:r>
-              <w:rPr>
-                <w:rFonts w:hint="eastAsia" w:ascii="FangSong" w:hAnsi="FangSong" w:eastAsia="FangSong" w:cs="FangSong"/>
-                <w:b/>
-                <w:bCs/>
-                <w:sz w:val="24"/>
-                <w:szCs w:val="24"/>
-                <w:lang w:val="en-US" w:eastAsia="zh-CN"/>
-              </w:rPr>
-              <w:t>序号</w:t>
-            </w:r>
-          </w:p>
-        </w:tc>
-        <w:tc>
-          <w:tcPr>
-            <w:tcW w:w="2400" w:type="dxa"/>
-            <w:shd w:val="clear" w:color="auto" w:fill="BDD6EE"/>
-            <w:vAlign w:val="center"/>
-          </w:tcPr>
-          <w:p>
-            <w:pPr>
-              <w:spacing w:after="0" w:line="280" w:lineRule="auto"/>
-              <w:jc w:val="center"/>
-            </w:pPr>
-            <w:r>
-              <w:rPr>
-                <w:rFonts w:hint="eastAsia" w:ascii="FangSong" w:hAnsi="FangSong" w:eastAsia="FangSong" w:cs="FangSong"/>
-                <w:b/>
-                <w:bCs/>
-                <w:sz w:val="24"/>
-                <w:szCs w:val="24"/>
-                <w:lang w:val="en-US" w:eastAsia="zh-CN"/>
-              </w:rPr>
-              <w:t>项目</w:t>
-            </w:r>
-          </w:p>
-        </w:tc>
-        <w:tc>
-          <w:tcPr>
-            <w:tcW w:w="6835" w:type="dxa"/>
-            <w:shd w:val="clear" w:color="auto" w:fill="BDD6EE"/>
-            <w:vAlign w:val="center"/>
-          </w:tcPr>
-          <w:p>
-            <w:pPr>
-              <w:spacing w:after="0" w:line="280" w:lineRule="auto"/>
-              <w:jc w:val="center"/>
-            </w:pPr>
-            <w:r>
-              <w:rPr>
-                <w:rFonts w:hint="eastAsia" w:ascii="FangSong" w:hAnsi="FangSong" w:eastAsia="FangSong" w:cs="FangSong"/>
-                <w:b/>
-                <w:bCs/>
-                <w:sz w:val="24"/>
-                <w:szCs w:val="24"/>
-                <w:lang w:val="en-US" w:eastAsia="zh-CN"/>
-              </w:rPr>
-              <w:t>所需材料</w:t>
-            </w:r>
-          </w:p>
-        </w:tc>
-      </w:tr>
-      <w:tr>
-        <w:trPr>
-          <w:trHeight w:val="430" w:hRule="atLeast"/>
-        </w:trPr>
-        <w:tc>
-          <w:tcPr>
-            <w:tcW w:w="555" w:type="dxa"/>
-            <w:vAlign w:val="top"/>
-          </w:tcPr>
-          <w:p>
-            <w:pPr>
-              <w:spacing w:after="0" w:line="280" w:lineRule="auto"/>
-              <w:jc w:val="center"/>
-            </w:pPr>
-            <w:r>
-              <w:rPr>
-                <w:rFonts w:hint="eastAsia" w:ascii="FangSong" w:hAnsi="FangSong" w:eastAsia="FangSong" w:cs="FangSong"/>
-                <w:sz w:val="24"/>
-                <w:szCs w:val="24"/>
-                <w:lang w:val="en-US" w:eastAsia="zh-CN"/>
-              </w:rPr>
-              <w:t>1</w:t>
-            </w:r>
-          </w:p>
-        </w:tc>
-        <w:tc>
-          <w:tcPr>
-            <w:tcW w:w="2400" w:type="dxa"/>
-            <w:vAlign w:val="top"/>
-          </w:tcPr>
-          <w:p>
-            <w:pPr>
-              <w:spacing w:after="0" w:line="280" w:lineRule="auto"/>
-            </w:pPr>
-            <w:r>
-              <w:rPr>
-                <w:rFonts w:hint="eastAsia" w:ascii="FangSong" w:hAnsi="FangSong" w:eastAsia="FangSong" w:cs="FangSong"/>
-                <w:b/>
-                <w:bCs/>
-                <w:sz w:val="24"/>
-                <w:szCs w:val="24"/>
-                <w:lang w:val="en-US" w:eastAsia="zh-CN"/>
-              </w:rPr>
-              <w:t>新加坡公司年度企业所得税申报</w:t>
-            </w:r>
-          </w:p>
-        </w:tc>
-        <w:tc>
-          <w:tcPr>
-            <w:tcW w:w="6835" w:type="dxa"/>
-            <w:vAlign w:val="top"/>
-          </w:tcPr>
-          <w:p>
-            <w:pPr>
-              <w:spacing w:after="0" w:line="280" w:lineRule="auto"/>
-            </w:pPr>
-            <w:r>
-              <w:rPr>
-                <w:rFonts w:hint="eastAsia" w:ascii="FangSong" w:hAnsi="FangSong" w:eastAsia="FangSong" w:cs="FangSong"/>
-                <w:sz w:val="21"/>
-                <w:szCs w:val="21"/>
-                <w:lang w:val="en-US" w:eastAsia="zh-CN"/>
-              </w:rPr>
-              <w:t>1. 公司基本资料：</w:t>
-            </w:r>
-          </w:p>
-          <w:p>
-            <w:pPr>
-              <w:spacing w:after="0" w:line="280" w:lineRule="auto"/>
-            </w:pPr>
-            <w:r>
-              <w:rPr>
-                <w:rFonts w:hint="eastAsia" w:ascii="FangSong" w:hAnsi="FangSong" w:eastAsia="FangSong" w:cs="FangSong"/>
-                <w:sz w:val="21"/>
-                <w:szCs w:val="21"/>
-                <w:lang w:val="en-US" w:eastAsia="zh-CN"/>
-              </w:rPr>
-              <w:t>(1) 公司章程</w:t>
-            </w:r>
-          </w:p>
-          <w:p>
-            <w:pPr>
-              <w:spacing w:after="0" w:line="280" w:lineRule="auto"/>
-            </w:pPr>
-            <w:r>
-              <w:rPr>
-                <w:rFonts w:hint="eastAsia" w:ascii="FangSong" w:hAnsi="FangSong" w:eastAsia="FangSong" w:cs="FangSong"/>
-                <w:sz w:val="21"/>
-                <w:szCs w:val="21"/>
-                <w:lang w:val="en-US" w:eastAsia="zh-CN"/>
-              </w:rPr>
-              <w:t>(2) 最新注册纸</w:t>
-            </w:r>
-          </w:p>
-          <w:p>
-            <w:pPr>
-              <w:spacing w:after="0" w:line="280" w:lineRule="auto"/>
-            </w:pPr>
-            <w:r>
-              <w:rPr>
-                <w:rFonts w:hint="eastAsia" w:ascii="FangSong" w:hAnsi="FangSong" w:eastAsia="FangSong" w:cs="FangSong"/>
-                <w:sz w:val="21"/>
-                <w:szCs w:val="21"/>
-                <w:lang w:val="en-US" w:eastAsia="zh-CN"/>
-              </w:rPr>
-              <w:t>(3) 注册证书</w:t>
-            </w:r>
-          </w:p>
-          <w:p>
-            <w:pPr>
-              <w:spacing w:after="0" w:line="280" w:lineRule="auto"/>
-            </w:pPr>
-            <w:r>
-              <w:rPr>
-                <w:rFonts w:hint="eastAsia" w:ascii="FangSong" w:hAnsi="FangSong" w:eastAsia="FangSong" w:cs="FangSong"/>
-                <w:sz w:val="21"/>
-                <w:szCs w:val="21"/>
-                <w:lang w:val="en-US" w:eastAsia="zh-CN"/>
-              </w:rPr>
-              <w:t>(4) 周年申报表</w:t>
-            </w:r>
-          </w:p>
-          <w:p>
-            <w:pPr>
-              <w:spacing w:after="0" w:line="280" w:lineRule="auto"/>
-            </w:pPr>
-            <w:r>
-              <w:rPr>
-                <w:rFonts w:hint="eastAsia" w:ascii="FangSong" w:hAnsi="FangSong" w:eastAsia="FangSong" w:cs="FangSong"/>
-                <w:sz w:val="21"/>
-                <w:szCs w:val="21"/>
-                <w:lang w:val="en-US" w:eastAsia="zh-CN"/>
-              </w:rPr>
-              <w:t>2. 财务单据：</w:t>
-            </w:r>
-          </w:p>
-          <w:p>
-            <w:pPr>
-              <w:spacing w:after="0" w:line="280" w:lineRule="auto"/>
-            </w:pPr>
-            <w:r>
-              <w:rPr>
-                <w:rFonts w:hint="eastAsia" w:ascii="FangSong" w:hAnsi="FangSong" w:eastAsia="FangSong" w:cs="FangSong"/>
-                <w:sz w:val="21"/>
-                <w:szCs w:val="21"/>
-                <w:lang w:val="en-US" w:eastAsia="zh-CN"/>
-              </w:rPr>
-              <w:t>(1) 财务账目（损益表、资产负债表、明细账、流水账）</w:t>
-            </w:r>
-          </w:p>
-          <w:p>
-            <w:pPr>
-              <w:spacing w:after="0" w:line="280" w:lineRule="auto"/>
-            </w:pPr>
-            <w:r>
-              <w:rPr>
-                <w:rFonts w:hint="eastAsia" w:ascii="FangSong" w:hAnsi="FangSong" w:eastAsia="FangSong" w:cs="FangSong"/>
-                <w:sz w:val="21"/>
-                <w:szCs w:val="21"/>
-                <w:lang w:val="en-US" w:eastAsia="zh-CN"/>
-              </w:rPr>
-              <w:t>(2) 公司银行月结单（首年还需开户通知书）</w:t>
-            </w:r>
-          </w:p>
-          <w:p>
-            <w:pPr>
-              <w:spacing w:after="0" w:line="280" w:lineRule="auto"/>
-            </w:pPr>
-            <w:r>
-              <w:rPr>
-                <w:rFonts w:hint="eastAsia" w:ascii="FangSong" w:hAnsi="FangSong" w:eastAsia="FangSong" w:cs="FangSong"/>
-                <w:sz w:val="21"/>
-                <w:szCs w:val="21"/>
-                <w:lang w:val="en-US" w:eastAsia="zh-CN"/>
-              </w:rPr>
-              <w:t>(3) 收入记录（发票、合同、税票）</w:t>
-            </w:r>
-          </w:p>
-          <w:p>
-            <w:pPr>
-              <w:spacing w:after="0" w:line="280" w:lineRule="auto"/>
-            </w:pPr>
-            <w:r>
-              <w:rPr>
-                <w:rFonts w:hint="eastAsia" w:ascii="FangSong" w:hAnsi="FangSong" w:eastAsia="FangSong" w:cs="FangSong"/>
-                <w:sz w:val="21"/>
-                <w:szCs w:val="21"/>
-                <w:lang w:val="en-US" w:eastAsia="zh-CN"/>
-              </w:rPr>
-              <w:t>(4) 支出记录（工资、租金、运费等）</w:t>
-            </w:r>
-          </w:p>
-          <w:p>
-            <w:pPr>
-              <w:spacing w:after="0" w:line="280" w:lineRule="auto"/>
-            </w:pPr>
-            <w:r>
-              <w:rPr>
-                <w:rFonts w:hint="eastAsia" w:ascii="FangSong" w:hAnsi="FangSong" w:eastAsia="FangSong" w:cs="FangSong"/>
-                <w:sz w:val="21"/>
-                <w:szCs w:val="21"/>
-                <w:lang w:val="en-US" w:eastAsia="zh-CN"/>
-              </w:rPr>
-              <w:t>(5) 资产清单</w:t>
-            </w:r>
-          </w:p>
-          <w:p>
-            <w:pPr>
-              <w:spacing w:after="0" w:line="280" w:lineRule="auto"/>
-            </w:pPr>
-            <w:r>
-              <w:rPr>
-                <w:rFonts w:hint="eastAsia" w:ascii="FangSong" w:hAnsi="FangSong" w:eastAsia="FangSong" w:cs="FangSong"/>
-                <w:sz w:val="21"/>
-                <w:szCs w:val="21"/>
-                <w:lang w:val="en-US" w:eastAsia="zh-CN"/>
-              </w:rPr>
-              <w:t>(6) 年度最终版财务报表、财务报告、审计报告（如有）</w:t>
-            </w:r>
-          </w:p>
-        </w:tc>
-      </w:tr>
-      <w:tr>
-        <w:trPr>
-          <w:trHeight w:val="430" w:hRule="atLeast"/>
-        </w:trPr>
-        <w:tc>
-          <w:tcPr>
-            <w:tcW w:w="555" w:type="dxa"/>
-            <w:vAlign w:val="top"/>
-          </w:tcPr>
-          <w:p>
-            <w:pPr>
-              <w:spacing w:after="0" w:line="280" w:lineRule="auto"/>
-              <w:jc w:val="center"/>
-            </w:pPr>
-            <w:r>
-              <w:rPr>
-                <w:rFonts w:hint="eastAsia" w:ascii="FangSong" w:hAnsi="FangSong" w:eastAsia="FangSong" w:cs="FangSong"/>
-                <w:sz w:val="24"/>
-                <w:szCs w:val="24"/>
-                <w:lang w:val="en-US" w:eastAsia="zh-CN"/>
-              </w:rPr>
-              <w:t>2</w:t>
-            </w:r>
-          </w:p>
-        </w:tc>
-        <w:tc>
-          <w:tcPr>
-            <w:tcW w:w="2400" w:type="dxa"/>
-            <w:vAlign w:val="top"/>
-          </w:tcPr>
-          <w:p>
-            <w:pPr>
-              <w:spacing w:after="0" w:line="280" w:lineRule="auto"/>
-            </w:pPr>
-            <w:r>
-              <w:rPr>
-                <w:rFonts w:hint="eastAsia" w:ascii="FangSong" w:hAnsi="FangSong" w:eastAsia="FangSong" w:cs="FangSong"/>
-                <w:b/>
-                <w:bCs/>
-                <w:sz w:val="24"/>
-                <w:szCs w:val="24"/>
-                <w:lang w:val="en-US" w:eastAsia="zh-CN"/>
-              </w:rPr>
-              <w:t>新加坡公司注册</w:t>
-            </w:r>
-          </w:p>
-        </w:tc>
-        <w:tc>
-          <w:tcPr>
-            <w:tcW w:w="6835" w:type="dxa"/>
-            <w:vAlign w:val="top"/>
-          </w:tcPr>
-          <w:p>
-            <w:pPr>
-              <w:spacing w:after="0" w:line="280" w:lineRule="auto"/>
-            </w:pPr>
-            <w:r>
-              <w:rPr>
-                <w:rFonts w:hint="eastAsia" w:ascii="FangSong" w:hAnsi="FangSong" w:eastAsia="FangSong" w:cs="FangSong"/>
-                <w:sz w:val="21"/>
-                <w:szCs w:val="21"/>
-                <w:lang w:val="en-US" w:eastAsia="zh-CN"/>
-              </w:rPr>
-              <w:t>1. 新加坡公司注册信息收集表</w:t>
-            </w:r>
-          </w:p>
-          <w:p>
-            <w:pPr>
-              <w:spacing w:after="0" w:line="280" w:lineRule="auto"/>
-            </w:pPr>
-            <w:r>
-              <w:rPr>
-                <w:rFonts w:hint="eastAsia" w:ascii="FangSong" w:hAnsi="FangSong" w:eastAsia="FangSong" w:cs="FangSong"/>
-                <w:sz w:val="21"/>
-                <w:szCs w:val="21"/>
-                <w:lang w:val="en-US" w:eastAsia="zh-CN"/>
-              </w:rPr>
-              <w:t>2. 股东为公司时：</w:t>
-            </w:r>
-          </w:p>
-          <w:p>
-            <w:pPr>
-              <w:spacing w:after="0" w:line="280" w:lineRule="auto"/>
-            </w:pPr>
-            <w:r>
-              <w:rPr>
-                <w:rFonts w:hint="eastAsia" w:ascii="FangSong" w:hAnsi="FangSong" w:eastAsia="FangSong" w:cs="FangSong"/>
-                <w:sz w:val="21"/>
-                <w:szCs w:val="21"/>
-                <w:lang w:val="en-US" w:eastAsia="zh-CN"/>
-              </w:rPr>
-              <w:t>(1) 中国公司中英文版本营业执照、中文章程</w:t>
-            </w:r>
-          </w:p>
-          <w:p>
-            <w:pPr>
-              <w:spacing w:after="0" w:line="280" w:lineRule="auto"/>
-            </w:pPr>
-            <w:r>
-              <w:rPr>
-                <w:rFonts w:hint="eastAsia" w:ascii="FangSong" w:hAnsi="FangSong" w:eastAsia="FangSong" w:cs="FangSong"/>
-                <w:sz w:val="21"/>
-                <w:szCs w:val="21"/>
-                <w:lang w:val="en-US" w:eastAsia="zh-CN"/>
-              </w:rPr>
-              <w:t>(2) 法人身份证（正反面）、护照首页（需 CTC）</w:t>
-            </w:r>
-          </w:p>
-          <w:p>
-            <w:pPr>
-              <w:spacing w:after="0" w:line="280" w:lineRule="auto"/>
-            </w:pPr>
-            <w:r>
-              <w:rPr>
-                <w:rFonts w:hint="eastAsia" w:ascii="FangSong" w:hAnsi="FangSong" w:eastAsia="FangSong" w:cs="FangSong"/>
-                <w:sz w:val="21"/>
-                <w:szCs w:val="21"/>
-                <w:lang w:val="en-US" w:eastAsia="zh-CN"/>
-              </w:rPr>
-              <w:t>(3) 董事身份证、护照首页（需 CTC）、电邮</w:t>
-            </w:r>
-          </w:p>
-          <w:p>
-            <w:pPr>
-              <w:spacing w:after="0" w:line="280" w:lineRule="auto"/>
-            </w:pPr>
-            <w:r>
-              <w:rPr>
-                <w:rFonts w:hint="eastAsia" w:ascii="FangSong" w:hAnsi="FangSong" w:eastAsia="FangSong" w:cs="FangSong"/>
-                <w:sz w:val="21"/>
-                <w:szCs w:val="21"/>
-                <w:lang w:val="en-US" w:eastAsia="zh-CN"/>
-              </w:rPr>
-              <w:t>(4) 英文版董事名册（需签字）</w:t>
-            </w:r>
-          </w:p>
-          <w:p>
-            <w:pPr>
-              <w:spacing w:after="0" w:line="280" w:lineRule="auto"/>
-            </w:pPr>
-            <w:r>
-              <w:rPr>
-                <w:rFonts w:hint="eastAsia" w:ascii="FangSong" w:hAnsi="FangSong" w:eastAsia="FangSong" w:cs="FangSong"/>
-                <w:sz w:val="21"/>
-                <w:szCs w:val="21"/>
-                <w:lang w:val="en-US" w:eastAsia="zh-CN"/>
-              </w:rPr>
-              <w:t>(5) 英文架构图（需签字）</w:t>
-            </w:r>
-          </w:p>
-          <w:p>
-            <w:pPr>
-              <w:spacing w:after="0" w:line="280" w:lineRule="auto"/>
-            </w:pPr>
-            <w:r>
-              <w:rPr>
-                <w:rFonts w:hint="eastAsia" w:ascii="FangSong" w:hAnsi="FangSong" w:eastAsia="FangSong" w:cs="FangSong"/>
-                <w:sz w:val="21"/>
-                <w:szCs w:val="21"/>
-                <w:lang w:val="en-US" w:eastAsia="zh-CN"/>
-              </w:rPr>
-              <w:t>(6) 最终受益人清晰版证件（身份证、护照需 CTC、电邮）</w:t>
-            </w:r>
-          </w:p>
-          <w:p>
-            <w:pPr>
-              <w:spacing w:after="0" w:line="280" w:lineRule="auto"/>
-            </w:pPr>
-            <w:r>
-              <w:rPr>
-                <w:rFonts w:hint="eastAsia" w:ascii="FangSong" w:hAnsi="FangSong" w:eastAsia="FangSong" w:cs="FangSong"/>
-                <w:sz w:val="21"/>
-                <w:szCs w:val="21"/>
-                <w:lang w:val="en-US" w:eastAsia="zh-CN"/>
-              </w:rPr>
-              <w:t>(7) 最终受益人持股比例须超过 25%</w:t>
-            </w:r>
-          </w:p>
-          <w:p>
-            <w:pPr>
-              <w:spacing w:after="0" w:line="280" w:lineRule="auto"/>
-            </w:pPr>
-            <w:r>
-              <w:rPr>
-                <w:rFonts w:hint="eastAsia" w:ascii="FangSong" w:hAnsi="FangSong" w:eastAsia="FangSong" w:cs="FangSong"/>
-                <w:sz w:val="21"/>
-                <w:szCs w:val="21"/>
-                <w:lang w:val="en-US" w:eastAsia="zh-CN"/>
-              </w:rPr>
-              <w:t>(8) 所有持股超 25% 关联公司的中英文营业执照、章程、英文董事名册</w:t>
-            </w:r>
-          </w:p>
-          <w:p>
-            <w:pPr>
-              <w:spacing w:after="0" w:line="280" w:lineRule="auto"/>
-            </w:pPr>
-            <w:r>
-              <w:rPr>
-                <w:rFonts w:hint="eastAsia" w:ascii="FangSong" w:hAnsi="FangSong" w:eastAsia="FangSong" w:cs="FangSong"/>
-                <w:sz w:val="21"/>
-                <w:szCs w:val="21"/>
-                <w:lang w:val="en-US" w:eastAsia="zh-CN"/>
-              </w:rPr>
-              <w:t>3. 股东为个人时：所有股东和董事的身份证、护照首页（需 CTC）、电邮</w:t>
-            </w:r>
-          </w:p>
-          <w:p>
-            <w:pPr>
-              <w:spacing w:after="0" w:line="280" w:lineRule="auto"/>
-            </w:pPr>
-            <w:r>
-              <w:rPr>
-                <w:rFonts w:hint="eastAsia" w:ascii="FangSong" w:hAnsi="FangSong" w:eastAsia="FangSong" w:cs="FangSong"/>
-                <w:sz w:val="21"/>
-                <w:szCs w:val="21"/>
-                <w:lang w:val="en-US" w:eastAsia="zh-CN"/>
-              </w:rPr>
-              <w:t>* 所有证件有效期须大于 6 个月</w:t>
-            </w:r>
-          </w:p>
-        </w:tc>
-      </w:tr>
-      <w:tr>
-        <w:trPr>
-          <w:trHeight w:val="430" w:hRule="atLeast"/>
-        </w:trPr>
-        <w:tc>
-          <w:tcPr>
-            <w:tcW w:w="555" w:type="dxa"/>
-            <w:vAlign w:val="top"/>
-          </w:tcPr>
-          <w:p>
-            <w:pPr>
-              <w:spacing w:after="0" w:line="280" w:lineRule="auto"/>
-              <w:jc w:val="center"/>
-            </w:pPr>
-            <w:r>
-              <w:rPr>
-                <w:rFonts w:hint="eastAsia" w:ascii="FangSong" w:hAnsi="FangSong" w:eastAsia="FangSong" w:cs="FangSong"/>
-                <w:sz w:val="24"/>
-                <w:szCs w:val="24"/>
-                <w:lang w:val="en-US" w:eastAsia="zh-CN"/>
-              </w:rPr>
-              <w:t>3</w:t>
-            </w:r>
-          </w:p>
-        </w:tc>
-        <w:tc>
-          <w:tcPr>
-            <w:tcW w:w="2400" w:type="dxa"/>
-            <w:vAlign w:val="top"/>
-          </w:tcPr>
-          <w:p>
-            <w:pPr>
-              <w:spacing w:after="0" w:line="280" w:lineRule="auto"/>
-            </w:pPr>
-            <w:r>
-              <w:rPr>
-                <w:rFonts w:hint="eastAsia" w:ascii="FangSong" w:hAnsi="FangSong" w:eastAsia="FangSong" w:cs="FangSong"/>
-                <w:b/>
-                <w:bCs/>
-                <w:sz w:val="24"/>
-                <w:szCs w:val="24"/>
-                <w:lang w:val="en-US" w:eastAsia="zh-CN"/>
-              </w:rPr>
-              <w:t>新加坡SFA食品进口商许可证</w:t>
-            </w:r>
-          </w:p>
-        </w:tc>
-        <w:tc>
-          <w:tcPr>
-            <w:tcW w:w="6835" w:type="dxa"/>
-            <w:vAlign w:val="top"/>
-          </w:tcPr>
-          <w:p>
-            <w:pPr>
-              <w:spacing w:after="0" w:line="280" w:lineRule="auto"/>
-            </w:pPr>
-            <w:r>
-              <w:rPr>
-                <w:rFonts w:hint="eastAsia" w:ascii="FangSong" w:hAnsi="FangSong" w:eastAsia="FangSong" w:cs="FangSong"/>
-                <w:sz w:val="21"/>
-                <w:szCs w:val="21"/>
-                <w:lang w:val="en-US" w:eastAsia="zh-CN"/>
-              </w:rPr>
-              <w:t>1. 公司注册证书/信息摘要（ACRA BizFile）</w:t>
-            </w:r>
-          </w:p>
-          <w:p>
-            <w:pPr>
-              <w:spacing w:after="0" w:line="280" w:lineRule="auto"/>
-            </w:pPr>
-            <w:r>
-              <w:rPr>
-                <w:rFonts w:hint="eastAsia" w:ascii="FangSong" w:hAnsi="FangSong" w:eastAsia="FangSong" w:cs="FangSong"/>
-                <w:sz w:val="21"/>
-                <w:szCs w:val="21"/>
-                <w:lang w:val="en-US" w:eastAsia="zh-CN"/>
-              </w:rPr>
-              <w:t>2. 董事及 CorpPass 授权人员信息（身份证/护照/FIN 卡）</w:t>
-            </w:r>
-          </w:p>
-          <w:p>
-            <w:pPr>
-              <w:spacing w:after="0" w:line="280" w:lineRule="auto"/>
-            </w:pPr>
-            <w:r>
-              <w:rPr>
-                <w:rFonts w:hint="eastAsia" w:ascii="FangSong" w:hAnsi="FangSong" w:eastAsia="FangSong" w:cs="FangSong"/>
-                <w:sz w:val="21"/>
-                <w:szCs w:val="21"/>
-                <w:lang w:val="en-US" w:eastAsia="zh-CN"/>
-              </w:rPr>
-              <w:t>3. 海关账户激活证明（Customs Registration Letter）</w:t>
-            </w:r>
-          </w:p>
-          <w:p>
-            <w:pPr>
-              <w:spacing w:after="0" w:line="280" w:lineRule="auto"/>
-            </w:pPr>
-            <w:r>
-              <w:rPr>
-                <w:rFonts w:hint="eastAsia" w:ascii="FangSong" w:hAnsi="FangSong" w:eastAsia="FangSong" w:cs="FangSong"/>
-                <w:sz w:val="21"/>
-                <w:szCs w:val="21"/>
-                <w:lang w:val="en-US" w:eastAsia="zh-CN"/>
-              </w:rPr>
-              <w:t>4. SFA GIRO 银行自动扣款申请表</w:t>
-            </w:r>
-          </w:p>
-        </w:tc>
-      </w:tr>
-    </w:tbl>
-    <w:p>
-      <w:pPr>
-        <w:spacing w:before="120" w:after="0" w:line="280" w:lineRule="auto"/>
-      </w:pPr>
-    </w:p>
-    <w:p>
-      <w:pPr>
-        <w:spacing w:after="0" w:line="280" w:lineRule="auto"/>
-        <w:rPr>
-          <w:rFonts w:hint="eastAsia" w:ascii="FangSong" w:hAnsi="FangSong" w:eastAsia="FangSong" w:cs="FangSong"/>
-          <w:sz w:val="21"/>
-          <w:szCs w:val="21"/>
-          <w:lang w:val="en-US" w:eastAsia="zh-CN"/>
+        <w:numPr>
+          <w:ilvl w:val="0"/>
+          <w:numId w:val="2"/>
+        </w:numPr>
+        <w:spacing w:after="0" w:line="240" w:lineRule="auto"/>
+        <w:rPr>
+          <w:rFonts w:hint="eastAsia" w:ascii="仿宋" w:hAnsi="仿宋" w:eastAsia="仿宋" w:cs="仿宋"/>
+          <w:color w:val="000000"/>
+          <w:sz w:val="20"/>
+          <w:szCs w:val="20"/>
+          <w:lang w:val="en-US"/>
         </w:rPr>
       </w:pPr>
       <w:r>
         <w:rPr>
-          <w:rFonts w:hint="eastAsia" w:ascii="FangSong" w:hAnsi="FangSong" w:eastAsia="FangSong" w:cs="FangSong"/>
-          <w:b/>
-          <w:bCs/>
-          <w:sz w:val="24"/>
-          <w:szCs w:val="24"/>
-          <w:lang w:val="en-US" w:eastAsia="zh-CN"/>
-        </w:rPr>
-        <w:t>所有款项汇到山海图指定的银行账户，银行账户信息如下：</w:t>
+          <w:rFonts w:hint="eastAsia" w:ascii="仿宋" w:hAnsi="仿宋" w:eastAsia="仿宋" w:cs="仿宋"/>
+          <w:color w:val="000000"/>
+          <w:sz w:val="20"/>
+          <w:szCs w:val="20"/>
+          <w:lang w:val="en-US"/>
+        </w:rPr>
+        <w:t>客户必须提供办理服务所需材料，如因材料不足或材料提供不及时耽误了办理进度，所产生的额外费用则由客户承担。</w:t>
       </w:r>
     </w:p>
     <w:p>
       <w:pPr>
-        <w:spacing w:after="0" w:line="280" w:lineRule="auto"/>
-        <w:rPr>
-          <w:rFonts w:hint="eastAsia" w:ascii="FangSong" w:hAnsi="FangSong" w:eastAsia="FangSong" w:cs="FangSong"/>
-          <w:sz w:val="21"/>
-          <w:szCs w:val="21"/>
-          <w:lang w:val="en-US" w:eastAsia="zh-CN"/>
+        <w:numPr>
+          <w:ilvl w:val="0"/>
+          <w:numId w:val="2"/>
+        </w:numPr>
+        <w:spacing w:after="0" w:line="240" w:lineRule="auto"/>
+        <w:rPr>
+          <w:rFonts w:hint="eastAsia" w:ascii="仿宋" w:hAnsi="仿宋" w:eastAsia="仿宋" w:cs="仿宋"/>
+          <w:color w:val="000000"/>
+          <w:sz w:val="20"/>
+          <w:szCs w:val="20"/>
+          <w:lang w:val="en-US"/>
         </w:rPr>
       </w:pPr>
       <w:r>
         <w:rPr>
-          <w:rFonts w:hint="default" w:ascii="FangSong" w:hAnsi="FangSong" w:eastAsia="FangSong" w:cs="FangSong"/>
-          <w:sz w:val="21"/>
-          <w:szCs w:val="21"/>
+          <w:rFonts w:hint="eastAsia" w:ascii="仿宋" w:hAnsi="仿宋" w:eastAsia="仿宋" w:cs="仿宋"/>
+          <w:color w:val="000000"/>
+          <w:sz w:val="20"/>
+          <w:szCs w:val="20"/>
+          <w:lang w:val="en-US"/>
+        </w:rPr>
+        <w:t>所有款项汇到山海图指定的银行账户，银行账户信息如下 :</w:t>
+      </w:r>
+    </w:p>
+    <w:p>
+      <w:pPr>
+        <w:spacing w:after="0" w:line="240" w:lineRule="auto"/>
+        <w:ind w:left="420"/>
+        <w:rPr>
+          <w:rFonts w:hint="eastAsia" w:ascii="仿宋" w:hAnsi="仿宋" w:eastAsia="仿宋" w:cs="仿宋"/>
+          <w:b/>
+          <w:color w:val="212121"/>
+          <w:sz w:val="20"/>
+          <w:szCs w:val="20"/>
+          <w:lang w:val="en-US" w:eastAsia="zh-CN"/>
+        </w:rPr>
+      </w:pPr>
+      <w:r>
+        <w:rPr>
+          <w:rFonts w:hint="default" w:ascii="仿宋" w:hAnsi="仿宋" w:eastAsia="仿宋" w:cs="仿宋"/>
+          <w:b/>
+          <w:color w:val="212121"/>
+          <w:sz w:val="20"/>
+          <w:szCs w:val="20"/>
           <w:lang w:val="en-US" w:eastAsia="zh-CN"/>
         </w:rPr>
         <w:t>B</w:t>
       </w:r>
       <w:r>
         <w:rPr>
-          <w:rFonts w:hint="eastAsia" w:ascii="FangSong" w:hAnsi="FangSong" w:eastAsia="FangSong" w:cs="FangSong"/>
-          <w:sz w:val="21"/>
-          <w:szCs w:val="21"/>
+          <w:rFonts w:hint="eastAsia" w:ascii="仿宋" w:hAnsi="仿宋" w:eastAsia="仿宋" w:cs="仿宋"/>
+          <w:b/>
+          <w:color w:val="212121"/>
+          <w:sz w:val="20"/>
+          <w:szCs w:val="20"/>
           <w:lang w:val="en-US" w:eastAsia="zh-CN"/>
         </w:rPr>
         <w:t xml:space="preserve">eneficiary </w:t>
       </w:r>
       <w:r>
         <w:rPr>
-          <w:rFonts w:hint="default" w:ascii="FangSong" w:hAnsi="FangSong" w:eastAsia="FangSong" w:cs="FangSong"/>
-          <w:sz w:val="21"/>
-          <w:szCs w:val="21"/>
+          <w:rFonts w:hint="default" w:ascii="仿宋" w:hAnsi="仿宋" w:eastAsia="仿宋" w:cs="仿宋"/>
+          <w:b/>
+          <w:color w:val="212121"/>
+          <w:sz w:val="20"/>
+          <w:szCs w:val="20"/>
           <w:lang w:val="en-US" w:eastAsia="zh-CN"/>
         </w:rPr>
         <w:t>B</w:t>
       </w:r>
       <w:r>
         <w:rPr>
-          <w:rFonts w:hint="eastAsia" w:ascii="FangSong" w:hAnsi="FangSong" w:eastAsia="FangSong" w:cs="FangSong"/>
-          <w:sz w:val="21"/>
-          <w:szCs w:val="21"/>
+          <w:rFonts w:hint="eastAsia" w:ascii="仿宋" w:hAnsi="仿宋" w:eastAsia="仿宋" w:cs="仿宋"/>
+          <w:b/>
+          <w:color w:val="212121"/>
+          <w:sz w:val="20"/>
+          <w:szCs w:val="20"/>
           <w:lang w:val="en-US" w:eastAsia="zh-CN"/>
         </w:rPr>
         <w:t>ank：oversea-chinese banking corporation limited</w:t>
@@ -2509,91 +4448,112 @@
     </w:p>
     <w:p>
       <w:pPr>
-        <w:spacing w:after="0" w:line="280" w:lineRule="auto"/>
-        <w:rPr>
-          <w:rFonts w:hint="default" w:ascii="FangSong" w:hAnsi="FangSong" w:eastAsia="FangSong" w:cs="FangSong"/>
-          <w:sz w:val="21"/>
-          <w:szCs w:val="21"/>
+        <w:spacing w:after="0" w:line="240" w:lineRule="auto"/>
+        <w:ind w:left="420"/>
+        <w:rPr>
+          <w:rFonts w:hint="default" w:ascii="仿宋" w:hAnsi="仿宋" w:eastAsia="仿宋" w:cs="仿宋"/>
+          <w:b/>
+          <w:color w:val="212121"/>
+          <w:sz w:val="20"/>
+          <w:szCs w:val="20"/>
           <w:lang w:val="en-US" w:eastAsia="zh-CN"/>
         </w:rPr>
       </w:pPr>
       <w:r>
         <w:rPr>
-          <w:rFonts w:hint="default" w:ascii="FangSong" w:hAnsi="FangSong" w:eastAsia="FangSong" w:cs="FangSong"/>
-          <w:sz w:val="21"/>
-          <w:szCs w:val="21"/>
+          <w:rFonts w:hint="default" w:ascii="仿宋" w:hAnsi="仿宋" w:eastAsia="仿宋" w:cs="仿宋"/>
+          <w:b/>
+          <w:color w:val="212121"/>
+          <w:sz w:val="20"/>
+          <w:szCs w:val="20"/>
           <w:lang w:val="en-US" w:eastAsia="zh-CN"/>
         </w:rPr>
         <w:t>B</w:t>
       </w:r>
       <w:r>
         <w:rPr>
-          <w:rFonts w:hint="eastAsia" w:ascii="FangSong" w:hAnsi="FangSong" w:eastAsia="FangSong" w:cs="FangSong"/>
-          <w:sz w:val="21"/>
-          <w:szCs w:val="21"/>
+          <w:rFonts w:hint="eastAsia" w:ascii="仿宋" w:hAnsi="仿宋" w:eastAsia="仿宋" w:cs="仿宋"/>
+          <w:b/>
+          <w:color w:val="212121"/>
+          <w:sz w:val="20"/>
+          <w:szCs w:val="20"/>
           <w:lang w:val="en-US" w:eastAsia="zh-CN"/>
         </w:rPr>
         <w:t xml:space="preserve">eneficiary </w:t>
       </w:r>
       <w:r>
         <w:rPr>
-          <w:rFonts w:hint="default" w:ascii="FangSong" w:hAnsi="FangSong" w:eastAsia="FangSong" w:cs="FangSong"/>
-          <w:sz w:val="21"/>
-          <w:szCs w:val="21"/>
+          <w:rFonts w:hint="default" w:ascii="仿宋" w:hAnsi="仿宋" w:eastAsia="仿宋" w:cs="仿宋"/>
+          <w:b/>
+          <w:color w:val="212121"/>
+          <w:sz w:val="20"/>
+          <w:szCs w:val="20"/>
           <w:lang w:val="en-US" w:eastAsia="zh-CN"/>
         </w:rPr>
         <w:t>B</w:t>
       </w:r>
       <w:r>
         <w:rPr>
-          <w:rFonts w:hint="eastAsia" w:ascii="FangSong" w:hAnsi="FangSong" w:eastAsia="FangSong" w:cs="FangSong"/>
-          <w:sz w:val="21"/>
-          <w:szCs w:val="21"/>
+          <w:rFonts w:hint="eastAsia" w:ascii="仿宋" w:hAnsi="仿宋" w:eastAsia="仿宋" w:cs="仿宋"/>
+          <w:b/>
+          <w:color w:val="212121"/>
+          <w:sz w:val="20"/>
+          <w:szCs w:val="20"/>
           <w:lang w:val="en-US" w:eastAsia="zh-CN"/>
         </w:rPr>
         <w:t xml:space="preserve">ank </w:t>
       </w:r>
       <w:r>
         <w:rPr>
-          <w:rFonts w:hint="default" w:ascii="FangSong" w:hAnsi="FangSong" w:eastAsia="FangSong" w:cs="FangSong"/>
-          <w:sz w:val="21"/>
-          <w:szCs w:val="21"/>
+          <w:rFonts w:hint="default" w:ascii="仿宋" w:hAnsi="仿宋" w:eastAsia="仿宋" w:cs="仿宋"/>
+          <w:b/>
+          <w:color w:val="212121"/>
+          <w:sz w:val="20"/>
+          <w:szCs w:val="20"/>
           <w:lang w:val="en-US" w:eastAsia="zh-CN"/>
         </w:rPr>
         <w:t>A</w:t>
       </w:r>
       <w:r>
         <w:rPr>
-          <w:rFonts w:hint="eastAsia" w:ascii="FangSong" w:hAnsi="FangSong" w:eastAsia="FangSong" w:cs="FangSong"/>
-          <w:sz w:val="21"/>
-          <w:szCs w:val="21"/>
+          <w:rFonts w:hint="eastAsia" w:ascii="仿宋" w:hAnsi="仿宋" w:eastAsia="仿宋" w:cs="仿宋"/>
+          <w:b/>
+          <w:color w:val="212121"/>
+          <w:sz w:val="20"/>
+          <w:szCs w:val="20"/>
           <w:lang w:val="en-US" w:eastAsia="zh-CN"/>
         </w:rPr>
         <w:t xml:space="preserve">ddress：63 </w:t>
       </w:r>
       <w:r>
         <w:rPr>
-          <w:rFonts w:hint="default" w:ascii="FangSong" w:hAnsi="FangSong" w:eastAsia="FangSong" w:cs="FangSong"/>
-          <w:sz w:val="21"/>
-          <w:szCs w:val="21"/>
+          <w:rFonts w:hint="default" w:ascii="仿宋" w:hAnsi="仿宋" w:eastAsia="仿宋" w:cs="仿宋"/>
+          <w:b/>
+          <w:color w:val="212121"/>
+          <w:sz w:val="20"/>
+          <w:szCs w:val="20"/>
           <w:lang w:val="en-US" w:eastAsia="zh-CN"/>
         </w:rPr>
         <w:t>C</w:t>
       </w:r>
       <w:r>
         <w:rPr>
-          <w:rFonts w:hint="eastAsia" w:ascii="FangSong" w:hAnsi="FangSong" w:eastAsia="FangSong" w:cs="FangSong"/>
-          <w:sz w:val="21"/>
-          <w:szCs w:val="21"/>
+          <w:rFonts w:hint="eastAsia" w:ascii="仿宋" w:hAnsi="仿宋" w:eastAsia="仿宋" w:cs="仿宋"/>
+          <w:b/>
+          <w:color w:val="212121"/>
+          <w:sz w:val="20"/>
+          <w:szCs w:val="20"/>
           <w:lang w:val="en-US" w:eastAsia="zh-CN"/>
         </w:rPr>
         <w:t>h</w:t>
       </w:r>
       <w:r>
         <w:rPr>
-          <w:rFonts w:hint="default" w:ascii="FangSong" w:hAnsi="FangSong" w:eastAsia="FangSong" w:cs="FangSong"/>
-          <w:sz w:val="21"/>
-          <w:szCs w:val="21"/>
+          <w:rFonts w:hint="default" w:ascii="仿宋" w:hAnsi="仿宋" w:eastAsia="仿宋" w:cs="仿宋"/>
+          <w:b/>
+          <w:color w:val="212121"/>
+          <w:sz w:val="20"/>
+          <w:szCs w:val="20"/>
           <w:lang w:val="en-US" w:eastAsia="zh-CN"/>
         </w:rPr>
         <w:t>ulia Street,#10-00,OCBC Centre Singapore 049514</w:t>
@@ -2601,75 +4561,93 @@
     </w:p>
     <w:p>
       <w:pPr>
-        <w:spacing w:after="0" w:line="280" w:lineRule="auto"/>
-        <w:rPr>
-          <w:rFonts w:hint="default" w:ascii="FangSong" w:hAnsi="FangSong" w:eastAsia="FangSong" w:cs="FangSong"/>
-          <w:sz w:val="21"/>
-          <w:szCs w:val="21"/>
+        <w:spacing w:after="0" w:line="240" w:lineRule="auto"/>
+        <w:ind w:left="420"/>
+        <w:rPr>
+          <w:rFonts w:hint="default" w:ascii="仿宋" w:hAnsi="仿宋" w:eastAsia="仿宋" w:cs="仿宋"/>
+          <w:b/>
+          <w:color w:val="212121"/>
+          <w:sz w:val="20"/>
+          <w:szCs w:val="20"/>
           <w:lang w:val="en-US" w:eastAsia="zh-CN"/>
         </w:rPr>
       </w:pPr>
       <w:r>
         <w:rPr>
-          <w:rFonts w:hint="default" w:ascii="FangSong" w:hAnsi="FangSong" w:eastAsia="FangSong" w:cs="FangSong"/>
-          <w:sz w:val="21"/>
-          <w:szCs w:val="21"/>
+          <w:rFonts w:hint="default" w:ascii="仿宋" w:hAnsi="仿宋" w:eastAsia="仿宋" w:cs="仿宋"/>
+          <w:b/>
+          <w:color w:val="212121"/>
+          <w:sz w:val="20"/>
+          <w:szCs w:val="20"/>
           <w:lang w:val="en-US" w:eastAsia="zh-CN"/>
         </w:rPr>
         <w:t>B</w:t>
       </w:r>
       <w:r>
         <w:rPr>
-          <w:rFonts w:hint="eastAsia" w:ascii="FangSong" w:hAnsi="FangSong" w:eastAsia="FangSong" w:cs="FangSong"/>
-          <w:sz w:val="21"/>
-          <w:szCs w:val="21"/>
+          <w:rFonts w:hint="eastAsia" w:ascii="仿宋" w:hAnsi="仿宋" w:eastAsia="仿宋" w:cs="仿宋"/>
+          <w:b/>
+          <w:color w:val="212121"/>
+          <w:sz w:val="20"/>
+          <w:szCs w:val="20"/>
           <w:lang w:val="en-US" w:eastAsia="zh-CN"/>
         </w:rPr>
         <w:t xml:space="preserve">eneficiary </w:t>
       </w:r>
       <w:r>
         <w:rPr>
-          <w:rFonts w:hint="default" w:ascii="FangSong" w:hAnsi="FangSong" w:eastAsia="FangSong" w:cs="FangSong"/>
-          <w:sz w:val="21"/>
-          <w:szCs w:val="21"/>
+          <w:rFonts w:hint="default" w:ascii="仿宋" w:hAnsi="仿宋" w:eastAsia="仿宋" w:cs="仿宋"/>
+          <w:b/>
+          <w:color w:val="212121"/>
+          <w:sz w:val="20"/>
+          <w:szCs w:val="20"/>
           <w:lang w:val="en-US" w:eastAsia="zh-CN"/>
         </w:rPr>
         <w:t>B</w:t>
       </w:r>
       <w:r>
         <w:rPr>
-          <w:rFonts w:hint="eastAsia" w:ascii="FangSong" w:hAnsi="FangSong" w:eastAsia="FangSong" w:cs="FangSong"/>
-          <w:sz w:val="21"/>
-          <w:szCs w:val="21"/>
+          <w:rFonts w:hint="eastAsia" w:ascii="仿宋" w:hAnsi="仿宋" w:eastAsia="仿宋" w:cs="仿宋"/>
+          <w:b/>
+          <w:color w:val="212121"/>
+          <w:sz w:val="20"/>
+          <w:szCs w:val="20"/>
           <w:lang w:val="en-US" w:eastAsia="zh-CN"/>
         </w:rPr>
         <w:t xml:space="preserve">ank </w:t>
       </w:r>
       <w:r>
         <w:rPr>
-          <w:rFonts w:hint="default" w:ascii="FangSong" w:hAnsi="FangSong" w:eastAsia="FangSong" w:cs="FangSong"/>
-          <w:sz w:val="21"/>
-          <w:szCs w:val="21"/>
+          <w:rFonts w:hint="default" w:ascii="仿宋" w:hAnsi="仿宋" w:eastAsia="仿宋" w:cs="仿宋"/>
+          <w:b/>
+          <w:color w:val="212121"/>
+          <w:sz w:val="20"/>
+          <w:szCs w:val="20"/>
           <w:lang w:val="en-US" w:eastAsia="zh-CN"/>
         </w:rPr>
-        <w:t>Swift code:OCBCSGSGS</w:t>
+        <w:t>Swift code:OCBCSGSG</w:t>
       </w:r>
     </w:p>
     <w:p>
       <w:pPr>
-        <w:spacing w:after="0" w:line="280" w:lineRule="auto"/>
-        <w:rPr>
-          <w:rFonts w:hint="default" w:ascii="FangSong" w:hAnsi="FangSong" w:eastAsia="FangSong" w:cs="FangSong"/>
-          <w:sz w:val="21"/>
-          <w:szCs w:val="21"/>
+        <w:spacing w:after="0" w:line="240" w:lineRule="auto"/>
+        <w:ind w:left="420"/>
+        <w:rPr>
+          <w:rFonts w:hint="default" w:ascii="仿宋" w:hAnsi="仿宋" w:eastAsia="仿宋" w:cs="仿宋"/>
+          <w:b/>
+          <w:color w:val="212121"/>
+          <w:sz w:val="20"/>
+          <w:szCs w:val="20"/>
           <w:lang w:val="en-US" w:eastAsia="zh-CN"/>
         </w:rPr>
       </w:pPr>
       <w:r>
         <w:rPr>
-          <w:rFonts w:hint="default" w:ascii="FangSong" w:hAnsi="FangSong" w:eastAsia="FangSong" w:cs="FangSong"/>
-          <w:sz w:val="21"/>
-          <w:szCs w:val="21"/>
+          <w:rFonts w:hint="default" w:ascii="仿宋" w:hAnsi="仿宋" w:eastAsia="仿宋" w:cs="仿宋"/>
+          <w:b/>
+          <w:color w:val="212121"/>
+          <w:sz w:val="20"/>
+          <w:szCs w:val="20"/>
           <w:lang w:val="en-US" w:eastAsia="zh-CN"/>
         </w:rPr>
         <w:t>OCBC Bank Code:7339</w:t>
@@ -2677,19 +4655,24 @@
     </w:p>
     <w:p>
       <w:pPr>
-        <w:spacing w:after="0" w:line="280" w:lineRule="auto"/>
-        <w:rPr>
-          <w:rFonts w:hint="default" w:ascii="FangSong" w:hAnsi="FangSong" w:eastAsia="FangSong" w:cs="FangSong"/>
-          <w:sz w:val="21"/>
-          <w:szCs w:val="21"/>
+        <w:spacing w:after="0" w:line="240" w:lineRule="auto"/>
+        <w:ind w:left="420"/>
+        <w:rPr>
+          <w:rFonts w:hint="default" w:ascii="仿宋" w:hAnsi="仿宋" w:eastAsia="仿宋" w:cs="仿宋"/>
+          <w:b/>
+          <w:color w:val="212121"/>
+          <w:sz w:val="20"/>
+          <w:szCs w:val="20"/>
           <w:lang w:val="en-US" w:eastAsia="zh-CN"/>
         </w:rPr>
       </w:pPr>
       <w:r>
         <w:rPr>
-          <w:rFonts w:hint="default" w:ascii="FangSong" w:hAnsi="FangSong" w:eastAsia="FangSong" w:cs="FangSong"/>
-          <w:sz w:val="21"/>
-          <w:szCs w:val="21"/>
+          <w:rFonts w:hint="default" w:ascii="仿宋" w:hAnsi="仿宋" w:eastAsia="仿宋" w:cs="仿宋"/>
+          <w:b/>
+          <w:color w:val="212121"/>
+          <w:sz w:val="20"/>
+          <w:szCs w:val="20"/>
           <w:lang w:val="en-US" w:eastAsia="zh-CN"/>
         </w:rPr>
         <w:t>OCBC Branch Code:First 3 digits of your account number</w:t>
@@ -2697,37 +4680,46 @@
     </w:p>
     <w:p>
       <w:pPr>
-        <w:spacing w:after="0" w:line="280" w:lineRule="auto"/>
-        <w:rPr>
-          <w:rFonts w:hint="default" w:ascii="FangSong" w:hAnsi="FangSong" w:eastAsia="FangSong" w:cs="FangSong"/>
-          <w:sz w:val="21"/>
-          <w:szCs w:val="21"/>
+        <w:spacing w:after="0" w:line="240" w:lineRule="auto"/>
+        <w:ind w:left="420"/>
+        <w:rPr>
+          <w:rFonts w:hint="default" w:ascii="仿宋" w:hAnsi="仿宋" w:eastAsia="仿宋" w:cs="仿宋"/>
+          <w:b/>
+          <w:color w:val="212121"/>
+          <w:sz w:val="20"/>
+          <w:szCs w:val="20"/>
           <w:lang w:val="en-US" w:eastAsia="zh-CN"/>
         </w:rPr>
       </w:pPr>
       <w:r>
         <w:rPr>
-          <w:rFonts w:hint="default" w:ascii="FangSong" w:hAnsi="FangSong" w:eastAsia="FangSong" w:cs="FangSong"/>
-          <w:sz w:val="21"/>
-          <w:szCs w:val="21"/>
+          <w:rFonts w:hint="default" w:ascii="仿宋" w:hAnsi="仿宋" w:eastAsia="仿宋" w:cs="仿宋"/>
+          <w:b/>
+          <w:color w:val="212121"/>
+          <w:sz w:val="20"/>
+          <w:szCs w:val="20"/>
           <w:lang w:val="en-US" w:eastAsia="zh-CN"/>
         </w:rPr>
         <w:t xml:space="preserve">Account </w:t>
       </w:r>
       <w:r>
         <w:rPr>
-          <w:rFonts w:hint="eastAsia" w:ascii="FangSong" w:hAnsi="FangSong" w:eastAsia="FangSong" w:cs="FangSong"/>
-          <w:sz w:val="21"/>
-          <w:szCs w:val="21"/>
+          <w:rFonts w:hint="eastAsia" w:ascii="仿宋" w:hAnsi="仿宋" w:eastAsia="仿宋" w:cs="仿宋"/>
+          <w:b/>
+          <w:color w:val="212121"/>
+          <w:sz w:val="20"/>
+          <w:szCs w:val="20"/>
           <w:lang w:val="en-US" w:eastAsia="zh-CN"/>
         </w:rPr>
         <w:t>Name</w:t>
       </w:r>
       <w:r>
         <w:rPr>
-          <w:rFonts w:hint="default" w:ascii="FangSong" w:hAnsi="FangSong" w:eastAsia="FangSong" w:cs="FangSong"/>
-          <w:sz w:val="21"/>
-          <w:szCs w:val="21"/>
+          <w:rFonts w:hint="default" w:ascii="仿宋" w:hAnsi="仿宋" w:eastAsia="仿宋" w:cs="仿宋"/>
+          <w:b/>
+          <w:color w:val="212121"/>
+          <w:sz w:val="20"/>
+          <w:szCs w:val="20"/>
           <w:lang w:val="en-US" w:eastAsia="zh-CN"/>
         </w:rPr>
         <w:t>: SHAN HAI MAP CONSULTANCY PTE.LTD</w:t>
@@ -2735,28 +4727,35 @@
     </w:p>
     <w:p>
       <w:pPr>
-        <w:spacing w:after="0" w:line="280" w:lineRule="auto"/>
-        <w:rPr>
-          <w:rFonts w:hint="eastAsia" w:ascii="FangSong" w:hAnsi="FangSong" w:eastAsia="FangSong" w:cs="FangSong"/>
-          <w:sz w:val="21"/>
-          <w:szCs w:val="21"/>
+        <w:spacing w:after="0" w:line="240" w:lineRule="auto"/>
+        <w:ind w:left="420"/>
+        <w:rPr>
+          <w:rFonts w:hint="eastAsia" w:ascii="仿宋" w:hAnsi="仿宋" w:eastAsia="仿宋" w:cs="仿宋"/>
+          <w:b/>
+          <w:color w:val="212121"/>
+          <w:sz w:val="20"/>
+          <w:szCs w:val="20"/>
           <w:lang w:val="en-US" w:eastAsia="zh-CN"/>
         </w:rPr>
       </w:pPr>
       <w:r>
         <w:rPr>
-          <w:rFonts w:hint="default" w:ascii="FangSong" w:hAnsi="FangSong" w:eastAsia="FangSong" w:cs="FangSong"/>
-          <w:sz w:val="21"/>
-          <w:szCs w:val="21"/>
+          <w:rFonts w:hint="default" w:ascii="仿宋" w:hAnsi="仿宋" w:eastAsia="仿宋" w:cs="仿宋"/>
+          <w:b/>
+          <w:color w:val="212121"/>
+          <w:sz w:val="20"/>
+          <w:szCs w:val="20"/>
           <w:lang w:val="en-US" w:eastAsia="zh-CN"/>
         </w:rPr>
         <w:t>M</w:t>
       </w:r>
       <w:r>
         <w:rPr>
-          <w:rFonts w:hint="eastAsia" w:ascii="FangSong" w:hAnsi="FangSong" w:eastAsia="FangSong" w:cs="FangSong"/>
-          <w:sz w:val="21"/>
-          <w:szCs w:val="21"/>
+          <w:rFonts w:hint="eastAsia" w:ascii="仿宋" w:hAnsi="仿宋" w:eastAsia="仿宋" w:cs="仿宋"/>
+          <w:b/>
+          <w:color w:val="212121"/>
+          <w:sz w:val="20"/>
+          <w:szCs w:val="20"/>
           <w:lang w:val="en-US" w:eastAsia="zh-CN"/>
         </w:rPr>
         <w:t>ulti-currency account(RMB/USD)：687482901201</w:t>
@@ -2764,28 +4763,35 @@
     </w:p>
     <w:p>
       <w:pPr>
-        <w:spacing w:after="0" w:line="280" w:lineRule="auto"/>
-        <w:rPr>
-          <w:rFonts w:hint="eastAsia" w:ascii="FangSong" w:hAnsi="FangSong" w:eastAsia="FangSong" w:cs="FangSong"/>
-          <w:sz w:val="21"/>
-          <w:szCs w:val="21"/>
+        <w:spacing w:after="0" w:line="240" w:lineRule="auto"/>
+        <w:ind w:left="420"/>
+        <w:rPr>
+          <w:rFonts w:hint="eastAsia" w:ascii="仿宋" w:hAnsi="仿宋" w:eastAsia="仿宋" w:cs="仿宋"/>
+          <w:b/>
+          <w:color w:val="212121"/>
+          <w:sz w:val="20"/>
+          <w:szCs w:val="20"/>
           <w:lang w:val="en-US" w:eastAsia="zh-CN"/>
         </w:rPr>
       </w:pPr>
       <w:r>
         <w:rPr>
-          <w:rFonts w:hint="default" w:ascii="FangSong" w:hAnsi="FangSong" w:eastAsia="FangSong" w:cs="FangSong"/>
-          <w:sz w:val="21"/>
-          <w:szCs w:val="21"/>
+          <w:rFonts w:hint="default" w:ascii="仿宋" w:hAnsi="仿宋" w:eastAsia="仿宋" w:cs="仿宋"/>
+          <w:b/>
+          <w:color w:val="212121"/>
+          <w:sz w:val="20"/>
+          <w:szCs w:val="20"/>
           <w:lang w:val="en-US" w:eastAsia="zh-CN"/>
         </w:rPr>
         <w:t>SGD Current A</w:t>
       </w:r>
       <w:r>
         <w:rPr>
-          <w:rFonts w:hint="eastAsia" w:ascii="FangSong" w:hAnsi="FangSong" w:eastAsia="FangSong" w:cs="FangSong"/>
-          <w:sz w:val="21"/>
-          <w:szCs w:val="21"/>
+          <w:rFonts w:hint="eastAsia" w:ascii="仿宋" w:hAnsi="仿宋" w:eastAsia="仿宋" w:cs="仿宋"/>
+          <w:b/>
+          <w:color w:val="212121"/>
+          <w:sz w:val="20"/>
+          <w:szCs w:val="20"/>
           <w:lang w:val="en-US" w:eastAsia="zh-CN"/>
         </w:rPr>
         <w:t>ccount：701714438001</w:t>
@@ -2793,51 +4799,111 @@
     </w:p>
     <w:p>
       <w:pPr>
-        <w:spacing w:after="0" w:line="280" w:lineRule="auto"/>
-        <w:rPr>
-          <w:rFonts w:hint="eastAsia" w:ascii="FangSong" w:hAnsi="FangSong" w:eastAsia="FangSong" w:cs="FangSong"/>
-          <w:sz w:val="21"/>
-          <w:szCs w:val="21"/>
-          <w:lang w:val="en-US" w:eastAsia="zh-CN"/>
+        <w:spacing w:after="0" w:line="240" w:lineRule="auto"/>
+        <w:ind w:left="420"/>
+        <w:rPr>
+          <w:rFonts w:hint="eastAsia" w:ascii="仿宋" w:hAnsi="仿宋" w:eastAsia="仿宋" w:cs="仿宋"/>
+          <w:b/>
+          <w:color w:val="212121"/>
+          <w:sz w:val="20"/>
+          <w:szCs w:val="20"/>
+          <w:lang w:val="ms"/>
         </w:rPr>
       </w:pPr>
     </w:p>
     <w:p>
       <w:pPr>
-        <w:spacing w:before="40" w:after="0" w:line="280" w:lineRule="auto"/>
-      </w:pPr>
-    </w:p>
-    <w:p>
-      <w:pPr>
-        <w:spacing w:after="0" w:line="280" w:lineRule="auto"/>
+        <w:pStyle w:val="25"/>
+        <w:numPr>
+          <w:ilvl w:val="0"/>
+          <w:numId w:val="2"/>
+        </w:numPr>
+        <w:spacing w:after="0" w:line="240" w:lineRule="auto"/>
+        <w:rPr>
+          <w:rFonts w:hint="eastAsia" w:ascii="仿宋" w:hAnsi="仿宋" w:eastAsia="仿宋" w:cs="仿宋"/>
+          <w:color w:val="000000"/>
+          <w:sz w:val="20"/>
+          <w:szCs w:val="20"/>
+          <w:lang w:val="en-US"/>
+        </w:rPr>
       </w:pPr>
       <w:r>
         <w:rPr>
-          <w:rFonts w:hint="eastAsia" w:ascii="FangSong" w:hAnsi="FangSong" w:eastAsia="FangSong" w:cs="FangSong"/>
-          <w:sz w:val="21"/>
-          <w:szCs w:val="21"/>
-          <w:lang w:val="en-US" w:eastAsia="zh-CN"/>
-        </w:rPr>
-        <w:t>山海图应对客户提供的纸质或电子版的证件、资料负有妥善保管和保密义务，不得将上述秘密泄露给任何第三方或用于其他用途。</w:t>
+          <w:rFonts w:hint="eastAsia" w:ascii="仿宋" w:hAnsi="仿宋" w:eastAsia="仿宋" w:cs="仿宋"/>
+          <w:color w:val="000000"/>
+          <w:sz w:val="20"/>
+          <w:szCs w:val="20"/>
+          <w:lang w:val="en-US"/>
+        </w:rPr>
+        <w:t>山海图应对客户提供的纸板或电子版的证件、资料负有妥善保管和保密义务，不得将上述秘密泄露给任何第三方或用于其他用途。</w:t>
       </w:r>
     </w:p>
     <w:p>
       <w:pPr>
-        <w:spacing w:after="0" w:line="280" w:lineRule="auto"/>
+        <w:numPr>
+          <w:ilvl w:val="0"/>
+          <w:numId w:val="2"/>
+        </w:numPr>
+        <w:spacing w:after="0" w:line="240" w:lineRule="auto"/>
+        <w:rPr>
+          <w:rFonts w:hint="eastAsia" w:ascii="仿宋" w:hAnsi="仿宋" w:eastAsia="仿宋" w:cs="仿宋"/>
+          <w:color w:val="000000"/>
+          <w:sz w:val="20"/>
+          <w:szCs w:val="20"/>
+          <w:lang w:val="en-US"/>
+        </w:rPr>
       </w:pPr>
       <w:r>
         <w:rPr>
-          <w:rFonts w:hint="eastAsia" w:ascii="FangSong" w:hAnsi="FangSong" w:eastAsia="FangSong" w:cs="FangSong"/>
-          <w:sz w:val="21"/>
-          <w:szCs w:val="21"/>
-          <w:lang w:val="en-US" w:eastAsia="zh-CN"/>
+          <w:rFonts w:hint="eastAsia" w:ascii="仿宋" w:hAnsi="仿宋" w:eastAsia="仿宋" w:cs="仿宋"/>
+          <w:color w:val="000000"/>
+          <w:sz w:val="20"/>
+          <w:szCs w:val="20"/>
+          <w:lang w:val="en-US"/>
         </w:rPr>
         <w:t>此报价从报价日起生效30天。</w:t>
       </w:r>
     </w:p>
     <w:p>
       <w:pPr>
-        <w:spacing w:before="80" w:after="0" w:line="280" w:lineRule="auto"/>
+        <w:numPr>
+          <w:numId w:val="0"/>
+        </w:numPr>
+        <w:spacing w:after="0" w:line="240" w:lineRule="auto"/>
+        <w:ind w:leftChars="0"/>
+        <w:rPr>
+          <w:rFonts w:hint="eastAsia" w:ascii="仿宋" w:hAnsi="仿宋" w:eastAsia="仿宋" w:cs="仿宋"/>
+          <w:color w:val="000000"/>
+          <w:sz w:val="20"/>
+          <w:szCs w:val="20"/>
+          <w:lang w:val="en-US"/>
+        </w:rPr>
+      </w:pPr>
+      <w:bookmarkStart w:id="0" w:name="_GoBack"/>
+      <w:bookmarkEnd w:id="0"/>
+    </w:p>
+    <w:p>
+      <w:pPr>
+        <w:spacing w:after="80" w:line="240" w:lineRule="auto"/>
+        <w:rPr>
+          <w:rFonts w:hint="eastAsia" w:ascii="仿宋" w:hAnsi="仿宋" w:eastAsia="仿宋" w:cs="仿宋"/>
+          <w:color w:val="000000"/>
+          <w:sz w:val="20"/>
+          <w:szCs w:val="20"/>
+          <w:lang w:val="en-US"/>
+        </w:rPr>
+      </w:pPr>
+    </w:p>
+    <w:p>
+      <w:pPr>
+        <w:spacing w:after="80" w:line="240" w:lineRule="auto"/>
+        <w:rPr>
+          <w:rFonts w:hint="eastAsia" w:ascii="仿宋" w:hAnsi="仿宋" w:eastAsia="仿宋" w:cs="仿宋"/>
+          <w:color w:val="000000"/>
+          <w:sz w:val="20"/>
+          <w:szCs w:val="20"/>
+          <w:lang w:val="en-US"/>
+        </w:rPr>
       </w:pPr>
     </w:p>
     <w:tbl>
@@ -2871,14 +4937,19 @@
           <w:p>
             <w:pPr>
               <w:spacing w:after="0" w:line="280" w:lineRule="auto"/>
-            </w:pPr>
-            <w:r>
-              <w:rPr>
-                <w:rFonts w:hint="eastAsia" w:ascii="FangSong" w:hAnsi="FangSong" w:eastAsia="FangSong" w:cs="FangSong"/>
+              <w:rPr>
+                <w:rFonts w:hint="eastAsia" w:ascii="仿宋" w:hAnsi="仿宋" w:eastAsia="仿宋" w:cs="仿宋"/>
+                <w:sz w:val="22"/>
+                <w:szCs w:val="22"/>
+              </w:rPr>
+            </w:pPr>
+            <w:r>
+              <w:rPr>
+                <w:rFonts w:hint="eastAsia" w:ascii="仿宋" w:hAnsi="仿宋" w:eastAsia="仿宋" w:cs="仿宋"/>
                 <w:b/>
                 <w:bCs/>
-                <w:sz w:val="24"/>
-                <w:szCs w:val="24"/>
+                <w:sz w:val="22"/>
+                <w:szCs w:val="22"/>
                 <w:lang w:val="en-US" w:eastAsia="zh-CN"/>
               </w:rPr>
               <w:t>报价人：</w:t>
@@ -2898,14 +4969,19 @@
           <w:p>
             <w:pPr>
               <w:spacing w:after="0" w:line="280" w:lineRule="auto"/>
-            </w:pPr>
-            <w:r>
-              <w:rPr>
-                <w:rFonts w:hint="eastAsia" w:ascii="FangSong" w:hAnsi="FangSong" w:eastAsia="FangSong" w:cs="FangSong"/>
+              <w:rPr>
+                <w:rFonts w:hint="eastAsia" w:ascii="仿宋" w:hAnsi="仿宋" w:eastAsia="仿宋" w:cs="仿宋"/>
+                <w:sz w:val="22"/>
+                <w:szCs w:val="22"/>
+              </w:rPr>
+            </w:pPr>
+            <w:r>
+              <w:rPr>
+                <w:rFonts w:hint="eastAsia" w:ascii="仿宋" w:hAnsi="仿宋" w:eastAsia="仿宋" w:cs="仿宋"/>
                 <w:b/>
                 <w:bCs/>
-                <w:sz w:val="24"/>
-                <w:szCs w:val="24"/>
+                <w:sz w:val="22"/>
+                <w:szCs w:val="22"/>
                 <w:lang w:val="en-US" w:eastAsia="zh-CN"/>
               </w:rPr>
               <w:t>同意报价人：</w:t>
@@ -2927,6 +5003,12 @@
           <w:p>
             <w:pPr>
               <w:spacing w:after="0" w:line="280" w:lineRule="auto"/>
+              <w:rPr>
+                <w:rFonts w:hint="default" w:ascii="仿宋" w:hAnsi="仿宋" w:eastAsia="仿宋" w:cs="仿宋"/>
+                <w:sz w:val="22"/>
+                <w:szCs w:val="22"/>
+                <w:lang w:val="en-US"/>
+              </w:rPr>
             </w:pPr>
             <w:r>
               <w:rPr>
@@ -2952,12 +5034,35 @@
           <w:p>
             <w:pPr>
               <w:spacing w:after="0" w:line="280" w:lineRule="auto"/>
+              <w:rPr>
+                <w:rFonts w:hint="eastAsia" w:ascii="仿宋" w:hAnsi="仿宋" w:eastAsia="仿宋" w:cs="仿宋"/>
+                <w:sz w:val="22"/>
+                <w:szCs w:val="22"/>
+              </w:rPr>
             </w:pPr>
           </w:p>
         </w:tc>
       </w:tr>
     </w:tbl>
-    <w:p/>
+    <w:p>
+      <w:pPr>
+        <w:spacing w:after="160" w:line="259" w:lineRule="auto"/>
+        <w:rPr>
+          <w:rFonts w:hint="eastAsia" w:ascii="仿宋" w:hAnsi="仿宋" w:eastAsia="仿宋" w:cs="仿宋"/>
+          <w:b/>
+          <w:bCs/>
+          <w:color w:val="000000" w:themeColor="text1"/>
+          <w:sz w:val="20"/>
+          <w:szCs w:val="20"/>
+          <w:lang w:val="en-US"/>
+          <w14:textFill>
+            <w14:solidFill>
+              <w14:schemeClr w14:val="tx1"/>
+            </w14:solidFill>
+          </w14:textFill>
+        </w:rPr>
+      </w:pPr>
+    </w:p>
     <w:sectPr>
       <w:headerReference r:id="rId5" w:type="default"/>
       <w:footerReference r:id="rId6" w:type="default"/>
@@ -3008,7 +5113,7 @@
       <mc:AlternateContent>
         <mc:Choice Requires="wps">
           <w:drawing>
-            <wp:anchor distT="0" distB="0" distL="114300" distR="114300" simplePos="0" relativeHeight="251661312" behindDoc="0" locked="0" layoutInCell="1" allowOverlap="1">
+            <wp:anchor distT="0" distB="0" distL="114300" distR="114300" simplePos="0" relativeHeight="251659264" behindDoc="0" locked="0" layoutInCell="1" allowOverlap="1">
               <wp:simplePos x="0" y="0"/>
               <wp:positionH relativeFrom="margin">
                 <wp:align>center</wp:align>
@@ -3105,7 +5210,7 @@
         </mc:Choice>
         <mc:Fallback>
           <w:pict>
-            <v:shape id="_x0000_s1026" o:spid="_x0000_s1026" o:spt="202" type="#_x0000_t202" style="position:absolute;left:0pt;margin-top:0pt;height:144pt;width:144pt;mso-position-horizontal:center;mso-position-horizontal-relative:margin;mso-wrap-style:none;z-index:251661312;mso-width-relative:page;mso-height-relative:page;" filled="f" stroked="f" coordsize="21600,21600" o:gfxdata="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">
+            <v:shape id="_x0000_s1026" o:spid="_x0000_s1026" o:spt="202" type="#_x0000_t202" style="position:absolute;left:0pt;margin-top:0pt;height:144pt;width:144pt;mso-position-horizontal:center;mso-position-horizontal-relative:margin;mso-wrap-style:none;z-index:251659264;mso-width-relative:page;mso-height-relative:page;" filled="f" stroked="f" coordsize="21600,21600" o:gfxdata="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">
               <v:fill on="f" focussize="0,0"/>
               <v:stroke on="f" weight="0.5pt"/>
               <v:imagedata o:title=""/>
@@ -3191,7 +5296,8 @@
   <w:p>
     <w:pPr>
       <w:pStyle w:val="5"/>
-      <w:spacing w:line="276" w:lineRule="auto"/>
+      <w:wordWrap/>
+      <w:spacing w:line="240" w:lineRule="auto"/>
       <w:jc w:val="right"/>
       <w:rPr>
         <w:rFonts w:hint="default" w:ascii="微软雅黑" w:hAnsi="微软雅黑" w:eastAsia="微软雅黑" w:cs="Microsoft JhengHei"/>
@@ -3206,28 +5312,30 @@
     </w:pPr>
     <w:r>
       <w:rPr>
+        <w:rFonts w:hint="default" w:ascii="Arial" w:hAnsi="Arial" w:cs="Arial"/>
+        <w:b w:val="0"/>
         <w:color w:val="0039C2"/>
-        <w:sz w:val="36"/>
-        <w:szCs w:val="36"/>
+        <w:sz w:val="52"/>
+        <w:szCs w:val="52"/>
         <w:lang w:eastAsia="zh-CN"/>
       </w:rPr>
       <w:drawing>
-        <wp:anchor distT="0" distB="0" distL="114300" distR="114300" simplePos="0" relativeHeight="251659264" behindDoc="1" locked="0" layoutInCell="1" allowOverlap="1">
+        <wp:anchor distT="0" distB="0" distL="114300" distR="114300" simplePos="0" relativeHeight="251661312" behindDoc="1" locked="0" layoutInCell="1" allowOverlap="1">
           <wp:simplePos x="0" y="0"/>
           <wp:positionH relativeFrom="column">
-            <wp:posOffset>-17145</wp:posOffset>
+            <wp:posOffset>32385</wp:posOffset>
           </wp:positionH>
           <wp:positionV relativeFrom="paragraph">
-            <wp:posOffset>24130</wp:posOffset>
+            <wp:posOffset>-13335</wp:posOffset>
           </wp:positionV>
-          <wp:extent cx="854710" cy="991870"/>
-          <wp:effectExtent l="0" t="0" r="0" b="0"/>
+          <wp:extent cx="682625" cy="791845"/>
+          <wp:effectExtent l="0" t="0" r="53975" b="46355"/>
           <wp:wrapThrough wrapText="bothSides">
             <wp:wrapPolygon>
               <wp:start x="0" y="0"/>
-              <wp:lineTo x="0" y="21157"/>
-              <wp:lineTo x="21183" y="21157"/>
-              <wp:lineTo x="21183" y="0"/>
+              <wp:lineTo x="0" y="20786"/>
+              <wp:lineTo x="20897" y="20786"/>
+              <wp:lineTo x="20897" y="0"/>
               <wp:lineTo x="0" y="0"/>
             </wp:wrapPolygon>
           </wp:wrapThrough>
@@ -3253,7 +5361,7 @@
                 <pic:spPr>
                   <a:xfrm>
                     <a:off x="0" y="0"/>
-                    <a:ext cx="854710" cy="991870"/>
+                    <a:ext cx="682625" cy="791845"/>
                   </a:xfrm>
                   <a:prstGeom prst="rect">
                     <a:avLst/>
@@ -3267,12 +5375,12 @@
     </w:r>
     <w:r>
       <w:rPr>
-        <w:rFonts w:hint="eastAsia" w:ascii="微软雅黑" w:hAnsi="微软雅黑" w:eastAsia="微软雅黑" w:cs="Microsoft JhengHei"/>
-        <w:b/>
+        <w:rFonts w:hint="default" w:ascii="Arial" w:hAnsi="Arial" w:eastAsia="微软雅黑" w:cs="Arial"/>
+        <w:b w:val="0"/>
         <w:bCs/>
         <w:color w:val="0039C2"/>
-        <w:sz w:val="36"/>
-        <w:szCs w:val="36"/>
+        <w:sz w:val="40"/>
+        <w:szCs w:val="40"/>
         <w:shd w:val="clear" w:color="auto" w:fill="FFFFFF"/>
         <w:lang w:eastAsia="zh-CN"/>
       </w:rPr>
@@ -3280,12 +5388,12 @@
     </w:r>
     <w:r>
       <w:rPr>
-        <w:rFonts w:hint="default" w:ascii="微软雅黑" w:hAnsi="微软雅黑" w:eastAsia="微软雅黑" w:cs="Microsoft JhengHei"/>
-        <w:b/>
+        <w:rFonts w:hint="default" w:ascii="Arial" w:hAnsi="Arial" w:eastAsia="微软雅黑" w:cs="Arial"/>
+        <w:b w:val="0"/>
         <w:bCs/>
         <w:color w:val="0039C2"/>
-        <w:sz w:val="36"/>
-        <w:szCs w:val="36"/>
+        <w:sz w:val="40"/>
+        <w:szCs w:val="40"/>
         <w:shd w:val="clear" w:color="auto" w:fill="FFFFFF"/>
         <w:lang w:val="en-US" w:eastAsia="zh-CN"/>
       </w:rPr>
@@ -3294,20 +5402,20 @@
   </w:p>
   <w:p>
     <w:pPr>
-      <w:spacing w:after="0" w:line="300" w:lineRule="auto"/>
+      <w:spacing w:after="0" w:line="240" w:lineRule="auto"/>
       <w:jc w:val="right"/>
       <w:rPr>
-        <w:rFonts w:ascii="微软雅黑" w:hAnsi="微软雅黑" w:eastAsia="微软雅黑" w:cs="Calibri"/>
-        <w:b/>
-        <w:bCs/>
+        <w:rFonts w:hint="default" w:ascii="Arial" w:hAnsi="Arial" w:eastAsia="微软雅黑" w:cs="Arial"/>
+        <w:b w:val="0"/>
+        <w:bCs w:val="0"/>
         <w:lang w:val="de-DE" w:eastAsia="zh-CN"/>
       </w:rPr>
     </w:pPr>
     <w:r>
       <w:rPr>
-        <w:rFonts w:hint="eastAsia" w:ascii="微软雅黑" w:hAnsi="微软雅黑" w:eastAsia="微软雅黑" w:cs="Calibri"/>
-        <w:b/>
-        <w:bCs/>
+        <w:rFonts w:hint="default" w:ascii="Arial" w:hAnsi="Arial" w:eastAsia="微软雅黑" w:cs="Arial"/>
+        <w:b w:val="0"/>
+        <w:bCs w:val="0"/>
         <w:lang w:val="de-DE" w:eastAsia="zh-CN"/>
       </w:rPr>
       <w:t>1 North Bridge Road, #06-14 High Street Centre, SINGAPORE 179094</w:t>
@@ -3315,38 +5423,53 @@
   </w:p>
   <w:p>
     <w:pPr>
-      <w:spacing w:after="0" w:line="300" w:lineRule="auto"/>
+      <w:spacing w:after="0" w:line="240" w:lineRule="auto"/>
       <w:jc w:val="center"/>
       <w:rPr>
-        <w:rFonts w:ascii="微软雅黑" w:hAnsi="微软雅黑" w:eastAsia="微软雅黑" w:cs="Calibri"/>
-        <w:b/>
-        <w:bCs/>
+        <w:rFonts w:hint="default" w:ascii="Arial" w:hAnsi="Arial" w:eastAsia="微软雅黑" w:cs="Arial"/>
+        <w:b w:val="0"/>
+        <w:bCs w:val="0"/>
         <w:lang w:val="de-DE" w:eastAsia="zh-CN"/>
       </w:rPr>
     </w:pPr>
     <w:r>
+      <w:rPr>
+        <w:rFonts w:hint="default" w:ascii="Arial" w:hAnsi="Arial" w:cs="Arial"/>
+        <w:b w:val="0"/>
+        <w:bCs w:val="0"/>
+      </w:rPr>
       <w:fldChar w:fldCharType="begin"/>
     </w:r>
     <w:r>
+      <w:rPr>
+        <w:rFonts w:hint="default" w:ascii="Arial" w:hAnsi="Arial" w:cs="Arial"/>
+        <w:b w:val="0"/>
+        <w:bCs w:val="0"/>
+      </w:rPr>
       <w:instrText xml:space="preserve"> HYPERLINK "http://www.shanhaimap.com" </w:instrText>
     </w:r>
     <w:r>
+      <w:rPr>
+        <w:rFonts w:hint="default" w:ascii="Arial" w:hAnsi="Arial" w:cs="Arial"/>
+        <w:b w:val="0"/>
+        <w:bCs w:val="0"/>
+      </w:rPr>
       <w:fldChar w:fldCharType="separate"/>
     </w:r>
     <w:r>
       <w:rPr>
-        <w:rFonts w:ascii="微软雅黑" w:hAnsi="微软雅黑" w:eastAsia="微软雅黑" w:cs="Calibri"/>
-        <w:b/>
-        <w:bCs/>
+        <w:rFonts w:hint="default" w:ascii="Arial" w:hAnsi="Arial" w:eastAsia="微软雅黑" w:cs="Arial"/>
+        <w:b w:val="0"/>
+        <w:bCs w:val="0"/>
         <w:lang w:val="de-DE" w:eastAsia="zh-CN"/>
       </w:rPr>
       <w:fldChar w:fldCharType="end"/>
     </w:r>
     <w:r>
       <w:rPr>
-        <w:rFonts w:ascii="微软雅黑" w:hAnsi="微软雅黑" w:eastAsia="微软雅黑" w:cs="Calibri"/>
-        <w:b/>
-        <w:bCs/>
+        <w:rFonts w:hint="default" w:ascii="Arial" w:hAnsi="Arial" w:eastAsia="微软雅黑" w:cs="Arial"/>
+        <w:b w:val="0"/>
+        <w:bCs w:val="0"/>
         <w:lang w:val="de-DE" w:eastAsia="zh-CN"/>
       </w:rPr>
       <w:t>Web: www.shanhaimap.com</w:t>
@@ -3368,25 +5491,198 @@
         <w:lang w:val="de-DE" w:eastAsia="zh-CN"/>
       </w:rPr>
     </w:pPr>
+  </w:p>
+  <w:p>
+    <w:pPr>
+      <w:pStyle w:val="5"/>
+      <w:tabs>
+        <w:tab w:val="right" w:pos="10260"/>
+      </w:tabs>
+      <w:spacing w:line="276" w:lineRule="auto"/>
+      <w:ind w:left="1276" w:right="-279"/>
+      <w:jc w:val="center"/>
+      <w:rPr>
+        <w:rFonts w:ascii="Arial" w:hAnsi="Arial" w:cs="Arial" w:eastAsiaTheme="minorEastAsia"/>
+        <w:b/>
+        <w:bCs/>
+        <w:lang w:val="de-DE" w:eastAsia="zh-CN"/>
+      </w:rPr>
+    </w:pPr>
     <w:r>
       <w:rPr>
-        <w:rFonts w:hint="eastAsia" w:ascii="Arial" w:hAnsi="Arial" w:cs="Arial" w:eastAsiaTheme="minorEastAsia"/>
-        <w:b/>
-        <w:bCs/>
+        <w:rFonts w:hint="default" w:ascii="Arial" w:hAnsi="Arial" w:cs="Arial" w:eastAsiaTheme="minorEastAsia"/>
+        <w:b w:val="0"/>
+        <w:bCs w:val="0"/>
         <w:lang w:eastAsia="zh-CN"/>
       </w:rPr>
-      <w:pict>
-        <v:line id="直接连接符 1" o:spid="_x0000_s4097" o:spt="20" style="position:absolute;left:0pt;margin-left:-20.9pt;margin-top:4.1pt;height:0pt;width:504.35pt;z-index:251660288;mso-width-relative:page;mso-height-relative:page;" filled="f" stroked="t" coordsize="21600,21600" o:gfxdata="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">
-          <v:path arrowok="t"/>
-          <v:fill on="f" focussize="0,0"/>
-          <v:stroke weight="3pt" color="#0039C2" miterlimit="8" joinstyle="miter"/>
-          <v:imagedata o:title=""/>
-          <o:lock v:ext="edit" aspectratio="f"/>
-        </v:line>
-      </w:pict>
+      <mc:AlternateContent>
+        <mc:Choice Requires="wps">
+          <w:drawing>
+            <wp:anchor distT="0" distB="0" distL="114300" distR="114300" simplePos="0" relativeHeight="251660288" behindDoc="0" locked="0" layoutInCell="1" allowOverlap="1">
+              <wp:simplePos x="0" y="0"/>
+              <wp:positionH relativeFrom="column">
+                <wp:posOffset>-240665</wp:posOffset>
+              </wp:positionH>
+              <wp:positionV relativeFrom="paragraph">
+                <wp:posOffset>77470</wp:posOffset>
+              </wp:positionV>
+              <wp:extent cx="6405245" cy="0"/>
+              <wp:effectExtent l="0" t="19050" r="0" b="19050"/>
+              <wp:wrapNone/>
+              <wp:docPr id="4" name="直接连接符 4"/>
+              <wp:cNvGraphicFramePr/>
+              <a:graphic xmlns:a="http://schemas.openxmlformats.org/drawingml/2006/main">
+                <a:graphicData uri="http://schemas.microsoft.com/office/word/2010/wordprocessingShape">
+                  <wps:wsp>
+                    <wps:cNvCnPr/>
+                    <wps:spPr>
+                      <a:xfrm>
+                        <a:off x="0" y="0"/>
+                        <a:ext cx="6404997" cy="0"/>
+                      </a:xfrm>
+                      <a:prstGeom prst="line">
+                        <a:avLst/>
+                      </a:prstGeom>
+                      <a:noFill/>
+                      <a:ln w="38100" cap="flat" cmpd="sng" algn="ctr">
+                        <a:solidFill>
+                          <a:srgbClr val="0039C2"/>
+                        </a:solidFill>
+                        <a:prstDash val="solid"/>
+                        <a:miter lim="800000"/>
+                      </a:ln>
+                      <a:effectLst/>
+                    </wps:spPr>
+                    <wps:bodyPr upright="0"/>
+                  </wps:wsp>
+                </a:graphicData>
+              </a:graphic>
+            </wp:anchor>
+          </w:drawing>
+        </mc:Choice>
+        <mc:Fallback>
+          <w:pict>
+            <v:line id="_x0000_s1026" o:spid="_x0000_s1026" o:spt="20" style="position:absolute;left:0pt;margin-left:-18.95pt;margin-top:6.1pt;height:0pt;width:504.35pt;z-index:251660288;mso-width-relative:page;mso-height-relative:page;" filled="f" stroked="t" coordsize="21600,21600" o:gfxdata="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">
+              <v:fill on="f" focussize="0,0"/>
+              <v:stroke weight="3pt" color="#0039C2" miterlimit="8" joinstyle="miter"/>
+              <v:imagedata o:title=""/>
+              <o:lock v:ext="edit" aspectratio="f"/>
+            </v:line>
+          </w:pict>
+        </mc:Fallback>
+      </mc:AlternateContent>
     </w:r>
   </w:p>
 </w:hdr>
+</file>
+
+<file path=word/numbering.xml><?xml version="1.0" encoding="utf-8"?>
+<w:numbering xmlns:wpc="http://schemas.microsoft.com/office/word/2010/wordprocessingCanvas" xmlns:mc="http://schemas.openxmlformats.org/markup-compatibility/2006" xmlns:o="urn:schemas-microsoft-com:office:office" xmlns:r="http://schemas.openxmlformats.org/officeDocument/2006/relationships" xmlns:m="http://schemas.openxmlformats.org/officeDocument/2006/math" xmlns:v="urn:schemas-microsoft-com:vml" xmlns:wp14="http://schemas.microsoft.com/office/word/2010/wordprocessingDrawing" xmlns:wp="http://schemas.openxmlformats.org/drawingml/2006/wordprocessingDrawing" xmlns:w10="urn:schemas-microsoft-com:office:word" xmlns:w="http://schemas.openxmlformats.org/wordprocessingml/2006/main" xmlns:w14="http://schemas.microsoft.com/office/word/2010/wordml" xmlns:wpg="http://schemas.microsoft.com/office/word/2010/wordprocessingGroup" xmlns:wpi="http://schemas.microsoft.com/office/word/2010/wordprocessingInk" xmlns:wne="http://schemas.microsoft.com/office/word/2006/wordml" xmlns:wps="http://schemas.microsoft.com/office/word/2010/wordprocessingShape" xmlns:wpsCustomData="http://www.wps.cn/officeDocument/2013/wpsCustomData" mc:Ignorable="w14 wp14">
+  <w:abstractNum w:abstractNumId="0">
+    <w:nsid w:val="FB4BD3AB"/>
+    <w:multiLevelType w:val="singleLevel"/>
+    <w:tmpl w:val="FB4BD3AB"/>
+    <w:lvl w:ilvl="0" w:tentative="0">
+      <w:start w:val="1"/>
+      <w:numFmt w:val="decimal"/>
+      <w:suff w:val="space"/>
+      <w:lvlText w:val="%1."/>
+      <w:lvlJc w:val="left"/>
+    </w:lvl>
+  </w:abstractNum>
+  <w:abstractNum w:abstractNumId="1">
+    <w:nsid w:val="2B4F366B"/>
+    <w:multiLevelType w:val="multilevel"/>
+    <w:tmpl w:val="2B4F366B"/>
+    <w:lvl w:ilvl="0" w:tentative="0">
+      <w:start w:val="1"/>
+      <w:numFmt w:val="decimal"/>
+      <w:lvlText w:val="%1."/>
+      <w:lvlJc w:val="left"/>
+      <w:pPr>
+        <w:ind w:left="420" w:hanging="420"/>
+      </w:pPr>
+    </w:lvl>
+    <w:lvl w:ilvl="1" w:tentative="0">
+      <w:start w:val="1"/>
+      <w:numFmt w:val="lowerLetter"/>
+      <w:lvlText w:val="%2)"/>
+      <w:lvlJc w:val="left"/>
+      <w:pPr>
+        <w:ind w:left="840" w:hanging="420"/>
+      </w:pPr>
+    </w:lvl>
+    <w:lvl w:ilvl="2" w:tentative="0">
+      <w:start w:val="1"/>
+      <w:numFmt w:val="lowerRoman"/>
+      <w:lvlText w:val="%3."/>
+      <w:lvlJc w:val="right"/>
+      <w:pPr>
+        <w:ind w:left="1260" w:hanging="420"/>
+      </w:pPr>
+    </w:lvl>
+    <w:lvl w:ilvl="3" w:tentative="0">
+      <w:start w:val="1"/>
+      <w:numFmt w:val="decimal"/>
+      <w:lvlText w:val="%4."/>
+      <w:lvlJc w:val="left"/>
+      <w:pPr>
+        <w:ind w:left="1680" w:hanging="420"/>
+      </w:pPr>
+    </w:lvl>
+    <w:lvl w:ilvl="4" w:tentative="0">
+      <w:start w:val="1"/>
+      <w:numFmt w:val="lowerLetter"/>
+      <w:lvlText w:val="%5)"/>
+      <w:lvlJc w:val="left"/>
+      <w:pPr>
+        <w:ind w:left="2100" w:hanging="420"/>
+      </w:pPr>
+    </w:lvl>
+    <w:lvl w:ilvl="5" w:tentative="0">
+      <w:start w:val="1"/>
+      <w:numFmt w:val="lowerRoman"/>
+      <w:lvlText w:val="%6."/>
+      <w:lvlJc w:val="right"/>
+      <w:pPr>
+        <w:ind w:left="2520" w:hanging="420"/>
+      </w:pPr>
+    </w:lvl>
+    <w:lvl w:ilvl="6" w:tentative="0">
+      <w:start w:val="1"/>
+      <w:numFmt w:val="decimal"/>
+      <w:lvlText w:val="%7."/>
+      <w:lvlJc w:val="left"/>
+      <w:pPr>
+        <w:ind w:left="2940" w:hanging="420"/>
+      </w:pPr>
+    </w:lvl>
+    <w:lvl w:ilvl="7" w:tentative="0">
+      <w:start w:val="1"/>
+      <w:numFmt w:val="lowerLetter"/>
+      <w:lvlText w:val="%8)"/>
+      <w:lvlJc w:val="left"/>
+      <w:pPr>
+        <w:ind w:left="3360" w:hanging="420"/>
+      </w:pPr>
+    </w:lvl>
+    <w:lvl w:ilvl="8" w:tentative="0">
+      <w:start w:val="1"/>
+      <w:numFmt w:val="lowerRoman"/>
+      <w:lvlText w:val="%9."/>
+      <w:lvlJc w:val="right"/>
+      <w:pPr>
+        <w:ind w:left="3780" w:hanging="420"/>
+      </w:pPr>
+    </w:lvl>
+  </w:abstractNum>
+  <w:num w:numId="1">
+    <w:abstractNumId w:val="0"/>
+  </w:num>
+  <w:num w:numId="2">
+    <w:abstractNumId w:val="1"/>
+  </w:num>
+</w:numbering>
 </file>
 
 <file path=word/styles.xml><?xml version="1.0" encoding="utf-8"?>
@@ -4619,14 +6915,13 @@
 <s:customData xmlns="http://www.wps.cn/officeDocument/2013/wpsCustomData" xmlns:s="http://www.wps.cn/officeDocument/2013/wpsCustomData">
   <customSectProps/>
   <customShpExts>
-    <customShpInfo spid="_x0000_s4097" textRotate="1"/>
     <customShpInfo spid="_x0000_s1026" textRotate="1"/>
   </customShpExts>
 </s:customData>
 </file>
 
 <file path=customXml/item2.xml><?xml version="1.0" encoding="utf-8"?>
-<b:Sources xmlns="http://schemas.openxmlformats.org/officeDocument/2006/bibliography" xmlns:b="http://schemas.openxmlformats.org/officeDocument/2006/bibliography" Version="6" SelectedStyle="\APASixthEditionOfficeOnline.xsl" StyleName="APA"/>
+<b:Sources xmlns="http://schemas.openxmlformats.org/officeDocument/2006/bibliography" xmlns:b="http://schemas.openxmlformats.org/officeDocument/2006/bibliography" StyleName="APA" SelectedStyle="\APASixthEditionOfficeOnline.xsl" Version="6"/>
 </file>
 
 <file path=customXml/itemProps1.xml><?xml version="1.0" encoding="utf-8"?>

--- a/quotation-generator/assets/报价单模版-新加坡公司.docx
+++ b/quotation-generator/assets/报价单模版-新加坡公司.docx
@@ -118,6 +118,8 @@
         </w:rPr>
         <w:t>2026.6.6</w:t>
       </w:r>
+      <w:bookmarkStart w:id="0" w:name="_GoBack"/>
+      <w:bookmarkEnd w:id="0"/>
     </w:p>
     <w:p>
       <w:pPr>
@@ -1197,10 +1199,9 @@
         <w:contextualSpacing/>
         <w:rPr>
           <w:rFonts w:hint="eastAsia" w:ascii="仿宋" w:hAnsi="仿宋" w:eastAsia="仿宋" w:cs="仿宋"/>
-          <w:b/>
-          <w:bCs/>
-          <w:color w:val="FF0000"/>
-          <w:lang w:eastAsia="zh-CN"/>
+          <w:sz w:val="22"/>
+          <w:szCs w:val="22"/>
+          <w:lang w:val="zh-CN"/>
         </w:rPr>
       </w:pPr>
       <w:r>
@@ -1228,54 +1229,11 @@
       <w:r>
         <w:rPr>
           <w:rFonts w:hint="eastAsia" w:ascii="仿宋" w:hAnsi="仿宋" w:eastAsia="仿宋" w:cs="仿宋"/>
-          <w:spacing w:val="-1"/>
-          <w:position w:val="6"/>
-          <w:sz w:val="22"/>
-          <w:szCs w:val="22"/>
-        </w:rPr>
-        <w:t>a</w:t>
-      </w:r>
-      <w:r>
-        <w:rPr>
-          <w:rFonts w:hint="eastAsia" w:ascii="仿宋" w:hAnsi="仿宋" w:eastAsia="仿宋" w:cs="仿宋"/>
           <w:sz w:val="22"/>
           <w:szCs w:val="22"/>
           <w:lang w:val="zh-CN"/>
         </w:rPr>
-        <w:t>.以上办理时间均为收集齐资料开始的官方办理时间；</w:t>
-      </w:r>
-    </w:p>
-    <w:p>
-      <w:pPr>
-        <w:spacing w:after="0" w:line="240" w:lineRule="auto"/>
-        <w:contextualSpacing/>
-        <w:rPr>
-          <w:rFonts w:hint="eastAsia" w:ascii="仿宋" w:hAnsi="仿宋" w:eastAsia="仿宋" w:cs="仿宋"/>
-          <w:sz w:val="22"/>
-          <w:szCs w:val="22"/>
-          <w:lang w:val="zh-CN"/>
-        </w:rPr>
-      </w:pPr>
-    </w:p>
-    <w:p>
-      <w:pPr>
-        <w:spacing w:after="0" w:line="240" w:lineRule="auto"/>
-        <w:contextualSpacing/>
-        <w:rPr>
-          <w:rFonts w:hint="eastAsia" w:ascii="仿宋" w:hAnsi="仿宋" w:eastAsia="仿宋" w:cs="仿宋"/>
-          <w:sz w:val="22"/>
-          <w:szCs w:val="22"/>
-          <w:lang w:val="zh-CN"/>
-        </w:rPr>
-      </w:pPr>
-      <w:r>
-        <w:rPr>
-          <w:rFonts w:hint="eastAsia" w:ascii="仿宋" w:hAnsi="仿宋" w:eastAsia="仿宋" w:cs="仿宋"/>
-          <w:sz w:val="22"/>
-          <w:szCs w:val="22"/>
-          <w:lang w:val="zh-CN"/>
-        </w:rPr>
-        <w:t>b.以上服务报价不包括：</w:t>
+        <w:t>以上服务报价不包括：</w:t>
       </w:r>
     </w:p>
     <w:p>
@@ -1531,6 +1489,40 @@
           <w:color w:val="000000" w:themeColor="text1"/>
           <w:sz w:val="28"/>
           <w:szCs w:val="28"/>
+          <w:lang w:eastAsia="zh-CN"/>
+          <w14:textFill>
+            <w14:solidFill>
+              <w14:schemeClr w14:val="tx1"/>
+            </w14:solidFill>
+          </w14:textFill>
+        </w:rPr>
+        <w:t>、</w:t>
+      </w:r>
+      <w:r>
+        <w:rPr>
+          <w:rFonts w:hint="eastAsia" w:ascii="仿宋" w:hAnsi="仿宋" w:eastAsia="仿宋" w:cs="仿宋"/>
+          <w:b/>
+          <w:bCs/>
+          <w:color w:val="000000" w:themeColor="text1"/>
+          <w:sz w:val="28"/>
+          <w:szCs w:val="28"/>
+          <w:lang w:val="en-US" w:eastAsia="zh-CN"/>
+          <w14:textFill>
+            <w14:solidFill>
+              <w14:schemeClr w14:val="tx1"/>
+            </w14:solidFill>
+          </w14:textFill>
+        </w:rPr>
+        <w:t>时间</w:t>
+      </w:r>
+      <w:r>
+        <w:rPr>
+          <w:rFonts w:hint="eastAsia" w:ascii="仿宋" w:hAnsi="仿宋" w:eastAsia="仿宋" w:cs="仿宋"/>
+          <w:b/>
+          <w:bCs/>
+          <w:color w:val="000000" w:themeColor="text1"/>
+          <w:sz w:val="28"/>
+          <w:szCs w:val="28"/>
           <w:lang w:val="en-US"/>
           <w14:textFill>
             <w14:solidFill>
@@ -1549,7 +1541,30 @@
           <w:szCs w:val="28"/>
           <w:shd w:val="clear" w:color="auto" w:fill="FFFFFF"/>
         </w:rPr>
-        <w:t>交付材料清单</w:t>
+        <w:t>交付</w:t>
+      </w:r>
+      <w:r>
+        <w:rPr>
+          <w:rFonts w:hint="eastAsia" w:ascii="仿宋" w:hAnsi="仿宋" w:eastAsia="仿宋" w:cs="仿宋"/>
+          <w:b/>
+          <w:bCs/>
+          <w:sz w:val="28"/>
+          <w:szCs w:val="28"/>
+          <w:shd w:val="clear" w:color="auto" w:fill="FFFFFF"/>
+          <w:lang w:val="en-US" w:eastAsia="zh-CN"/>
+        </w:rPr>
+        <w:t>文件</w:t>
+      </w:r>
+      <w:r>
+        <w:rPr>
+          <w:rFonts w:hint="eastAsia" w:ascii="仿宋" w:hAnsi="仿宋" w:eastAsia="仿宋" w:cs="仿宋"/>
+          <w:b/>
+          <w:bCs/>
+          <w:sz w:val="28"/>
+          <w:szCs w:val="28"/>
+          <w:shd w:val="clear" w:color="auto" w:fill="FFFFFF"/>
+        </w:rPr>
+        <w:t>清单</w:t>
       </w:r>
     </w:p>
     <w:tbl>
@@ -1577,10 +1592,10 @@
       </w:tblPr>
       <w:tblGrid>
         <w:gridCol w:w="596"/>
-        <w:gridCol w:w="2249"/>
-        <w:gridCol w:w="872"/>
-        <w:gridCol w:w="3679"/>
-        <w:gridCol w:w="2671"/>
+        <w:gridCol w:w="2181"/>
+        <w:gridCol w:w="1039"/>
+        <w:gridCol w:w="3581"/>
+        <w:gridCol w:w="2670"/>
       </w:tblGrid>
       <w:tr>
         <w:trPr>
@@ -1622,7 +1637,7 @@
         </w:tc>
         <w:tc>
           <w:tcPr>
-            <w:tcW w:w="1117" w:type="pct"/>
+            <w:tcW w:w="1083" w:type="pct"/>
             <w:vAlign w:val="center"/>
           </w:tcPr>
           <w:p>
@@ -1630,13 +1645,13 @@
               <w:spacing w:after="0" w:line="240" w:lineRule="auto"/>
               <w:jc w:val="center"/>
               <w:rPr>
-                <w:rFonts w:hint="eastAsia" w:ascii="仿宋" w:hAnsi="仿宋" w:eastAsia="仿宋" w:cs="仿宋"/>
+                <w:rFonts w:hint="default" w:ascii="仿宋" w:hAnsi="仿宋" w:eastAsia="仿宋" w:cs="仿宋"/>
                 <w:b/>
                 <w:bCs/>
                 <w:sz w:val="20"/>
                 <w:szCs w:val="20"/>
                 <w:shd w:val="clear" w:color="auto" w:fill="FFFFFF"/>
-                <w:lang w:val="en-US"/>
+                <w:lang w:val="en-US" w:eastAsia="zh-CN"/>
               </w:rPr>
             </w:pPr>
             <w:r>
@@ -1647,15 +1662,15 @@
                 <w:sz w:val="20"/>
                 <w:szCs w:val="20"/>
                 <w:shd w:val="clear" w:color="auto" w:fill="FFFFFF"/>
-                <w:lang w:val="en-US"/>
-              </w:rPr>
-              <w:t>项目</w:t>
+                <w:lang w:val="en-US" w:eastAsia="zh-CN"/>
+              </w:rPr>
+              <w:t>服务内容</w:t>
             </w:r>
           </w:p>
         </w:tc>
         <w:tc>
           <w:tcPr>
-            <w:tcW w:w="433" w:type="pct"/>
+            <w:tcW w:w="516" w:type="pct"/>
             <w:vAlign w:val="center"/>
           </w:tcPr>
           <w:p>
@@ -1682,40 +1697,13 @@
                 <w:shd w:val="clear" w:color="auto" w:fill="FFFFFF"/>
                 <w:lang w:val="en-US" w:eastAsia="zh-CN"/>
               </w:rPr>
-              <w:t>时间</w:t>
-            </w:r>
-          </w:p>
-          <w:p>
-            <w:pPr>
-              <w:spacing w:after="0" w:line="240" w:lineRule="auto"/>
-              <w:jc w:val="center"/>
-              <w:rPr>
-                <w:rFonts w:hint="eastAsia" w:ascii="仿宋" w:hAnsi="仿宋" w:eastAsia="仿宋" w:cs="仿宋"/>
-                <w:b/>
-                <w:bCs/>
-                <w:sz w:val="20"/>
-                <w:szCs w:val="20"/>
-                <w:shd w:val="clear" w:color="auto" w:fill="FFFFFF"/>
-                <w:lang w:val="en-US" w:eastAsia="zh-CN"/>
-              </w:rPr>
-            </w:pPr>
-            <w:r>
-              <w:rPr>
-                <w:rFonts w:hint="eastAsia" w:ascii="仿宋" w:hAnsi="仿宋" w:eastAsia="仿宋" w:cs="仿宋"/>
-                <w:b/>
-                <w:bCs/>
-                <w:sz w:val="20"/>
-                <w:szCs w:val="20"/>
-                <w:shd w:val="clear" w:color="auto" w:fill="FFFFFF"/>
-                <w:lang w:val="en-US" w:eastAsia="zh-CN"/>
-              </w:rPr>
-              <w:t>工作日</w:t>
+              <w:t>办理时间</w:t>
             </w:r>
           </w:p>
         </w:tc>
         <w:tc>
           <w:tcPr>
-            <w:tcW w:w="1827" w:type="pct"/>
+            <w:tcW w:w="1778" w:type="pct"/>
             <w:vAlign w:val="center"/>
           </w:tcPr>
           <w:p>
@@ -1813,7 +1801,7 @@
         </w:tc>
         <w:tc>
           <w:tcPr>
-            <w:tcW w:w="1117" w:type="pct"/>
+            <w:tcW w:w="1083" w:type="pct"/>
             <w:vAlign w:val="center"/>
           </w:tcPr>
           <w:p>
@@ -1843,7 +1831,7 @@
         </w:tc>
         <w:tc>
           <w:tcPr>
-            <w:tcW w:w="433" w:type="pct"/>
+            <w:tcW w:w="516" w:type="pct"/>
             <w:vAlign w:val="center"/>
           </w:tcPr>
           <w:p>
@@ -1851,28 +1839,28 @@
               <w:spacing w:after="0" w:line="240" w:lineRule="auto"/>
               <w:jc w:val="center"/>
               <w:rPr>
-                <w:rFonts w:hint="eastAsia" w:ascii="仿宋" w:hAnsi="仿宋" w:eastAsia="仿宋" w:cs="仿宋"/>
-                <w:bCs/>
-                <w:sz w:val="20"/>
-                <w:szCs w:val="20"/>
-                <w:lang w:val="en-US" w:eastAsia="zh-CN"/>
-              </w:rPr>
-            </w:pPr>
-            <w:r>
-              <w:rPr>
-                <w:rFonts w:hint="eastAsia" w:ascii="仿宋" w:hAnsi="仿宋" w:eastAsia="仿宋" w:cs="仿宋"/>
-                <w:bCs/>
-                <w:sz w:val="20"/>
-                <w:szCs w:val="20"/>
-                <w:lang w:val="en-US" w:eastAsia="zh-CN"/>
-              </w:rPr>
-              <w:t>15</w:t>
+                <w:rFonts w:hint="default" w:ascii="仿宋" w:hAnsi="仿宋" w:eastAsia="仿宋" w:cs="仿宋"/>
+                <w:bCs/>
+                <w:sz w:val="20"/>
+                <w:szCs w:val="20"/>
+                <w:lang w:val="en-US" w:eastAsia="zh-CN"/>
+              </w:rPr>
+            </w:pPr>
+            <w:r>
+              <w:rPr>
+                <w:rFonts w:hint="eastAsia" w:ascii="仿宋" w:hAnsi="仿宋" w:eastAsia="仿宋" w:cs="仿宋"/>
+                <w:bCs/>
+                <w:sz w:val="20"/>
+                <w:szCs w:val="20"/>
+                <w:lang w:val="en-US" w:eastAsia="zh-CN"/>
+              </w:rPr>
+              <w:t>15个工作日</w:t>
             </w:r>
           </w:p>
         </w:tc>
         <w:tc>
           <w:tcPr>
-            <w:tcW w:w="1827" w:type="pct"/>
+            <w:tcW w:w="1778" w:type="pct"/>
           </w:tcPr>
           <w:p>
             <w:pPr>
@@ -2164,7 +2152,7 @@
         </w:tc>
         <w:tc>
           <w:tcPr>
-            <w:tcW w:w="1117" w:type="pct"/>
+            <w:tcW w:w="1083" w:type="pct"/>
             <w:vAlign w:val="center"/>
           </w:tcPr>
           <w:p>
@@ -2194,7 +2182,7 @@
         </w:tc>
         <w:tc>
           <w:tcPr>
-            <w:tcW w:w="433" w:type="pct"/>
+            <w:tcW w:w="516" w:type="pct"/>
             <w:vAlign w:val="center"/>
           </w:tcPr>
           <w:p>
@@ -2207,28 +2195,28 @@
               <w:spacing w:beforeAutospacing="1" w:after="0" w:afterAutospacing="1" w:line="240" w:lineRule="auto"/>
               <w:jc w:val="center"/>
               <w:rPr>
-                <w:rFonts w:hint="eastAsia" w:ascii="仿宋" w:hAnsi="仿宋" w:eastAsia="仿宋" w:cs="仿宋"/>
-                <w:bCs/>
-                <w:sz w:val="20"/>
-                <w:szCs w:val="20"/>
-                <w:lang w:val="en-US" w:eastAsia="zh-CN"/>
-              </w:rPr>
-            </w:pPr>
-            <w:r>
-              <w:rPr>
-                <w:rFonts w:hint="eastAsia" w:ascii="仿宋" w:hAnsi="仿宋" w:eastAsia="仿宋" w:cs="仿宋"/>
-                <w:bCs/>
-                <w:sz w:val="20"/>
-                <w:szCs w:val="20"/>
-                <w:lang w:val="en-US" w:eastAsia="zh-CN"/>
-              </w:rPr>
-              <w:t>18</w:t>
+                <w:rFonts w:hint="default" w:ascii="仿宋" w:hAnsi="仿宋" w:eastAsia="仿宋" w:cs="仿宋"/>
+                <w:bCs/>
+                <w:sz w:val="20"/>
+                <w:szCs w:val="20"/>
+                <w:lang w:val="en-US" w:eastAsia="zh-CN"/>
+              </w:rPr>
+            </w:pPr>
+            <w:r>
+              <w:rPr>
+                <w:rFonts w:hint="eastAsia" w:ascii="仿宋" w:hAnsi="仿宋" w:eastAsia="仿宋" w:cs="仿宋"/>
+                <w:bCs/>
+                <w:sz w:val="20"/>
+                <w:szCs w:val="20"/>
+                <w:lang w:val="en-US" w:eastAsia="zh-CN"/>
+              </w:rPr>
+              <w:t>18个工作日</w:t>
             </w:r>
           </w:p>
         </w:tc>
         <w:tc>
           <w:tcPr>
-            <w:tcW w:w="1827" w:type="pct"/>
+            <w:tcW w:w="1778" w:type="pct"/>
             <w:vAlign w:val="top"/>
           </w:tcPr>
           <w:p>
@@ -2917,7 +2905,7 @@
         </w:tc>
         <w:tc>
           <w:tcPr>
-            <w:tcW w:w="1117" w:type="pct"/>
+            <w:tcW w:w="1083" w:type="pct"/>
             <w:vAlign w:val="center"/>
           </w:tcPr>
           <w:p>
@@ -2948,7 +2936,7 @@
         </w:tc>
         <w:tc>
           <w:tcPr>
-            <w:tcW w:w="433" w:type="pct"/>
+            <w:tcW w:w="516" w:type="pct"/>
             <w:vAlign w:val="center"/>
           </w:tcPr>
           <w:p>
@@ -2959,28 +2947,28 @@
               <w:spacing w:after="0" w:line="240" w:lineRule="auto"/>
               <w:jc w:val="center"/>
               <w:rPr>
-                <w:rFonts w:hint="eastAsia" w:ascii="仿宋" w:hAnsi="仿宋" w:eastAsia="仿宋" w:cs="仿宋"/>
-                <w:bCs/>
-                <w:sz w:val="20"/>
-                <w:szCs w:val="20"/>
-                <w:lang w:val="en-US" w:eastAsia="zh-CN"/>
-              </w:rPr>
-            </w:pPr>
-            <w:r>
-              <w:rPr>
-                <w:rFonts w:hint="eastAsia" w:ascii="仿宋" w:hAnsi="仿宋" w:eastAsia="仿宋" w:cs="仿宋"/>
-                <w:bCs/>
-                <w:sz w:val="20"/>
-                <w:szCs w:val="20"/>
-                <w:lang w:val="en-US" w:eastAsia="zh-CN"/>
-              </w:rPr>
-              <w:t>15</w:t>
+                <w:rFonts w:hint="default" w:ascii="仿宋" w:hAnsi="仿宋" w:eastAsia="仿宋" w:cs="仿宋"/>
+                <w:bCs/>
+                <w:sz w:val="20"/>
+                <w:szCs w:val="20"/>
+                <w:lang w:val="en-US" w:eastAsia="zh-CN"/>
+              </w:rPr>
+            </w:pPr>
+            <w:r>
+              <w:rPr>
+                <w:rFonts w:hint="eastAsia" w:ascii="仿宋" w:hAnsi="仿宋" w:eastAsia="仿宋" w:cs="仿宋"/>
+                <w:bCs/>
+                <w:sz w:val="20"/>
+                <w:szCs w:val="20"/>
+                <w:lang w:val="en-US" w:eastAsia="zh-CN"/>
+              </w:rPr>
+              <w:t>15个工作日</w:t>
             </w:r>
           </w:p>
         </w:tc>
         <w:tc>
           <w:tcPr>
-            <w:tcW w:w="1827" w:type="pct"/>
+            <w:tcW w:w="1778" w:type="pct"/>
           </w:tcPr>
           <w:p>
             <w:pPr>
@@ -3289,7 +3277,39 @@
             </w14:solidFill>
           </w14:textFill>
         </w:rPr>
-        <w:t>4.所需材料清单</w:t>
+        <w:t>4.所需</w:t>
+      </w:r>
+      <w:r>
+        <w:rPr>
+          <w:rFonts w:hint="eastAsia" w:ascii="仿宋" w:hAnsi="仿宋" w:eastAsia="仿宋" w:cs="仿宋"/>
+          <w:b/>
+          <w:color w:val="000000" w:themeColor="text1"/>
+          <w:sz w:val="28"/>
+          <w:szCs w:val="28"/>
+          <w:lang w:val="en-US" w:eastAsia="zh-CN"/>
+          <w14:textFill>
+            <w14:solidFill>
+              <w14:schemeClr w14:val="tx1"/>
+            </w14:solidFill>
+          </w14:textFill>
+        </w:rPr>
+        <w:t>资料及信息</w:t>
+      </w:r>
+      <w:r>
+        <w:rPr>
+          <w:rFonts w:hint="eastAsia" w:ascii="仿宋" w:hAnsi="仿宋" w:eastAsia="仿宋" w:cs="仿宋"/>
+          <w:b/>
+          <w:color w:val="000000" w:themeColor="text1"/>
+          <w:sz w:val="28"/>
+          <w:szCs w:val="28"/>
+          <w:lang w:val="en-US"/>
+          <w14:textFill>
+            <w14:solidFill>
+              <w14:schemeClr w14:val="tx1"/>
+            </w14:solidFill>
+          </w14:textFill>
+        </w:rPr>
+        <w:t>清单</w:t>
       </w:r>
     </w:p>
     <w:tbl>
@@ -3361,11 +3381,11 @@
               <w:spacing w:after="0" w:line="240" w:lineRule="auto"/>
               <w:jc w:val="center"/>
               <w:rPr>
-                <w:rFonts w:hint="eastAsia" w:ascii="仿宋" w:hAnsi="仿宋" w:eastAsia="仿宋" w:cs="仿宋"/>
+                <w:rFonts w:hint="default" w:ascii="仿宋" w:hAnsi="仿宋" w:eastAsia="仿宋" w:cs="仿宋"/>
                 <w:b/>
                 <w:sz w:val="20"/>
                 <w:szCs w:val="20"/>
-                <w:lang w:val="en-US"/>
+                <w:lang w:val="en-US" w:eastAsia="zh-CN"/>
               </w:rPr>
             </w:pPr>
             <w:r>
@@ -3374,9 +3394,9 @@
                 <w:b/>
                 <w:sz w:val="20"/>
                 <w:szCs w:val="20"/>
-                <w:lang w:val="en-US"/>
-              </w:rPr>
-              <w:t>项目</w:t>
+                <w:lang w:val="en-US" w:eastAsia="zh-CN"/>
+              </w:rPr>
+              <w:t>服务内容</w:t>
             </w:r>
           </w:p>
         </w:tc>
@@ -3419,7 +3439,23 @@
                   </w14:solidFill>
                 </w14:textFill>
               </w:rPr>
-              <w:t>所需材料</w:t>
+              <w:t>所需</w:t>
+            </w:r>
+            <w:r>
+              <w:rPr>
+                <w:rFonts w:hint="eastAsia" w:ascii="仿宋" w:hAnsi="仿宋" w:eastAsia="仿宋" w:cs="仿宋"/>
+                <w:b/>
+                <w:color w:val="000000" w:themeColor="text1"/>
+                <w:sz w:val="20"/>
+                <w:szCs w:val="20"/>
+                <w:lang w:val="en-US" w:eastAsia="zh-CN"/>
+                <w14:textFill>
+                  <w14:solidFill>
+                    <w14:schemeClr w14:val="tx1"/>
+                  </w14:solidFill>
+                </w14:textFill>
+              </w:rPr>
+              <w:t>资料及信息</w:t>
             </w:r>
           </w:p>
         </w:tc>
@@ -4359,7 +4395,7 @@
           <w:szCs w:val="20"/>
           <w:lang w:val="en-US"/>
         </w:rPr>
-        <w:t>客户必须提供办理服务所需材料，如因材料不足或材料提供不及时耽误了办理进度，所产生的额外费用则由客户承担。</w:t>
+        <w:t>以上办理时间为收集齐所需资料及信息开始的官方办理时间，法定节假日及办证政府机构休息日不算入办理时间。</w:t>
       </w:r>
     </w:p>
     <w:p>
@@ -4385,7 +4421,157 @@
           <w:szCs w:val="20"/>
           <w:lang w:val="en-US"/>
         </w:rPr>
-        <w:t>所有款项汇到山海图指定的银行账户，银行账户信息如下 :</w:t>
+        <w:t>甲方必须提供办理服务所需资料及信息，如因资料及信息不足或提供不及时耽误了办理进度，则所产生的额外费用由甲方承担。</w:t>
+      </w:r>
+    </w:p>
+    <w:p>
+      <w:pPr>
+        <w:numPr>
+          <w:ilvl w:val="0"/>
+          <w:numId w:val="2"/>
+        </w:numPr>
+        <w:spacing w:after="0" w:line="240" w:lineRule="auto"/>
+        <w:rPr>
+          <w:rFonts w:hint="eastAsia" w:ascii="仿宋" w:hAnsi="仿宋" w:eastAsia="仿宋" w:cs="仿宋"/>
+          <w:color w:val="000000"/>
+          <w:sz w:val="20"/>
+          <w:szCs w:val="20"/>
+          <w:lang w:val="en-US"/>
+        </w:rPr>
+      </w:pPr>
+      <w:r>
+        <w:rPr>
+          <w:rFonts w:hint="eastAsia" w:ascii="仿宋" w:hAnsi="仿宋" w:eastAsia="仿宋" w:cs="仿宋"/>
+          <w:color w:val="000000"/>
+          <w:sz w:val="20"/>
+          <w:szCs w:val="20"/>
+          <w:lang w:val="en-US"/>
+        </w:rPr>
+        <w:t>以上服务价格和办理时间按照甲方提供的信息及资料进行评估，如发生变化，则根据最新信息及资料进行价格和时间调整。</w:t>
+      </w:r>
+    </w:p>
+    <w:p>
+      <w:pPr>
+        <w:numPr>
+          <w:ilvl w:val="0"/>
+          <w:numId w:val="2"/>
+        </w:numPr>
+        <w:spacing w:after="0" w:line="240" w:lineRule="auto"/>
+        <w:rPr>
+          <w:rFonts w:hint="eastAsia" w:ascii="仿宋" w:hAnsi="仿宋" w:eastAsia="仿宋" w:cs="仿宋"/>
+          <w:color w:val="000000"/>
+          <w:sz w:val="20"/>
+          <w:szCs w:val="20"/>
+          <w:lang w:val="en-US"/>
+        </w:rPr>
+      </w:pPr>
+      <w:r>
+        <w:rPr>
+          <w:rFonts w:hint="eastAsia" w:ascii="仿宋" w:hAnsi="仿宋" w:eastAsia="仿宋" w:cs="仿宋"/>
+          <w:color w:val="000000"/>
+          <w:sz w:val="20"/>
+          <w:szCs w:val="20"/>
+          <w:lang w:val="en-US"/>
+        </w:rPr>
+        <w:t>未列入本报价单或不属于本报价单服务范围内的服务，将另行报价。</w:t>
+      </w:r>
+    </w:p>
+    <w:p>
+      <w:pPr>
+        <w:numPr>
+          <w:ilvl w:val="0"/>
+          <w:numId w:val="2"/>
+        </w:numPr>
+        <w:spacing w:after="0" w:line="240" w:lineRule="auto"/>
+        <w:rPr>
+          <w:rFonts w:hint="eastAsia" w:ascii="仿宋" w:hAnsi="仿宋" w:eastAsia="仿宋" w:cs="仿宋"/>
+          <w:color w:val="000000"/>
+          <w:sz w:val="20"/>
+          <w:szCs w:val="20"/>
+          <w:lang w:val="en-US"/>
+        </w:rPr>
+      </w:pPr>
+      <w:r>
+        <w:rPr>
+          <w:rFonts w:hint="eastAsia" w:ascii="仿宋" w:hAnsi="仿宋" w:eastAsia="仿宋" w:cs="仿宋"/>
+          <w:color w:val="000000"/>
+          <w:sz w:val="20"/>
+          <w:szCs w:val="20"/>
+          <w:lang w:val="en-US"/>
+        </w:rPr>
+        <w:t>本报价单中所列“（如需）”服务，须在办理过程中根据甲方实际需求及情况重新评估，最终服务价格、数量及办理时间以评估结果为准。</w:t>
+      </w:r>
+    </w:p>
+    <w:p>
+      <w:pPr>
+        <w:numPr>
+          <w:ilvl w:val="0"/>
+          <w:numId w:val="2"/>
+        </w:numPr>
+        <w:spacing w:after="0" w:line="240" w:lineRule="auto"/>
+        <w:rPr>
+          <w:rFonts w:hint="eastAsia" w:ascii="仿宋" w:hAnsi="仿宋" w:eastAsia="仿宋" w:cs="仿宋"/>
+          <w:color w:val="000000"/>
+          <w:sz w:val="20"/>
+          <w:szCs w:val="20"/>
+          <w:lang w:val="en-US"/>
+        </w:rPr>
+      </w:pPr>
+      <w:r>
+        <w:rPr>
+          <w:rFonts w:hint="eastAsia" w:ascii="仿宋" w:hAnsi="仿宋" w:eastAsia="仿宋" w:cs="仿宋"/>
+          <w:color w:val="000000"/>
+          <w:sz w:val="20"/>
+          <w:szCs w:val="20"/>
+          <w:lang w:val="en-US"/>
+        </w:rPr>
+        <w:t>如果</w:t>
+      </w:r>
+      <w:r>
+        <w:rPr>
+          <w:rFonts w:hint="eastAsia" w:ascii="仿宋" w:hAnsi="仿宋" w:eastAsia="仿宋" w:cs="仿宋"/>
+          <w:color w:val="000000"/>
+          <w:sz w:val="20"/>
+          <w:szCs w:val="20"/>
+          <w:lang w:val="en-US" w:eastAsia="zh-CN"/>
+        </w:rPr>
+        <w:t>当地</w:t>
+      </w:r>
+      <w:r>
+        <w:rPr>
+          <w:rFonts w:hint="eastAsia" w:ascii="仿宋" w:hAnsi="仿宋" w:eastAsia="仿宋" w:cs="仿宋"/>
+          <w:color w:val="000000"/>
+          <w:sz w:val="20"/>
+          <w:szCs w:val="20"/>
+          <w:lang w:val="en-US"/>
+        </w:rPr>
+        <w:t>法规发生变化，乙方有权调整价格及办理时间。</w:t>
+      </w:r>
+    </w:p>
+    <w:p>
+      <w:pPr>
+        <w:numPr>
+          <w:ilvl w:val="0"/>
+          <w:numId w:val="2"/>
+        </w:numPr>
+        <w:spacing w:after="0" w:line="240" w:lineRule="auto"/>
+        <w:rPr>
+          <w:rFonts w:hint="eastAsia" w:ascii="仿宋" w:hAnsi="仿宋" w:eastAsia="仿宋" w:cs="仿宋"/>
+          <w:color w:val="000000"/>
+          <w:sz w:val="20"/>
+          <w:szCs w:val="20"/>
+          <w:lang w:val="en-US"/>
+        </w:rPr>
+      </w:pPr>
+      <w:r>
+        <w:rPr>
+          <w:rFonts w:hint="eastAsia" w:ascii="仿宋" w:hAnsi="仿宋" w:eastAsia="仿宋" w:cs="仿宋"/>
+          <w:color w:val="000000"/>
+          <w:sz w:val="20"/>
+          <w:szCs w:val="20"/>
+          <w:lang w:val="en-US"/>
+        </w:rPr>
+        <w:t>所有款项汇到指定的银行账户，银行账户信息如下 :</w:t>
       </w:r>
     </w:p>
     <w:p>
@@ -4833,9 +5019,39 @@
           <w:color w:val="000000"/>
           <w:sz w:val="20"/>
           <w:szCs w:val="20"/>
+          <w:lang w:val="en-US" w:eastAsia="zh-CN"/>
+        </w:rPr>
+        <w:t>本公司</w:t>
+      </w:r>
+      <w:r>
+        <w:rPr>
+          <w:rFonts w:hint="eastAsia" w:ascii="仿宋" w:hAnsi="仿宋" w:eastAsia="仿宋" w:cs="仿宋"/>
+          <w:color w:val="000000"/>
+          <w:sz w:val="20"/>
+          <w:szCs w:val="20"/>
           <w:lang w:val="en-US"/>
         </w:rPr>
-        <w:t>山海图应对客户提供的纸板或电子版的证件、资料负有妥善保管和保密义务，不得将上述秘密泄露给任何第三方或用于其他用途。</w:t>
+        <w:t>对客户提供的</w:t>
+      </w:r>
+      <w:r>
+        <w:rPr>
+          <w:rFonts w:hint="eastAsia" w:ascii="仿宋" w:hAnsi="仿宋" w:eastAsia="仿宋" w:cs="仿宋"/>
+          <w:color w:val="000000"/>
+          <w:sz w:val="20"/>
+          <w:szCs w:val="20"/>
+          <w:lang w:val="en-US" w:eastAsia="zh-CN"/>
+        </w:rPr>
+        <w:t>纸质</w:t>
+      </w:r>
+      <w:r>
+        <w:rPr>
+          <w:rFonts w:hint="eastAsia" w:ascii="仿宋" w:hAnsi="仿宋" w:eastAsia="仿宋" w:cs="仿宋"/>
+          <w:color w:val="000000"/>
+          <w:sz w:val="20"/>
+          <w:szCs w:val="20"/>
+          <w:lang w:val="en-US"/>
+        </w:rPr>
+        <w:t>或电子版的证件、资料负有妥善保管和保密义务，不得将上述秘密泄露给任何第三方或用于其他用途。</w:t>
       </w:r>
     </w:p>
     <w:p>
@@ -4867,6 +5083,7 @@
     <w:p>
       <w:pPr>
         <w:numPr>
+          <w:ilvl w:val="0"/>
           <w:numId w:val="0"/>
         </w:numPr>
         <w:spacing w:after="0" w:line="240" w:lineRule="auto"/>
@@ -4879,8 +5096,6 @@
           <w:lang w:val="en-US"/>
         </w:rPr>
       </w:pPr>
-      <w:bookmarkStart w:id="0" w:name="_GoBack"/>
-      <w:bookmarkEnd w:id="0"/>
     </w:p>
     <w:p>
       <w:pPr>
@@ -5315,18 +5530,18 @@
         <w:rFonts w:hint="default" w:ascii="Arial" w:hAnsi="Arial" w:cs="Arial"/>
         <w:b w:val="0"/>
         <w:color w:val="0039C2"/>
-        <w:sz w:val="52"/>
-        <w:szCs w:val="52"/>
+        <w:sz w:val="40"/>
+        <w:szCs w:val="40"/>
         <w:lang w:eastAsia="zh-CN"/>
       </w:rPr>
       <w:drawing>
         <wp:anchor distT="0" distB="0" distL="114300" distR="114300" simplePos="0" relativeHeight="251661312" behindDoc="1" locked="0" layoutInCell="1" allowOverlap="1">
           <wp:simplePos x="0" y="0"/>
           <wp:positionH relativeFrom="column">
-            <wp:posOffset>32385</wp:posOffset>
+            <wp:posOffset>26670</wp:posOffset>
           </wp:positionH>
           <wp:positionV relativeFrom="paragraph">
-            <wp:posOffset>-13335</wp:posOffset>
+            <wp:posOffset>-111125</wp:posOffset>
           </wp:positionV>
           <wp:extent cx="682625" cy="791845"/>
           <wp:effectExtent l="0" t="0" r="53975" b="46355"/>
@@ -5408,6 +5623,8 @@
         <w:rFonts w:hint="default" w:ascii="Arial" w:hAnsi="Arial" w:eastAsia="微软雅黑" w:cs="Arial"/>
         <w:b w:val="0"/>
         <w:bCs w:val="0"/>
+        <w:sz w:val="16"/>
+        <w:szCs w:val="16"/>
         <w:lang w:val="de-DE" w:eastAsia="zh-CN"/>
       </w:rPr>
     </w:pPr>
@@ -5416,9 +5633,36 @@
         <w:rFonts w:hint="default" w:ascii="Arial" w:hAnsi="Arial" w:eastAsia="微软雅黑" w:cs="Arial"/>
         <w:b w:val="0"/>
         <w:bCs w:val="0"/>
+        <w:sz w:val="16"/>
+        <w:szCs w:val="16"/>
         <w:lang w:val="de-DE" w:eastAsia="zh-CN"/>
       </w:rPr>
-      <w:t>1 North Bridge Road, #06-14 High Street Centre, SINGAPORE 179094</w:t>
+      <w:t xml:space="preserve">1 North Bridge Road, #06-14 High Street Centre, </w:t>
+    </w:r>
+  </w:p>
+  <w:p>
+    <w:pPr>
+      <w:spacing w:after="0" w:line="240" w:lineRule="auto"/>
+      <w:jc w:val="right"/>
+      <w:rPr>
+        <w:rFonts w:hint="default" w:ascii="Arial" w:hAnsi="Arial" w:eastAsia="微软雅黑" w:cs="Arial"/>
+        <w:b w:val="0"/>
+        <w:bCs w:val="0"/>
+        <w:sz w:val="16"/>
+        <w:szCs w:val="16"/>
+        <w:lang w:val="de-DE" w:eastAsia="zh-CN"/>
+      </w:rPr>
+    </w:pPr>
+    <w:r>
+      <w:rPr>
+        <w:rFonts w:hint="default" w:ascii="Arial" w:hAnsi="Arial" w:eastAsia="微软雅黑" w:cs="Arial"/>
+        <w:b w:val="0"/>
+        <w:bCs w:val="0"/>
+        <w:sz w:val="16"/>
+        <w:szCs w:val="16"/>
+        <w:lang w:val="de-DE" w:eastAsia="zh-CN"/>
+      </w:rPr>
+      <w:t>SINGAPORE 179094</w:t>
     </w:r>
   </w:p>
   <w:p>
@@ -5426,9 +5670,9 @@
       <w:spacing w:after="0" w:line="240" w:lineRule="auto"/>
       <w:jc w:val="center"/>
       <w:rPr>
-        <w:rFonts w:hint="default" w:ascii="Arial" w:hAnsi="Arial" w:eastAsia="微软雅黑" w:cs="Arial"/>
-        <w:b w:val="0"/>
-        <w:bCs w:val="0"/>
+        <w:rFonts w:ascii="Arial" w:hAnsi="Arial" w:cs="Arial" w:eastAsiaTheme="minorEastAsia"/>
+        <w:b/>
+        <w:bCs/>
         <w:lang w:val="de-DE" w:eastAsia="zh-CN"/>
       </w:rPr>
     </w:pPr>
@@ -5474,23 +5718,6 @@
       </w:rPr>
       <w:t>Web: www.shanhaimap.com</w:t>
     </w:r>
-  </w:p>
-  <w:p>
-    <w:pPr>
-      <w:pStyle w:val="5"/>
-      <w:tabs>
-        <w:tab w:val="right" w:pos="10260"/>
-      </w:tabs>
-      <w:spacing w:line="276" w:lineRule="auto"/>
-      <w:ind w:left="1276" w:right="-279"/>
-      <w:jc w:val="center"/>
-      <w:rPr>
-        <w:rFonts w:ascii="Arial" w:hAnsi="Arial" w:cs="Arial" w:eastAsiaTheme="minorEastAsia"/>
-        <w:b/>
-        <w:bCs/>
-        <w:lang w:val="de-DE" w:eastAsia="zh-CN"/>
-      </w:rPr>
-    </w:pPr>
   </w:p>
   <w:p>
     <w:pPr>

--- a/quotation-generator/assets/报价单模版-新加坡公司.docx
+++ b/quotation-generator/assets/报价单模版-新加坡公司.docx
@@ -5527,69 +5527,6 @@
     </w:pPr>
     <w:r>
       <w:rPr>
-        <w:rFonts w:hint="default" w:ascii="Arial" w:hAnsi="Arial" w:cs="Arial"/>
-        <w:b w:val="0"/>
-        <w:color w:val="0039C2"/>
-        <w:sz w:val="40"/>
-        <w:szCs w:val="40"/>
-        <w:lang w:eastAsia="zh-CN"/>
-      </w:rPr>
-      <w:drawing>
-        <wp:anchor distT="0" distB="0" distL="114300" distR="114300" simplePos="0" relativeHeight="251661312" behindDoc="1" locked="0" layoutInCell="1" allowOverlap="1">
-          <wp:simplePos x="0" y="0"/>
-          <wp:positionH relativeFrom="column">
-            <wp:posOffset>26670</wp:posOffset>
-          </wp:positionH>
-          <wp:positionV relativeFrom="paragraph">
-            <wp:posOffset>-111125</wp:posOffset>
-          </wp:positionV>
-          <wp:extent cx="682625" cy="791845"/>
-          <wp:effectExtent l="0" t="0" r="53975" b="46355"/>
-          <wp:wrapThrough wrapText="bothSides">
-            <wp:wrapPolygon>
-              <wp:start x="0" y="0"/>
-              <wp:lineTo x="0" y="20786"/>
-              <wp:lineTo x="20897" y="20786"/>
-              <wp:lineTo x="20897" y="0"/>
-              <wp:lineTo x="0" y="0"/>
-            </wp:wrapPolygon>
-          </wp:wrapThrough>
-          <wp:docPr id="6" name="Picture 6" descr="Logo Baru SHM 2021"/>
-          <wp:cNvGraphicFramePr>
-            <a:graphicFrameLocks xmlns:a="http://schemas.openxmlformats.org/drawingml/2006/main" noChangeAspect="1"/>
-          </wp:cNvGraphicFramePr>
-          <a:graphic xmlns:a="http://schemas.openxmlformats.org/drawingml/2006/main">
-            <a:graphicData uri="http://schemas.openxmlformats.org/drawingml/2006/picture">
-              <pic:pic xmlns:pic="http://schemas.openxmlformats.org/drawingml/2006/picture">
-                <pic:nvPicPr>
-                  <pic:cNvPr id="6" name="Picture 6" descr="Logo Baru SHM 2021"/>
-                  <pic:cNvPicPr>
-                    <a:picLocks noChangeAspect="1"/>
-                  </pic:cNvPicPr>
-                </pic:nvPicPr>
-                <pic:blipFill>
-                  <a:blip r:embed="rId1"/>
-                  <a:stretch>
-                    <a:fillRect/>
-                  </a:stretch>
-                </pic:blipFill>
-                <pic:spPr>
-                  <a:xfrm>
-                    <a:off x="0" y="0"/>
-                    <a:ext cx="682625" cy="791845"/>
-                  </a:xfrm>
-                  <a:prstGeom prst="rect">
-                    <a:avLst/>
-                  </a:prstGeom>
-                </pic:spPr>
-              </pic:pic>
-            </a:graphicData>
-          </a:graphic>
-        </wp:anchor>
-      </w:drawing>
-    </w:r>
-    <w:r>
-      <w:rPr>
         <w:rFonts w:hint="default" w:ascii="Arial" w:hAnsi="Arial" w:eastAsia="微软雅黑" w:cs="Arial"/>
         <w:b w:val="0"/>
         <w:bCs/>
@@ -5735,6 +5672,67 @@
         <w:lang w:val="de-DE" w:eastAsia="zh-CN"/>
       </w:rPr>
     </w:pPr>
+    <w:r>
+      <w:rPr>
+        <w:rFonts w:hint="default" w:ascii="Arial" w:hAnsi="Arial" w:cs="Arial" w:eastAsiaTheme="minorEastAsia"/>
+        <w:b w:val="0"/>
+        <w:bCs w:val="0"/>
+        <w:lang w:eastAsia="zh-CN"/>
+      </w:rPr>
+      <w:drawing>
+        <wp:anchor distT="0" distB="0" distL="114300" distR="114300" simplePos="0" relativeHeight="251661312" behindDoc="1" locked="0" layoutInCell="1" allowOverlap="1">
+          <wp:simplePos x="0" y="0"/>
+          <wp:positionH relativeFrom="column">
+            <wp:posOffset>26670</wp:posOffset>
+          </wp:positionH>
+          <wp:positionV relativeFrom="paragraph">
+            <wp:posOffset>-841375</wp:posOffset>
+          </wp:positionV>
+          <wp:extent cx="682625" cy="791845"/>
+          <wp:effectExtent l="0" t="0" r="53975" b="46355"/>
+          <wp:wrapThrough wrapText="bothSides">
+            <wp:wrapPolygon>
+              <wp:start x="0" y="0"/>
+              <wp:lineTo x="0" y="20786"/>
+              <wp:lineTo x="20897" y="20786"/>
+              <wp:lineTo x="20897" y="0"/>
+              <wp:lineTo x="0" y="0"/>
+            </wp:wrapPolygon>
+          </wp:wrapThrough>
+          <wp:docPr id="6" name="Picture 6" descr="Logo Baru SHM 2021"/>
+          <wp:cNvGraphicFramePr>
+            <a:graphicFrameLocks xmlns:a="http://schemas.openxmlformats.org/drawingml/2006/main" noChangeAspect="1"/>
+          </wp:cNvGraphicFramePr>
+          <a:graphic xmlns:a="http://schemas.openxmlformats.org/drawingml/2006/main">
+            <a:graphicData uri="http://schemas.openxmlformats.org/drawingml/2006/picture">
+              <pic:pic xmlns:pic="http://schemas.openxmlformats.org/drawingml/2006/picture">
+                <pic:nvPicPr>
+                  <pic:cNvPr id="6" name="Picture 6" descr="Logo Baru SHM 2021"/>
+                  <pic:cNvPicPr>
+                    <a:picLocks noChangeAspect="1"/>
+                  </pic:cNvPicPr>
+                </pic:nvPicPr>
+                <pic:blipFill>
+                  <a:blip r:embed="rId1"/>
+                  <a:stretch>
+                    <a:fillRect/>
+                  </a:stretch>
+                </pic:blipFill>
+                <pic:spPr>
+                  <a:xfrm>
+                    <a:off x="0" y="0"/>
+                    <a:ext cx="682625" cy="791845"/>
+                  </a:xfrm>
+                  <a:prstGeom prst="rect">
+                    <a:avLst/>
+                  </a:prstGeom>
+                </pic:spPr>
+              </pic:pic>
+            </a:graphicData>
+          </a:graphic>
+        </wp:anchor>
+      </w:drawing>
+    </w:r>
     <w:r>
       <w:rPr>
         <w:rFonts w:hint="default" w:ascii="Arial" w:hAnsi="Arial" w:cs="Arial" w:eastAsiaTheme="minorEastAsia"/>

--- a/quotation-generator/assets/报价单模版-新加坡公司.docx
+++ b/quotation-generator/assets/报价单模版-新加坡公司.docx
@@ -5320,162 +5320,41 @@
   <w:p>
     <w:pPr>
       <w:pStyle w:val="4"/>
+      <w:spacing w:after="180"/>
+      <w:ind w:left="3228"/>
     </w:pPr>
     <w:r>
-      <w:rPr>
-        <w:sz w:val="22"/>
-      </w:rPr>
-      <mc:AlternateContent>
-        <mc:Choice Requires="wps">
-          <w:drawing>
-            <wp:anchor distT="0" distB="0" distL="114300" distR="114300" simplePos="0" relativeHeight="251659264" behindDoc="0" locked="0" layoutInCell="1" allowOverlap="1">
-              <wp:simplePos x="0" y="0"/>
-              <wp:positionH relativeFrom="margin">
-                <wp:align>center</wp:align>
-              </wp:positionH>
-              <wp:positionV relativeFrom="paragraph">
-                <wp:posOffset>0</wp:posOffset>
-              </wp:positionV>
-              <wp:extent cx="1828800" cy="1828800"/>
-              <wp:effectExtent l="0" t="0" r="0" b="0"/>
-              <wp:wrapNone/>
-              <wp:docPr id="1" name="文本框 1"/>
-              <wp:cNvGraphicFramePr/>
-              <a:graphic xmlns:a="http://schemas.openxmlformats.org/drawingml/2006/main">
-                <a:graphicData uri="http://schemas.microsoft.com/office/word/2010/wordprocessingShape">
-                  <wps:wsp>
-                    <wps:cNvSpPr txBox="1"/>
-                    <wps:spPr>
-                      <a:xfrm>
-                        <a:off x="0" y="0"/>
-                        <a:ext cx="1828800" cy="1828800"/>
-                      </a:xfrm>
-                      <a:prstGeom prst="rect">
-                        <a:avLst/>
-                      </a:prstGeom>
-                      <a:noFill/>
-                      <a:ln w="6350">
-                        <a:noFill/>
-                      </a:ln>
-                    </wps:spPr>
-                    <wps:style>
-                      <a:lnRef idx="0">
-                        <a:schemeClr val="accent1"/>
-                      </a:lnRef>
-                      <a:fillRef idx="0">
-                        <a:schemeClr val="accent1"/>
-                      </a:fillRef>
-                      <a:effectRef idx="0">
-                        <a:schemeClr val="accent1"/>
-                      </a:effectRef>
-                      <a:fontRef idx="minor">
-                        <a:schemeClr val="dk1"/>
-                      </a:fontRef>
-                    </wps:style>
-                    <wps:txbx>
-                      <w:txbxContent>
-                        <w:p>
-                          <w:pPr>
-                            <w:pStyle w:val="4"/>
-                          </w:pPr>
-                          <w:r>
-                            <w:fldChar w:fldCharType="begin"/>
-                          </w:r>
-                          <w:r>
-                            <w:instrText xml:space="preserve"> PAGE  \* MERGEFORMAT </w:instrText>
-                          </w:r>
-                          <w:r>
-                            <w:fldChar w:fldCharType="separate"/>
-                          </w:r>
-                          <w:r>
-                            <w:t>1</w:t>
-                          </w:r>
-                          <w:r>
-                            <w:fldChar w:fldCharType="end"/>
-                          </w:r>
-                          <w:r>
-                            <w:t xml:space="preserve"> / </w:t>
-                          </w:r>
-                          <w:r>
-                            <w:fldChar w:fldCharType="begin"/>
-                          </w:r>
-                          <w:r>
-                            <w:instrText xml:space="preserve"> NUMPAGES  \* MERGEFORMAT </w:instrText>
-                          </w:r>
-                          <w:r>
-                            <w:fldChar w:fldCharType="separate"/>
-                          </w:r>
-                          <w:r>
-                            <w:t>18</w:t>
-                          </w:r>
-                          <w:r>
-                            <w:fldChar w:fldCharType="end"/>
-                          </w:r>
-                        </w:p>
-                      </w:txbxContent>
-                    </wps:txbx>
-                    <wps:bodyPr rot="0" spcFirstLastPara="0" vertOverflow="overflow" horzOverflow="overflow" vert="horz" wrap="none" lIns="0" tIns="0" rIns="0" bIns="0" numCol="1" spcCol="0" rtlCol="0" fromWordArt="0" anchor="t" anchorCtr="0" forceAA="0" upright="0" compatLnSpc="1">
-                      <a:spAutoFit/>
-                    </wps:bodyPr>
-                  </wps:wsp>
-                </a:graphicData>
-              </a:graphic>
-            </wp:anchor>
-          </w:drawing>
-        </mc:Choice>
-        <mc:Fallback>
-          <w:pict>
-            <v:shape id="_x0000_s1026" o:spid="_x0000_s1026" o:spt="202" type="#_x0000_t202" style="position:absolute;left:0pt;margin-top:0pt;height:144pt;width:144pt;mso-position-horizontal:center;mso-position-horizontal-relative:margin;mso-wrap-style:none;z-index:251659264;mso-width-relative:page;mso-height-relative:page;" filled="f" stroked="f" coordsize="21600,21600" o:gfxdata="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">
-              <v:fill on="f" focussize="0,0"/>
-              <v:stroke on="f" weight="0.5pt"/>
-              <v:imagedata o:title=""/>
-              <o:lock v:ext="edit" aspectratio="f"/>
-              <v:textbox inset="0mm,0mm,0mm,0mm" style="mso-fit-shape-to-text:t;">
-                <w:txbxContent>
-                  <w:p>
-                    <w:pPr>
-                      <w:pStyle w:val="4"/>
-                    </w:pPr>
-                    <w:r>
-                      <w:fldChar w:fldCharType="begin"/>
-                    </w:r>
-                    <w:r>
-                      <w:instrText xml:space="preserve"> PAGE  \* MERGEFORMAT </w:instrText>
-                    </w:r>
-                    <w:r>
-                      <w:fldChar w:fldCharType="separate"/>
-                    </w:r>
-                    <w:r>
-                      <w:t>1</w:t>
-                    </w:r>
-                    <w:r>
-                      <w:fldChar w:fldCharType="end"/>
-                    </w:r>
-                    <w:r>
-                      <w:t xml:space="preserve"> / </w:t>
-                    </w:r>
-                    <w:r>
-                      <w:fldChar w:fldCharType="begin"/>
-                    </w:r>
-                    <w:r>
-                      <w:instrText xml:space="preserve"> NUMPAGES  \* MERGEFORMAT </w:instrText>
-                    </w:r>
-                    <w:r>
-                      <w:fldChar w:fldCharType="separate"/>
-                    </w:r>
-                    <w:r>
-                      <w:t>18</w:t>
-                    </w:r>
-                    <w:r>
-                      <w:fldChar w:fldCharType="end"/>
-                    </w:r>
-                  </w:p>
-                </w:txbxContent>
-              </v:textbox>
-            </v:shape>
-          </w:pict>
-        </mc:Fallback>
-      </mc:AlternateContent>
+      <w:fldChar w:fldCharType="begin" w:dirty="true"/>
+    </w:r>
+    <w:r>
+      <w:instrText xml:space="preserve"> PAGE  \* MERGEFORMAT </w:instrText>
+    </w:r>
+    <w:r>
+      <w:fldChar w:fldCharType="separate"/>
+    </w:r>
+    <w:r>
+      <w:t>1</w:t>
+    </w:r>
+    <w:r>
+      <w:fldChar w:fldCharType="end"/>
+    </w:r>
+    <w:r>
+      <w:t xml:space="preserve"> / </w:t>
+    </w:r>
+    <w:r>
+      <w:fldChar w:fldCharType="begin" w:dirty="true"/>
+    </w:r>
+    <w:r>
+      <w:instrText xml:space="preserve"> NUMPAGES  \* MERGEFORMAT </w:instrText>
+    </w:r>
+    <w:r>
+      <w:fldChar w:fldCharType="separate"/>
+    </w:r>
+    <w:r>
+      <w:t>18</w:t>
+    </w:r>
+    <w:r>
+      <w:fldChar w:fldCharType="end"/>
     </w:r>
   </w:p>
 </w:ftr>

--- a/quotation-generator/assets/报价单模版-新加坡公司.docx
+++ b/quotation-generator/assets/报价单模版-新加坡公司.docx
@@ -5316,44 +5316,86 @@
 </file>
 
 <file path=word/footer1.xml><?xml version="1.0" encoding="utf-8"?>
-<w:ftr xmlns:wpc="http://schemas.microsoft.com/office/word/2010/wordprocessingCanvas" xmlns:mc="http://schemas.openxmlformats.org/markup-compatibility/2006" xmlns:o="urn:schemas-microsoft-com:office:office" xmlns:r="http://schemas.openxmlformats.org/officeDocument/2006/relationships" xmlns:m="http://schemas.openxmlformats.org/officeDocument/2006/math" xmlns:v="urn:schemas-microsoft-com:vml" xmlns:wp14="http://schemas.microsoft.com/office/word/2010/wordprocessingDrawing" xmlns:wp="http://schemas.openxmlformats.org/drawingml/2006/wordprocessingDrawing" xmlns:w10="urn:schemas-microsoft-com:office:word" xmlns:w="http://schemas.openxmlformats.org/wordprocessingml/2006/main" xmlns:w14="http://schemas.microsoft.com/office/word/2010/wordml" xmlns:w15="http://schemas.microsoft.com/office/word/2012/wordml" xmlns:wpg="http://schemas.microsoft.com/office/word/2010/wordprocessingGroup" xmlns:wpi="http://schemas.microsoft.com/office/word/2010/wordprocessingInk" xmlns:wne="http://schemas.microsoft.com/office/word/2006/wordml" xmlns:wps="http://schemas.microsoft.com/office/word/2010/wordprocessingShape" xmlns:wpsCustomData="http://www.wps.cn/officeDocument/2013/wpsCustomData" mc:Ignorable="w14 w15 wp14">
+<w:ftr xmlns:w="http://schemas.openxmlformats.org/wordprocessingml/2006/main">
   <w:p>
     <w:pPr>
-      <w:pStyle w:val="4"/>
-      <w:spacing w:after="180"/>
-      <w:ind w:left="3228"/>
+      <w:jc w:val="center"/>
     </w:pPr>
     <w:r>
-      <w:fldChar w:fldCharType="begin" w:dirty="true"/>
+      <w:rPr>
+        <w:rFonts w:ascii="FangSong" w:eastAsia="仿宋" w:hAnsi="FangSong"/>
+        <w:sz w:val="18"/>
+      </w:rPr>
+      <w:fldChar w:fldCharType="begin"/>
     </w:r>
     <w:r>
-      <w:instrText xml:space="preserve"> PAGE  \* MERGEFORMAT </w:instrText>
+      <w:rPr>
+        <w:rFonts w:ascii="FangSong" w:eastAsia="仿宋" w:hAnsi="FangSong"/>
+        <w:sz w:val="18"/>
+      </w:rPr>
+      <w:instrText xml:space="preserve"> PAGE </w:instrText>
     </w:r>
     <w:r>
+      <w:rPr>
+        <w:rFonts w:ascii="FangSong" w:eastAsia="仿宋" w:hAnsi="FangSong"/>
+        <w:sz w:val="18"/>
+      </w:rPr>
       <w:fldChar w:fldCharType="separate"/>
     </w:r>
     <w:r>
+      <w:rPr>
+        <w:rFonts w:ascii="FangSong" w:eastAsia="仿宋" w:hAnsi="FangSong"/>
+        <w:sz w:val="18"/>
+      </w:rPr>
       <w:t>1</w:t>
     </w:r>
     <w:r>
+      <w:rPr>
+        <w:rFonts w:ascii="FangSong" w:eastAsia="仿宋" w:hAnsi="FangSong"/>
+        <w:sz w:val="18"/>
+      </w:rPr>
       <w:fldChar w:fldCharType="end"/>
     </w:r>
     <w:r>
+      <w:rPr>
+        <w:rFonts w:ascii="FangSong" w:eastAsia="仿宋" w:hAnsi="FangSong"/>
+        <w:sz w:val="18"/>
+      </w:rPr>
       <w:t xml:space="preserve"> / </w:t>
     </w:r>
     <w:r>
-      <w:fldChar w:fldCharType="begin" w:dirty="true"/>
+      <w:rPr>
+        <w:rFonts w:ascii="FangSong" w:eastAsia="仿宋" w:hAnsi="FangSong"/>
+        <w:sz w:val="18"/>
+      </w:rPr>
+      <w:fldChar w:fldCharType="begin"/>
     </w:r>
     <w:r>
-      <w:instrText xml:space="preserve"> NUMPAGES  \* MERGEFORMAT </w:instrText>
+      <w:rPr>
+        <w:rFonts w:ascii="FangSong" w:eastAsia="仿宋" w:hAnsi="FangSong"/>
+        <w:sz w:val="18"/>
+      </w:rPr>
+      <w:instrText xml:space="preserve"> NUMPAGES </w:instrText>
     </w:r>
     <w:r>
+      <w:rPr>
+        <w:rFonts w:ascii="FangSong" w:eastAsia="仿宋" w:hAnsi="FangSong"/>
+        <w:sz w:val="18"/>
+      </w:rPr>
       <w:fldChar w:fldCharType="separate"/>
     </w:r>
     <w:r>
-      <w:t>18</w:t>
+      <w:rPr>
+        <w:rFonts w:ascii="FangSong" w:eastAsia="仿宋" w:hAnsi="FangSong"/>
+        <w:sz w:val="18"/>
+      </w:rPr>
+      <w:t>1</w:t>
     </w:r>
     <w:r>
+      <w:rPr>
+        <w:rFonts w:ascii="FangSong" w:eastAsia="仿宋" w:hAnsi="FangSong"/>
+        <w:sz w:val="18"/>
+      </w:rPr>
       <w:fldChar w:fldCharType="end"/>
     </w:r>
   </w:p>
@@ -5386,298 +5428,245 @@
 </file>
 
 <file path=word/header1.xml><?xml version="1.0" encoding="utf-8"?>
-<w:hdr xmlns:wpc="http://schemas.microsoft.com/office/word/2010/wordprocessingCanvas" xmlns:mc="http://schemas.openxmlformats.org/markup-compatibility/2006" xmlns:o="urn:schemas-microsoft-com:office:office" xmlns:r="http://schemas.openxmlformats.org/officeDocument/2006/relationships" xmlns:m="http://schemas.openxmlformats.org/officeDocument/2006/math" xmlns:v="urn:schemas-microsoft-com:vml" xmlns:wp14="http://schemas.microsoft.com/office/word/2010/wordprocessingDrawing" xmlns:wp="http://schemas.openxmlformats.org/drawingml/2006/wordprocessingDrawing" xmlns:w10="urn:schemas-microsoft-com:office:word" xmlns:w="http://schemas.openxmlformats.org/wordprocessingml/2006/main" xmlns:w14="http://schemas.microsoft.com/office/word/2010/wordml" xmlns:w15="http://schemas.microsoft.com/office/word/2012/wordml" xmlns:wpg="http://schemas.microsoft.com/office/word/2010/wordprocessingGroup" xmlns:wpi="http://schemas.microsoft.com/office/word/2010/wordprocessingInk" xmlns:wne="http://schemas.microsoft.com/office/word/2006/wordml" xmlns:wps="http://schemas.microsoft.com/office/word/2010/wordprocessingShape" xmlns:wpsCustomData="http://www.wps.cn/officeDocument/2013/wpsCustomData" mc:Ignorable="w14 w15 wp14">
-  <w:p>
-    <w:pPr>
-      <w:pStyle w:val="5"/>
-      <w:wordWrap/>
-      <w:spacing w:line="240" w:lineRule="auto"/>
-      <w:jc w:val="right"/>
-      <w:rPr>
-        <w:rFonts w:hint="default" w:ascii="微软雅黑" w:hAnsi="微软雅黑" w:eastAsia="微软雅黑" w:cs="Microsoft JhengHei"/>
-        <w:b/>
-        <w:bCs/>
-        <w:color w:val="0039C2"/>
-        <w:sz w:val="36"/>
-        <w:szCs w:val="36"/>
-        <w:shd w:val="clear" w:color="auto" w:fill="FFFFFF"/>
-        <w:lang w:val="en-US" w:eastAsia="zh-CN"/>
-      </w:rPr>
-    </w:pPr>
-    <w:r>
-      <w:rPr>
-        <w:rFonts w:hint="default" w:ascii="Arial" w:hAnsi="Arial" w:eastAsia="微软雅黑" w:cs="Arial"/>
-        <w:b w:val="0"/>
-        <w:bCs/>
-        <w:color w:val="0039C2"/>
-        <w:sz w:val="40"/>
-        <w:szCs w:val="40"/>
-        <w:shd w:val="clear" w:color="auto" w:fill="FFFFFF"/>
-        <w:lang w:eastAsia="zh-CN"/>
-      </w:rPr>
-      <w:t>SHAN HAI MAP CONSULTANCY PTE.LTD</w:t>
-    </w:r>
-    <w:r>
-      <w:rPr>
-        <w:rFonts w:hint="default" w:ascii="Arial" w:hAnsi="Arial" w:eastAsia="微软雅黑" w:cs="Arial"/>
-        <w:b w:val="0"/>
-        <w:bCs/>
-        <w:color w:val="0039C2"/>
-        <w:sz w:val="40"/>
-        <w:szCs w:val="40"/>
-        <w:shd w:val="clear" w:color="auto" w:fill="FFFFFF"/>
-        <w:lang w:val="en-US" w:eastAsia="zh-CN"/>
-      </w:rPr>
-      <w:t>.</w:t>
-    </w:r>
-  </w:p>
-  <w:p>
-    <w:pPr>
-      <w:spacing w:after="0" w:line="240" w:lineRule="auto"/>
-      <w:jc w:val="right"/>
-      <w:rPr>
-        <w:rFonts w:hint="default" w:ascii="Arial" w:hAnsi="Arial" w:eastAsia="微软雅黑" w:cs="Arial"/>
-        <w:b w:val="0"/>
-        <w:bCs w:val="0"/>
-        <w:sz w:val="16"/>
-        <w:szCs w:val="16"/>
-        <w:lang w:val="de-DE" w:eastAsia="zh-CN"/>
-      </w:rPr>
-    </w:pPr>
-    <w:r>
-      <w:rPr>
-        <w:rFonts w:hint="default" w:ascii="Arial" w:hAnsi="Arial" w:eastAsia="微软雅黑" w:cs="Arial"/>
-        <w:b w:val="0"/>
-        <w:bCs w:val="0"/>
-        <w:sz w:val="16"/>
-        <w:szCs w:val="16"/>
-        <w:lang w:val="de-DE" w:eastAsia="zh-CN"/>
-      </w:rPr>
-      <w:t xml:space="preserve">1 North Bridge Road, #06-14 High Street Centre, </w:t>
-    </w:r>
-  </w:p>
-  <w:p>
-    <w:pPr>
-      <w:spacing w:after="0" w:line="240" w:lineRule="auto"/>
-      <w:jc w:val="right"/>
-      <w:rPr>
-        <w:rFonts w:hint="default" w:ascii="Arial" w:hAnsi="Arial" w:eastAsia="微软雅黑" w:cs="Arial"/>
-        <w:b w:val="0"/>
-        <w:bCs w:val="0"/>
-        <w:sz w:val="16"/>
-        <w:szCs w:val="16"/>
-        <w:lang w:val="de-DE" w:eastAsia="zh-CN"/>
-      </w:rPr>
-    </w:pPr>
-    <w:r>
-      <w:rPr>
-        <w:rFonts w:hint="default" w:ascii="Arial" w:hAnsi="Arial" w:eastAsia="微软雅黑" w:cs="Arial"/>
-        <w:b w:val="0"/>
-        <w:bCs w:val="0"/>
-        <w:sz w:val="16"/>
-        <w:szCs w:val="16"/>
-        <w:lang w:val="de-DE" w:eastAsia="zh-CN"/>
-      </w:rPr>
-      <w:t>SINGAPORE 179094</w:t>
-    </w:r>
-  </w:p>
-  <w:p>
-    <w:pPr>
-      <w:spacing w:after="0" w:line="240" w:lineRule="auto"/>
-      <w:jc w:val="center"/>
-      <w:rPr>
-        <w:rFonts w:ascii="Arial" w:hAnsi="Arial" w:cs="Arial" w:eastAsiaTheme="minorEastAsia"/>
-        <w:b/>
-        <w:bCs/>
-        <w:lang w:val="de-DE" w:eastAsia="zh-CN"/>
-      </w:rPr>
-    </w:pPr>
-    <w:r>
-      <w:rPr>
-        <w:rFonts w:hint="default" w:ascii="Arial" w:hAnsi="Arial" w:cs="Arial"/>
-        <w:b w:val="0"/>
-        <w:bCs w:val="0"/>
-      </w:rPr>
-      <w:fldChar w:fldCharType="begin"/>
-    </w:r>
-    <w:r>
-      <w:rPr>
-        <w:rFonts w:hint="default" w:ascii="Arial" w:hAnsi="Arial" w:cs="Arial"/>
-        <w:b w:val="0"/>
-        <w:bCs w:val="0"/>
-      </w:rPr>
-      <w:instrText xml:space="preserve"> HYPERLINK "http://www.shanhaimap.com" </w:instrText>
-    </w:r>
-    <w:r>
-      <w:rPr>
-        <w:rFonts w:hint="default" w:ascii="Arial" w:hAnsi="Arial" w:cs="Arial"/>
-        <w:b w:val="0"/>
-        <w:bCs w:val="0"/>
-      </w:rPr>
-      <w:fldChar w:fldCharType="separate"/>
-    </w:r>
-    <w:r>
-      <w:rPr>
-        <w:rFonts w:hint="default" w:ascii="Arial" w:hAnsi="Arial" w:eastAsia="微软雅黑" w:cs="Arial"/>
-        <w:b w:val="0"/>
-        <w:bCs w:val="0"/>
-        <w:lang w:val="de-DE" w:eastAsia="zh-CN"/>
-      </w:rPr>
-      <w:fldChar w:fldCharType="end"/>
-    </w:r>
-    <w:r>
-      <w:rPr>
-        <w:rFonts w:hint="default" w:ascii="Arial" w:hAnsi="Arial" w:eastAsia="微软雅黑" w:cs="Arial"/>
-        <w:b w:val="0"/>
-        <w:bCs w:val="0"/>
-        <w:lang w:val="de-DE" w:eastAsia="zh-CN"/>
-      </w:rPr>
-      <w:t>Web: www.shanhaimap.com</w:t>
-    </w:r>
-  </w:p>
-  <w:p>
-    <w:pPr>
-      <w:pStyle w:val="5"/>
-      <w:tabs>
-        <w:tab w:val="right" w:pos="10260"/>
-      </w:tabs>
-      <w:spacing w:line="276" w:lineRule="auto"/>
-      <w:ind w:left="1276" w:right="-279"/>
-      <w:jc w:val="center"/>
-      <w:rPr>
-        <w:rFonts w:ascii="Arial" w:hAnsi="Arial" w:cs="Arial" w:eastAsiaTheme="minorEastAsia"/>
-        <w:b/>
-        <w:bCs/>
-        <w:lang w:val="de-DE" w:eastAsia="zh-CN"/>
-      </w:rPr>
-    </w:pPr>
-    <w:r>
-      <w:rPr>
-        <w:rFonts w:hint="default" w:ascii="Arial" w:hAnsi="Arial" w:cs="Arial" w:eastAsiaTheme="minorEastAsia"/>
-        <w:b w:val="0"/>
-        <w:bCs w:val="0"/>
-        <w:lang w:eastAsia="zh-CN"/>
-      </w:rPr>
-      <w:drawing>
-        <wp:anchor distT="0" distB="0" distL="114300" distR="114300" simplePos="0" relativeHeight="251661312" behindDoc="1" locked="0" layoutInCell="1" allowOverlap="1">
-          <wp:simplePos x="0" y="0"/>
-          <wp:positionH relativeFrom="column">
-            <wp:posOffset>26670</wp:posOffset>
-          </wp:positionH>
-          <wp:positionV relativeFrom="paragraph">
-            <wp:posOffset>-841375</wp:posOffset>
-          </wp:positionV>
-          <wp:extent cx="682625" cy="791845"/>
-          <wp:effectExtent l="0" t="0" r="53975" b="46355"/>
-          <wp:wrapThrough wrapText="bothSides">
-            <wp:wrapPolygon>
-              <wp:start x="0" y="0"/>
-              <wp:lineTo x="0" y="20786"/>
-              <wp:lineTo x="20897" y="20786"/>
-              <wp:lineTo x="20897" y="0"/>
-              <wp:lineTo x="0" y="0"/>
-            </wp:wrapPolygon>
-          </wp:wrapThrough>
-          <wp:docPr id="6" name="Picture 6" descr="Logo Baru SHM 2021"/>
-          <wp:cNvGraphicFramePr>
-            <a:graphicFrameLocks xmlns:a="http://schemas.openxmlformats.org/drawingml/2006/main" noChangeAspect="1"/>
-          </wp:cNvGraphicFramePr>
-          <a:graphic xmlns:a="http://schemas.openxmlformats.org/drawingml/2006/main">
-            <a:graphicData uri="http://schemas.openxmlformats.org/drawingml/2006/picture">
-              <pic:pic xmlns:pic="http://schemas.openxmlformats.org/drawingml/2006/picture">
-                <pic:nvPicPr>
-                  <pic:cNvPr id="6" name="Picture 6" descr="Logo Baru SHM 2021"/>
-                  <pic:cNvPicPr>
-                    <a:picLocks noChangeAspect="1"/>
-                  </pic:cNvPicPr>
-                </pic:nvPicPr>
-                <pic:blipFill>
-                  <a:blip r:embed="rId1"/>
-                  <a:stretch>
-                    <a:fillRect/>
-                  </a:stretch>
-                </pic:blipFill>
-                <pic:spPr>
-                  <a:xfrm>
-                    <a:off x="0" y="0"/>
-                    <a:ext cx="682625" cy="791845"/>
-                  </a:xfrm>
-                  <a:prstGeom prst="rect">
-                    <a:avLst/>
-                  </a:prstGeom>
-                </pic:spPr>
-              </pic:pic>
-            </a:graphicData>
-          </a:graphic>
-        </wp:anchor>
-      </w:drawing>
-    </w:r>
-    <w:r>
-      <w:rPr>
-        <w:rFonts w:hint="default" w:ascii="Arial" w:hAnsi="Arial" w:cs="Arial" w:eastAsiaTheme="minorEastAsia"/>
-        <w:b w:val="0"/>
-        <w:bCs w:val="0"/>
-        <w:lang w:eastAsia="zh-CN"/>
-      </w:rPr>
-      <mc:AlternateContent>
-        <mc:Choice Requires="wps">
-          <w:drawing>
-            <wp:anchor distT="0" distB="0" distL="114300" distR="114300" simplePos="0" relativeHeight="251660288" behindDoc="0" locked="0" layoutInCell="1" allowOverlap="1">
-              <wp:simplePos x="0" y="0"/>
-              <wp:positionH relativeFrom="column">
-                <wp:posOffset>-240665</wp:posOffset>
-              </wp:positionH>
-              <wp:positionV relativeFrom="paragraph">
-                <wp:posOffset>77470</wp:posOffset>
-              </wp:positionV>
-              <wp:extent cx="6405245" cy="0"/>
-              <wp:effectExtent l="0" t="19050" r="0" b="19050"/>
-              <wp:wrapNone/>
-              <wp:docPr id="4" name="直接连接符 4"/>
-              <wp:cNvGraphicFramePr/>
-              <a:graphic xmlns:a="http://schemas.openxmlformats.org/drawingml/2006/main">
-                <a:graphicData uri="http://schemas.microsoft.com/office/word/2010/wordprocessingShape">
-                  <wps:wsp>
-                    <wps:cNvCnPr/>
-                    <wps:spPr>
-                      <a:xfrm>
-                        <a:off x="0" y="0"/>
-                        <a:ext cx="6404997" cy="0"/>
-                      </a:xfrm>
-                      <a:prstGeom prst="line">
-                        <a:avLst/>
-                      </a:prstGeom>
-                      <a:noFill/>
-                      <a:ln w="38100" cap="flat" cmpd="sng" algn="ctr">
-                        <a:solidFill>
-                          <a:srgbClr val="0039C2"/>
-                        </a:solidFill>
-                        <a:prstDash val="solid"/>
-                        <a:miter lim="800000"/>
-                      </a:ln>
-                      <a:effectLst/>
-                    </wps:spPr>
-                    <wps:bodyPr upright="0"/>
-                  </wps:wsp>
-                </a:graphicData>
-              </a:graphic>
-            </wp:anchor>
-          </w:drawing>
-        </mc:Choice>
-        <mc:Fallback>
-          <w:pict>
-            <v:line id="_x0000_s1026" o:spid="_x0000_s1026" o:spt="20" style="position:absolute;left:0pt;margin-left:-18.95pt;margin-top:6.1pt;height:0pt;width:504.35pt;z-index:251660288;mso-width-relative:page;mso-height-relative:page;" filled="f" stroked="t" coordsize="21600,21600" o:gfxdata="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">
-              <v:fill on="f" focussize="0,0"/>
-              <v:stroke weight="3pt" color="#0039C2" miterlimit="8" joinstyle="miter"/>
-              <v:imagedata o:title=""/>
-              <o:lock v:ext="edit" aspectratio="f"/>
-            </v:line>
-          </w:pict>
-        </mc:Fallback>
-      </mc:AlternateContent>
-    </w:r>
-  </w:p>
-</w:hdr>
+<ns0:hdr xmlns:ns0="http://schemas.openxmlformats.org/wordprocessingml/2006/main" xmlns:ns1="http://schemas.openxmlformats.org/markup-compatibility/2006" xmlns:ns2="http://schemas.microsoft.com/office/word/2010/wordml" xmlns:ns3="http://schemas.openxmlformats.org/drawingml/2006/wordprocessingDrawing" xmlns:ns4="http://schemas.openxmlformats.org/drawingml/2006/main" xmlns:ns5="http://schemas.microsoft.com/office/word/2010/wordprocessingShape" xmlns:ns6="urn:schemas-microsoft-com:vml" xmlns:ns7="urn:schemas-microsoft-com:office:office" ns1:Ignorable="w14 w15 wp14">
+  <ns0:p ns2:paraId="2AF01B37">
+    <ns0:pPr>
+      <ns0:pStyle ns0:val="5"/>
+      <ns0:wordWrap/>
+      <ns0:spacing ns0:line="240" ns0:lineRule="auto"/>
+      <ns0:jc ns0:val="right"/>
+      <ns0:rPr>
+        <ns0:rFonts ns0:hint="default" ns0:ascii="微软雅黑" ns0:hAnsi="微软雅黑" ns0:eastAsia="微软雅黑" ns0:cs="Microsoft JhengHei"/>
+        <ns0:b/>
+        <ns0:bCs/>
+        <ns0:color ns0:val="0039C2"/>
+        <ns0:sz ns0:val="36"/>
+        <ns0:szCs ns0:val="36"/>
+        <ns0:shd ns0:val="clear" ns0:color="auto" ns0:fill="FFFFFF"/>
+        <ns0:lang ns0:val="en-US" ns0:eastAsia="zh-CN"/>
+      </ns0:rPr>
+    </ns0:pPr>
+    <ns0:r>
+      <ns0:rPr>
+        <ns0:rFonts ns0:hint="default" ns0:ascii="Arial" ns0:hAnsi="Arial" ns0:eastAsia="微软雅黑" ns0:cs="Arial"/>
+        <ns0:b ns0:val="0"/>
+        <ns0:bCs/>
+        <ns0:color ns0:val="0039C2"/>
+        <ns0:sz ns0:val="40"/>
+        <ns0:szCs ns0:val="40"/>
+        <ns0:shd ns0:val="clear" ns0:color="auto" ns0:fill="FFFFFF"/>
+        <ns0:lang ns0:eastAsia="zh-CN"/>
+      </ns0:rPr>
+      <ns0:t/>
+    </ns0:r>
+    <ns0:r>
+      <ns0:rPr>
+        <ns0:rFonts ns0:hint="default" ns0:ascii="Arial" ns0:hAnsi="Arial" ns0:eastAsia="微软雅黑" ns0:cs="Arial"/>
+        <ns0:b ns0:val="0"/>
+        <ns0:bCs/>
+        <ns0:color ns0:val="0039C2"/>
+        <ns0:sz ns0:val="40"/>
+        <ns0:szCs ns0:val="40"/>
+        <ns0:shd ns0:val="clear" ns0:color="auto" ns0:fill="FFFFFF"/>
+        <ns0:lang ns0:val="en-US" ns0:eastAsia="zh-CN"/>
+      </ns0:rPr>
+      <ns0:t/>
+    </ns0:r>
+  </ns0:p>
+  <ns0:p ns2:paraId="174C9EEA">
+    <ns0:pPr>
+      <ns0:spacing ns0:after="0" ns0:line="240" ns0:lineRule="auto"/>
+      <ns0:jc ns0:val="right"/>
+      <ns0:rPr>
+        <ns0:rFonts ns0:hint="default" ns0:ascii="Arial" ns0:hAnsi="Arial" ns0:eastAsia="微软雅黑" ns0:cs="Arial"/>
+        <ns0:b ns0:val="0"/>
+        <ns0:bCs ns0:val="0"/>
+        <ns0:sz ns0:val="16"/>
+        <ns0:szCs ns0:val="16"/>
+        <ns0:lang ns0:val="de-DE" ns0:eastAsia="zh-CN"/>
+      </ns0:rPr>
+    </ns0:pPr>
+    <ns0:r>
+      <ns0:rPr>
+        <ns0:rFonts ns0:hint="default" ns0:ascii="Arial" ns0:hAnsi="Arial" ns0:eastAsia="微软雅黑" ns0:cs="Arial"/>
+        <ns0:b ns0:val="0"/>
+        <ns0:bCs ns0:val="0"/>
+        <ns0:sz ns0:val="16"/>
+        <ns0:szCs ns0:val="16"/>
+        <ns0:lang ns0:val="de-DE" ns0:eastAsia="zh-CN"/>
+      </ns0:rPr>
+      <ns0:t xml:space="preserve"/>
+    </ns0:r>
+  </ns0:p>
+  <ns0:p ns2:paraId="4ACCFB87">
+    <ns0:pPr>
+      <ns0:spacing ns0:after="0" ns0:line="240" ns0:lineRule="auto"/>
+      <ns0:jc ns0:val="right"/>
+      <ns0:rPr>
+        <ns0:rFonts ns0:hint="default" ns0:ascii="Arial" ns0:hAnsi="Arial" ns0:eastAsia="微软雅黑" ns0:cs="Arial"/>
+        <ns0:b ns0:val="0"/>
+        <ns0:bCs ns0:val="0"/>
+        <ns0:sz ns0:val="16"/>
+        <ns0:szCs ns0:val="16"/>
+        <ns0:lang ns0:val="de-DE" ns0:eastAsia="zh-CN"/>
+      </ns0:rPr>
+    </ns0:pPr>
+    <ns0:r>
+      <ns0:rPr>
+        <ns0:rFonts ns0:hint="default" ns0:ascii="Arial" ns0:hAnsi="Arial" ns0:eastAsia="微软雅黑" ns0:cs="Arial"/>
+        <ns0:b ns0:val="0"/>
+        <ns0:bCs ns0:val="0"/>
+        <ns0:sz ns0:val="16"/>
+        <ns0:szCs ns0:val="16"/>
+        <ns0:lang ns0:val="de-DE" ns0:eastAsia="zh-CN"/>
+      </ns0:rPr>
+      <ns0:t/>
+    </ns0:r>
+  </ns0:p>
+  <ns0:p ns2:paraId="4270C061">
+    <ns0:pPr>
+      <ns0:spacing ns0:after="0" ns0:line="240" ns0:lineRule="auto"/>
+      <ns0:jc ns0:val="center"/>
+      <ns0:rPr>
+        <ns0:rFonts ns0:ascii="Arial" ns0:hAnsi="Arial" ns0:cs="Arial" ns0:eastAsiaTheme="minorEastAsia"/>
+        <ns0:b/>
+        <ns0:bCs/>
+        <ns0:lang ns0:val="de-DE" ns0:eastAsia="zh-CN"/>
+      </ns0:rPr>
+    </ns0:pPr>
+    <ns0:r>
+      <ns0:rPr>
+        <ns0:rFonts ns0:hint="default" ns0:ascii="Arial" ns0:hAnsi="Arial" ns0:cs="Arial"/>
+        <ns0:b ns0:val="0"/>
+        <ns0:bCs ns0:val="0"/>
+      </ns0:rPr>
+      <ns0:fldChar ns0:fldCharType="begin"/>
+    </ns0:r>
+    <ns0:r>
+      <ns0:rPr>
+        <ns0:rFonts ns0:hint="default" ns0:ascii="Arial" ns0:hAnsi="Arial" ns0:cs="Arial"/>
+        <ns0:b ns0:val="0"/>
+        <ns0:bCs ns0:val="0"/>
+      </ns0:rPr>
+      <ns0:instrText xml:space="preserve"> HYPERLINK "http://www.shanhaimap.com" </ns0:instrText>
+    </ns0:r>
+    <ns0:r>
+      <ns0:rPr>
+        <ns0:rFonts ns0:hint="default" ns0:ascii="Arial" ns0:hAnsi="Arial" ns0:cs="Arial"/>
+        <ns0:b ns0:val="0"/>
+        <ns0:bCs ns0:val="0"/>
+      </ns0:rPr>
+      <ns0:fldChar ns0:fldCharType="separate"/>
+    </ns0:r>
+    <ns0:r>
+      <ns0:rPr>
+        <ns0:rFonts ns0:hint="default" ns0:ascii="Arial" ns0:hAnsi="Arial" ns0:eastAsia="微软雅黑" ns0:cs="Arial"/>
+        <ns0:b ns0:val="0"/>
+        <ns0:bCs ns0:val="0"/>
+        <ns0:lang ns0:val="de-DE" ns0:eastAsia="zh-CN"/>
+      </ns0:rPr>
+      <ns0:fldChar ns0:fldCharType="end"/>
+    </ns0:r>
+    <ns0:r>
+      <ns0:rPr>
+        <ns0:rFonts ns0:hint="default" ns0:ascii="Arial" ns0:hAnsi="Arial" ns0:eastAsia="微软雅黑" ns0:cs="Arial"/>
+        <ns0:b ns0:val="0"/>
+        <ns0:bCs ns0:val="0"/>
+        <ns0:lang ns0:val="de-DE" ns0:eastAsia="zh-CN"/>
+      </ns0:rPr>
+      <ns0:t/>
+    </ns0:r>
+  </ns0:p>
+  <ns0:p ns2:paraId="0C937CF4">
+    <ns0:pPr>
+      <ns0:pStyle ns0:val="5"/>
+      <ns0:tabs>
+        <ns0:tab ns0:val="right" ns0:pos="10260"/>
+      </ns0:tabs>
+      <ns0:spacing ns0:line="276" ns0:lineRule="auto"/>
+      <ns0:ind ns0:left="1276" ns0:right="-279"/>
+      <ns0:jc ns0:val="center"/>
+      <ns0:rPr>
+        <ns0:rFonts ns0:ascii="Arial" ns0:hAnsi="Arial" ns0:cs="Arial" ns0:eastAsiaTheme="minorEastAsia"/>
+        <ns0:b/>
+        <ns0:bCs/>
+        <ns0:lang ns0:val="de-DE" ns0:eastAsia="zh-CN"/>
+      </ns0:rPr>
+    </ns0:pPr>
+    <ns0:r>
+      <ns0:rPr>
+        <ns0:rFonts ns0:hint="default" ns0:ascii="Arial" ns0:hAnsi="Arial" ns0:cs="Arial" ns0:eastAsiaTheme="minorEastAsia"/>
+        <ns0:b ns0:val="0"/>
+        <ns0:bCs ns0:val="0"/>
+        <ns0:lang ns0:eastAsia="zh-CN"/>
+      </ns0:rPr>
+    </ns0:r>
+    <ns0:r>
+      <ns0:rPr>
+        <ns0:rFonts ns0:hint="default" ns0:ascii="Arial" ns0:hAnsi="Arial" ns0:cs="Arial" ns0:eastAsiaTheme="minorEastAsia"/>
+        <ns0:b ns0:val="0"/>
+        <ns0:bCs ns0:val="0"/>
+        <ns0:lang ns0:eastAsia="zh-CN"/>
+      </ns0:rPr>
+      <ns1:AlternateContent>
+        <ns1:Choice Requires="wps">
+          <ns0:drawing>
+            <ns3:anchor distT="0" distB="0" distL="114300" distR="114300" simplePos="0" relativeHeight="251660288" behindDoc="0" locked="0" layoutInCell="1" allowOverlap="1">
+              <ns3:simplePos x="0" y="0"/>
+              <ns3:positionH relativeFrom="column">
+                <ns3:posOffset>-240665</ns3:posOffset>
+              </ns3:positionH>
+              <ns3:positionV relativeFrom="paragraph">
+                <ns3:posOffset>77470</ns3:posOffset>
+              </ns3:positionV>
+              <ns3:extent cx="6405245" cy="0"/>
+              <ns3:effectExtent l="0" t="19050" r="0" b="19050"/>
+              <ns3:wrapNone/>
+              <ns3:docPr id="4" name="直接连接符 4"/>
+              <ns3:cNvGraphicFramePr/>
+              <ns4:graphic>
+                <ns4:graphicData uri="http://schemas.microsoft.com/office/word/2010/wordprocessingShape">
+                  <ns5:wsp>
+                    <ns5:cNvCnPr/>
+                    <ns5:spPr>
+                      <ns4:xfrm>
+                        <ns4:off x="0" y="0"/>
+                        <ns4:ext cx="6404997" cy="0"/>
+                      </ns4:xfrm>
+                      <ns4:prstGeom prst="line">
+                        <ns4:avLst/>
+                      </ns4:prstGeom>
+                      <ns4:noFill/>
+                      <ns4:ln w="38100" cap="flat" cmpd="sng" algn="ctr">
+                        <ns4:solidFill>
+                          <ns4:srgbClr val="0039C2"/>
+                        </ns4:solidFill>
+                        <ns4:prstDash val="solid"/>
+                        <ns4:miter lim="800000"/>
+                      </ns4:ln>
+                      <ns4:effectLst/>
+                    </ns5:spPr>
+                    <ns5:bodyPr upright="0"/>
+                  </ns5:wsp>
+                </ns4:graphicData>
+              </ns4:graphic>
+            </ns3:anchor>
+          </ns0:drawing>
+        </ns1:Choice>
+        <ns1:Fallback>
+          <ns0:pict>
+            <ns6:line id="_x0000_s1026" ns7:spid="_x0000_s1026" ns7:spt="20" style="position:absolute;left:0pt;margin-left:-18.95pt;margin-top:6.1pt;height:0pt;width:504.35pt;z-index:251660288;mso-width-relative:page;mso-height-relative:page;" filled="f" stroked="t" coordsize="21600,21600" ns7:gfxdata="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">
+              <ns6:fill on="f" focussize="0,0"/>
+              <ns6:stroke weight="3pt" color="#0039C2" miterlimit="8" joinstyle="miter"/>
+              <ns6:imagedata ns7:title=""/>
+              <ns7:lock ns6:ext="edit" aspectratio="f"/>
+            </ns6:line>
+          </ns0:pict>
+        </ns1:Fallback>
+      </ns1:AlternateContent>
+    </ns0:r>
+  </ns0:p>
+</ns0:hdr>
 </file>
 
 <file path=word/numbering.xml><?xml version="1.0" encoding="utf-8"?>

--- a/quotation-generator/assets/报价单模版-新加坡公司.docx
+++ b/quotation-generator/assets/报价单模版-新加坡公司.docx
@@ -5326,7 +5326,7 @@
         <w:rFonts w:ascii="FangSong" w:eastAsia="仿宋" w:hAnsi="FangSong"/>
         <w:sz w:val="18"/>
       </w:rPr>
-      <w:fldChar w:fldCharType="begin"/>
+      <w:fldChar w:fldCharType="begin" w:dirty="true"/>
     </w:r>
     <w:r>
       <w:rPr>
@@ -5368,7 +5368,7 @@
         <w:rFonts w:ascii="FangSong" w:eastAsia="仿宋" w:hAnsi="FangSong"/>
         <w:sz w:val="18"/>
       </w:rPr>
-      <w:fldChar w:fldCharType="begin"/>
+      <w:fldChar w:fldCharType="begin" w:dirty="true"/>
     </w:r>
     <w:r>
       <w:rPr>
